--- a/documentation/3_Documentation_Projet.docx
+++ b/documentation/3_Documentation_Projet.docx
@@ -284,33 +284,11 @@
         </w:rPr>
         <w:t xml:space="preserve"> </w:t>
       </w:r>
-      <w:proofErr w:type="spellStart"/>
-      <w:r>
-        <w:rPr>
-          <w:lang w:val="fr-CH"/>
-        </w:rPr>
-        <w:t>Bardy</w:t>
-      </w:r>
-      <w:proofErr w:type="spellEnd"/>
-      <w:r>
-        <w:rPr>
-          <w:lang w:val="fr-CH"/>
-        </w:rPr>
-        <w:t xml:space="preserve"> Maxime, Hohl Cyril, </w:t>
-      </w:r>
-      <w:proofErr w:type="spellStart"/>
-      <w:r>
-        <w:rPr>
-          <w:lang w:val="fr-CH"/>
-        </w:rPr>
-        <w:t>Kolly</w:t>
-      </w:r>
-      <w:proofErr w:type="spellEnd"/>
-      <w:r>
-        <w:rPr>
-          <w:lang w:val="fr-CH"/>
-        </w:rPr>
-        <w:t xml:space="preserve"> Romain, Lefort Julie</w:t>
+      <w:r>
+        <w:rPr>
+          <w:lang w:val="fr-CH"/>
+        </w:rPr>
+        <w:t>Bardy Maxime, Hohl Cyril, Kolly Romain, Lefort Julie</w:t>
       </w:r>
     </w:p>
     <w:p>
@@ -3241,13 +3219,8 @@
         </w:numPr>
         <w:ind w:left="1701" w:hanging="425"/>
       </w:pPr>
-      <w:proofErr w:type="spellStart"/>
-      <w:r>
-        <w:t>Perte</w:t>
-      </w:r>
-      <w:proofErr w:type="spellEnd"/>
-      <w:r>
-        <w:t xml:space="preserve"> de </w:t>
+      <w:r>
+        <w:t xml:space="preserve">Perte de </w:t>
       </w:r>
       <w:proofErr w:type="spellStart"/>
       <w:r>
@@ -3282,14 +3255,9 @@
         </w:numPr>
         <w:ind w:left="1701" w:hanging="425"/>
       </w:pPr>
-      <w:proofErr w:type="spellStart"/>
       <w:r>
         <w:lastRenderedPageBreak/>
-        <w:t>Choc</w:t>
-      </w:r>
-      <w:proofErr w:type="spellEnd"/>
-      <w:r>
-        <w:t xml:space="preserve"> </w:t>
+        <w:t xml:space="preserve">Choc </w:t>
       </w:r>
       <w:proofErr w:type="spellStart"/>
       <w:r>
@@ -3636,13 +3604,8 @@
         </w:numPr>
         <w:ind w:left="1701" w:hanging="425"/>
       </w:pPr>
-      <w:proofErr w:type="spellStart"/>
-      <w:r>
-        <w:t>Présence</w:t>
-      </w:r>
-      <w:proofErr w:type="spellEnd"/>
-      <w:r>
-        <w:t xml:space="preserve"> </w:t>
+      <w:r>
+        <w:t xml:space="preserve">Présence </w:t>
       </w:r>
       <w:proofErr w:type="spellStart"/>
       <w:r>
@@ -3947,6 +3910,107 @@
     </w:p>
     <w:p>
       <w:pPr>
+        <w:pStyle w:val="NormalWeb"/>
+        <w:rPr>
+          <w:rFonts w:ascii="Arial" w:hAnsi="Arial" w:cs="Arial"/>
+          <w:lang w:eastAsia="en-US"/>
+        </w:rPr>
+      </w:pPr>
+      <w:r>
+        <w:rPr>
+          <w:rFonts w:ascii="Arial" w:hAnsi="Arial" w:cs="Arial"/>
+        </w:rPr>
+        <w:t xml:space="preserve">La réalisation s’est faite en priorisant la fiabilité du pilotage et la sécurité d’utilisation. L’application cliente (Java) assure la connexion au rover via Phidget Network, puis traduit les entrées de la manette Xbox en commandes moteurs (vitesse gauche/droite) avec une logique de sécurité (arrêt immédiat et reconnexion). Le bouton d’arrêt d’urgence coupe instantanément </w:t>
+      </w:r>
+      <w:proofErr w:type="gramStart"/>
+      <w:r>
+        <w:rPr>
+          <w:rFonts w:ascii="Arial" w:hAnsi="Arial" w:cs="Arial"/>
+        </w:rPr>
+        <w:t>la commande moteur</w:t>
+      </w:r>
+      <w:proofErr w:type="gramEnd"/>
+      <w:r>
+        <w:rPr>
+          <w:rFonts w:ascii="Arial" w:hAnsi="Arial" w:cs="Arial"/>
+        </w:rPr>
+        <w:t>, et en cas de perte de liaison (manette ou rover), l’application force un stop et tente une reconnexion périodique.</w:t>
+      </w:r>
+    </w:p>
+    <w:p>
+      <w:pPr>
+        <w:pStyle w:val="NormalWeb"/>
+        <w:rPr>
+          <w:rFonts w:ascii="Arial" w:hAnsi="Arial" w:cs="Arial"/>
+        </w:rPr>
+      </w:pPr>
+      <w:proofErr w:type="gramStart"/>
+      <w:r>
+        <w:rPr>
+          <w:rFonts w:ascii="Arial" w:hAnsi="Arial" w:cs="Arial"/>
+        </w:rPr>
+        <w:t>Suite aux</w:t>
+      </w:r>
+      <w:proofErr w:type="gramEnd"/>
+      <w:r>
+        <w:rPr>
+          <w:rFonts w:ascii="Arial" w:hAnsi="Arial" w:cs="Arial"/>
+        </w:rPr>
+        <w:t xml:space="preserve"> contraintes matérielles rencontrées, certaines exigences initiales ont été adaptées : la vidéo live a été remplacée par un sonar de distance, et l’éclairage a été remplacé par un capteur de luminosité. L’objectif est de fournir une compensation exploitable en grotte : détection d’obstacles à courte portée, retour d’informations environnementales (température, humidité, luminosité) et affichage d’un fil d’Ariane (position approximative basée sur le cumul des mouvements). Les données capteurs sont rafraîchies en continu et stockées afin de générer un rapport de mission automatique.</w:t>
+      </w:r>
+    </w:p>
+    <w:p>
+      <w:pPr>
+        <w:pStyle w:val="NormalWeb"/>
+        <w:rPr>
+          <w:rFonts w:ascii="Arial" w:hAnsi="Arial" w:cs="Arial"/>
+        </w:rPr>
+      </w:pPr>
+      <w:r>
+        <w:rPr>
+          <w:rFonts w:ascii="Arial" w:hAnsi="Arial" w:cs="Arial"/>
+        </w:rPr>
+        <w:t>Enfin, la réalisation a été structurée pour isoler le matériel du reste du code : services dédiés (connexion moteurs, sonar, capteurs) et diffusion d’états simples vers l’interface. Cette séparation permet de diagnostiquer rapidement les pannes (</w:t>
+      </w:r>
+      <w:proofErr w:type="spellStart"/>
+      <w:r>
+        <w:rPr>
+          <w:rFonts w:ascii="Arial" w:hAnsi="Arial" w:cs="Arial"/>
+        </w:rPr>
+        <w:t>hubPort</w:t>
+      </w:r>
+      <w:proofErr w:type="spellEnd"/>
+      <w:r>
+        <w:rPr>
+          <w:rFonts w:ascii="Arial" w:hAnsi="Arial" w:cs="Arial"/>
+        </w:rPr>
+        <w:t xml:space="preserve">, </w:t>
+      </w:r>
+      <w:proofErr w:type="spellStart"/>
+      <w:r>
+        <w:rPr>
+          <w:rFonts w:ascii="Arial" w:hAnsi="Arial" w:cs="Arial"/>
+        </w:rPr>
+        <w:t>channel</w:t>
+      </w:r>
+      <w:proofErr w:type="spellEnd"/>
+      <w:r>
+        <w:rPr>
+          <w:rFonts w:ascii="Arial" w:hAnsi="Arial" w:cs="Arial"/>
+        </w:rPr>
+        <w:t>, paramètres réseau) et de remplacer un capteur sans impacter l’UI ni la logique métier.</w:t>
+      </w:r>
+    </w:p>
+    <w:p>
+      <w:pPr>
+        <w:pStyle w:val="BITTextkrper"/>
+        <w:rPr>
+          <w:lang w:val="fr-CH"/>
+        </w:rPr>
+      </w:pPr>
+    </w:p>
+    <w:p>
+      <w:pPr>
         <w:pStyle w:val="Titre2"/>
         <w:tabs>
           <w:tab w:val="clear" w:pos="851"/>
@@ -4056,71 +4120,246 @@
         <w:rPr>
           <w:lang w:val="fr-CH"/>
         </w:rPr>
-        <w:t xml:space="preserve">Maxime </w:t>
+        <w:t>Maxime Bardy : Product Owner</w:t>
+      </w:r>
+    </w:p>
+    <w:p>
+      <w:pPr>
+        <w:pStyle w:val="BITTextkrper"/>
+        <w:rPr>
+          <w:lang w:val="fr-CH"/>
+        </w:rPr>
+      </w:pPr>
+      <w:r>
+        <w:rPr>
+          <w:lang w:val="fr-CH"/>
+        </w:rPr>
+        <w:t>Julie Lefort : SCRUM Master</w:t>
+      </w:r>
+    </w:p>
+    <w:p>
+      <w:pPr>
+        <w:pStyle w:val="BITTextkrper"/>
+        <w:rPr>
+          <w:lang w:val="fr-CH"/>
+        </w:rPr>
+      </w:pPr>
+      <w:r>
+        <w:rPr>
+          <w:lang w:val="fr-CH"/>
+        </w:rPr>
+        <w:t>Romain Kolly : Développeur</w:t>
+      </w:r>
+    </w:p>
+    <w:p>
+      <w:pPr>
+        <w:pStyle w:val="BITTextkrper"/>
+        <w:rPr>
+          <w:lang w:val="fr-CH"/>
+        </w:rPr>
+      </w:pPr>
+      <w:r>
+        <w:rPr>
+          <w:lang w:val="fr-CH"/>
+        </w:rPr>
+        <w:t>Cyril Hohl : Développeur</w:t>
+      </w:r>
+    </w:p>
+    <w:p>
+      <w:pPr>
+        <w:pStyle w:val="Titre3"/>
+      </w:pPr>
+      <w:r>
+        <w:t>Sauvegardes</w:t>
+      </w:r>
+    </w:p>
+    <w:p>
+      <w:pPr>
+        <w:pStyle w:val="BITTextkrper"/>
+        <w:rPr>
+          <w:lang w:val="en-US"/>
+        </w:rPr>
+      </w:pPr>
+      <w:r>
+        <w:rPr>
+          <w:lang w:val="fr-CH"/>
+        </w:rPr>
+        <w:t xml:space="preserve">La sauvegarde du projet repose sur Git comme source de vérité. Le dépôt contient le code, la documentation et les ressources nécessaires pour reconstruire l’environnement. Chaque </w:t>
+      </w:r>
+      <w:r>
+        <w:rPr>
+          <w:lang w:val="fr-CH"/>
+        </w:rPr>
+        <w:lastRenderedPageBreak/>
+        <w:t xml:space="preserve">fonctionnalité importante est développée sur une branche dédiée, puis fusionnée sur la branche principale après validation (compilation, tests manuels minimaux, et vérification que le rover peut être stoppé en toute circonstance). Les </w:t>
       </w:r>
       <w:proofErr w:type="spellStart"/>
       <w:r>
         <w:rPr>
           <w:lang w:val="fr-CH"/>
         </w:rPr>
-        <w:t>Bardy</w:t>
+        <w:t>commits</w:t>
       </w:r>
       <w:proofErr w:type="spellEnd"/>
       <w:r>
         <w:rPr>
           <w:lang w:val="fr-CH"/>
         </w:rPr>
-        <w:t xml:space="preserve"> : Product </w:t>
+        <w:t xml:space="preserve"> sont atomiques et décrivent clairement le changement (ex. </w:t>
+      </w:r>
+      <w:r>
+        <w:rPr>
+          <w:lang w:val="en-US"/>
+        </w:rPr>
+        <w:t>“add sonar state publish”, “fix emergency stop logic”, “update documentation”).</w:t>
+      </w:r>
+    </w:p>
+    <w:p>
+      <w:pPr>
+        <w:pStyle w:val="BITTextkrper"/>
+        <w:rPr>
+          <w:lang w:val="fr-CH"/>
+        </w:rPr>
+      </w:pPr>
+      <w:r>
+        <w:rPr>
+          <w:lang w:val="fr-CH"/>
+        </w:rPr>
+        <w:t>En complément, une stratégie de sauvegarde “défense en profondeur” est appliquée :</w:t>
+      </w:r>
+    </w:p>
+    <w:p>
+      <w:pPr>
+        <w:pStyle w:val="BITTextkrper"/>
+        <w:numPr>
+          <w:ilvl w:val="0"/>
+          <w:numId w:val="14"/>
+        </w:numPr>
+        <w:rPr>
+          <w:lang w:val="fr-CH"/>
+        </w:rPr>
+      </w:pPr>
+      <w:proofErr w:type="gramStart"/>
+      <w:r>
+        <w:rPr>
+          <w:lang w:val="fr-CH"/>
+        </w:rPr>
+        <w:t>dépôt</w:t>
+      </w:r>
+      <w:proofErr w:type="gramEnd"/>
+      <w:r>
+        <w:rPr>
+          <w:lang w:val="fr-CH"/>
+        </w:rPr>
+        <w:t xml:space="preserve"> Git distant (</w:t>
       </w:r>
       <w:proofErr w:type="spellStart"/>
       <w:r>
         <w:rPr>
           <w:lang w:val="fr-CH"/>
         </w:rPr>
-        <w:t>Owner</w:t>
+        <w:t>remote</w:t>
       </w:r>
       <w:proofErr w:type="spellEnd"/>
+      <w:r>
+        <w:rPr>
+          <w:lang w:val="fr-CH"/>
+        </w:rPr>
+        <w:t>) = sauvegarde principale ;</w:t>
+      </w:r>
     </w:p>
     <w:p>
       <w:pPr>
         <w:pStyle w:val="BITTextkrper"/>
-        <w:rPr>
-          <w:lang w:val="fr-CH"/>
-        </w:rPr>
-      </w:pPr>
-      <w:r>
-        <w:rPr>
-          <w:lang w:val="fr-CH"/>
-        </w:rPr>
-        <w:t>Julie Lefort : SCRUM Master</w:t>
+        <w:numPr>
+          <w:ilvl w:val="0"/>
+          <w:numId w:val="14"/>
+        </w:numPr>
+        <w:rPr>
+          <w:lang w:val="fr-CH"/>
+        </w:rPr>
+      </w:pPr>
+      <w:proofErr w:type="gramStart"/>
+      <w:r>
+        <w:rPr>
+          <w:lang w:val="fr-CH"/>
+        </w:rPr>
+        <w:t>export</w:t>
+      </w:r>
+      <w:proofErr w:type="gramEnd"/>
+      <w:r>
+        <w:rPr>
+          <w:lang w:val="fr-CH"/>
+        </w:rPr>
+        <w:t xml:space="preserve"> régulier du rapport et des documents (PDF/Word) dans un dossier “archives” versionné ;</w:t>
       </w:r>
     </w:p>
     <w:p>
       <w:pPr>
         <w:pStyle w:val="BITTextkrper"/>
-        <w:rPr>
-          <w:lang w:val="fr-CH"/>
-        </w:rPr>
-      </w:pPr>
-      <w:r>
-        <w:rPr>
-          <w:lang w:val="fr-CH"/>
-        </w:rPr>
-        <w:t xml:space="preserve">Romain </w:t>
+        <w:numPr>
+          <w:ilvl w:val="0"/>
+          <w:numId w:val="14"/>
+        </w:numPr>
+        <w:rPr>
+          <w:lang w:val="fr-CH"/>
+        </w:rPr>
+      </w:pPr>
+      <w:proofErr w:type="gramStart"/>
+      <w:r>
+        <w:rPr>
+          <w:lang w:val="fr-CH"/>
+        </w:rPr>
+        <w:t>sauvegarde</w:t>
+      </w:r>
+      <w:proofErr w:type="gramEnd"/>
+      <w:r>
+        <w:rPr>
+          <w:lang w:val="fr-CH"/>
+        </w:rPr>
+        <w:t xml:space="preserve"> locale automatique (cloud/OneDrive/partage école) du dossier projet pour prévenir la perte de données </w:t>
+      </w:r>
+      <w:proofErr w:type="gramStart"/>
+      <w:r>
+        <w:rPr>
+          <w:lang w:val="fr-CH"/>
+        </w:rPr>
+        <w:t>hors</w:t>
+      </w:r>
+      <w:proofErr w:type="gramEnd"/>
+      <w:r>
+        <w:rPr>
+          <w:lang w:val="fr-CH"/>
+        </w:rPr>
+        <w:t xml:space="preserve"> Git (ex. documents en cours de rédaction).</w:t>
+      </w:r>
+    </w:p>
+    <w:p>
+      <w:pPr>
+        <w:pStyle w:val="BITTextkrper"/>
+        <w:rPr>
+          <w:lang w:val="fr-CH"/>
+        </w:rPr>
+      </w:pPr>
+      <w:r>
+        <w:rPr>
+          <w:lang w:val="fr-CH"/>
+        </w:rPr>
+        <w:t xml:space="preserve">Les configurations sensibles au matériel (IP du hub, </w:t>
       </w:r>
       <w:proofErr w:type="spellStart"/>
       <w:r>
         <w:rPr>
           <w:lang w:val="fr-CH"/>
         </w:rPr>
-        <w:t>Kolly</w:t>
+        <w:t>hubPort</w:t>
       </w:r>
       <w:proofErr w:type="spellEnd"/>
       <w:r>
         <w:rPr>
           <w:lang w:val="fr-CH"/>
         </w:rPr>
-        <w:t> : Développeur</w:t>
+        <w:t xml:space="preserve"> moteurs/sonar, channels) sont centralisées et documentées afin d’éviter une perte de connaissance lors d’un changement de poste ou d’un remplacement de rover.</w:t>
       </w:r>
     </w:p>
     <w:p>
@@ -4130,20 +4369,6 @@
           <w:lang w:val="fr-CH"/>
         </w:rPr>
       </w:pPr>
-      <w:r>
-        <w:rPr>
-          <w:lang w:val="fr-CH"/>
-        </w:rPr>
-        <w:t>Cyril Hohl : Développeur</w:t>
-      </w:r>
-    </w:p>
-    <w:p>
-      <w:pPr>
-        <w:pStyle w:val="Titre3"/>
-      </w:pPr>
-      <w:r>
-        <w:t>Sauvegardes</w:t>
-      </w:r>
     </w:p>
     <w:p>
       <w:pPr>
@@ -4189,24 +4414,54 @@
     </w:p>
     <w:p>
       <w:pPr>
-        <w:rPr>
-          <w:lang w:val="fr-CH"/>
-        </w:rPr>
-      </w:pPr>
-      <w:r>
-        <w:rPr>
-          <w:lang w:val="fr-CH"/>
-        </w:rPr>
-        <w:t xml:space="preserve">Résumé de l’état actuel </w:t>
-      </w:r>
-      <w:proofErr w:type="spellStart"/>
-      <w:r>
-        <w:rPr>
-          <w:lang w:val="fr-CH"/>
-        </w:rPr>
-        <w:t>avant projet</w:t>
-      </w:r>
-      <w:proofErr w:type="spellEnd"/>
+        <w:pStyle w:val="NormalWeb"/>
+        <w:rPr>
+          <w:rFonts w:ascii="Arial" w:hAnsi="Arial" w:cs="Arial"/>
+          <w:lang w:eastAsia="en-US"/>
+        </w:rPr>
+      </w:pPr>
+      <w:r>
+        <w:rPr>
+          <w:rFonts w:ascii="Arial" w:hAnsi="Arial" w:cs="Arial"/>
+        </w:rPr>
+        <w:t>Avant le projet, la reconnaissance des premiers mètres d’une grotte se faisait sans support technique permettant de réduire le risque : l’explorateur ne dispose pas d’une visibilité fiable sur l’état du passage (obstacle proche, rétrécissement, chute, zone instable) et s’expose dès l’entrée à une situation imprévue. Il n’existait pas non plus d’outil simple pour collecter et centraliser des données environnementales (température, humidité, luminosité) pendant une pré-exploration.</w:t>
+      </w:r>
+    </w:p>
+    <w:p>
+      <w:pPr>
+        <w:pStyle w:val="NormalWeb"/>
+        <w:rPr>
+          <w:rFonts w:ascii="Arial" w:hAnsi="Arial" w:cs="Arial"/>
+        </w:rPr>
+      </w:pPr>
+      <w:r>
+        <w:rPr>
+          <w:rFonts w:ascii="Arial" w:hAnsi="Arial" w:cs="Arial"/>
+        </w:rPr>
+        <w:t>Côté matériel, un kit rover était disponible, mais sans application de pilotage répondant à des exigences de sécurité : pas d’arrêt d’urgence intégré, pas de gestion robuste de la connexion, et pas d’interface unifiée affichant la télémétrie. Certaines fonctions envisagées (caméra/vidéo live, éclairage, mode “crabe”) dépendaient fortement du matériel effectivement disponible et se sont révélées difficilement réalisables dans le cadre du temps et des contraintes du robot.</w:t>
+      </w:r>
+    </w:p>
+    <w:p>
+      <w:pPr>
+        <w:pStyle w:val="NormalWeb"/>
+        <w:rPr>
+          <w:rFonts w:ascii="Arial" w:hAnsi="Arial" w:cs="Arial"/>
+        </w:rPr>
+      </w:pPr>
+      <w:r>
+        <w:rPr>
+          <w:rFonts w:ascii="Arial" w:hAnsi="Arial" w:cs="Arial"/>
+        </w:rPr>
+        <w:t>Enfin, l’état initial impliquait une incertitude sur la faisabilité : compatibilité des capteurs, stabilité de la liaison, et capacité à fournir un retour utilisateur utile même sans vidéo. Le projet devait donc transformer un rover “pilotable en théorie” en un système exploitable, orienté sécurité, diagnostic et simplicité de prise en main.</w:t>
+      </w:r>
+    </w:p>
+    <w:p>
+      <w:pPr>
+        <w:pStyle w:val="BITTextkrper"/>
+        <w:rPr>
+          <w:lang w:val="fr-CH"/>
+        </w:rPr>
+      </w:pPr>
     </w:p>
     <w:p>
       <w:pPr>
@@ -4222,16 +4477,194 @@
     </w:p>
     <w:p>
       <w:pPr>
-        <w:rPr>
-          <w:lang w:val="fr-CH"/>
-        </w:rPr>
-      </w:pPr>
-      <w:r>
-        <w:rPr>
-          <w:lang w:val="fr-CH"/>
-        </w:rPr>
-        <w:t>Résumé de l’état désiré</w:t>
-      </w:r>
+        <w:pStyle w:val="BITTextkrper"/>
+        <w:rPr>
+          <w:lang w:val="fr-CH"/>
+        </w:rPr>
+      </w:pPr>
+      <w:r>
+        <w:rPr>
+          <w:lang w:val="fr-CH"/>
+        </w:rPr>
+        <w:t>L’état désiré est un système de pré-exploration utilisable rapidement par un utilisateur novice, avec une logique de sécurité prioritaire. L’application doit permettre une connexion automatique (manette + rover), un pilotage fluide et précis, et un arrêt d’urgence immédiat et fiable. En cas de perte de signal (manette ou rover), le comportement attendu est un arrêt automatique, puis une tentative de reconnexion contrôlée.</w:t>
+      </w:r>
+    </w:p>
+    <w:p>
+      <w:pPr>
+        <w:pStyle w:val="BITTextkrper"/>
+        <w:rPr>
+          <w:lang w:val="fr-CH"/>
+        </w:rPr>
+      </w:pPr>
+      <w:r>
+        <w:rPr>
+          <w:lang w:val="fr-CH"/>
+        </w:rPr>
+        <w:t>Le système doit fournir un retour d’information exploitable en temps réel :</w:t>
+      </w:r>
+    </w:p>
+    <w:p>
+      <w:pPr>
+        <w:pStyle w:val="BITTextkrper"/>
+        <w:numPr>
+          <w:ilvl w:val="0"/>
+          <w:numId w:val="15"/>
+        </w:numPr>
+        <w:rPr>
+          <w:lang w:val="fr-CH"/>
+        </w:rPr>
+      </w:pPr>
+      <w:proofErr w:type="gramStart"/>
+      <w:r>
+        <w:rPr>
+          <w:lang w:val="fr-CH"/>
+        </w:rPr>
+        <w:t>distance</w:t>
+      </w:r>
+      <w:proofErr w:type="gramEnd"/>
+      <w:r>
+        <w:rPr>
+          <w:lang w:val="fr-CH"/>
+        </w:rPr>
+        <w:t xml:space="preserve"> d’obstacle via sonar (remplacement de la vidéo lorsque non disponible) ;</w:t>
+      </w:r>
+    </w:p>
+    <w:p>
+      <w:pPr>
+        <w:pStyle w:val="BITTextkrper"/>
+        <w:numPr>
+          <w:ilvl w:val="0"/>
+          <w:numId w:val="15"/>
+        </w:numPr>
+        <w:rPr>
+          <w:lang w:val="en-US"/>
+        </w:rPr>
+      </w:pPr>
+      <w:proofErr w:type="spellStart"/>
+      <w:r>
+        <w:rPr>
+          <w:lang w:val="en-US"/>
+        </w:rPr>
+        <w:t>température</w:t>
+      </w:r>
+      <w:proofErr w:type="spellEnd"/>
+      <w:r>
+        <w:rPr>
+          <w:lang w:val="en-US"/>
+        </w:rPr>
+        <w:t xml:space="preserve">, </w:t>
+      </w:r>
+      <w:proofErr w:type="spellStart"/>
+      <w:r>
+        <w:rPr>
+          <w:lang w:val="en-US"/>
+        </w:rPr>
+        <w:t>humidité</w:t>
+      </w:r>
+      <w:proofErr w:type="spellEnd"/>
+      <w:r>
+        <w:rPr>
+          <w:lang w:val="en-US"/>
+        </w:rPr>
+        <w:t xml:space="preserve">, </w:t>
+      </w:r>
+      <w:proofErr w:type="spellStart"/>
+      <w:proofErr w:type="gramStart"/>
+      <w:r>
+        <w:rPr>
+          <w:lang w:val="en-US"/>
+        </w:rPr>
+        <w:t>luminosité</w:t>
+      </w:r>
+      <w:proofErr w:type="spellEnd"/>
+      <w:r>
+        <w:rPr>
+          <w:lang w:val="en-US"/>
+        </w:rPr>
+        <w:t xml:space="preserve"> ;</w:t>
+      </w:r>
+      <w:proofErr w:type="gramEnd"/>
+    </w:p>
+    <w:p>
+      <w:pPr>
+        <w:pStyle w:val="BITTextkrper"/>
+        <w:numPr>
+          <w:ilvl w:val="0"/>
+          <w:numId w:val="15"/>
+        </w:numPr>
+        <w:rPr>
+          <w:lang w:val="fr-CH"/>
+        </w:rPr>
+      </w:pPr>
+      <w:proofErr w:type="gramStart"/>
+      <w:r>
+        <w:rPr>
+          <w:lang w:val="fr-CH"/>
+        </w:rPr>
+        <w:t>niveau</w:t>
+      </w:r>
+      <w:proofErr w:type="gramEnd"/>
+      <w:r>
+        <w:rPr>
+          <w:lang w:val="fr-CH"/>
+        </w:rPr>
+        <w:t xml:space="preserve"> de batterie et alertes ;</w:t>
+      </w:r>
+    </w:p>
+    <w:p>
+      <w:pPr>
+        <w:pStyle w:val="BITTextkrper"/>
+        <w:numPr>
+          <w:ilvl w:val="0"/>
+          <w:numId w:val="15"/>
+        </w:numPr>
+        <w:rPr>
+          <w:lang w:val="fr-CH"/>
+        </w:rPr>
+      </w:pPr>
+      <w:proofErr w:type="gramStart"/>
+      <w:r>
+        <w:rPr>
+          <w:lang w:val="fr-CH"/>
+        </w:rPr>
+        <w:t>fil</w:t>
+      </w:r>
+      <w:proofErr w:type="gramEnd"/>
+      <w:r>
+        <w:rPr>
+          <w:lang w:val="fr-CH"/>
+        </w:rPr>
+        <w:t xml:space="preserve"> d’Ariane (position approximative) pour faciliter le retour en arrière et la récupération du robot.</w:t>
+      </w:r>
+    </w:p>
+    <w:p>
+      <w:pPr>
+        <w:pStyle w:val="BITTextkrper"/>
+        <w:rPr>
+          <w:lang w:val="fr-CH"/>
+        </w:rPr>
+      </w:pPr>
+      <w:r>
+        <w:rPr>
+          <w:lang w:val="fr-CH"/>
+        </w:rPr>
+        <w:t xml:space="preserve">Enfin, l’état désiré inclut une traçabilité minimale : enregistrement des mesures et génération automatique d’un rapport de mission. Le système doit rester maintenable (services séparés, </w:t>
+      </w:r>
+      <w:r>
+        <w:rPr>
+          <w:lang w:val="fr-CH"/>
+        </w:rPr>
+        <w:lastRenderedPageBreak/>
+        <w:t>paramètres centralisés, diagnostic possible), afin qu’un autre développeur puisse reprendre le projet sans réapprendre toute la logique matériel/logiciel.</w:t>
+      </w:r>
+    </w:p>
+    <w:p>
+      <w:pPr>
+        <w:pStyle w:val="BITTextkrper"/>
+        <w:rPr>
+          <w:lang w:val="fr-CH"/>
+        </w:rPr>
+      </w:pPr>
     </w:p>
     <w:p>
       <w:pPr>
@@ -7142,35 +7575,7 @@
         <w:rPr>
           <w:lang w:val="fr-CH"/>
         </w:rPr>
-        <w:t xml:space="preserve">)” est important : ici on ouvre un </w:t>
-      </w:r>
-      <w:proofErr w:type="spellStart"/>
-      <w:r>
-        <w:rPr>
-          <w:lang w:val="fr-CH"/>
-        </w:rPr>
-        <w:t>device</w:t>
-      </w:r>
-      <w:proofErr w:type="spellEnd"/>
-      <w:r>
-        <w:rPr>
-          <w:lang w:val="fr-CH"/>
-        </w:rPr>
-        <w:t xml:space="preserve"> moteur rattaché à un hub réseau, pas un “hub port </w:t>
-      </w:r>
-      <w:proofErr w:type="spellStart"/>
-      <w:r>
-        <w:rPr>
-          <w:lang w:val="fr-CH"/>
-        </w:rPr>
-        <w:t>device</w:t>
-      </w:r>
-      <w:proofErr w:type="spellEnd"/>
-      <w:r>
-        <w:rPr>
-          <w:lang w:val="fr-CH"/>
-        </w:rPr>
-        <w:t>”.</w:t>
+        <w:t>)” est important : ici on ouvre un device moteur rattaché à un hub réseau, pas un “hub port device”.</w:t>
       </w:r>
     </w:p>
     <w:p>
@@ -8251,133 +8656,105 @@
         <w:rPr>
           <w:lang w:val="fr-CH"/>
         </w:rPr>
-        <w:t>/</w:t>
+        <w:t xml:space="preserve">/ip/port), puis ouvre un </w:t>
       </w:r>
       <w:proofErr w:type="spellStart"/>
       <w:r>
         <w:rPr>
           <w:lang w:val="fr-CH"/>
         </w:rPr>
-        <w:t>ip</w:t>
+        <w:t>DistanceSensor</w:t>
       </w:r>
       <w:proofErr w:type="spellEnd"/>
       <w:r>
         <w:rPr>
           <w:lang w:val="fr-CH"/>
         </w:rPr>
-        <w:t xml:space="preserve">/port), puis ouvre un </w:t>
+        <w:t xml:space="preserve"> sur un </w:t>
       </w:r>
       <w:proofErr w:type="spellStart"/>
       <w:r>
         <w:rPr>
           <w:lang w:val="fr-CH"/>
         </w:rPr>
-        <w:t>DistanceSensor</w:t>
+        <w:t>hubPort</w:t>
       </w:r>
       <w:proofErr w:type="spellEnd"/>
       <w:r>
         <w:rPr>
           <w:lang w:val="fr-CH"/>
         </w:rPr>
-        <w:t xml:space="preserve"> sur un </w:t>
+        <w:t xml:space="preserve"> et un </w:t>
       </w:r>
       <w:proofErr w:type="spellStart"/>
       <w:r>
         <w:rPr>
           <w:lang w:val="fr-CH"/>
         </w:rPr>
-        <w:t>hubPort</w:t>
+        <w:t>channel</w:t>
       </w:r>
       <w:proofErr w:type="spellEnd"/>
       <w:r>
         <w:rPr>
           <w:lang w:val="fr-CH"/>
         </w:rPr>
-        <w:t xml:space="preserve"> et un </w:t>
+        <w:t xml:space="preserve">. La boucle interne tourne toutes les 250 ms (LOOP_MS = 250) et publie un </w:t>
       </w:r>
       <w:proofErr w:type="spellStart"/>
       <w:r>
         <w:rPr>
           <w:lang w:val="fr-CH"/>
         </w:rPr>
-        <w:t>channel</w:t>
+        <w:t>SonarState</w:t>
       </w:r>
       <w:proofErr w:type="spellEnd"/>
       <w:r>
         <w:rPr>
           <w:lang w:val="fr-CH"/>
         </w:rPr>
-        <w:t xml:space="preserve">. La boucle interne tourne toutes les 250 ms (LOOP_MS = 250) et publie un </w:t>
+        <w:t xml:space="preserve"> à chaque </w:t>
       </w:r>
       <w:proofErr w:type="spellStart"/>
       <w:r>
         <w:rPr>
           <w:lang w:val="fr-CH"/>
         </w:rPr>
-        <w:t>SonarState</w:t>
+        <w:t>tick</w:t>
       </w:r>
       <w:proofErr w:type="spellEnd"/>
       <w:r>
         <w:rPr>
           <w:lang w:val="fr-CH"/>
         </w:rPr>
-        <w:t xml:space="preserve"> à chaque </w:t>
+        <w:t>, même en cas d’erreur.</w:t>
+      </w:r>
+    </w:p>
+    <w:p>
+      <w:pPr>
+        <w:pStyle w:val="BITTextkrper"/>
+        <w:rPr>
+          <w:lang w:val="fr-CH"/>
+        </w:rPr>
+      </w:pPr>
+      <w:r>
+        <w:rPr>
+          <w:lang w:val="fr-CH"/>
+        </w:rPr>
+        <w:t xml:space="preserve">Exemple d’instanciation réelle (dans Main) : même </w:t>
       </w:r>
       <w:proofErr w:type="spellStart"/>
       <w:r>
         <w:rPr>
           <w:lang w:val="fr-CH"/>
         </w:rPr>
-        <w:t>tick</w:t>
+        <w:t>serverName</w:t>
       </w:r>
       <w:proofErr w:type="spellEnd"/>
       <w:r>
         <w:rPr>
           <w:lang w:val="fr-CH"/>
         </w:rPr>
-        <w:t>, même en cas d’erreur.</w:t>
-      </w:r>
-    </w:p>
-    <w:p>
-      <w:pPr>
-        <w:pStyle w:val="BITTextkrper"/>
-        <w:rPr>
-          <w:lang w:val="fr-CH"/>
-        </w:rPr>
-      </w:pPr>
-      <w:r>
-        <w:rPr>
-          <w:lang w:val="fr-CH"/>
-        </w:rPr>
-        <w:t xml:space="preserve">Exemple d’instanciation réelle (dans Main) : même </w:t>
-      </w:r>
-      <w:proofErr w:type="spellStart"/>
-      <w:r>
-        <w:rPr>
-          <w:lang w:val="fr-CH"/>
-        </w:rPr>
-        <w:t>serverName</w:t>
-      </w:r>
-      <w:proofErr w:type="spellEnd"/>
-      <w:r>
-        <w:rPr>
-          <w:lang w:val="fr-CH"/>
-        </w:rPr>
-        <w:t>/</w:t>
-      </w:r>
-      <w:proofErr w:type="spellStart"/>
-      <w:r>
-        <w:rPr>
-          <w:lang w:val="fr-CH"/>
-        </w:rPr>
-        <w:t>ip</w:t>
-      </w:r>
-      <w:proofErr w:type="spellEnd"/>
-      <w:r>
-        <w:rPr>
-          <w:lang w:val="fr-CH"/>
-        </w:rPr>
-        <w:t xml:space="preserve">/port que les moteurs, mais </w:t>
+        <w:t xml:space="preserve">/ip/port que les moteurs, mais </w:t>
       </w:r>
       <w:proofErr w:type="spellStart"/>
       <w:r>
@@ -8582,21 +8959,7 @@
         <w:rPr>
           <w:lang w:val="fr-CH"/>
         </w:rPr>
-        <w:t xml:space="preserve"> les paramètres (server/</w:t>
-      </w:r>
-      <w:proofErr w:type="spellStart"/>
-      <w:r>
-        <w:rPr>
-          <w:lang w:val="fr-CH"/>
-        </w:rPr>
-        <w:t>ip</w:t>
-      </w:r>
-      <w:proofErr w:type="spellEnd"/>
-      <w:r>
-        <w:rPr>
-          <w:lang w:val="fr-CH"/>
-        </w:rPr>
-        <w:t>/port/</w:t>
+        <w:t xml:space="preserve"> les paramètres (server/ip/port/</w:t>
       </w:r>
       <w:proofErr w:type="spellStart"/>
       <w:r>
@@ -9619,21 +9982,7 @@
         <w:rPr>
           <w:lang w:val="fr-CH"/>
         </w:rPr>
-        <w:t>/</w:t>
-      </w:r>
-      <w:proofErr w:type="spellStart"/>
-      <w:r>
-        <w:rPr>
-          <w:lang w:val="fr-CH"/>
-        </w:rPr>
-        <w:t>ip</w:t>
-      </w:r>
-      <w:proofErr w:type="spellEnd"/>
-      <w:r>
-        <w:rPr>
-          <w:lang w:val="fr-CH"/>
-        </w:rPr>
-        <w:t>/port incohérents entre sonar et moteurs, et l’erreur classique “</w:t>
+        <w:t>/ip/port incohérents entre sonar et moteurs, et l’erreur classique “</w:t>
       </w:r>
       <w:proofErr w:type="spellStart"/>
       <w:r>
@@ -9815,6 +10164,176 @@
     </w:p>
     <w:p>
       <w:pPr>
+        <w:pStyle w:val="NormalWeb"/>
+        <w:rPr>
+          <w:lang w:eastAsia="en-US"/>
+        </w:rPr>
+      </w:pPr>
+      <w:proofErr w:type="gramStart"/>
+      <w:r>
+        <w:rPr>
+          <w:rFonts w:hAnsi="Symbol"/>
+        </w:rPr>
+        <w:t></w:t>
+      </w:r>
+      <w:r>
+        <w:t xml:space="preserve">  </w:t>
+      </w:r>
+      <w:r>
+        <w:rPr>
+          <w:rStyle w:val="lev"/>
+        </w:rPr>
+        <w:t>Localisation</w:t>
+      </w:r>
+      <w:proofErr w:type="gramEnd"/>
+      <w:r>
+        <w:rPr>
+          <w:rStyle w:val="lev"/>
+        </w:rPr>
+        <w:t xml:space="preserve"> / fil d’Ariane</w:t>
+      </w:r>
+      <w:r>
+        <w:t xml:space="preserve"> : améliorer la précision (correction de dérive) avec une meilleure modélisation des déplacements, et/ou ajout d’un capteur d’orientation/odométrie si le matériel le permet.</w:t>
+      </w:r>
+    </w:p>
+    <w:p>
+      <w:pPr>
+        <w:pStyle w:val="NormalWeb"/>
+      </w:pPr>
+      <w:proofErr w:type="gramStart"/>
+      <w:r>
+        <w:rPr>
+          <w:rFonts w:hAnsi="Symbol"/>
+        </w:rPr>
+        <w:t></w:t>
+      </w:r>
+      <w:r>
+        <w:t xml:space="preserve">  </w:t>
+      </w:r>
+      <w:r>
+        <w:rPr>
+          <w:rStyle w:val="lev"/>
+        </w:rPr>
+        <w:t>Sonar</w:t>
+      </w:r>
+      <w:proofErr w:type="gramEnd"/>
+      <w:r>
+        <w:t xml:space="preserve"> : intégrer la logique “obstacle” dans un contrôleur unique (seuil + hystérésis + anti-spam), et unifier la consommation UI/alertes pour éviter les doublons et faciliter les tests.</w:t>
+      </w:r>
+    </w:p>
+    <w:p>
+      <w:pPr>
+        <w:pStyle w:val="NormalWeb"/>
+      </w:pPr>
+      <w:proofErr w:type="gramStart"/>
+      <w:r>
+        <w:rPr>
+          <w:rFonts w:hAnsi="Symbol"/>
+        </w:rPr>
+        <w:t></w:t>
+      </w:r>
+      <w:r>
+        <w:t xml:space="preserve">  </w:t>
+      </w:r>
+      <w:r>
+        <w:rPr>
+          <w:rStyle w:val="lev"/>
+        </w:rPr>
+        <w:t>Robustesse</w:t>
+      </w:r>
+      <w:proofErr w:type="gramEnd"/>
+      <w:r>
+        <w:rPr>
+          <w:rStyle w:val="lev"/>
+        </w:rPr>
+        <w:t xml:space="preserve"> connexion</w:t>
+      </w:r>
+      <w:r>
+        <w:t xml:space="preserve"> : journaliser les erreurs réseau/capteurs (codes, contexte : ip/port/</w:t>
+      </w:r>
+      <w:proofErr w:type="spellStart"/>
+      <w:r>
+        <w:t>hubPort</w:t>
+      </w:r>
+      <w:proofErr w:type="spellEnd"/>
+      <w:r>
+        <w:t>/</w:t>
+      </w:r>
+      <w:proofErr w:type="spellStart"/>
+      <w:r>
+        <w:t>channel</w:t>
+      </w:r>
+      <w:proofErr w:type="spellEnd"/>
+      <w:r>
+        <w:t>), et ajouter un écran “diagnostic” pour accélérer le dépannage terrain.</w:t>
+      </w:r>
+    </w:p>
+    <w:p>
+      <w:pPr>
+        <w:pStyle w:val="NormalWeb"/>
+      </w:pPr>
+      <w:proofErr w:type="gramStart"/>
+      <w:r>
+        <w:rPr>
+          <w:rFonts w:hAnsi="Symbol"/>
+        </w:rPr>
+        <w:t></w:t>
+      </w:r>
+      <w:r>
+        <w:t xml:space="preserve">  </w:t>
+      </w:r>
+      <w:r>
+        <w:rPr>
+          <w:rStyle w:val="lev"/>
+        </w:rPr>
+        <w:t>Rapport</w:t>
+      </w:r>
+      <w:proofErr w:type="gramEnd"/>
+      <w:r>
+        <w:rPr>
+          <w:rStyle w:val="lev"/>
+        </w:rPr>
+        <w:t xml:space="preserve"> de mission</w:t>
+      </w:r>
+      <w:r>
+        <w:t xml:space="preserve"> : enrichir le rapport (timeline, événements : perte de signal, arrêt d’urgence, obstacle proche, niveaux batterie) et exporter en PDF/CSV.</w:t>
+      </w:r>
+    </w:p>
+    <w:p>
+      <w:pPr>
+        <w:pStyle w:val="NormalWeb"/>
+      </w:pPr>
+      <w:proofErr w:type="gramStart"/>
+      <w:r>
+        <w:rPr>
+          <w:rFonts w:hAnsi="Symbol"/>
+        </w:rPr>
+        <w:t></w:t>
+      </w:r>
+      <w:r>
+        <w:t xml:space="preserve">  </w:t>
+      </w:r>
+      <w:r>
+        <w:rPr>
+          <w:rStyle w:val="lev"/>
+        </w:rPr>
+        <w:t>Tests</w:t>
+      </w:r>
+      <w:proofErr w:type="gramEnd"/>
+      <w:r>
+        <w:t xml:space="preserve"> : compléter le protocole de tests avec des cas concrets (perte de signal, obstacle oscillant autour du seuil, capteur débranché, reconnexion hub), critères de réussite mesurables, et résultats observés.</w:t>
+      </w:r>
+    </w:p>
+    <w:p>
+      <w:pPr>
+        <w:pStyle w:val="BITTextkrper"/>
+        <w:rPr>
+          <w:lang w:val="fr-CH"/>
+        </w:rPr>
+      </w:pPr>
+    </w:p>
+    <w:p>
+      <w:pPr>
         <w:pStyle w:val="Titre2"/>
       </w:pPr>
       <w:bookmarkStart w:id="49" w:name="_Toc219185386"/>
@@ -9825,236 +10344,303 @@
     </w:p>
     <w:p>
       <w:pPr>
+        <w:pStyle w:val="NormalWeb"/>
+        <w:rPr>
+          <w:rFonts w:ascii="Arial" w:hAnsi="Arial" w:cs="Arial"/>
+          <w:lang w:eastAsia="en-US"/>
+        </w:rPr>
+      </w:pPr>
+      <w:r>
+        <w:rPr>
+          <w:rFonts w:ascii="Arial" w:hAnsi="Arial" w:cs="Arial"/>
+        </w:rPr>
+        <w:t>Sur le plan fonctionnel, nous avons atteint l’objectif principal : un pilotage opérationnel et une lecture capteurs exploitable, avec des mécanismes de sécurité (arrêt d’urgence, arrêt sur perte de connexion) et une compensation crédible à l’absence de vidéo grâce au sonar et au fil d’Ariane. La solution est utilisable et démontre une logique orientée terrain : diagnostic possible, comportement prévisible, et retour utilisateur en temps réel.</w:t>
+      </w:r>
+    </w:p>
+    <w:p>
+      <w:pPr>
+        <w:pStyle w:val="NormalWeb"/>
+        <w:rPr>
+          <w:rFonts w:ascii="Arial" w:hAnsi="Arial" w:cs="Arial"/>
+        </w:rPr>
+      </w:pPr>
+      <w:r>
+        <w:rPr>
+          <w:rFonts w:ascii="Arial" w:hAnsi="Arial" w:cs="Arial"/>
+        </w:rPr>
+        <w:t>Sur le plan technique, nous avons correctement séparé les responsabilités (services matériel, états publiés, consommation UI/logique), ce qui a permis d’itérer malgré les contraintes matérielles. En revanche, la documentation n’a pas suivi le niveau attendu : sections incomplètes et UML incohérent par rapport au code. C’est un point faible clair : on a privilégié l’exécution et la stabilisation au détriment de la formalisation.</w:t>
+      </w:r>
+    </w:p>
+    <w:p>
+      <w:pPr>
+        <w:pStyle w:val="NormalWeb"/>
+        <w:rPr>
+          <w:rFonts w:ascii="Arial" w:hAnsi="Arial" w:cs="Arial"/>
+        </w:rPr>
+      </w:pPr>
+      <w:r>
+        <w:rPr>
+          <w:rFonts w:ascii="Arial" w:hAnsi="Arial" w:cs="Arial"/>
+        </w:rPr>
+        <w:t>Si c’était à refaire, nous imposerions un “minimum documentaire” par sprint (mise à jour UML + protocole de tests + synthèse des changements matériels) pour éviter le rattrapage final. Le projet reste formateur : il nous a forcés à gérer l’incertitude matérielle, prioriser la sécurité, et livrer une solution fonctionnelle malgré des changements d’exigences.</w:t>
+      </w:r>
+    </w:p>
+    <w:p>
+      <w:pPr>
+        <w:pStyle w:val="BITTextkrper"/>
+        <w:rPr>
+          <w:lang w:val="fr-CH"/>
+        </w:rPr>
+      </w:pPr>
+    </w:p>
+    <w:p>
+      <w:pPr>
         <w:pStyle w:val="Titre2"/>
       </w:pPr>
       <w:bookmarkStart w:id="50" w:name="_Toc219185387"/>
-      <w:r>
-        <w:t xml:space="preserve">Conclusion du module de </w:t>
-      </w:r>
-      <w:r>
-        <w:t xml:space="preserve">Maxime </w:t>
-      </w:r>
-      <w:proofErr w:type="spellStart"/>
-      <w:r>
-        <w:t>Bardy</w:t>
-      </w:r>
-      <w:bookmarkEnd w:id="50"/>
-      <w:proofErr w:type="spellEnd"/>
-    </w:p>
-    <w:p>
-      <w:pPr>
-        <w:pStyle w:val="BITTextkrper"/>
-        <w:rPr>
-          <w:lang w:val="fr-CH"/>
-        </w:rPr>
-      </w:pPr>
-      <w:r>
-        <w:rPr>
-          <w:lang w:val="fr-CH"/>
-        </w:rPr>
-        <w:t>Ce module m’a permis de travailler sur un projet concret avec des contraintes réelles, notamment au niveau du matériel et de ce qu’il était possible d’implémenter dans le temps donné. Au début, il y avait quelques incertitudes sur la faisabilité de certaines fonctions, ce qui a demandé de rester flexible et de prendre des décisions rapidement quand une solution ne pouvait pas être mise en place comme prévu.</w:t>
-      </w:r>
-    </w:p>
-    <w:p>
-      <w:pPr>
-        <w:pStyle w:val="BITTextkrper"/>
-        <w:rPr>
-          <w:lang w:val="fr-CH"/>
-        </w:rPr>
-      </w:pPr>
-      <w:r>
-        <w:rPr>
-          <w:lang w:val="fr-CH"/>
-        </w:rPr>
-        <w:t>Plusieurs éléments ont dû être adaptés en cours de route, par exemple le remplacement de la caméra par un sonar, l’utilisation d’un capteur de luminosité à la place d’un éclairage, ainsi que l’abandon du mode crabe. Ces changements ont surtout demandé de bien analyser les limites techniques et de garder comme priorité une solution stable et exploitable.</w:t>
-      </w:r>
-    </w:p>
-    <w:p>
-      <w:pPr>
-        <w:pStyle w:val="BITTextkrper"/>
-        <w:rPr>
-          <w:lang w:val="fr-CH"/>
-        </w:rPr>
-      </w:pPr>
-      <w:r>
-        <w:rPr>
-          <w:lang w:val="fr-CH"/>
-        </w:rPr>
-        <w:t>J’ai aussi constaté une vraie progression dans ma manière de travailler après environ deux à trois semaines : l’organisation était plus efficace, les objectifs plus clairs, et la qualité du travail a augmenté. Cette évolution m’a aidé à être plus structuré, à mieux planifier, et à mieux gérer les imprévus.</w:t>
-      </w:r>
-    </w:p>
-    <w:p>
-      <w:pPr>
-        <w:pStyle w:val="BITTextkrper"/>
-        <w:rPr>
-          <w:lang w:val="fr-CH"/>
-        </w:rPr>
-      </w:pPr>
-      <w:r>
-        <w:rPr>
-          <w:lang w:val="fr-CH"/>
-        </w:rPr>
-        <w:t>Pour conclure, je suis satisfait du résultat obtenu, car le système final répond aux besoins essentiels et démontre qu’il est possible de livrer une solution fiable malgré des contraintes et des ajustements en cours de projet. Ce module m’a permis d’améliorer mes compétences techniques et ma rigueur, et m’a donné une bonne expérience de travail sur un projet complet.</w:t>
-      </w:r>
-    </w:p>
-    <w:p>
-      <w:pPr>
-        <w:pStyle w:val="Titre2"/>
-      </w:pPr>
-      <w:bookmarkStart w:id="51" w:name="_Toc219185388"/>
-      <w:r>
-        <w:t>Conclusion du module de</w:t>
-      </w:r>
-      <w:r>
-        <w:t xml:space="preserve"> Cyril Hohl</w:t>
-      </w:r>
-      <w:bookmarkEnd w:id="51"/>
-    </w:p>
-    <w:p>
-      <w:pPr>
-        <w:rPr>
-          <w:lang w:val="fr-CH"/>
-        </w:rPr>
-      </w:pPr>
-      <w:r>
-        <w:rPr>
-          <w:lang w:val="fr-CH"/>
-        </w:rPr>
-        <w:t xml:space="preserve">Ce projet de </w:t>
-      </w:r>
-      <w:r>
-        <w:rPr>
-          <w:lang w:val="fr-CH"/>
-        </w:rPr>
-        <w:t>groupe</w:t>
-      </w:r>
-      <w:r>
-        <w:rPr>
-          <w:lang w:val="fr-CH"/>
-        </w:rPr>
-        <w:t xml:space="preserve"> a été une expérience formatrice, mais dont le démarrage a été difficile pour moi. Au début, j’ai eu de la peine à bien entrer dans le projet et à comprendre l’ensemble de l’organisation générale.</w:t>
-      </w:r>
-    </w:p>
-    <w:p>
-      <w:pPr>
-        <w:rPr>
-          <w:lang w:val="fr-CH"/>
-        </w:rPr>
-      </w:pPr>
-      <w:r>
-        <w:rPr>
-          <w:lang w:val="fr-CH"/>
-        </w:rPr>
-        <w:t>À partir d</w:t>
-      </w:r>
-      <w:r>
-        <w:rPr>
-          <w:lang w:val="fr-CH"/>
-        </w:rPr>
-        <w:t>u milieu de la</w:t>
-      </w:r>
-      <w:r>
-        <w:rPr>
-          <w:lang w:val="fr-CH"/>
-        </w:rPr>
-        <w:t xml:space="preserve"> deuxième </w:t>
-      </w:r>
-      <w:r>
-        <w:rPr>
-          <w:lang w:val="fr-CH"/>
-        </w:rPr>
-        <w:t>semaine, une fois le projet réellement lancé, les choses sont devenues plus claires et j’ai pu travailler de manière plus efficace et plus sereine.</w:t>
-      </w:r>
-    </w:p>
-    <w:p>
-      <w:pPr>
-        <w:rPr>
-          <w:lang w:val="fr-CH"/>
-        </w:rPr>
-      </w:pPr>
-      <w:r>
-        <w:rPr>
-          <w:lang w:val="fr-CH"/>
-        </w:rPr>
-        <w:t>La méthodologie Scrum n’était pas totalement claire au départ. J’ai dû revoir les rôles, les réunions et le fonctionnement des sprints afin de mieux comprendre cette manière de travailler en équipe. Une fois ces bases assimilées, Scrum s’est avéré utile pour structurer le projet.</w:t>
-      </w:r>
-    </w:p>
-    <w:p>
-      <w:pPr>
-        <w:rPr>
-          <w:lang w:val="fr-CH"/>
-        </w:rPr>
-      </w:pPr>
-      <w:r>
-        <w:rPr>
-          <w:lang w:val="fr-CH"/>
-        </w:rPr>
-        <w:t>Enfin, l’utilisation de GitHub en groupe a représenté un défi supplémentaire</w:t>
-      </w:r>
-      <w:r>
-        <w:rPr>
-          <w:lang w:val="fr-CH"/>
-        </w:rPr>
-        <w:t xml:space="preserve"> pour moi</w:t>
-      </w:r>
-      <w:r>
-        <w:rPr>
-          <w:lang w:val="fr-CH"/>
-        </w:rPr>
-        <w:t>. La gestion du travail collaboratif n’a pas toujours été simple</w:t>
-      </w:r>
-      <w:r>
-        <w:rPr>
-          <w:lang w:val="fr-CH"/>
-        </w:rPr>
-        <w:t>.</w:t>
-      </w:r>
-    </w:p>
-    <w:p>
-      <w:pPr>
-        <w:rPr>
-          <w:lang w:val="fr-CH"/>
-        </w:rPr>
-      </w:pPr>
-      <w:r>
-        <w:rPr>
-          <w:lang w:val="fr-CH"/>
-        </w:rPr>
-        <w:t>Je suis cependant content du résultat de notre projet</w:t>
-      </w:r>
-      <w:r>
-        <w:rPr>
-          <w:lang w:val="fr-CH"/>
-        </w:rPr>
-        <w:t>.</w:t>
-      </w:r>
-    </w:p>
-    <w:p>
-      <w:pPr>
-        <w:pStyle w:val="BITTextkrper"/>
-        <w:rPr>
-          <w:lang w:val="fr-CH"/>
-        </w:rPr>
-      </w:pPr>
-    </w:p>
-    <w:p>
-      <w:pPr>
-        <w:pStyle w:val="Titre2"/>
-      </w:pPr>
-      <w:bookmarkStart w:id="52" w:name="_Toc219185389"/>
       <w:r>
         <w:lastRenderedPageBreak/>
         <w:t xml:space="preserve">Conclusion du module de </w:t>
       </w:r>
       <w:r>
-        <w:t xml:space="preserve">Romain </w:t>
-      </w:r>
-      <w:proofErr w:type="spellStart"/>
-      <w:r>
-        <w:t>Kolly</w:t>
+        <w:t>Maxime Bardy</w:t>
+      </w:r>
+      <w:bookmarkEnd w:id="50"/>
+    </w:p>
+    <w:p>
+      <w:pPr>
+        <w:pStyle w:val="BITTextkrper"/>
+        <w:rPr>
+          <w:lang w:val="fr-CH"/>
+        </w:rPr>
+      </w:pPr>
+      <w:r>
+        <w:rPr>
+          <w:lang w:val="fr-CH"/>
+        </w:rPr>
+        <w:t>Ce module m’a permis de travailler sur un projet concret avec des contraintes réelles, notamment au niveau du matériel et de ce qu’il était possible d’implémenter dans le temps donné. Au début, il y avait quelques incertitudes sur la faisabilité de certaines fonctions, ce qui a demandé de rester flexible et de prendre des décisions rapidement quand une solution ne pouvait pas être mise en place comme prévu.</w:t>
+      </w:r>
+    </w:p>
+    <w:p>
+      <w:pPr>
+        <w:pStyle w:val="BITTextkrper"/>
+        <w:rPr>
+          <w:lang w:val="fr-CH"/>
+        </w:rPr>
+      </w:pPr>
+      <w:r>
+        <w:rPr>
+          <w:lang w:val="fr-CH"/>
+        </w:rPr>
+        <w:t>Plusieurs éléments ont dû être adaptés en cours de route, par exemple le remplacement de la caméra par un sonar, l’utilisation d’un capteur de luminosité à la place d’un éclairage, ainsi que l’abandon du mode crabe. Ces changements ont surtout demandé de bien analyser les limites techniques et de garder comme priorité une solution stable et exploitable.</w:t>
+      </w:r>
+    </w:p>
+    <w:p>
+      <w:pPr>
+        <w:pStyle w:val="BITTextkrper"/>
+        <w:rPr>
+          <w:lang w:val="fr-CH"/>
+        </w:rPr>
+      </w:pPr>
+      <w:r>
+        <w:rPr>
+          <w:lang w:val="fr-CH"/>
+        </w:rPr>
+        <w:t>J’ai aussi constaté une vraie progression dans ma manière de travailler après environ deux à trois semaines : l’organisation était plus efficace, les objectifs plus clairs, et la qualité du travail a augmenté. Cette évolution m’a aidé à être plus structuré, à mieux planifier, et à mieux gérer les imprévus.</w:t>
+      </w:r>
+    </w:p>
+    <w:p>
+      <w:pPr>
+        <w:pStyle w:val="BITTextkrper"/>
+        <w:rPr>
+          <w:lang w:val="fr-CH"/>
+        </w:rPr>
+      </w:pPr>
+      <w:r>
+        <w:rPr>
+          <w:lang w:val="fr-CH"/>
+        </w:rPr>
+        <w:t>Pour conclure, je suis satisfait du résultat obtenu, car le système final répond aux besoins essentiels et démontre qu’il est possible de livrer une solution fiable malgré des contraintes et des ajustements en cours de projet. Ce module m’a permis d’améliorer mes compétences techniques et ma rigueur, et m’a donné une bonne expérience de travail sur un projet complet.</w:t>
+      </w:r>
+    </w:p>
+    <w:p>
+      <w:pPr>
+        <w:pStyle w:val="Titre2"/>
+      </w:pPr>
+      <w:bookmarkStart w:id="51" w:name="_Toc219185388"/>
+      <w:r>
+        <w:t>Conclusion du module de</w:t>
+      </w:r>
+      <w:r>
+        <w:t xml:space="preserve"> Cyril Hohl</w:t>
+      </w:r>
+      <w:bookmarkEnd w:id="51"/>
+    </w:p>
+    <w:p>
+      <w:pPr>
+        <w:rPr>
+          <w:lang w:val="fr-CH"/>
+        </w:rPr>
+      </w:pPr>
+      <w:r>
+        <w:rPr>
+          <w:lang w:val="fr-CH"/>
+        </w:rPr>
+        <w:t>Ce projet de groupe a été une expérience formatrice, mais dont le démarrage a été difficile pour moi. Au début, j’ai eu de la peine à bien entrer dans le projet et à comprendre l’ensemble de l’organisation générale.</w:t>
+      </w:r>
+    </w:p>
+    <w:p>
+      <w:pPr>
+        <w:rPr>
+          <w:lang w:val="fr-CH"/>
+        </w:rPr>
+      </w:pPr>
+      <w:r>
+        <w:rPr>
+          <w:lang w:val="fr-CH"/>
+        </w:rPr>
+        <w:t>À partir d</w:t>
+      </w:r>
+      <w:r>
+        <w:rPr>
+          <w:lang w:val="fr-CH"/>
+        </w:rPr>
+        <w:t>u milieu de la</w:t>
+      </w:r>
+      <w:r>
+        <w:rPr>
+          <w:lang w:val="fr-CH"/>
+        </w:rPr>
+        <w:t xml:space="preserve"> deuxième </w:t>
+      </w:r>
+      <w:r>
+        <w:rPr>
+          <w:lang w:val="fr-CH"/>
+        </w:rPr>
+        <w:t>semaine, une fois le projet réellement lancé, les choses sont devenues plus claires et j’ai pu travailler de manière plus efficace et plus sereine.</w:t>
+      </w:r>
+    </w:p>
+    <w:p>
+      <w:pPr>
+        <w:rPr>
+          <w:lang w:val="fr-CH"/>
+        </w:rPr>
+      </w:pPr>
+      <w:r>
+        <w:rPr>
+          <w:lang w:val="fr-CH"/>
+        </w:rPr>
+        <w:t>La méthodologie Scrum n’était pas totalement claire au départ. J’ai dû revoir les rôles, les réunions et le fonctionnement des sprints afin de mieux comprendre cette manière de travailler en équipe. Une fois ces bases assimilées, Scrum s’est avéré utile pour structurer le projet.</w:t>
+      </w:r>
+    </w:p>
+    <w:p>
+      <w:pPr>
+        <w:rPr>
+          <w:lang w:val="fr-CH"/>
+        </w:rPr>
+      </w:pPr>
+      <w:r>
+        <w:rPr>
+          <w:lang w:val="fr-CH"/>
+        </w:rPr>
+        <w:t>Enfin, l’utilisation de GitHub en groupe a représenté un défi supplémentaire</w:t>
+      </w:r>
+      <w:r>
+        <w:rPr>
+          <w:lang w:val="fr-CH"/>
+        </w:rPr>
+        <w:t xml:space="preserve"> pour moi</w:t>
+      </w:r>
+      <w:r>
+        <w:rPr>
+          <w:lang w:val="fr-CH"/>
+        </w:rPr>
+        <w:t>. La gestion du travail collaboratif n’a pas toujours été simple</w:t>
+      </w:r>
+      <w:r>
+        <w:rPr>
+          <w:lang w:val="fr-CH"/>
+        </w:rPr>
+        <w:t>.</w:t>
+      </w:r>
+    </w:p>
+    <w:p>
+      <w:pPr>
+        <w:rPr>
+          <w:lang w:val="fr-CH"/>
+        </w:rPr>
+      </w:pPr>
+      <w:r>
+        <w:rPr>
+          <w:lang w:val="fr-CH"/>
+        </w:rPr>
+        <w:t>Je suis cependant content du résultat de notre projet</w:t>
+      </w:r>
+      <w:r>
+        <w:rPr>
+          <w:lang w:val="fr-CH"/>
+        </w:rPr>
+        <w:t>.</w:t>
+      </w:r>
+    </w:p>
+    <w:p>
+      <w:pPr>
+        <w:pStyle w:val="BITTextkrper"/>
+        <w:rPr>
+          <w:lang w:val="fr-CH"/>
+        </w:rPr>
+      </w:pPr>
+    </w:p>
+    <w:p>
+      <w:pPr>
+        <w:pStyle w:val="Titre2"/>
+      </w:pPr>
+      <w:bookmarkStart w:id="52" w:name="_Toc219185389"/>
+      <w:r>
+        <w:t xml:space="preserve">Conclusion du module de </w:t>
+      </w:r>
+      <w:r>
+        <w:t>Romain Kolly</w:t>
       </w:r>
       <w:bookmarkEnd w:id="52"/>
-      <w:proofErr w:type="spellEnd"/>
+    </w:p>
+    <w:p>
+      <w:pPr>
+        <w:pStyle w:val="NormalWeb"/>
+        <w:rPr>
+          <w:rFonts w:ascii="Arial" w:hAnsi="Arial" w:cs="Arial"/>
+          <w:lang w:eastAsia="en-US"/>
+        </w:rPr>
+      </w:pPr>
+      <w:r>
+        <w:rPr>
+          <w:rFonts w:ascii="Arial" w:hAnsi="Arial" w:cs="Arial"/>
+        </w:rPr>
+        <w:t>Ce module m’a permis de travailler sur un projet concret avec des contraintes matérielles réelles et des limites d’implémentation dans le temps imparti. Plusieurs adaptations ont été nécessaires (caméra remplacée par un sonar, capteur de luminosité à la place de l’éclairage, abandon du mode crabe), ce qui m’a appris à prioriser une solution stable et exploitable.</w:t>
+      </w:r>
+    </w:p>
+    <w:p>
+      <w:pPr>
+        <w:pStyle w:val="NormalWeb"/>
+        <w:rPr>
+          <w:rFonts w:ascii="Arial" w:hAnsi="Arial" w:cs="Arial"/>
+        </w:rPr>
+      </w:pPr>
+      <w:r>
+        <w:rPr>
+          <w:rFonts w:ascii="Arial" w:hAnsi="Arial" w:cs="Arial"/>
+        </w:rPr>
+        <w:lastRenderedPageBreak/>
+        <w:t>J’ai aussi progressé dans mon organisation et mon travail d’équipe (meilleure planification, objectifs plus clairs, usage plus rigoureux de GitHub). Je suis satisfait du résultat final, car il répond aux besoins essentiels et démontre qu’on peut livrer quelque chose de fiable malgré les imprévus.</w:t>
+      </w:r>
+    </w:p>
+    <w:p>
+      <w:pPr>
+        <w:pStyle w:val="BITTextkrper"/>
+        <w:rPr>
+          <w:lang w:val="fr-CH"/>
+        </w:rPr>
+      </w:pPr>
     </w:p>
     <w:p>
       <w:pPr>
@@ -10215,6 +10801,7 @@
         <w:rPr>
           <w:lang w:val="fr-CH"/>
         </w:rPr>
+        <w:lastRenderedPageBreak/>
         <w:t>Par exemple j'avais cru à cause d'anciens modules qu'on devait noter les résumés des réunions, alors que ce n'est pas le cas.</w:t>
       </w:r>
     </w:p>
@@ -10500,25 +11087,7 @@
           <w:lang w:val="fr-CH"/>
         </w:rPr>
         <w:br/>
-        <w:t>Assistance à la rédaction, à la structuration et à la compréhension du projet (</w:t>
-      </w:r>
-      <w:proofErr w:type="spellStart"/>
-      <w:r>
-        <w:rPr>
-          <w:sz w:val="22"/>
-          <w:szCs w:val="22"/>
-          <w:lang w:val="fr-CH"/>
-        </w:rPr>
-        <w:t>ChatGPT</w:t>
-      </w:r>
-      <w:proofErr w:type="spellEnd"/>
-      <w:r>
-        <w:rPr>
-          <w:sz w:val="22"/>
-          <w:szCs w:val="22"/>
-          <w:lang w:val="fr-CH"/>
-        </w:rPr>
-        <w:t>).</w:t>
+        <w:t>Assistance à la rédaction, à la structuration et à la compréhension du projet (ChatGPT).</w:t>
       </w:r>
       <w:r>
         <w:rPr>
@@ -10661,7 +11230,6 @@
                 <w:dataBinding w:prefixMappings="xmlns:ns0='http://purl.org/dc/elements/1.1/' xmlns:ns1='http://schemas.openxmlformats.org/package/2006/metadata/core-properties' " w:xpath="/ns1:coreProperties[1]/ns0:creator[1]" w:storeItemID="{6C3C8BC8-F283-45AE-878A-BAB7291924A1}"/>
                 <w:text/>
               </w:sdtPr>
-              <w:sdtEndPr/>
               <w:sdtContent>
                 <w:tc>
                   <w:tcPr>
@@ -10787,7 +11355,7 @@
                   <w:rPr>
                     <w:lang w:val="fr-CH"/>
                   </w:rPr>
-                  <w:t>13.01.2026 09:00</w:t>
+                  <w:t>13.01.2026 11:28</w:t>
                 </w:r>
                 <w:r>
                   <w:rPr>
@@ -10965,7 +11533,6 @@
                 <w:dataBinding w:prefixMappings="xmlns:ns0='http://purl.org/dc/elements/1.1/' xmlns:ns1='http://schemas.openxmlformats.org/package/2006/metadata/core-properties' " w:xpath="/ns1:coreProperties[1]/ns0:creator[1]" w:storeItemID="{6C3C8BC8-F283-45AE-878A-BAB7291924A1}"/>
                 <w:text/>
               </w:sdtPr>
-              <w:sdtEndPr/>
               <w:sdtContent>
                 <w:tc>
                   <w:tcPr>
@@ -11085,7 +11652,7 @@
                   <w:rPr>
                     <w:lang w:val="fr-CH"/>
                   </w:rPr>
-                  <w:t>13.01.2026 09:00</w:t>
+                  <w:t>13.01.2026 11:28</w:t>
                 </w:r>
                 <w:r>
                   <w:rPr>
@@ -11179,7 +11746,6 @@
                 <w:dataBinding w:prefixMappings="xmlns:ns0='http://purl.org/dc/elements/1.1/' xmlns:ns1='http://schemas.openxmlformats.org/package/2006/metadata/core-properties' " w:xpath="/ns1:coreProperties[1]/ns0:creator[1]" w:storeItemID="{6C3C8BC8-F283-45AE-878A-BAB7291924A1}"/>
                 <w:text/>
               </w:sdtPr>
-              <w:sdtEndPr/>
               <w:sdtContent>
                 <w:tc>
                   <w:tcPr>
@@ -11299,7 +11865,7 @@
                   <w:rPr>
                     <w:lang w:val="fr-CH"/>
                   </w:rPr>
-                  <w:t>13.01.2026 09:00</w:t>
+                  <w:t>13.01.2026 11:28</w:t>
                 </w:r>
                 <w:r>
                   <w:rPr>
@@ -11828,6 +12394,155 @@
     </w:lvl>
   </w:abstractNum>
   <w:abstractNum w:abstractNumId="2" w15:restartNumberingAfterBreak="0">
+    <w:nsid w:val="1ADF2000"/>
+    <w:multiLevelType w:val="multilevel"/>
+    <w:tmpl w:val="D4DA5AB0"/>
+    <w:lvl w:ilvl="0">
+      <w:start w:val="1"/>
+      <w:numFmt w:val="bullet"/>
+      <w:lvlText w:val=""/>
+      <w:lvlJc w:val="left"/>
+      <w:pPr>
+        <w:tabs>
+          <w:tab w:val="num" w:pos="720"/>
+        </w:tabs>
+        <w:ind w:left="720" w:hanging="360"/>
+      </w:pPr>
+      <w:rPr>
+        <w:rFonts w:ascii="Symbol" w:hAnsi="Symbol" w:hint="default"/>
+        <w:sz w:val="20"/>
+      </w:rPr>
+    </w:lvl>
+    <w:lvl w:ilvl="1" w:tentative="1">
+      <w:start w:val="1"/>
+      <w:numFmt w:val="bullet"/>
+      <w:lvlText w:val="o"/>
+      <w:lvlJc w:val="left"/>
+      <w:pPr>
+        <w:tabs>
+          <w:tab w:val="num" w:pos="1440"/>
+        </w:tabs>
+        <w:ind w:left="1440" w:hanging="360"/>
+      </w:pPr>
+      <w:rPr>
+        <w:rFonts w:ascii="Courier New" w:hAnsi="Courier New" w:hint="default"/>
+        <w:sz w:val="20"/>
+      </w:rPr>
+    </w:lvl>
+    <w:lvl w:ilvl="2" w:tentative="1">
+      <w:start w:val="1"/>
+      <w:numFmt w:val="bullet"/>
+      <w:lvlText w:val=""/>
+      <w:lvlJc w:val="left"/>
+      <w:pPr>
+        <w:tabs>
+          <w:tab w:val="num" w:pos="2160"/>
+        </w:tabs>
+        <w:ind w:left="2160" w:hanging="360"/>
+      </w:pPr>
+      <w:rPr>
+        <w:rFonts w:ascii="Wingdings" w:hAnsi="Wingdings" w:hint="default"/>
+        <w:sz w:val="20"/>
+      </w:rPr>
+    </w:lvl>
+    <w:lvl w:ilvl="3" w:tentative="1">
+      <w:start w:val="1"/>
+      <w:numFmt w:val="bullet"/>
+      <w:lvlText w:val=""/>
+      <w:lvlJc w:val="left"/>
+      <w:pPr>
+        <w:tabs>
+          <w:tab w:val="num" w:pos="2880"/>
+        </w:tabs>
+        <w:ind w:left="2880" w:hanging="360"/>
+      </w:pPr>
+      <w:rPr>
+        <w:rFonts w:ascii="Wingdings" w:hAnsi="Wingdings" w:hint="default"/>
+        <w:sz w:val="20"/>
+      </w:rPr>
+    </w:lvl>
+    <w:lvl w:ilvl="4" w:tentative="1">
+      <w:start w:val="1"/>
+      <w:numFmt w:val="bullet"/>
+      <w:lvlText w:val=""/>
+      <w:lvlJc w:val="left"/>
+      <w:pPr>
+        <w:tabs>
+          <w:tab w:val="num" w:pos="3600"/>
+        </w:tabs>
+        <w:ind w:left="3600" w:hanging="360"/>
+      </w:pPr>
+      <w:rPr>
+        <w:rFonts w:ascii="Wingdings" w:hAnsi="Wingdings" w:hint="default"/>
+        <w:sz w:val="20"/>
+      </w:rPr>
+    </w:lvl>
+    <w:lvl w:ilvl="5" w:tentative="1">
+      <w:start w:val="1"/>
+      <w:numFmt w:val="bullet"/>
+      <w:lvlText w:val=""/>
+      <w:lvlJc w:val="left"/>
+      <w:pPr>
+        <w:tabs>
+          <w:tab w:val="num" w:pos="4320"/>
+        </w:tabs>
+        <w:ind w:left="4320" w:hanging="360"/>
+      </w:pPr>
+      <w:rPr>
+        <w:rFonts w:ascii="Wingdings" w:hAnsi="Wingdings" w:hint="default"/>
+        <w:sz w:val="20"/>
+      </w:rPr>
+    </w:lvl>
+    <w:lvl w:ilvl="6" w:tentative="1">
+      <w:start w:val="1"/>
+      <w:numFmt w:val="bullet"/>
+      <w:lvlText w:val=""/>
+      <w:lvlJc w:val="left"/>
+      <w:pPr>
+        <w:tabs>
+          <w:tab w:val="num" w:pos="5040"/>
+        </w:tabs>
+        <w:ind w:left="5040" w:hanging="360"/>
+      </w:pPr>
+      <w:rPr>
+        <w:rFonts w:ascii="Wingdings" w:hAnsi="Wingdings" w:hint="default"/>
+        <w:sz w:val="20"/>
+      </w:rPr>
+    </w:lvl>
+    <w:lvl w:ilvl="7" w:tentative="1">
+      <w:start w:val="1"/>
+      <w:numFmt w:val="bullet"/>
+      <w:lvlText w:val=""/>
+      <w:lvlJc w:val="left"/>
+      <w:pPr>
+        <w:tabs>
+          <w:tab w:val="num" w:pos="5760"/>
+        </w:tabs>
+        <w:ind w:left="5760" w:hanging="360"/>
+      </w:pPr>
+      <w:rPr>
+        <w:rFonts w:ascii="Wingdings" w:hAnsi="Wingdings" w:hint="default"/>
+        <w:sz w:val="20"/>
+      </w:rPr>
+    </w:lvl>
+    <w:lvl w:ilvl="8" w:tentative="1">
+      <w:start w:val="1"/>
+      <w:numFmt w:val="bullet"/>
+      <w:lvlText w:val=""/>
+      <w:lvlJc w:val="left"/>
+      <w:pPr>
+        <w:tabs>
+          <w:tab w:val="num" w:pos="6480"/>
+        </w:tabs>
+        <w:ind w:left="6480" w:hanging="360"/>
+      </w:pPr>
+      <w:rPr>
+        <w:rFonts w:ascii="Wingdings" w:hAnsi="Wingdings" w:hint="default"/>
+        <w:sz w:val="20"/>
+      </w:rPr>
+    </w:lvl>
+  </w:abstractNum>
+  <w:abstractNum w:abstractNumId="3" w15:restartNumberingAfterBreak="0">
     <w:nsid w:val="1B76422D"/>
     <w:multiLevelType w:val="multilevel"/>
     <w:tmpl w:val="EA926034"/>
@@ -11968,7 +12683,156 @@
       </w:rPr>
     </w:lvl>
   </w:abstractNum>
-  <w:abstractNum w:abstractNumId="3" w15:restartNumberingAfterBreak="0">
+  <w:abstractNum w:abstractNumId="4" w15:restartNumberingAfterBreak="0">
+    <w:nsid w:val="28481988"/>
+    <w:multiLevelType w:val="multilevel"/>
+    <w:tmpl w:val="6FA8E76C"/>
+    <w:lvl w:ilvl="0">
+      <w:start w:val="1"/>
+      <w:numFmt w:val="bullet"/>
+      <w:lvlText w:val=""/>
+      <w:lvlJc w:val="left"/>
+      <w:pPr>
+        <w:tabs>
+          <w:tab w:val="num" w:pos="720"/>
+        </w:tabs>
+        <w:ind w:left="720" w:hanging="360"/>
+      </w:pPr>
+      <w:rPr>
+        <w:rFonts w:ascii="Symbol" w:hAnsi="Symbol" w:hint="default"/>
+        <w:sz w:val="20"/>
+      </w:rPr>
+    </w:lvl>
+    <w:lvl w:ilvl="1" w:tentative="1">
+      <w:start w:val="1"/>
+      <w:numFmt w:val="bullet"/>
+      <w:lvlText w:val="o"/>
+      <w:lvlJc w:val="left"/>
+      <w:pPr>
+        <w:tabs>
+          <w:tab w:val="num" w:pos="1440"/>
+        </w:tabs>
+        <w:ind w:left="1440" w:hanging="360"/>
+      </w:pPr>
+      <w:rPr>
+        <w:rFonts w:ascii="Courier New" w:hAnsi="Courier New" w:hint="default"/>
+        <w:sz w:val="20"/>
+      </w:rPr>
+    </w:lvl>
+    <w:lvl w:ilvl="2" w:tentative="1">
+      <w:start w:val="1"/>
+      <w:numFmt w:val="bullet"/>
+      <w:lvlText w:val=""/>
+      <w:lvlJc w:val="left"/>
+      <w:pPr>
+        <w:tabs>
+          <w:tab w:val="num" w:pos="2160"/>
+        </w:tabs>
+        <w:ind w:left="2160" w:hanging="360"/>
+      </w:pPr>
+      <w:rPr>
+        <w:rFonts w:ascii="Wingdings" w:hAnsi="Wingdings" w:hint="default"/>
+        <w:sz w:val="20"/>
+      </w:rPr>
+    </w:lvl>
+    <w:lvl w:ilvl="3" w:tentative="1">
+      <w:start w:val="1"/>
+      <w:numFmt w:val="bullet"/>
+      <w:lvlText w:val=""/>
+      <w:lvlJc w:val="left"/>
+      <w:pPr>
+        <w:tabs>
+          <w:tab w:val="num" w:pos="2880"/>
+        </w:tabs>
+        <w:ind w:left="2880" w:hanging="360"/>
+      </w:pPr>
+      <w:rPr>
+        <w:rFonts w:ascii="Wingdings" w:hAnsi="Wingdings" w:hint="default"/>
+        <w:sz w:val="20"/>
+      </w:rPr>
+    </w:lvl>
+    <w:lvl w:ilvl="4" w:tentative="1">
+      <w:start w:val="1"/>
+      <w:numFmt w:val="bullet"/>
+      <w:lvlText w:val=""/>
+      <w:lvlJc w:val="left"/>
+      <w:pPr>
+        <w:tabs>
+          <w:tab w:val="num" w:pos="3600"/>
+        </w:tabs>
+        <w:ind w:left="3600" w:hanging="360"/>
+      </w:pPr>
+      <w:rPr>
+        <w:rFonts w:ascii="Wingdings" w:hAnsi="Wingdings" w:hint="default"/>
+        <w:sz w:val="20"/>
+      </w:rPr>
+    </w:lvl>
+    <w:lvl w:ilvl="5" w:tentative="1">
+      <w:start w:val="1"/>
+      <w:numFmt w:val="bullet"/>
+      <w:lvlText w:val=""/>
+      <w:lvlJc w:val="left"/>
+      <w:pPr>
+        <w:tabs>
+          <w:tab w:val="num" w:pos="4320"/>
+        </w:tabs>
+        <w:ind w:left="4320" w:hanging="360"/>
+      </w:pPr>
+      <w:rPr>
+        <w:rFonts w:ascii="Wingdings" w:hAnsi="Wingdings" w:hint="default"/>
+        <w:sz w:val="20"/>
+      </w:rPr>
+    </w:lvl>
+    <w:lvl w:ilvl="6" w:tentative="1">
+      <w:start w:val="1"/>
+      <w:numFmt w:val="bullet"/>
+      <w:lvlText w:val=""/>
+      <w:lvlJc w:val="left"/>
+      <w:pPr>
+        <w:tabs>
+          <w:tab w:val="num" w:pos="5040"/>
+        </w:tabs>
+        <w:ind w:left="5040" w:hanging="360"/>
+      </w:pPr>
+      <w:rPr>
+        <w:rFonts w:ascii="Wingdings" w:hAnsi="Wingdings" w:hint="default"/>
+        <w:sz w:val="20"/>
+      </w:rPr>
+    </w:lvl>
+    <w:lvl w:ilvl="7" w:tentative="1">
+      <w:start w:val="1"/>
+      <w:numFmt w:val="bullet"/>
+      <w:lvlText w:val=""/>
+      <w:lvlJc w:val="left"/>
+      <w:pPr>
+        <w:tabs>
+          <w:tab w:val="num" w:pos="5760"/>
+        </w:tabs>
+        <w:ind w:left="5760" w:hanging="360"/>
+      </w:pPr>
+      <w:rPr>
+        <w:rFonts w:ascii="Wingdings" w:hAnsi="Wingdings" w:hint="default"/>
+        <w:sz w:val="20"/>
+      </w:rPr>
+    </w:lvl>
+    <w:lvl w:ilvl="8" w:tentative="1">
+      <w:start w:val="1"/>
+      <w:numFmt w:val="bullet"/>
+      <w:lvlText w:val=""/>
+      <w:lvlJc w:val="left"/>
+      <w:pPr>
+        <w:tabs>
+          <w:tab w:val="num" w:pos="6480"/>
+        </w:tabs>
+        <w:ind w:left="6480" w:hanging="360"/>
+      </w:pPr>
+      <w:rPr>
+        <w:rFonts w:ascii="Wingdings" w:hAnsi="Wingdings" w:hint="default"/>
+        <w:sz w:val="20"/>
+      </w:rPr>
+    </w:lvl>
+  </w:abstractNum>
+  <w:abstractNum w:abstractNumId="5" w15:restartNumberingAfterBreak="0">
     <w:nsid w:val="285D3D45"/>
     <w:multiLevelType w:val="hybridMultilevel"/>
     <w:tmpl w:val="3C282394"/>
@@ -12055,7 +12919,7 @@
       </w:pPr>
     </w:lvl>
   </w:abstractNum>
-  <w:abstractNum w:abstractNumId="4" w15:restartNumberingAfterBreak="0">
+  <w:abstractNum w:abstractNumId="6" w15:restartNumberingAfterBreak="0">
     <w:nsid w:val="46A571A1"/>
     <w:multiLevelType w:val="hybridMultilevel"/>
     <w:tmpl w:val="3AFAD95C"/>
@@ -12169,7 +13033,7 @@
       </w:rPr>
     </w:lvl>
   </w:abstractNum>
-  <w:abstractNum w:abstractNumId="5" w15:restartNumberingAfterBreak="0">
+  <w:abstractNum w:abstractNumId="7" w15:restartNumberingAfterBreak="0">
     <w:nsid w:val="5A2750AB"/>
     <w:multiLevelType w:val="hybridMultilevel"/>
     <w:tmpl w:val="C0C27804"/>
@@ -12281,7 +13145,7 @@
       </w:rPr>
     </w:lvl>
   </w:abstractNum>
-  <w:abstractNum w:abstractNumId="6" w15:restartNumberingAfterBreak="0">
+  <w:abstractNum w:abstractNumId="8" w15:restartNumberingAfterBreak="0">
     <w:nsid w:val="5A675D5C"/>
     <w:multiLevelType w:val="multilevel"/>
     <w:tmpl w:val="FAE491F0"/>
@@ -12422,7 +13286,7 @@
       </w:rPr>
     </w:lvl>
   </w:abstractNum>
-  <w:abstractNum w:abstractNumId="7" w15:restartNumberingAfterBreak="0">
+  <w:abstractNum w:abstractNumId="9" w15:restartNumberingAfterBreak="0">
     <w:nsid w:val="5B620C2E"/>
     <w:multiLevelType w:val="hybridMultilevel"/>
     <w:tmpl w:val="6E647EC6"/>
@@ -12563,7 +13427,7 @@
       </w:rPr>
     </w:lvl>
   </w:abstractNum>
-  <w:abstractNum w:abstractNumId="8" w15:restartNumberingAfterBreak="0">
+  <w:abstractNum w:abstractNumId="10" w15:restartNumberingAfterBreak="0">
     <w:nsid w:val="719A7C69"/>
     <w:multiLevelType w:val="multilevel"/>
     <w:tmpl w:val="3C2CC90A"/>
@@ -12711,13 +13575,13 @@
     <w:abstractNumId w:val="1"/>
   </w:num>
   <w:num w:numId="2" w16cid:durableId="616833449">
-    <w:abstractNumId w:val="7"/>
+    <w:abstractNumId w:val="9"/>
   </w:num>
   <w:num w:numId="3" w16cid:durableId="824708453">
     <w:abstractNumId w:val="1"/>
   </w:num>
   <w:num w:numId="4" w16cid:durableId="1520658188">
-    <w:abstractNumId w:val="2"/>
+    <w:abstractNumId w:val="3"/>
   </w:num>
   <w:num w:numId="5" w16cid:durableId="353965673">
     <w:abstractNumId w:val="1"/>
@@ -12753,31 +13617,37 @@
     <w:abstractNumId w:val="0"/>
   </w:num>
   <w:num w:numId="7" w16cid:durableId="177886414">
-    <w:abstractNumId w:val="3"/>
+    <w:abstractNumId w:val="5"/>
   </w:num>
   <w:num w:numId="8" w16cid:durableId="807239650">
-    <w:abstractNumId w:val="4"/>
+    <w:abstractNumId w:val="6"/>
   </w:num>
   <w:num w:numId="9" w16cid:durableId="611791626">
-    <w:abstractNumId w:val="3"/>
+    <w:abstractNumId w:val="5"/>
     <w:lvlOverride w:ilvl="0">
       <w:startOverride w:val="1"/>
     </w:lvlOverride>
   </w:num>
   <w:num w:numId="10" w16cid:durableId="2044791889">
-    <w:abstractNumId w:val="3"/>
+    <w:abstractNumId w:val="5"/>
     <w:lvlOverride w:ilvl="0">
       <w:startOverride w:val="1"/>
     </w:lvlOverride>
   </w:num>
   <w:num w:numId="11" w16cid:durableId="574096972">
-    <w:abstractNumId w:val="5"/>
+    <w:abstractNumId w:val="7"/>
   </w:num>
   <w:num w:numId="12" w16cid:durableId="1739328112">
-    <w:abstractNumId w:val="6"/>
+    <w:abstractNumId w:val="8"/>
   </w:num>
   <w:num w:numId="13" w16cid:durableId="538860017">
-    <w:abstractNumId w:val="8"/>
+    <w:abstractNumId w:val="10"/>
+  </w:num>
+  <w:num w:numId="14" w16cid:durableId="1151866743">
+    <w:abstractNumId w:val="2"/>
+  </w:num>
+  <w:num w:numId="15" w16cid:durableId="1833525486">
+    <w:abstractNumId w:val="4"/>
   </w:num>
   <w:numIdMacAtCleanup w:val="10"/>
 </w:numbering>
@@ -13393,7 +14263,6 @@
   <w:style w:type="character" w:default="1" w:styleId="Policepardfaut">
     <w:name w:val="Default Paragraph Font"/>
     <w:uiPriority w:val="1"/>
-    <w:semiHidden/>
     <w:unhideWhenUsed/>
   </w:style>
   <w:style w:type="table" w:default="1" w:styleId="TableauNormal">
@@ -14665,7 +15534,6 @@
     <w:sig w:usb0="E00006FF" w:usb1="0000FCFF" w:usb2="00000001" w:usb3="00000000" w:csb0="0000019F" w:csb1="00000000"/>
   </w:font>
   <w:font w:name="MS Mincho">
-    <w:altName w:val="ＭＳ 明朝"/>
     <w:panose1 w:val="02020609040205080304"/>
     <w:charset w:val="80"/>
     <w:family w:val="modern"/>
@@ -14688,7 +15556,6 @@
     <w:sig w:usb0="E00006FF" w:usb1="420024FF" w:usb2="02000000" w:usb3="00000000" w:csb0="0000019F" w:csb1="00000000"/>
   </w:font>
   <w:font w:name="Yu Mincho">
-    <w:altName w:val="游明朝"/>
     <w:charset w:val="80"/>
     <w:family w:val="roman"/>
     <w:pitch w:val="variable"/>
@@ -14795,6 +15662,7 @@
     <w:rsid w:val="00D57B77"/>
     <w:rsid w:val="00D63728"/>
     <w:rsid w:val="00DB4EF5"/>
+    <w:rsid w:val="00DB6885"/>
     <w:rsid w:val="00DC4DAC"/>
     <w:rsid w:val="00DD63E6"/>
     <w:rsid w:val="00E15316"/>
@@ -14806,6 +15674,7 @@
     <w:rsid w:val="00F5157F"/>
     <w:rsid w:val="00F8402B"/>
     <w:rsid w:val="00F96DD0"/>
+    <w:rsid w:val="00FD1AB8"/>
     <w:rsid w:val="00FE74CC"/>
     <w:rsid w:val="00FE7EB8"/>
   </w:rsids>
@@ -14824,7 +15693,7 @@
   </m:mathPr>
   <w:themeFontLang w:val="fr-CH" w:eastAsia="ja-JP" w:bidi="ar-SA"/>
   <w:clrSchemeMapping w:bg1="light1" w:t1="dark1" w:bg2="light2" w:t2="dark2" w:accent1="accent1" w:accent2="accent2" w:accent3="accent3" w:accent4="accent4" w:accent5="accent5" w:accent6="accent6" w:hyperlink="hyperlink" w:followedHyperlink="followedHyperlink"/>
-  <w:decimalSymbol w:val="."/>
+  <w:decimalSymbol w:val=","/>
   <w:listSeparator w:val=";"/>
   <w15:chartTrackingRefBased/>
 </w:settings>

--- a/documentation/3_Documentation_Projet.docx
+++ b/documentation/3_Documentation_Projet.docx
@@ -6540,17 +6540,39 @@
           </wp:anchor>
         </w:drawing>
       </w:r>
-      <w:r>
-        <w:rPr>
-          <w:lang w:val="fr-CH"/>
-        </w:rPr>
-        <w:t>Diagramme d’activités</w:t>
-      </w:r>
-      <w:r>
-        <w:rPr>
-          <w:lang w:val="fr-CH"/>
-        </w:rPr>
-        <w:t> : Afficher la température dans l’IHM</w:t>
+      <w:proofErr w:type="spellStart"/>
+      <w:r>
+        <w:rPr>
+          <w:lang w:val="fr-CH"/>
+        </w:rPr>
+        <w:t>Feature</w:t>
+      </w:r>
+      <w:proofErr w:type="spellEnd"/>
+      <w:r>
+        <w:rPr>
+          <w:lang w:val="fr-CH"/>
+        </w:rPr>
+        <w:t xml:space="preserve"> </w:t>
+      </w:r>
+      <w:proofErr w:type="gramStart"/>
+      <w:r>
+        <w:rPr>
+          <w:lang w:val="fr-CH"/>
+        </w:rPr>
+        <w:t>1</w:t>
+      </w:r>
+      <w:r>
+        <w:rPr>
+          <w:lang w:val="fr-CH"/>
+        </w:rPr>
+        <w:t>:</w:t>
+      </w:r>
+      <w:proofErr w:type="gramEnd"/>
+      <w:r>
+        <w:rPr>
+          <w:lang w:val="fr-CH"/>
+        </w:rPr>
+        <w:t xml:space="preserve"> Afficher la température dans l’IHM</w:t>
       </w:r>
     </w:p>
     <w:p>
@@ -6568,16 +6590,45 @@
           <w:lang w:val="fr-CH"/>
         </w:rPr>
       </w:pPr>
-      <w:r>
-        <w:rPr>
-          <w:lang w:val="fr-CH"/>
-        </w:rPr>
-        <w:t>Diagramme de séquence : faire avancer le robot</w:t>
+      <w:proofErr w:type="spellStart"/>
+      <w:r>
+        <w:rPr>
+          <w:lang w:val="fr-CH"/>
+        </w:rPr>
+        <w:t>Feature</w:t>
+      </w:r>
+      <w:proofErr w:type="spellEnd"/>
+      <w:r>
+        <w:rPr>
+          <w:lang w:val="fr-CH"/>
+        </w:rPr>
+        <w:t xml:space="preserve"> 2</w:t>
+      </w:r>
+      <w:r>
+        <w:rPr>
+          <w:lang w:val="fr-CH"/>
+        </w:rPr>
+        <w:t> : faire avancer le robot</w:t>
       </w:r>
     </w:p>
     <w:p>
       <w:pPr>
         <w:pStyle w:val="BITTextkrper"/>
+        <w:rPr>
+          <w:lang w:val="fr-CH"/>
+        </w:rPr>
+      </w:pPr>
+      <w:r>
+        <w:rPr>
+          <w:lang w:val="fr-CH"/>
+        </w:rPr>
+        <w:t>Diagramme de séquence</w:t>
+      </w:r>
+    </w:p>
+    <w:p>
+      <w:pPr>
+        <w:pStyle w:val="BITTextkrper"/>
+        <w:jc w:val="center"/>
         <w:rPr>
           <w:lang w:val="fr-CH"/>
         </w:rPr>
@@ -6625,6 +6676,344 @@
     </w:p>
     <w:p>
       <w:pPr>
+        <w:pStyle w:val="BITTextkrper"/>
+        <w:rPr>
+          <w:lang w:val="fr-CH"/>
+        </w:rPr>
+      </w:pPr>
+      <w:r>
+        <w:rPr>
+          <w:lang w:val="fr-CH"/>
+        </w:rPr>
+        <w:lastRenderedPageBreak/>
+        <w:t>Diagramme d’activité</w:t>
+      </w:r>
+    </w:p>
+    <w:p>
+      <w:pPr>
+        <w:pStyle w:val="BITTextkrper"/>
+        <w:jc w:val="center"/>
+        <w:rPr>
+          <w:lang w:val="fr-CH"/>
+        </w:rPr>
+      </w:pPr>
+      <w:r>
+        <w:drawing>
+          <wp:inline distT="0" distB="0" distL="0" distR="0" wp14:anchorId="608DAA02" wp14:editId="74CC18EA">
+            <wp:extent cx="3699565" cy="5517270"/>
+            <wp:effectExtent l="0" t="0" r="0" b="7620"/>
+            <wp:docPr id="1529741735" name="Image 2"/>
+            <wp:cNvGraphicFramePr>
+              <a:graphicFrameLocks xmlns:a="http://schemas.openxmlformats.org/drawingml/2006/main" noChangeAspect="1"/>
+            </wp:cNvGraphicFramePr>
+            <a:graphic xmlns:a="http://schemas.openxmlformats.org/drawingml/2006/main">
+              <a:graphicData uri="http://schemas.openxmlformats.org/drawingml/2006/picture">
+                <pic:pic xmlns:pic="http://schemas.openxmlformats.org/drawingml/2006/picture">
+                  <pic:nvPicPr>
+                    <pic:cNvPr id="0" name="Picture 6"/>
+                    <pic:cNvPicPr>
+                      <a:picLocks noChangeAspect="1" noChangeArrowheads="1"/>
+                    </pic:cNvPicPr>
+                  </pic:nvPicPr>
+                  <pic:blipFill>
+                    <a:blip r:embed="rId14" cstate="print">
+                      <a:extLst>
+                        <a:ext uri="{28A0092B-C50C-407E-A947-70E740481C1C}">
+                          <a14:useLocalDpi xmlns:a14="http://schemas.microsoft.com/office/drawing/2010/main" val="0"/>
+                        </a:ext>
+                      </a:extLst>
+                    </a:blip>
+                    <a:srcRect/>
+                    <a:stretch>
+                      <a:fillRect/>
+                    </a:stretch>
+                  </pic:blipFill>
+                  <pic:spPr bwMode="auto">
+                    <a:xfrm>
+                      <a:off x="0" y="0"/>
+                      <a:ext cx="3709960" cy="5532773"/>
+                    </a:xfrm>
+                    <a:prstGeom prst="rect">
+                      <a:avLst/>
+                    </a:prstGeom>
+                    <a:noFill/>
+                    <a:ln>
+                      <a:noFill/>
+                    </a:ln>
+                  </pic:spPr>
+                </pic:pic>
+              </a:graphicData>
+            </a:graphic>
+          </wp:inline>
+        </w:drawing>
+      </w:r>
+    </w:p>
+    <w:p>
+      <w:pPr>
+        <w:pStyle w:val="BITTextkrper"/>
+        <w:jc w:val="center"/>
+        <w:rPr>
+          <w:lang w:val="fr-CH"/>
+        </w:rPr>
+      </w:pPr>
+    </w:p>
+    <w:p>
+      <w:pPr>
+        <w:pStyle w:val="BITTextkrper"/>
+        <w:jc w:val="center"/>
+        <w:rPr>
+          <w:lang w:val="fr-CH"/>
+        </w:rPr>
+      </w:pPr>
+    </w:p>
+    <w:p>
+      <w:pPr>
+        <w:pStyle w:val="BITTextkrper"/>
+        <w:jc w:val="center"/>
+        <w:rPr>
+          <w:lang w:val="fr-CH"/>
+        </w:rPr>
+      </w:pPr>
+    </w:p>
+    <w:p>
+      <w:pPr>
+        <w:pStyle w:val="BITTextkrper"/>
+        <w:jc w:val="center"/>
+        <w:rPr>
+          <w:lang w:val="fr-CH"/>
+        </w:rPr>
+      </w:pPr>
+    </w:p>
+    <w:p>
+      <w:pPr>
+        <w:pStyle w:val="BITTextkrper"/>
+        <w:jc w:val="center"/>
+        <w:rPr>
+          <w:lang w:val="fr-CH"/>
+        </w:rPr>
+      </w:pPr>
+    </w:p>
+    <w:p>
+      <w:pPr>
+        <w:pStyle w:val="BITTextkrper"/>
+        <w:jc w:val="center"/>
+        <w:rPr>
+          <w:lang w:val="fr-CH"/>
+        </w:rPr>
+      </w:pPr>
+    </w:p>
+    <w:p>
+      <w:pPr>
+        <w:pStyle w:val="BITTextkrper"/>
+        <w:jc w:val="center"/>
+        <w:rPr>
+          <w:lang w:val="fr-CH"/>
+        </w:rPr>
+      </w:pPr>
+    </w:p>
+    <w:p>
+      <w:pPr>
+        <w:pStyle w:val="BITTextkrper"/>
+        <w:jc w:val="center"/>
+        <w:rPr>
+          <w:lang w:val="fr-CH"/>
+        </w:rPr>
+      </w:pPr>
+    </w:p>
+    <w:p>
+      <w:pPr>
+        <w:pStyle w:val="BITTextkrper"/>
+        <w:jc w:val="center"/>
+        <w:rPr>
+          <w:lang w:val="fr-CH"/>
+        </w:rPr>
+      </w:pPr>
+    </w:p>
+    <w:p>
+      <w:pPr>
+        <w:pStyle w:val="BITTextkrper"/>
+        <w:rPr>
+          <w:lang w:val="fr-CH"/>
+        </w:rPr>
+      </w:pPr>
+      <w:proofErr w:type="spellStart"/>
+      <w:r>
+        <w:rPr>
+          <w:lang w:val="fr-CH"/>
+        </w:rPr>
+        <w:lastRenderedPageBreak/>
+        <w:t>Feature</w:t>
+      </w:r>
+      <w:proofErr w:type="spellEnd"/>
+      <w:r>
+        <w:rPr>
+          <w:lang w:val="fr-CH"/>
+        </w:rPr>
+        <w:t xml:space="preserve"> 3 : </w:t>
+      </w:r>
+      <w:r>
+        <w:rPr>
+          <w:lang w:val="fr-CH"/>
+        </w:rPr>
+        <w:t>générer un rapport de mission</w:t>
+      </w:r>
+    </w:p>
+    <w:p>
+      <w:pPr>
+        <w:pStyle w:val="BITTextkrper"/>
+        <w:rPr>
+          <w:lang w:val="fr-CH"/>
+        </w:rPr>
+      </w:pPr>
+      <w:r>
+        <w:rPr>
+          <w:lang w:val="fr-CH"/>
+        </w:rPr>
+        <w:t>Diagramme de séquence</w:t>
+      </w:r>
+    </w:p>
+    <w:p>
+      <w:pPr>
+        <w:pStyle w:val="BITTextkrper"/>
+        <w:jc w:val="center"/>
+        <w:rPr>
+          <w:lang w:val="fr-CH"/>
+        </w:rPr>
+      </w:pPr>
+      <w:r>
+        <w:rPr>
+          <w:lang w:val="fr-CH"/>
+        </w:rPr>
+        <w:drawing>
+          <wp:inline distT="0" distB="0" distL="0" distR="0" wp14:anchorId="69EF742A" wp14:editId="5E38E711">
+            <wp:extent cx="4045877" cy="3956538"/>
+            <wp:effectExtent l="0" t="0" r="0" b="6350"/>
+            <wp:docPr id="1021438401" name="Image 6"/>
+            <wp:cNvGraphicFramePr>
+              <a:graphicFrameLocks xmlns:a="http://schemas.openxmlformats.org/drawingml/2006/main" noChangeAspect="1"/>
+            </wp:cNvGraphicFramePr>
+            <a:graphic xmlns:a="http://schemas.openxmlformats.org/drawingml/2006/main">
+              <a:graphicData uri="http://schemas.openxmlformats.org/drawingml/2006/picture">
+                <pic:pic xmlns:pic="http://schemas.openxmlformats.org/drawingml/2006/picture">
+                  <pic:nvPicPr>
+                    <pic:cNvPr id="0" name="Picture 23"/>
+                    <pic:cNvPicPr>
+                      <a:picLocks noChangeAspect="1" noChangeArrowheads="1"/>
+                    </pic:cNvPicPr>
+                  </pic:nvPicPr>
+                  <pic:blipFill rotWithShape="1">
+                    <a:blip r:embed="rId15" cstate="print">
+                      <a:extLst>
+                        <a:ext uri="{28A0092B-C50C-407E-A947-70E740481C1C}">
+                          <a14:useLocalDpi xmlns:a14="http://schemas.microsoft.com/office/drawing/2010/main" val="0"/>
+                        </a:ext>
+                      </a:extLst>
+                    </a:blip>
+                    <a:srcRect l="304" t="-489" r="-304" b="21712"/>
+                    <a:stretch>
+                      <a:fillRect/>
+                    </a:stretch>
+                  </pic:blipFill>
+                  <pic:spPr bwMode="auto">
+                    <a:xfrm>
+                      <a:off x="0" y="0"/>
+                      <a:ext cx="4064754" cy="3974998"/>
+                    </a:xfrm>
+                    <a:prstGeom prst="rect">
+                      <a:avLst/>
+                    </a:prstGeom>
+                    <a:noFill/>
+                    <a:ln>
+                      <a:noFill/>
+                    </a:ln>
+                    <a:extLst>
+                      <a:ext uri="{53640926-AAD7-44D8-BBD7-CCE9431645EC}">
+                        <a14:shadowObscured xmlns:a14="http://schemas.microsoft.com/office/drawing/2010/main"/>
+                      </a:ext>
+                    </a:extLst>
+                  </pic:spPr>
+                </pic:pic>
+              </a:graphicData>
+            </a:graphic>
+          </wp:inline>
+        </w:drawing>
+      </w:r>
+    </w:p>
+    <w:p>
+      <w:pPr>
+        <w:pStyle w:val="BITTextkrper"/>
+        <w:rPr>
+          <w:lang w:val="fr-CH"/>
+        </w:rPr>
+      </w:pPr>
+      <w:r>
+        <w:rPr>
+          <w:lang w:val="fr-CH"/>
+        </w:rPr>
+        <w:t>Diagramme d’activité</w:t>
+      </w:r>
+    </w:p>
+    <w:p>
+      <w:pPr>
+        <w:pStyle w:val="BITTextkrper"/>
+        <w:jc w:val="center"/>
+        <w:rPr>
+          <w:lang w:val="fr-CH"/>
+        </w:rPr>
+      </w:pPr>
+      <w:r>
+        <w:drawing>
+          <wp:inline distT="0" distB="0" distL="0" distR="0" wp14:anchorId="06E70B9A" wp14:editId="5D032F42">
+            <wp:extent cx="2074984" cy="3319974"/>
+            <wp:effectExtent l="0" t="0" r="1905" b="0"/>
+            <wp:docPr id="1640570483" name="Image 4"/>
+            <wp:cNvGraphicFramePr>
+              <a:graphicFrameLocks xmlns:a="http://schemas.openxmlformats.org/drawingml/2006/main" noChangeAspect="1"/>
+            </wp:cNvGraphicFramePr>
+            <a:graphic xmlns:a="http://schemas.openxmlformats.org/drawingml/2006/main">
+              <a:graphicData uri="http://schemas.openxmlformats.org/drawingml/2006/picture">
+                <pic:pic xmlns:pic="http://schemas.openxmlformats.org/drawingml/2006/picture">
+                  <pic:nvPicPr>
+                    <pic:cNvPr id="0" name="Picture 13"/>
+                    <pic:cNvPicPr>
+                      <a:picLocks noChangeAspect="1" noChangeArrowheads="1"/>
+                    </pic:cNvPicPr>
+                  </pic:nvPicPr>
+                  <pic:blipFill>
+                    <a:blip r:embed="rId16" cstate="print">
+                      <a:extLst>
+                        <a:ext uri="{28A0092B-C50C-407E-A947-70E740481C1C}">
+                          <a14:useLocalDpi xmlns:a14="http://schemas.microsoft.com/office/drawing/2010/main" val="0"/>
+                        </a:ext>
+                      </a:extLst>
+                    </a:blip>
+                    <a:srcRect/>
+                    <a:stretch>
+                      <a:fillRect/>
+                    </a:stretch>
+                  </pic:blipFill>
+                  <pic:spPr bwMode="auto">
+                    <a:xfrm>
+                      <a:off x="0" y="0"/>
+                      <a:ext cx="2093678" cy="3349884"/>
+                    </a:xfrm>
+                    <a:prstGeom prst="rect">
+                      <a:avLst/>
+                    </a:prstGeom>
+                    <a:noFill/>
+                    <a:ln>
+                      <a:noFill/>
+                    </a:ln>
+                  </pic:spPr>
+                </pic:pic>
+              </a:graphicData>
+            </a:graphic>
+          </wp:inline>
+        </w:drawing>
+      </w:r>
+    </w:p>
+    <w:p>
+      <w:pPr>
         <w:pStyle w:val="Titre2"/>
       </w:pPr>
       <w:bookmarkStart w:id="28" w:name="_Toc219185373"/>
@@ -6680,7 +7069,7 @@
                     </pic:cNvPicPr>
                   </pic:nvPicPr>
                   <pic:blipFill>
-                    <a:blip r:embed="rId14">
+                    <a:blip r:embed="rId17">
                       <a:extLst>
                         <a:ext uri="{28A0092B-C50C-407E-A947-70E740481C1C}">
                           <a14:useLocalDpi xmlns:a14="http://schemas.microsoft.com/office/drawing/2010/main" val="0"/>
@@ -6774,7 +7163,7 @@
                     <pic:cNvPicPr/>
                   </pic:nvPicPr>
                   <pic:blipFill>
-                    <a:blip r:embed="rId15"/>
+                    <a:blip r:embed="rId18"/>
                     <a:stretch>
                       <a:fillRect/>
                     </a:stretch>
@@ -6834,7 +7223,7 @@
                     <pic:cNvPicPr/>
                   </pic:nvPicPr>
                   <pic:blipFill>
-                    <a:blip r:embed="rId16"/>
+                    <a:blip r:embed="rId19"/>
                     <a:stretch>
                       <a:fillRect/>
                     </a:stretch>
@@ -6985,7 +7374,7 @@
                     </pic:cNvPicPr>
                   </pic:nvPicPr>
                   <pic:blipFill>
-                    <a:blip r:embed="rId17">
+                    <a:blip r:embed="rId20">
                       <a:extLst>
                         <a:ext uri="{28A0092B-C50C-407E-A947-70E740481C1C}">
                           <a14:useLocalDpi xmlns:a14="http://schemas.microsoft.com/office/drawing/2010/main" val="0"/>
@@ -8470,7 +8859,7 @@
                     <pic:cNvPicPr/>
                   </pic:nvPicPr>
                   <pic:blipFill>
-                    <a:blip r:embed="rId18"/>
+                    <a:blip r:embed="rId21"/>
                     <a:stretch>
                       <a:fillRect/>
                     </a:stretch>
@@ -8656,13 +9045,27 @@
         <w:rPr>
           <w:lang w:val="fr-CH"/>
         </w:rPr>
-        <w:t xml:space="preserve">/ip/port), puis ouvre un </w:t>
+        <w:t>/</w:t>
       </w:r>
       <w:proofErr w:type="spellStart"/>
       <w:r>
         <w:rPr>
           <w:lang w:val="fr-CH"/>
         </w:rPr>
+        <w:t>ip</w:t>
+      </w:r>
+      <w:proofErr w:type="spellEnd"/>
+      <w:r>
+        <w:rPr>
+          <w:lang w:val="fr-CH"/>
+        </w:rPr>
+        <w:t xml:space="preserve">/port), puis ouvre un </w:t>
+      </w:r>
+      <w:proofErr w:type="spellStart"/>
+      <w:r>
+        <w:rPr>
+          <w:lang w:val="fr-CH"/>
+        </w:rPr>
         <w:t>DistanceSensor</w:t>
       </w:r>
       <w:proofErr w:type="spellEnd"/>
@@ -8754,7 +9157,21 @@
         <w:rPr>
           <w:lang w:val="fr-CH"/>
         </w:rPr>
-        <w:t xml:space="preserve">/ip/port que les moteurs, mais </w:t>
+        <w:t>/</w:t>
+      </w:r>
+      <w:proofErr w:type="spellStart"/>
+      <w:r>
+        <w:rPr>
+          <w:lang w:val="fr-CH"/>
+        </w:rPr>
+        <w:t>ip</w:t>
+      </w:r>
+      <w:proofErr w:type="spellEnd"/>
+      <w:r>
+        <w:rPr>
+          <w:lang w:val="fr-CH"/>
+        </w:rPr>
+        <w:t xml:space="preserve">/port que les moteurs, mais </w:t>
       </w:r>
       <w:proofErr w:type="spellStart"/>
       <w:r>
@@ -8959,7 +9376,21 @@
         <w:rPr>
           <w:lang w:val="fr-CH"/>
         </w:rPr>
-        <w:t xml:space="preserve"> les paramètres (server/ip/port/</w:t>
+        <w:t xml:space="preserve"> les paramètres (server/</w:t>
+      </w:r>
+      <w:proofErr w:type="spellStart"/>
+      <w:r>
+        <w:rPr>
+          <w:lang w:val="fr-CH"/>
+        </w:rPr>
+        <w:t>ip</w:t>
+      </w:r>
+      <w:proofErr w:type="spellEnd"/>
+      <w:r>
+        <w:rPr>
+          <w:lang w:val="fr-CH"/>
+        </w:rPr>
+        <w:t>/port/</w:t>
       </w:r>
       <w:proofErr w:type="spellStart"/>
       <w:r>
@@ -9982,7 +10413,21 @@
         <w:rPr>
           <w:lang w:val="fr-CH"/>
         </w:rPr>
-        <w:t>/ip/port incohérents entre sonar et moteurs, et l’erreur classique “</w:t>
+        <w:t>/</w:t>
+      </w:r>
+      <w:proofErr w:type="spellStart"/>
+      <w:r>
+        <w:rPr>
+          <w:lang w:val="fr-CH"/>
+        </w:rPr>
+        <w:t>ip</w:t>
+      </w:r>
+      <w:proofErr w:type="spellEnd"/>
+      <w:r>
+        <w:rPr>
+          <w:lang w:val="fr-CH"/>
+        </w:rPr>
+        <w:t>/port incohérents entre sonar et moteurs, et l’erreur classique “</w:t>
       </w:r>
       <w:proofErr w:type="spellStart"/>
       <w:r>
@@ -10108,7 +10553,7 @@
                     </pic:cNvPicPr>
                   </pic:nvPicPr>
                   <pic:blipFill>
-                    <a:blip r:embed="rId19">
+                    <a:blip r:embed="rId22">
                       <a:extLst>
                         <a:ext uri="{28A0092B-C50C-407E-A947-70E740481C1C}">
                           <a14:useLocalDpi xmlns:a14="http://schemas.microsoft.com/office/drawing/2010/main" val="0"/>
@@ -10249,7 +10694,15 @@
         <w:t xml:space="preserve"> connexion</w:t>
       </w:r>
       <w:r>
-        <w:t xml:space="preserve"> : journaliser les erreurs réseau/capteurs (codes, contexte : ip/port/</w:t>
+        <w:t xml:space="preserve"> : journaliser les erreurs réseau/capteurs (codes, contexte : </w:t>
+      </w:r>
+      <w:proofErr w:type="spellStart"/>
+      <w:r>
+        <w:t>ip</w:t>
+      </w:r>
+      <w:proofErr w:type="spellEnd"/>
+      <w:r>
+        <w:t>/port/</w:t>
       </w:r>
       <w:proofErr w:type="spellStart"/>
       <w:r>
@@ -10883,7 +11336,7 @@
         </w:rPr>
         <w:br/>
       </w:r>
-      <w:hyperlink r:id="rId20" w:history="1">
+      <w:hyperlink r:id="rId23" w:history="1">
         <w:r>
           <w:rPr>
             <w:rStyle w:val="Lienhypertexte"/>
@@ -10932,7 +11385,7 @@
         </w:rPr>
         <w:br/>
       </w:r>
-      <w:hyperlink r:id="rId21" w:history="1">
+      <w:hyperlink r:id="rId24" w:history="1">
         <w:r>
           <w:rPr>
             <w:rStyle w:val="Lienhypertexte"/>
@@ -10981,7 +11434,7 @@
         </w:rPr>
         <w:br/>
       </w:r>
-      <w:hyperlink r:id="rId22" w:history="1">
+      <w:hyperlink r:id="rId25" w:history="1">
         <w:r>
           <w:rPr>
             <w:rStyle w:val="Lienhypertexte"/>
@@ -11047,7 +11500,7 @@
         </w:rPr>
         <w:br/>
       </w:r>
-      <w:hyperlink r:id="rId23" w:history="1">
+      <w:hyperlink r:id="rId26" w:history="1">
         <w:r>
           <w:rPr>
             <w:rStyle w:val="Lienhypertexte"/>
@@ -11097,7 +11550,7 @@
         </w:rPr>
         <w:br/>
       </w:r>
-      <w:hyperlink r:id="rId24" w:history="1">
+      <w:hyperlink r:id="rId27" w:history="1">
         <w:r>
           <w:rPr>
             <w:rStyle w:val="Lienhypertexte"/>
@@ -11130,10 +11583,10 @@
       </w:r>
     </w:p>
     <w:sectPr>
-      <w:headerReference w:type="default" r:id="rId25"/>
-      <w:footerReference w:type="default" r:id="rId26"/>
-      <w:headerReference w:type="first" r:id="rId27"/>
-      <w:footerReference w:type="first" r:id="rId28"/>
+      <w:headerReference w:type="default" r:id="rId28"/>
+      <w:footerReference w:type="default" r:id="rId29"/>
+      <w:headerReference w:type="first" r:id="rId30"/>
+      <w:footerReference w:type="first" r:id="rId31"/>
       <w:pgSz w:w="11906" w:h="16838" w:code="9"/>
       <w:pgMar w:top="1861" w:right="1134" w:bottom="907" w:left="1701" w:header="851" w:footer="340" w:gutter="0"/>
       <w:cols w:space="708"/>
@@ -11230,6 +11683,7 @@
                 <w:dataBinding w:prefixMappings="xmlns:ns0='http://purl.org/dc/elements/1.1/' xmlns:ns1='http://schemas.openxmlformats.org/package/2006/metadata/core-properties' " w:xpath="/ns1:coreProperties[1]/ns0:creator[1]" w:storeItemID="{6C3C8BC8-F283-45AE-878A-BAB7291924A1}"/>
                 <w:text/>
               </w:sdtPr>
+              <w:sdtEndPr/>
               <w:sdtContent>
                 <w:tc>
                   <w:tcPr>
@@ -11355,7 +11809,7 @@
                   <w:rPr>
                     <w:lang w:val="fr-CH"/>
                   </w:rPr>
-                  <w:t>13.01.2026 11:28</w:t>
+                  <w:t>07.03.2026 14:51</w:t>
                 </w:r>
                 <w:r>
                   <w:rPr>
@@ -11533,6 +11987,7 @@
                 <w:dataBinding w:prefixMappings="xmlns:ns0='http://purl.org/dc/elements/1.1/' xmlns:ns1='http://schemas.openxmlformats.org/package/2006/metadata/core-properties' " w:xpath="/ns1:coreProperties[1]/ns0:creator[1]" w:storeItemID="{6C3C8BC8-F283-45AE-878A-BAB7291924A1}"/>
                 <w:text/>
               </w:sdtPr>
+              <w:sdtEndPr/>
               <w:sdtContent>
                 <w:tc>
                   <w:tcPr>
@@ -11652,7 +12107,7 @@
                   <w:rPr>
                     <w:lang w:val="fr-CH"/>
                   </w:rPr>
-                  <w:t>13.01.2026 11:28</w:t>
+                  <w:t>07.03.2026 14:51</w:t>
                 </w:r>
                 <w:r>
                   <w:rPr>
@@ -11746,6 +12201,7 @@
                 <w:dataBinding w:prefixMappings="xmlns:ns0='http://purl.org/dc/elements/1.1/' xmlns:ns1='http://schemas.openxmlformats.org/package/2006/metadata/core-properties' " w:xpath="/ns1:coreProperties[1]/ns0:creator[1]" w:storeItemID="{6C3C8BC8-F283-45AE-878A-BAB7291924A1}"/>
                 <w:text/>
               </w:sdtPr>
+              <w:sdtEndPr/>
               <w:sdtContent>
                 <w:tc>
                   <w:tcPr>
@@ -11865,7 +12321,7 @@
                   <w:rPr>
                     <w:lang w:val="fr-CH"/>
                   </w:rPr>
-                  <w:t>13.01.2026 11:28</w:t>
+                  <w:t>07.03.2026 14:51</w:t>
                 </w:r>
                 <w:r>
                   <w:rPr>
@@ -15517,7 +15973,7 @@
     <w:charset w:val="00"/>
     <w:family w:val="swiss"/>
     <w:pitch w:val="variable"/>
-    <w:sig w:usb0="E4002EFF" w:usb1="C200247B" w:usb2="00000009" w:usb3="00000000" w:csb0="000001FF" w:csb1="00000000"/>
+    <w:sig w:usb0="E4002EFF" w:usb1="C000247B" w:usb2="00000009" w:usb3="00000000" w:csb0="000001FF" w:csb1="00000000"/>
   </w:font>
   <w:font w:name="Tahoma">
     <w:panose1 w:val="020B0604030504040204"/>
@@ -15637,6 +16093,7 @@
     <w:rsid w:val="0082647C"/>
     <w:rsid w:val="00831DD5"/>
     <w:rsid w:val="008351A8"/>
+    <w:rsid w:val="00870605"/>
     <w:rsid w:val="0089532F"/>
     <w:rsid w:val="008E3367"/>
     <w:rsid w:val="008E6739"/>
@@ -15646,6 +16103,7 @@
     <w:rsid w:val="00A419DC"/>
     <w:rsid w:val="00A529A9"/>
     <w:rsid w:val="00A679B4"/>
+    <w:rsid w:val="00A717F0"/>
     <w:rsid w:val="00A8666E"/>
     <w:rsid w:val="00AC6E47"/>
     <w:rsid w:val="00AF6687"/>

--- a/documentation/3_Documentation_Projet.docx
+++ b/documentation/3_Documentation_Projet.docx
@@ -6540,19 +6540,11 @@
           </wp:anchor>
         </w:drawing>
       </w:r>
-      <w:proofErr w:type="spellStart"/>
-      <w:r>
-        <w:rPr>
-          <w:lang w:val="fr-CH"/>
-        </w:rPr>
-        <w:t>Feature</w:t>
-      </w:r>
-      <w:proofErr w:type="spellEnd"/>
-      <w:r>
-        <w:rPr>
-          <w:lang w:val="fr-CH"/>
-        </w:rPr>
-        <w:t xml:space="preserve"> </w:t>
+      <w:r>
+        <w:rPr>
+          <w:lang w:val="fr-CH"/>
+        </w:rPr>
+        <w:t xml:space="preserve">Feature </w:t>
       </w:r>
       <w:proofErr w:type="gramStart"/>
       <w:r>
@@ -6590,19 +6582,11 @@
           <w:lang w:val="fr-CH"/>
         </w:rPr>
       </w:pPr>
-      <w:proofErr w:type="spellStart"/>
-      <w:r>
-        <w:rPr>
-          <w:lang w:val="fr-CH"/>
-        </w:rPr>
-        <w:t>Feature</w:t>
-      </w:r>
-      <w:proofErr w:type="spellEnd"/>
-      <w:r>
-        <w:rPr>
-          <w:lang w:val="fr-CH"/>
-        </w:rPr>
-        <w:t xml:space="preserve"> 2</w:t>
+      <w:r>
+        <w:rPr>
+          <w:lang w:val="fr-CH"/>
+        </w:rPr>
+        <w:t>Feature 2</w:t>
       </w:r>
       <w:r>
         <w:rPr>
@@ -6698,6 +6682,9 @@
         </w:rPr>
       </w:pPr>
       <w:r>
+        <w:rPr>
+          <w:noProof/>
+        </w:rPr>
         <w:drawing>
           <wp:inline distT="0" distB="0" distL="0" distR="0" wp14:anchorId="608DAA02" wp14:editId="74CC18EA">
             <wp:extent cx="3699565" cy="5517270"/>
@@ -6836,20 +6823,12 @@
           <w:lang w:val="fr-CH"/>
         </w:rPr>
       </w:pPr>
-      <w:proofErr w:type="spellStart"/>
       <w:r>
         <w:rPr>
           <w:lang w:val="fr-CH"/>
         </w:rPr>
         <w:lastRenderedPageBreak/>
-        <w:t>Feature</w:t>
-      </w:r>
-      <w:proofErr w:type="spellEnd"/>
-      <w:r>
-        <w:rPr>
-          <w:lang w:val="fr-CH"/>
-        </w:rPr>
-        <w:t xml:space="preserve"> 3 : </w:t>
+        <w:t xml:space="preserve">Feature 3 : </w:t>
       </w:r>
       <w:r>
         <w:rPr>
@@ -6882,6 +6861,7 @@
       </w:pPr>
       <w:r>
         <w:rPr>
+          <w:noProof/>
           <w:lang w:val="fr-CH"/>
         </w:rPr>
         <w:drawing>
@@ -6962,6 +6942,9 @@
         </w:rPr>
       </w:pPr>
       <w:r>
+        <w:rPr>
+          <w:noProof/>
+        </w:rPr>
         <w:drawing>
           <wp:inline distT="0" distB="0" distL="0" distR="0" wp14:anchorId="06E70B9A" wp14:editId="5D032F42">
             <wp:extent cx="2074984" cy="3319974"/>
@@ -7014,11 +6997,210 @@
     </w:p>
     <w:p>
       <w:pPr>
+        <w:pStyle w:val="BITTextkrper"/>
+        <w:jc w:val="center"/>
+        <w:rPr>
+          <w:lang w:val="fr-CH"/>
+        </w:rPr>
+      </w:pPr>
+    </w:p>
+    <w:p>
+      <w:pPr>
+        <w:pStyle w:val="BITTextkrper"/>
+        <w:jc w:val="left"/>
+        <w:rPr>
+          <w:noProof/>
+          <w:lang w:val="fr-CH"/>
+        </w:rPr>
+      </w:pPr>
+      <w:r>
+        <w:rPr>
+          <w:lang w:val="fr-CH"/>
+        </w:rPr>
+        <w:lastRenderedPageBreak/>
+        <w:t>Feature 4 : connexion de la manette :</w:t>
+      </w:r>
+      <w:r>
+        <w:rPr>
+          <w:noProof/>
+          <w:lang w:val="fr-CH"/>
+        </w:rPr>
+        <w:t xml:space="preserve"> </w:t>
+      </w:r>
+    </w:p>
+    <w:p>
+      <w:pPr>
+        <w:pStyle w:val="BITTextkrper"/>
+        <w:jc w:val="left"/>
+        <w:rPr>
+          <w:lang w:val="fr-CH"/>
+        </w:rPr>
+      </w:pPr>
+      <w:r>
+        <w:rPr>
+          <w:lang w:val="fr-CH"/>
+        </w:rPr>
+        <w:t>Diagramme de séquenc</w:t>
+      </w:r>
+      <w:r>
+        <w:rPr>
+          <w:lang w:val="fr-CH"/>
+        </w:rPr>
+        <w:t>e</w:t>
+      </w:r>
+      <w:r>
+        <w:rPr>
+          <w:lang w:val="fr-CH"/>
+        </w:rPr>
+        <w:br/>
+      </w:r>
+      <w:r>
+        <w:rPr>
+          <w:lang w:val="fr-CH"/>
+        </w:rPr>
+        <w:br/>
+      </w:r>
+      <w:r>
+        <w:rPr>
+          <w:noProof/>
+          <w:lang w:val="fr-CH"/>
+        </w:rPr>
+        <w:drawing>
+          <wp:inline distT="0" distB="0" distL="0" distR="0" wp14:anchorId="0039442E" wp14:editId="3C32069E">
+            <wp:extent cx="3806185" cy="7139940"/>
+            <wp:effectExtent l="0" t="0" r="4445" b="3810"/>
+            <wp:docPr id="1635056393" name="Image 1"/>
+            <wp:cNvGraphicFramePr>
+              <a:graphicFrameLocks xmlns:a="http://schemas.openxmlformats.org/drawingml/2006/main" noChangeAspect="1"/>
+            </wp:cNvGraphicFramePr>
+            <a:graphic xmlns:a="http://schemas.openxmlformats.org/drawingml/2006/main">
+              <a:graphicData uri="http://schemas.openxmlformats.org/drawingml/2006/picture">
+                <pic:pic xmlns:pic="http://schemas.openxmlformats.org/drawingml/2006/picture">
+                  <pic:nvPicPr>
+                    <pic:cNvPr id="1635056393" name="Image 1635056393"/>
+                    <pic:cNvPicPr/>
+                  </pic:nvPicPr>
+                  <pic:blipFill>
+                    <a:blip r:embed="rId17">
+                      <a:extLst>
+                        <a:ext uri="{28A0092B-C50C-407E-A947-70E740481C1C}">
+                          <a14:useLocalDpi xmlns:a14="http://schemas.microsoft.com/office/drawing/2010/main" val="0"/>
+                        </a:ext>
+                      </a:extLst>
+                    </a:blip>
+                    <a:stretch>
+                      <a:fillRect/>
+                    </a:stretch>
+                  </pic:blipFill>
+                  <pic:spPr>
+                    <a:xfrm>
+                      <a:off x="0" y="0"/>
+                      <a:ext cx="3809459" cy="7146081"/>
+                    </a:xfrm>
+                    <a:prstGeom prst="rect">
+                      <a:avLst/>
+                    </a:prstGeom>
+                  </pic:spPr>
+                </pic:pic>
+              </a:graphicData>
+            </a:graphic>
+          </wp:inline>
+        </w:drawing>
+      </w:r>
+      <w:r>
+        <w:rPr>
+          <w:lang w:val="fr-CH"/>
+        </w:rPr>
+        <w:br/>
+      </w:r>
+      <w:r>
+        <w:rPr>
+          <w:lang w:val="fr-CH"/>
+        </w:rPr>
+        <w:br/>
+      </w:r>
+      <w:r>
+        <w:rPr>
+          <w:lang w:val="fr-CH"/>
+        </w:rPr>
+        <w:br/>
+      </w:r>
+      <w:r>
+        <w:rPr>
+          <w:lang w:val="fr-CH"/>
+        </w:rPr>
+        <w:lastRenderedPageBreak/>
+        <w:t>Diagramme d’activité :</w:t>
+      </w:r>
+      <w:r>
+        <w:rPr>
+          <w:lang w:val="fr-CH"/>
+        </w:rPr>
+        <w:br/>
+      </w:r>
+      <w:r>
+        <w:rPr>
+          <w:noProof/>
+          <w:lang w:val="fr-CH"/>
+        </w:rPr>
+        <w:drawing>
+          <wp:inline distT="0" distB="0" distL="0" distR="0" wp14:anchorId="06C15098" wp14:editId="7740D9EE">
+            <wp:extent cx="4350482" cy="5501640"/>
+            <wp:effectExtent l="0" t="0" r="0" b="3810"/>
+            <wp:docPr id="362523581" name="Image 2"/>
+            <wp:cNvGraphicFramePr>
+              <a:graphicFrameLocks xmlns:a="http://schemas.openxmlformats.org/drawingml/2006/main" noChangeAspect="1"/>
+            </wp:cNvGraphicFramePr>
+            <a:graphic xmlns:a="http://schemas.openxmlformats.org/drawingml/2006/main">
+              <a:graphicData uri="http://schemas.openxmlformats.org/drawingml/2006/picture">
+                <pic:pic xmlns:pic="http://schemas.openxmlformats.org/drawingml/2006/picture">
+                  <pic:nvPicPr>
+                    <pic:cNvPr id="362523581" name="Image 362523581"/>
+                    <pic:cNvPicPr/>
+                  </pic:nvPicPr>
+                  <pic:blipFill>
+                    <a:blip r:embed="rId18">
+                      <a:extLst>
+                        <a:ext uri="{28A0092B-C50C-407E-A947-70E740481C1C}">
+                          <a14:useLocalDpi xmlns:a14="http://schemas.microsoft.com/office/drawing/2010/main" val="0"/>
+                        </a:ext>
+                      </a:extLst>
+                    </a:blip>
+                    <a:stretch>
+                      <a:fillRect/>
+                    </a:stretch>
+                  </pic:blipFill>
+                  <pic:spPr>
+                    <a:xfrm>
+                      <a:off x="0" y="0"/>
+                      <a:ext cx="4355098" cy="5507478"/>
+                    </a:xfrm>
+                    <a:prstGeom prst="rect">
+                      <a:avLst/>
+                    </a:prstGeom>
+                  </pic:spPr>
+                </pic:pic>
+              </a:graphicData>
+            </a:graphic>
+          </wp:inline>
+        </w:drawing>
+      </w:r>
+    </w:p>
+    <w:p>
+      <w:pPr>
+        <w:pStyle w:val="BITTextkrper"/>
+        <w:jc w:val="center"/>
+        <w:rPr>
+          <w:lang w:val="fr-CH"/>
+        </w:rPr>
+      </w:pPr>
+    </w:p>
+    <w:p>
+      <w:pPr>
         <w:pStyle w:val="Titre2"/>
       </w:pPr>
       <w:bookmarkStart w:id="28" w:name="_Toc219185373"/>
       <w:r>
-        <w:lastRenderedPageBreak/>
         <w:t>Maquettes</w:t>
       </w:r>
       <w:bookmarkEnd w:id="28"/>
@@ -7051,6 +7233,7 @@
           <w:noProof/>
           <w:lang w:val="fr-CH" w:eastAsia="fr-CH"/>
         </w:rPr>
+        <w:lastRenderedPageBreak/>
         <w:drawing>
           <wp:inline distT="0" distB="0" distL="0" distR="0" wp14:anchorId="71608A3D" wp14:editId="26FEE779">
             <wp:extent cx="5760085" cy="4624070"/>
@@ -7069,7 +7252,7 @@
                     </pic:cNvPicPr>
                   </pic:nvPicPr>
                   <pic:blipFill>
-                    <a:blip r:embed="rId17">
+                    <a:blip r:embed="rId19">
                       <a:extLst>
                         <a:ext uri="{28A0092B-C50C-407E-A947-70E740481C1C}">
                           <a14:useLocalDpi xmlns:a14="http://schemas.microsoft.com/office/drawing/2010/main" val="0"/>
@@ -7163,7 +7346,7 @@
                     <pic:cNvPicPr/>
                   </pic:nvPicPr>
                   <pic:blipFill>
-                    <a:blip r:embed="rId18"/>
+                    <a:blip r:embed="rId20"/>
                     <a:stretch>
                       <a:fillRect/>
                     </a:stretch>
@@ -7223,7 +7406,7 @@
                     <pic:cNvPicPr/>
                   </pic:nvPicPr>
                   <pic:blipFill>
-                    <a:blip r:embed="rId19"/>
+                    <a:blip r:embed="rId21"/>
                     <a:stretch>
                       <a:fillRect/>
                     </a:stretch>
@@ -7369,3185 +7552,6 @@
                 <pic:pic xmlns:pic="http://schemas.openxmlformats.org/drawingml/2006/picture">
                   <pic:nvPicPr>
                     <pic:cNvPr id="0" name="Picture 2"/>
-                    <pic:cNvPicPr>
-                      <a:picLocks noChangeAspect="1" noChangeArrowheads="1"/>
-                    </pic:cNvPicPr>
-                  </pic:nvPicPr>
-                  <pic:blipFill>
-                    <a:blip r:embed="rId20">
-                      <a:extLst>
-                        <a:ext uri="{28A0092B-C50C-407E-A947-70E740481C1C}">
-                          <a14:useLocalDpi xmlns:a14="http://schemas.microsoft.com/office/drawing/2010/main" val="0"/>
-                        </a:ext>
-                      </a:extLst>
-                    </a:blip>
-                    <a:srcRect/>
-                    <a:stretch>
-                      <a:fillRect/>
-                    </a:stretch>
-                  </pic:blipFill>
-                  <pic:spPr bwMode="auto">
-                    <a:xfrm>
-                      <a:off x="0" y="0"/>
-                      <a:ext cx="5760085" cy="3632835"/>
-                    </a:xfrm>
-                    <a:prstGeom prst="rect">
-                      <a:avLst/>
-                    </a:prstGeom>
-                    <a:noFill/>
-                    <a:ln>
-                      <a:noFill/>
-                    </a:ln>
-                  </pic:spPr>
-                </pic:pic>
-              </a:graphicData>
-            </a:graphic>
-          </wp:inline>
-        </w:drawing>
-      </w:r>
-    </w:p>
-    <w:p>
-      <w:pPr>
-        <w:pStyle w:val="BITTextkrper"/>
-        <w:rPr>
-          <w:lang w:val="fr-CH"/>
-        </w:rPr>
-      </w:pPr>
-    </w:p>
-    <w:p>
-      <w:pPr>
-        <w:pStyle w:val="Titre1"/>
-        <w:numPr>
-          <w:ilvl w:val="0"/>
-          <w:numId w:val="1"/>
-        </w:numPr>
-      </w:pPr>
-      <w:bookmarkStart w:id="34" w:name="_Toc250790988"/>
-      <w:bookmarkStart w:id="35" w:name="_Toc219185378"/>
-      <w:r>
-        <w:lastRenderedPageBreak/>
-        <w:t>Réalisation</w:t>
-      </w:r>
-      <w:bookmarkEnd w:id="34"/>
-      <w:bookmarkEnd w:id="35"/>
-    </w:p>
-    <w:p>
-      <w:pPr>
-        <w:pStyle w:val="Titre2"/>
-      </w:pPr>
-      <w:bookmarkStart w:id="36" w:name="_Toc219185379"/>
-      <w:r>
-        <w:t>Connexion du logiciel au rover</w:t>
-      </w:r>
-      <w:bookmarkEnd w:id="36"/>
-      <w:r>
-        <w:t xml:space="preserve"> </w:t>
-      </w:r>
-    </w:p>
-    <w:p>
-      <w:pPr>
-        <w:rPr>
-          <w:lang w:val="fr-CH"/>
-        </w:rPr>
-      </w:pPr>
-      <w:r>
-        <w:rPr>
-          <w:lang w:val="fr-CH"/>
-        </w:rPr>
-        <w:t xml:space="preserve">La connexion au rover se fait via Phidget Network. L’idée est </w:t>
-      </w:r>
-      <w:proofErr w:type="gramStart"/>
-      <w:r>
-        <w:rPr>
-          <w:lang w:val="fr-CH"/>
-        </w:rPr>
-        <w:t>simple:</w:t>
-      </w:r>
-      <w:proofErr w:type="gramEnd"/>
-      <w:r>
-        <w:rPr>
-          <w:lang w:val="fr-CH"/>
-        </w:rPr>
-        <w:t xml:space="preserve"> l’app Java déclare le serveur réseau du hub (</w:t>
-      </w:r>
-      <w:proofErr w:type="spellStart"/>
-      <w:r>
-        <w:rPr>
-          <w:lang w:val="fr-CH"/>
-        </w:rPr>
-        <w:t>Net.addServer</w:t>
-      </w:r>
-      <w:proofErr w:type="spellEnd"/>
-      <w:r>
-        <w:rPr>
-          <w:lang w:val="fr-CH"/>
-        </w:rPr>
-        <w:t xml:space="preserve">), ouvre deux </w:t>
-      </w:r>
-      <w:proofErr w:type="spellStart"/>
-      <w:r>
-        <w:rPr>
-          <w:lang w:val="fr-CH"/>
-        </w:rPr>
-        <w:t>DCMotor</w:t>
-      </w:r>
-      <w:proofErr w:type="spellEnd"/>
-      <w:r>
-        <w:rPr>
-          <w:lang w:val="fr-CH"/>
-        </w:rPr>
-        <w:t xml:space="preserve"> (gauche/droite), force un arrêt sécurité (</w:t>
-      </w:r>
-      <w:proofErr w:type="spellStart"/>
-      <w:r>
-        <w:rPr>
-          <w:lang w:val="fr-CH"/>
-        </w:rPr>
-        <w:t>safeStop</w:t>
-      </w:r>
-      <w:proofErr w:type="spellEnd"/>
-      <w:r>
-        <w:rPr>
-          <w:lang w:val="fr-CH"/>
-        </w:rPr>
-        <w:t>), puis considère le rover “connecté”. Si le lien tombe, Main retente une connexion toutes les 2 secondes.</w:t>
-      </w:r>
-    </w:p>
-    <w:p>
-      <w:pPr>
-        <w:rPr>
-          <w:lang w:val="fr-CH"/>
-        </w:rPr>
-      </w:pPr>
-      <w:r>
-        <w:rPr>
-          <w:lang w:val="fr-CH"/>
-        </w:rPr>
-        <w:t>Exemple concret : dans Main.java, la partie à adapter en pratique est presque uniquement l’IP du hub. Le reste est généralement stable (port Phidget Network par défaut, nom de serveur, ports de hub).</w:t>
-      </w:r>
-    </w:p>
-    <w:p>
-      <w:pPr>
-        <w:rPr>
-          <w:lang w:val="fr-CH"/>
-        </w:rPr>
-      </w:pPr>
-    </w:p>
-    <w:p>
-      <w:pPr>
-        <w:pStyle w:val="TxtCode"/>
-        <w:rPr>
-          <w:lang w:val="en-US"/>
-        </w:rPr>
-      </w:pPr>
-      <w:r>
-        <w:rPr>
-          <w:lang w:val="en-US"/>
-        </w:rPr>
-        <w:t xml:space="preserve">String ip = "10.18.1.53";   </w:t>
-      </w:r>
-    </w:p>
-    <w:p>
-      <w:pPr>
-        <w:pStyle w:val="TxtCode"/>
-        <w:rPr>
-          <w:lang w:val="en-US"/>
-        </w:rPr>
-      </w:pPr>
-      <w:r>
-        <w:rPr>
-          <w:lang w:val="en-US"/>
-        </w:rPr>
-        <w:t>int port = 5661;</w:t>
-      </w:r>
-    </w:p>
-    <w:p>
-      <w:pPr>
-        <w:pStyle w:val="TxtCode"/>
-        <w:rPr>
-          <w:lang w:val="en-US"/>
-        </w:rPr>
-      </w:pPr>
-      <w:r>
-        <w:rPr>
-          <w:lang w:val="en-US"/>
-        </w:rPr>
-        <w:t>String serverName = "hub5000";</w:t>
-      </w:r>
-    </w:p>
-    <w:p>
-      <w:pPr>
-        <w:pStyle w:val="TxtCode"/>
-        <w:rPr>
-          <w:lang w:val="en-US"/>
-        </w:rPr>
-      </w:pPr>
-    </w:p>
-    <w:p>
-      <w:pPr>
-        <w:pStyle w:val="TxtCode"/>
-        <w:rPr>
-          <w:lang w:val="fr-CH"/>
-        </w:rPr>
-      </w:pPr>
-      <w:r>
-        <w:rPr>
-          <w:lang w:val="fr-CH"/>
-        </w:rPr>
-        <w:t>// câblage attendu sur le rover</w:t>
-      </w:r>
-    </w:p>
-    <w:p>
-      <w:pPr>
-        <w:pStyle w:val="TxtCode"/>
-        <w:rPr>
-          <w:lang w:val="fr-CH"/>
-        </w:rPr>
-      </w:pPr>
-      <w:r>
-        <w:rPr>
-          <w:lang w:val="fr-CH"/>
-        </w:rPr>
-        <w:t>int motorHubPort = 5;  // moteurs</w:t>
-      </w:r>
-    </w:p>
-    <w:p>
-      <w:pPr>
-        <w:pStyle w:val="TxtCode"/>
-        <w:rPr>
-          <w:lang w:val="fr-CH"/>
-        </w:rPr>
-      </w:pPr>
-      <w:r>
-        <w:rPr>
-          <w:lang w:val="fr-CH"/>
-        </w:rPr>
-        <w:t>int sonarHubPort = 3;  // sonar</w:t>
-      </w:r>
-    </w:p>
-    <w:p>
-      <w:pPr>
-        <w:rPr>
-          <w:lang w:val="fr-CH"/>
-        </w:rPr>
-      </w:pPr>
-    </w:p>
-    <w:p>
-      <w:pPr>
-        <w:rPr>
-          <w:lang w:val="fr-CH"/>
-        </w:rPr>
-      </w:pPr>
-    </w:p>
-    <w:p>
-      <w:pPr>
-        <w:rPr>
-          <w:lang w:val="fr-CH"/>
-        </w:rPr>
-      </w:pPr>
-      <w:r>
-        <w:rPr>
-          <w:lang w:val="fr-CH"/>
-        </w:rPr>
-        <w:t xml:space="preserve">Le cœur de la connexion est dans </w:t>
-      </w:r>
-      <w:proofErr w:type="spellStart"/>
-      <w:proofErr w:type="gramStart"/>
-      <w:r>
-        <w:rPr>
-          <w:lang w:val="fr-CH"/>
-        </w:rPr>
-        <w:t>rover.services</w:t>
-      </w:r>
-      <w:proofErr w:type="gramEnd"/>
-      <w:r>
-        <w:rPr>
-          <w:lang w:val="fr-CH"/>
-        </w:rPr>
-        <w:t>.Connection</w:t>
-      </w:r>
-      <w:proofErr w:type="spellEnd"/>
-      <w:r>
-        <w:rPr>
-          <w:lang w:val="fr-CH"/>
-        </w:rPr>
-        <w:t xml:space="preserve">. </w:t>
-      </w:r>
-      <w:proofErr w:type="spellStart"/>
-      <w:proofErr w:type="gramStart"/>
-      <w:r>
-        <w:rPr>
-          <w:lang w:val="fr-CH"/>
-        </w:rPr>
-        <w:t>connect</w:t>
-      </w:r>
-      <w:proofErr w:type="spellEnd"/>
-      <w:r>
-        <w:rPr>
-          <w:lang w:val="fr-CH"/>
-        </w:rPr>
-        <w:t>(</w:t>
-      </w:r>
-      <w:proofErr w:type="gramEnd"/>
-      <w:r>
-        <w:rPr>
-          <w:lang w:val="fr-CH"/>
-        </w:rPr>
-        <w:t>) commence par nettoyer un éventuel serveur déjà déclaré localement avec le même nom. C’est un “best effort” pour éviter un état sale après relance.</w:t>
-      </w:r>
-    </w:p>
-    <w:p>
-      <w:pPr>
-        <w:rPr>
-          <w:lang w:val="fr-CH"/>
-        </w:rPr>
-      </w:pPr>
-    </w:p>
-    <w:p>
-      <w:pPr>
-        <w:pStyle w:val="TxtCode"/>
-        <w:rPr>
-          <w:lang w:val="en-US"/>
-        </w:rPr>
-      </w:pPr>
-      <w:r>
-        <w:rPr>
-          <w:lang w:val="en-US"/>
-        </w:rPr>
-        <w:t>try { Net.removeServer(serverName); } catch (Exception ignored) {}</w:t>
-      </w:r>
-    </w:p>
-    <w:p>
-      <w:pPr>
-        <w:pStyle w:val="TxtCode"/>
-        <w:rPr>
-          <w:lang w:val="fr-CH"/>
-        </w:rPr>
-      </w:pPr>
-      <w:r>
-        <w:rPr>
-          <w:lang w:val="fr-CH"/>
-        </w:rPr>
-        <w:t>Net.addServer(serverName, ip, port, "", 0);</w:t>
-      </w:r>
-    </w:p>
-    <w:p>
-      <w:pPr>
-        <w:rPr>
-          <w:lang w:val="fr-CH"/>
-        </w:rPr>
-      </w:pPr>
-    </w:p>
-    <w:p>
-      <w:pPr>
-        <w:rPr>
-          <w:lang w:val="fr-CH"/>
-        </w:rPr>
-      </w:pPr>
-      <w:r>
-        <w:rPr>
-          <w:lang w:val="fr-CH"/>
-        </w:rPr>
-        <w:t xml:space="preserve">Ensuite </w:t>
-      </w:r>
-      <w:proofErr w:type="spellStart"/>
-      <w:proofErr w:type="gramStart"/>
-      <w:r>
-        <w:rPr>
-          <w:lang w:val="fr-CH"/>
-        </w:rPr>
-        <w:t>connect</w:t>
-      </w:r>
-      <w:proofErr w:type="spellEnd"/>
-      <w:r>
-        <w:rPr>
-          <w:lang w:val="fr-CH"/>
-        </w:rPr>
-        <w:t>(</w:t>
-      </w:r>
-      <w:proofErr w:type="gramEnd"/>
-      <w:r>
-        <w:rPr>
-          <w:lang w:val="fr-CH"/>
-        </w:rPr>
-        <w:t xml:space="preserve">) ouvre les deux moteurs. Le mapping vient du Phidget Control Panel : gauche = </w:t>
-      </w:r>
-      <w:proofErr w:type="spellStart"/>
-      <w:r>
-        <w:rPr>
-          <w:lang w:val="fr-CH"/>
-        </w:rPr>
-        <w:t>channel</w:t>
-      </w:r>
-      <w:proofErr w:type="spellEnd"/>
-      <w:r>
-        <w:rPr>
-          <w:lang w:val="fr-CH"/>
-        </w:rPr>
-        <w:t xml:space="preserve"> 0, droite = </w:t>
-      </w:r>
-      <w:proofErr w:type="spellStart"/>
-      <w:r>
-        <w:rPr>
-          <w:lang w:val="fr-CH"/>
-        </w:rPr>
-        <w:t>channel</w:t>
-      </w:r>
-      <w:proofErr w:type="spellEnd"/>
-      <w:r>
-        <w:rPr>
-          <w:lang w:val="fr-CH"/>
-        </w:rPr>
-        <w:t xml:space="preserve"> 1. Le hub port utilisé pour les moteurs est </w:t>
-      </w:r>
-      <w:proofErr w:type="spellStart"/>
-      <w:r>
-        <w:rPr>
-          <w:lang w:val="fr-CH"/>
-        </w:rPr>
-        <w:t>motorHubPort</w:t>
-      </w:r>
-      <w:proofErr w:type="spellEnd"/>
-      <w:r>
-        <w:rPr>
-          <w:lang w:val="fr-CH"/>
-        </w:rPr>
-        <w:t xml:space="preserve"> (ici 5).</w:t>
-      </w:r>
-    </w:p>
-    <w:p>
-      <w:pPr>
-        <w:rPr>
-          <w:lang w:val="fr-CH"/>
-        </w:rPr>
-      </w:pPr>
-    </w:p>
-    <w:p>
-      <w:pPr>
-        <w:pStyle w:val="TxtCode"/>
-        <w:rPr>
-          <w:lang w:val="en-US"/>
-        </w:rPr>
-      </w:pPr>
-      <w:r>
-        <w:rPr>
-          <w:lang w:val="en-US"/>
-        </w:rPr>
-        <w:t>leftMotor  = openMotor(motorHubPort, 0);</w:t>
-      </w:r>
-    </w:p>
-    <w:p>
-      <w:pPr>
-        <w:pStyle w:val="TxtCode"/>
-        <w:rPr>
-          <w:lang w:val="en-US"/>
-        </w:rPr>
-      </w:pPr>
-      <w:r>
-        <w:rPr>
-          <w:lang w:val="en-US"/>
-        </w:rPr>
-        <w:t>rightMotor = openMotor(motorHubPort, 1);</w:t>
-      </w:r>
-    </w:p>
-    <w:p>
-      <w:pPr>
-        <w:rPr>
-          <w:lang w:val="en-US"/>
-        </w:rPr>
-      </w:pPr>
-    </w:p>
-    <w:p>
-      <w:pPr>
-        <w:rPr>
-          <w:rFonts w:ascii="Consolas" w:hAnsi="Consolas"/>
-          <w:noProof/>
-          <w:sz w:val="20"/>
-          <w:lang w:val="en-US"/>
-        </w:rPr>
-      </w:pPr>
-    </w:p>
-    <w:p>
-      <w:pPr>
-        <w:jc w:val="left"/>
-        <w:rPr>
-          <w:lang w:val="fr-CH"/>
-        </w:rPr>
-      </w:pPr>
-      <w:proofErr w:type="spellStart"/>
-      <w:proofErr w:type="gramStart"/>
-      <w:r>
-        <w:rPr>
-          <w:lang w:val="fr-CH"/>
-        </w:rPr>
-        <w:t>openMotor</w:t>
-      </w:r>
-      <w:proofErr w:type="spellEnd"/>
-      <w:r>
-        <w:rPr>
-          <w:lang w:val="fr-CH"/>
-        </w:rPr>
-        <w:t>(</w:t>
-      </w:r>
-      <w:proofErr w:type="gramEnd"/>
-      <w:r>
-        <w:rPr>
-          <w:lang w:val="fr-CH"/>
-        </w:rPr>
-        <w:t xml:space="preserve">) fait toujours la même séquence : instancier un </w:t>
-      </w:r>
-      <w:proofErr w:type="spellStart"/>
-      <w:r>
-        <w:rPr>
-          <w:lang w:val="fr-CH"/>
-        </w:rPr>
-        <w:t>DCMotor</w:t>
-      </w:r>
-      <w:proofErr w:type="spellEnd"/>
-      <w:r>
-        <w:rPr>
-          <w:lang w:val="fr-CH"/>
-        </w:rPr>
-        <w:t xml:space="preserve">, lui dire sur quel serveur se connecter, quel port de hub utiliser, quel </w:t>
-      </w:r>
-      <w:proofErr w:type="spellStart"/>
-      <w:r>
-        <w:rPr>
-          <w:lang w:val="fr-CH"/>
-        </w:rPr>
-        <w:t>channel</w:t>
-      </w:r>
-      <w:proofErr w:type="spellEnd"/>
-      <w:r>
-        <w:rPr>
-          <w:lang w:val="fr-CH"/>
-        </w:rPr>
-        <w:t xml:space="preserve"> ouvrir, puis </w:t>
-      </w:r>
-      <w:proofErr w:type="gramStart"/>
-      <w:r>
-        <w:rPr>
-          <w:lang w:val="fr-CH"/>
-        </w:rPr>
-        <w:t>open(</w:t>
-      </w:r>
-      <w:proofErr w:type="gramEnd"/>
-      <w:r>
-        <w:rPr>
-          <w:lang w:val="fr-CH"/>
-        </w:rPr>
-        <w:t xml:space="preserve">5000) (timeout 5 secondes). Le commentaire “ne pas appeler </w:t>
-      </w:r>
-      <w:proofErr w:type="spellStart"/>
-      <w:r>
-        <w:rPr>
-          <w:lang w:val="fr-CH"/>
-        </w:rPr>
-        <w:t>setIsHubPortDevice</w:t>
-      </w:r>
-      <w:proofErr w:type="spellEnd"/>
-      <w:r>
-        <w:rPr>
-          <w:lang w:val="fr-CH"/>
-        </w:rPr>
-        <w:t>(</w:t>
-      </w:r>
-      <w:proofErr w:type="spellStart"/>
-      <w:r>
-        <w:rPr>
-          <w:lang w:val="fr-CH"/>
-        </w:rPr>
-        <w:t>true</w:t>
-      </w:r>
-      <w:proofErr w:type="spellEnd"/>
-      <w:r>
-        <w:rPr>
-          <w:lang w:val="fr-CH"/>
-        </w:rPr>
-        <w:t>)” est important : ici on ouvre un device moteur rattaché à un hub réseau, pas un “hub port device”.</w:t>
-      </w:r>
-    </w:p>
-    <w:p>
-      <w:pPr>
-        <w:jc w:val="left"/>
-        <w:rPr>
-          <w:lang w:val="fr-CH"/>
-        </w:rPr>
-      </w:pPr>
-    </w:p>
-    <w:p>
-      <w:pPr>
-        <w:pStyle w:val="TxtCode"/>
-        <w:rPr>
-          <w:lang w:val="en-US"/>
-        </w:rPr>
-      </w:pPr>
-      <w:r>
-        <w:rPr>
-          <w:lang w:val="en-US"/>
-        </w:rPr>
-        <w:t>private DCMotor openMotor(int hubPort, int channel) throws PhidgetException {</w:t>
-      </w:r>
-    </w:p>
-    <w:p>
-      <w:pPr>
-        <w:pStyle w:val="TxtCode"/>
-        <w:rPr>
-          <w:lang w:val="en-US"/>
-        </w:rPr>
-      </w:pPr>
-      <w:r>
-        <w:rPr>
-          <w:lang w:val="en-US"/>
-        </w:rPr>
-        <w:t xml:space="preserve">    DCMotor m = new DCMotor();</w:t>
-      </w:r>
-    </w:p>
-    <w:p>
-      <w:pPr>
-        <w:pStyle w:val="TxtCode"/>
-        <w:rPr>
-          <w:lang w:val="en-US"/>
-        </w:rPr>
-      </w:pPr>
-      <w:r>
-        <w:rPr>
-          <w:lang w:val="en-US"/>
-        </w:rPr>
-        <w:t xml:space="preserve">    m.setServerName(serverName);</w:t>
-      </w:r>
-    </w:p>
-    <w:p>
-      <w:pPr>
-        <w:pStyle w:val="TxtCode"/>
-        <w:rPr>
-          <w:lang w:val="en-US"/>
-        </w:rPr>
-      </w:pPr>
-      <w:r>
-        <w:rPr>
-          <w:lang w:val="en-US"/>
-        </w:rPr>
-        <w:t xml:space="preserve">    m.setHubPort(hubPort);</w:t>
-      </w:r>
-    </w:p>
-    <w:p>
-      <w:pPr>
-        <w:pStyle w:val="TxtCode"/>
-        <w:rPr>
-          <w:lang w:val="en-US"/>
-        </w:rPr>
-      </w:pPr>
-      <w:r>
-        <w:rPr>
-          <w:lang w:val="en-US"/>
-        </w:rPr>
-        <w:t xml:space="preserve">    m.setChannel(channel);</w:t>
-      </w:r>
-    </w:p>
-    <w:p>
-      <w:pPr>
-        <w:pStyle w:val="TxtCode"/>
-        <w:rPr>
-          <w:lang w:val="en-US"/>
-        </w:rPr>
-      </w:pPr>
-      <w:r>
-        <w:rPr>
-          <w:lang w:val="en-US"/>
-        </w:rPr>
-        <w:t xml:space="preserve">    m.open(5000);</w:t>
-      </w:r>
-    </w:p>
-    <w:p>
-      <w:pPr>
-        <w:pStyle w:val="TxtCode"/>
-        <w:rPr>
-          <w:lang w:val="fr-CH"/>
-        </w:rPr>
-      </w:pPr>
-      <w:r>
-        <w:rPr>
-          <w:lang w:val="en-US"/>
-        </w:rPr>
-        <w:t xml:space="preserve">    </w:t>
-      </w:r>
-      <w:r>
-        <w:rPr>
-          <w:lang w:val="fr-CH"/>
-        </w:rPr>
-        <w:t>return m;</w:t>
-      </w:r>
-    </w:p>
-    <w:p>
-      <w:pPr>
-        <w:pStyle w:val="TxtCode"/>
-        <w:rPr>
-          <w:lang w:val="fr-CH"/>
-        </w:rPr>
-      </w:pPr>
-      <w:r>
-        <w:rPr>
-          <w:lang w:val="fr-CH"/>
-        </w:rPr>
-        <w:t>}</w:t>
-      </w:r>
-    </w:p>
-    <w:p>
-      <w:pPr>
-        <w:jc w:val="left"/>
-        <w:rPr>
-          <w:lang w:val="fr-CH"/>
-        </w:rPr>
-      </w:pPr>
-    </w:p>
-    <w:p>
-      <w:pPr>
-        <w:jc w:val="left"/>
-        <w:rPr>
-          <w:lang w:val="fr-CH"/>
-        </w:rPr>
-      </w:pPr>
-      <w:r>
-        <w:rPr>
-          <w:lang w:val="fr-CH"/>
-        </w:rPr>
-        <w:t xml:space="preserve">Juste après avoir ouvert les moteurs, le code force un arrêt immédiat via </w:t>
-      </w:r>
-      <w:proofErr w:type="spellStart"/>
-      <w:proofErr w:type="gramStart"/>
-      <w:r>
-        <w:rPr>
-          <w:lang w:val="fr-CH"/>
-        </w:rPr>
-        <w:t>safeStop</w:t>
-      </w:r>
-      <w:proofErr w:type="spellEnd"/>
-      <w:r>
-        <w:rPr>
-          <w:lang w:val="fr-CH"/>
-        </w:rPr>
-        <w:t>(</w:t>
-      </w:r>
-      <w:proofErr w:type="gramEnd"/>
-      <w:r>
-        <w:rPr>
-          <w:lang w:val="fr-CH"/>
-        </w:rPr>
-        <w:t>) (vitesse 0 sur les deux). C’est une sécurité de base : même si une ancienne commande traînait, le rover ne part pas à la connexion.</w:t>
-      </w:r>
-    </w:p>
-    <w:p>
-      <w:pPr>
-        <w:jc w:val="left"/>
-        <w:rPr>
-          <w:lang w:val="fr-CH"/>
-        </w:rPr>
-      </w:pPr>
-    </w:p>
-    <w:p>
-      <w:pPr>
-        <w:pStyle w:val="TxtCode"/>
-        <w:rPr>
-          <w:lang w:val="fr-CH"/>
-        </w:rPr>
-      </w:pPr>
-      <w:r>
-        <w:rPr>
-          <w:lang w:val="fr-CH"/>
-        </w:rPr>
-        <w:t>safeStop();</w:t>
-      </w:r>
-    </w:p>
-    <w:p>
-      <w:pPr>
-        <w:pStyle w:val="TxtCode"/>
-        <w:rPr>
-          <w:lang w:val="fr-CH"/>
-        </w:rPr>
-      </w:pPr>
-      <w:r>
-        <w:rPr>
-          <w:lang w:val="fr-CH"/>
-        </w:rPr>
-        <w:t>connected = true;</w:t>
-      </w:r>
-    </w:p>
-    <w:p>
-      <w:pPr>
-        <w:rPr>
-          <w:lang w:val="fr-CH"/>
-        </w:rPr>
-      </w:pPr>
-    </w:p>
-    <w:p>
-      <w:pPr>
-        <w:rPr>
-          <w:lang w:val="fr-CH"/>
-        </w:rPr>
-      </w:pPr>
-      <w:r>
-        <w:rPr>
-          <w:lang w:val="fr-CH"/>
-        </w:rPr>
-        <w:t xml:space="preserve">La déconnexion fait l’inverse, toujours en mode “best effort” pour ne pas bloquer sur une exception : stop, close moteurs, suppression du serveur, puis </w:t>
-      </w:r>
-      <w:proofErr w:type="spellStart"/>
-      <w:r>
-        <w:rPr>
-          <w:lang w:val="fr-CH"/>
-        </w:rPr>
-        <w:t>connected</w:t>
-      </w:r>
-      <w:proofErr w:type="spellEnd"/>
-      <w:r>
-        <w:rPr>
-          <w:lang w:val="fr-CH"/>
-        </w:rPr>
-        <w:t xml:space="preserve">=false. L’objectif est d’éviter les </w:t>
-      </w:r>
-      <w:proofErr w:type="spellStart"/>
-      <w:r>
-        <w:rPr>
-          <w:lang w:val="fr-CH"/>
-        </w:rPr>
-        <w:t>handles</w:t>
-      </w:r>
-      <w:proofErr w:type="spellEnd"/>
-      <w:r>
-        <w:rPr>
-          <w:lang w:val="fr-CH"/>
-        </w:rPr>
-        <w:t xml:space="preserve"> ouverts et de pouvoir </w:t>
-      </w:r>
-      <w:proofErr w:type="spellStart"/>
-      <w:r>
-        <w:rPr>
-          <w:lang w:val="fr-CH"/>
-        </w:rPr>
-        <w:t>reconnect</w:t>
-      </w:r>
-      <w:proofErr w:type="spellEnd"/>
-      <w:r>
-        <w:rPr>
-          <w:lang w:val="fr-CH"/>
-        </w:rPr>
-        <w:t xml:space="preserve"> proprement.</w:t>
-      </w:r>
-    </w:p>
-    <w:p>
-      <w:pPr>
-        <w:rPr>
-          <w:lang w:val="fr-CH"/>
-        </w:rPr>
-      </w:pPr>
-    </w:p>
-    <w:p>
-      <w:pPr>
-        <w:pStyle w:val="TxtCode"/>
-        <w:rPr>
-          <w:lang w:val="en-US"/>
-        </w:rPr>
-      </w:pPr>
-      <w:r>
-        <w:rPr>
-          <w:lang w:val="en-US"/>
-        </w:rPr>
-        <w:t>try { safeStop(); } catch (Exception ignored) {}</w:t>
-      </w:r>
-    </w:p>
-    <w:p>
-      <w:pPr>
-        <w:pStyle w:val="TxtCode"/>
-        <w:rPr>
-          <w:lang w:val="en-US"/>
-        </w:rPr>
-      </w:pPr>
-      <w:r>
-        <w:rPr>
-          <w:lang w:val="en-US"/>
-        </w:rPr>
-        <w:t>try { if (leftMotor != null) leftMotor.close(); } catch (Exception ignored) {}</w:t>
-      </w:r>
-    </w:p>
-    <w:p>
-      <w:pPr>
-        <w:pStyle w:val="TxtCode"/>
-        <w:rPr>
-          <w:lang w:val="en-US"/>
-        </w:rPr>
-      </w:pPr>
-      <w:r>
-        <w:rPr>
-          <w:lang w:val="en-US"/>
-        </w:rPr>
-        <w:t>try { if (rightMotor != null) rightMotor.close(); } catch (Exception ignored) {}</w:t>
-      </w:r>
-    </w:p>
-    <w:p>
-      <w:pPr>
-        <w:pStyle w:val="TxtCode"/>
-        <w:rPr>
-          <w:lang w:val="en-US"/>
-        </w:rPr>
-      </w:pPr>
-      <w:r>
-        <w:rPr>
-          <w:lang w:val="en-US"/>
-        </w:rPr>
-        <w:t>try { Net.removeServer(serverName); } catch (Exception ignored) {}</w:t>
-      </w:r>
-    </w:p>
-    <w:p>
-      <w:pPr>
-        <w:pStyle w:val="TxtCode"/>
-        <w:rPr>
-          <w:lang w:val="fr-CH"/>
-        </w:rPr>
-      </w:pPr>
-      <w:r>
-        <w:rPr>
-          <w:lang w:val="fr-CH"/>
-        </w:rPr>
-        <w:t>connected = false;</w:t>
-      </w:r>
-    </w:p>
-    <w:p>
-      <w:pPr>
-        <w:rPr>
-          <w:lang w:val="fr-CH"/>
-        </w:rPr>
-      </w:pPr>
-    </w:p>
-    <w:p>
-      <w:pPr>
-        <w:rPr>
-          <w:lang w:val="fr-CH"/>
-        </w:rPr>
-      </w:pPr>
-      <w:r>
-        <w:rPr>
-          <w:lang w:val="fr-CH"/>
-        </w:rPr>
-        <w:t xml:space="preserve">Quand on pilote le rover, la commande réellement envoyée aux moteurs est </w:t>
-      </w:r>
-      <w:proofErr w:type="spellStart"/>
-      <w:proofErr w:type="gramStart"/>
-      <w:r>
-        <w:rPr>
-          <w:lang w:val="fr-CH"/>
-        </w:rPr>
-        <w:t>setTargetVelocity</w:t>
-      </w:r>
-      <w:proofErr w:type="spellEnd"/>
-      <w:r>
-        <w:rPr>
-          <w:lang w:val="fr-CH"/>
-        </w:rPr>
-        <w:t>(</w:t>
-      </w:r>
-      <w:proofErr w:type="gramEnd"/>
-      <w:r>
-        <w:rPr>
-          <w:lang w:val="fr-CH"/>
-        </w:rPr>
-        <w:t xml:space="preserve">). Avant d’envoyer, </w:t>
-      </w:r>
-      <w:proofErr w:type="spellStart"/>
-      <w:proofErr w:type="gramStart"/>
-      <w:r>
-        <w:rPr>
-          <w:lang w:val="fr-CH"/>
-        </w:rPr>
-        <w:t>setWheelSpeeds</w:t>
-      </w:r>
-      <w:proofErr w:type="spellEnd"/>
-      <w:r>
-        <w:rPr>
-          <w:lang w:val="fr-CH"/>
-        </w:rPr>
-        <w:t>(</w:t>
-      </w:r>
-      <w:proofErr w:type="gramEnd"/>
-      <w:r>
-        <w:rPr>
-          <w:lang w:val="fr-CH"/>
-        </w:rPr>
-        <w:t>) vérifie que la connexion est active et que les deux moteurs existent, puis clamp la commande dans [-1, 1].</w:t>
-      </w:r>
-    </w:p>
-    <w:p>
-      <w:pPr>
-        <w:rPr>
-          <w:lang w:val="fr-CH"/>
-        </w:rPr>
-      </w:pPr>
-    </w:p>
-    <w:p>
-      <w:pPr>
-        <w:pStyle w:val="TxtCode"/>
-        <w:rPr>
-          <w:lang w:val="en-US"/>
-        </w:rPr>
-      </w:pPr>
-      <w:r>
-        <w:rPr>
-          <w:lang w:val="en-US"/>
-        </w:rPr>
-        <w:t>public void setWheelSpeeds(double left, double right) throws PhidgetException {</w:t>
-      </w:r>
-    </w:p>
-    <w:p>
-      <w:pPr>
-        <w:pStyle w:val="TxtCode"/>
-        <w:rPr>
-          <w:lang w:val="en-US"/>
-        </w:rPr>
-      </w:pPr>
-      <w:r>
-        <w:rPr>
-          <w:lang w:val="en-US"/>
-        </w:rPr>
-        <w:t xml:space="preserve">    if (!connected || leftMotor == null || rightMotor == null) return;</w:t>
-      </w:r>
-    </w:p>
-    <w:p>
-      <w:pPr>
-        <w:pStyle w:val="TxtCode"/>
-        <w:rPr>
-          <w:lang w:val="en-US"/>
-        </w:rPr>
-      </w:pPr>
-      <w:r>
-        <w:rPr>
-          <w:lang w:val="en-US"/>
-        </w:rPr>
-        <w:t xml:space="preserve">    left  = clamp(left);</w:t>
-      </w:r>
-    </w:p>
-    <w:p>
-      <w:pPr>
-        <w:pStyle w:val="TxtCode"/>
-        <w:rPr>
-          <w:lang w:val="en-US"/>
-        </w:rPr>
-      </w:pPr>
-      <w:r>
-        <w:rPr>
-          <w:lang w:val="en-US"/>
-        </w:rPr>
-        <w:t xml:space="preserve">    right = clamp(right);</w:t>
-      </w:r>
-    </w:p>
-    <w:p>
-      <w:pPr>
-        <w:pStyle w:val="TxtCode"/>
-        <w:rPr>
-          <w:lang w:val="en-US"/>
-        </w:rPr>
-      </w:pPr>
-      <w:r>
-        <w:rPr>
-          <w:lang w:val="en-US"/>
-        </w:rPr>
-        <w:t xml:space="preserve">    leftMotor.setTargetVelocity(left);</w:t>
-      </w:r>
-    </w:p>
-    <w:p>
-      <w:pPr>
-        <w:pStyle w:val="TxtCode"/>
-        <w:rPr>
-          <w:lang w:val="en-US"/>
-        </w:rPr>
-      </w:pPr>
-      <w:r>
-        <w:rPr>
-          <w:lang w:val="en-US"/>
-        </w:rPr>
-        <w:t xml:space="preserve">    rightMotor.setTargetVelocity(right);</w:t>
-      </w:r>
-    </w:p>
-    <w:p>
-      <w:pPr>
-        <w:pStyle w:val="TxtCode"/>
-        <w:rPr>
-          <w:lang w:val="fr-CH"/>
-        </w:rPr>
-      </w:pPr>
-      <w:r>
-        <w:rPr>
-          <w:lang w:val="fr-CH"/>
-        </w:rPr>
-        <w:t>}</w:t>
-      </w:r>
-    </w:p>
-    <w:p>
-      <w:pPr>
-        <w:rPr>
-          <w:lang w:val="fr-CH"/>
-        </w:rPr>
-      </w:pPr>
-    </w:p>
-    <w:p>
-      <w:pPr>
-        <w:rPr>
-          <w:noProof/>
-          <w:lang w:val="fr-CH"/>
-        </w:rPr>
-      </w:pPr>
-      <w:r>
-        <w:rPr>
-          <w:noProof/>
-          <w:lang w:val="fr-CH"/>
-        </w:rPr>
-        <w:t>Exemple d’appel côté boucle téléop (dans Main) : on calcule left et right à partir de la manette, puis on appelle rover.applyDriveCommand(left, right), qui finit par déléguer jusqu’à Connection.setWheelSpeeds(...). Si la manette n’est pas connectée, la boucle force un stop immédiat.</w:t>
-      </w:r>
-    </w:p>
-    <w:p>
-      <w:pPr>
-        <w:rPr>
-          <w:rFonts w:ascii="Consolas" w:hAnsi="Consolas"/>
-          <w:noProof/>
-          <w:sz w:val="20"/>
-          <w:lang w:val="fr-CH"/>
-        </w:rPr>
-      </w:pPr>
-    </w:p>
-    <w:p>
-      <w:pPr>
-        <w:pStyle w:val="TxtCode"/>
-        <w:rPr>
-          <w:lang w:val="en-US"/>
-        </w:rPr>
-      </w:pPr>
-      <w:r>
-        <w:rPr>
-          <w:lang w:val="en-US"/>
-        </w:rPr>
-        <w:t>if (!padModel.isConnected()) {</w:t>
-      </w:r>
-    </w:p>
-    <w:p>
-      <w:pPr>
-        <w:pStyle w:val="TxtCode"/>
-        <w:rPr>
-          <w:lang w:val="en-US"/>
-        </w:rPr>
-      </w:pPr>
-      <w:r>
-        <w:rPr>
-          <w:lang w:val="en-US"/>
-        </w:rPr>
-        <w:t xml:space="preserve">    try { rover.stop(); } catch (Exception ignored) {}</w:t>
-      </w:r>
-    </w:p>
-    <w:p>
-      <w:pPr>
-        <w:pStyle w:val="TxtCode"/>
-        <w:rPr>
-          <w:lang w:val="fr-CH"/>
-        </w:rPr>
-      </w:pPr>
-      <w:r>
-        <w:rPr>
-          <w:lang w:val="en-US"/>
-        </w:rPr>
-        <w:t xml:space="preserve">    </w:t>
-      </w:r>
-      <w:r>
-        <w:rPr>
-          <w:lang w:val="fr-CH"/>
-        </w:rPr>
-        <w:t>sleep(50);</w:t>
-      </w:r>
-    </w:p>
-    <w:p>
-      <w:pPr>
-        <w:pStyle w:val="TxtCode"/>
-        <w:rPr>
-          <w:lang w:val="fr-CH"/>
-        </w:rPr>
-      </w:pPr>
-      <w:r>
-        <w:rPr>
-          <w:lang w:val="fr-CH"/>
-        </w:rPr>
-        <w:t xml:space="preserve">    continue;</w:t>
-      </w:r>
-    </w:p>
-    <w:p>
-      <w:pPr>
-        <w:pStyle w:val="TxtCode"/>
-        <w:rPr>
-          <w:lang w:val="fr-CH"/>
-        </w:rPr>
-      </w:pPr>
-      <w:r>
-        <w:rPr>
-          <w:lang w:val="fr-CH"/>
-        </w:rPr>
-        <w:t>}</w:t>
-      </w:r>
-    </w:p>
-    <w:p>
-      <w:pPr>
-        <w:rPr>
-          <w:rFonts w:ascii="Consolas" w:hAnsi="Consolas"/>
-          <w:noProof/>
-          <w:sz w:val="20"/>
-          <w:lang w:val="fr-CH"/>
-        </w:rPr>
-      </w:pPr>
-    </w:p>
-    <w:p>
-      <w:pPr>
-        <w:rPr>
-          <w:lang w:val="fr-CH"/>
-        </w:rPr>
-      </w:pPr>
-      <w:r>
-        <w:rPr>
-          <w:lang w:val="fr-CH"/>
-        </w:rPr>
-        <w:t>La reconnexion est gérée dans la boucle principale avec un “</w:t>
-      </w:r>
-      <w:proofErr w:type="spellStart"/>
-      <w:r>
-        <w:rPr>
-          <w:lang w:val="fr-CH"/>
-        </w:rPr>
-        <w:t>cooldown</w:t>
-      </w:r>
-      <w:proofErr w:type="spellEnd"/>
-      <w:r>
-        <w:rPr>
-          <w:lang w:val="fr-CH"/>
-        </w:rPr>
-        <w:t xml:space="preserve">” de 2 secondes pour ne pas spammer. Si </w:t>
-      </w:r>
-      <w:proofErr w:type="spellStart"/>
-      <w:r>
-        <w:rPr>
-          <w:lang w:val="fr-CH"/>
-        </w:rPr>
-        <w:t>roverModel.isConnected</w:t>
-      </w:r>
-      <w:proofErr w:type="spellEnd"/>
-      <w:r>
-        <w:rPr>
-          <w:lang w:val="fr-CH"/>
-        </w:rPr>
-        <w:t xml:space="preserve">() est faux, Main appelle </w:t>
-      </w:r>
-      <w:proofErr w:type="spellStart"/>
-      <w:r>
-        <w:rPr>
-          <w:lang w:val="fr-CH"/>
-        </w:rPr>
-        <w:t>tryConnectRover</w:t>
-      </w:r>
-      <w:proofErr w:type="spellEnd"/>
-      <w:r>
-        <w:rPr>
-          <w:lang w:val="fr-CH"/>
-        </w:rPr>
-        <w:t>(rover) au maximum toutes les 2000 ms.</w:t>
-      </w:r>
-    </w:p>
-    <w:p>
-      <w:pPr>
-        <w:pStyle w:val="TxtCode"/>
-        <w:rPr>
-          <w:lang w:val="en-US"/>
-        </w:rPr>
-      </w:pPr>
-      <w:r>
-        <w:rPr>
-          <w:lang w:val="en-US"/>
-        </w:rPr>
-        <w:t>boolean roverLinkOk = roverModel.isConnected();</w:t>
-      </w:r>
-    </w:p>
-    <w:p>
-      <w:pPr>
-        <w:pStyle w:val="TxtCode"/>
-        <w:rPr>
-          <w:lang w:val="en-US"/>
-        </w:rPr>
-      </w:pPr>
-      <w:r>
-        <w:rPr>
-          <w:lang w:val="en-US"/>
-        </w:rPr>
-        <w:t>if (!roverLinkOk &amp;&amp; now &gt;= nextRoverReconnectAt) {</w:t>
-      </w:r>
-    </w:p>
-    <w:p>
-      <w:pPr>
-        <w:pStyle w:val="TxtCode"/>
-        <w:rPr>
-          <w:lang w:val="fr-CH"/>
-        </w:rPr>
-      </w:pPr>
-      <w:r>
-        <w:rPr>
-          <w:lang w:val="en-US"/>
-        </w:rPr>
-        <w:t xml:space="preserve">    </w:t>
-      </w:r>
-      <w:r>
-        <w:rPr>
-          <w:lang w:val="fr-CH"/>
-        </w:rPr>
-        <w:t>nextRoverReconnectAt = now + 2000;</w:t>
-      </w:r>
-    </w:p>
-    <w:p>
-      <w:pPr>
-        <w:pStyle w:val="TxtCode"/>
-        <w:rPr>
-          <w:lang w:val="fr-CH"/>
-        </w:rPr>
-      </w:pPr>
-      <w:r>
-        <w:rPr>
-          <w:lang w:val="fr-CH"/>
-        </w:rPr>
-        <w:t xml:space="preserve">    tryConnectRover(rover);</w:t>
-      </w:r>
-    </w:p>
-    <w:p>
-      <w:pPr>
-        <w:pStyle w:val="TxtCode"/>
-        <w:rPr>
-          <w:lang w:val="fr-CH"/>
-        </w:rPr>
-      </w:pPr>
-      <w:r>
-        <w:rPr>
-          <w:lang w:val="fr-CH"/>
-        </w:rPr>
-        <w:t>}</w:t>
-      </w:r>
-    </w:p>
-    <w:p>
-      <w:pPr>
-        <w:pStyle w:val="Titre2"/>
-      </w:pPr>
-      <w:bookmarkStart w:id="37" w:name="_Toc219185380"/>
-      <w:r>
-        <w:lastRenderedPageBreak/>
-        <w:t>Le Sonar</w:t>
-      </w:r>
-      <w:bookmarkEnd w:id="37"/>
-    </w:p>
-    <w:p>
-      <w:pPr>
-        <w:pStyle w:val="BITTextkrper"/>
-        <w:rPr>
-          <w:lang w:val="fr-CH"/>
-        </w:rPr>
-      </w:pPr>
-      <w:r>
-        <w:rPr>
-          <w:lang w:val="fr-CH"/>
-        </w:rPr>
-        <w:t>Le sonar est conçu pour isoler la librairie Phidget dans un seul endroit (</w:t>
-      </w:r>
-      <w:proofErr w:type="spellStart"/>
-      <w:r>
-        <w:rPr>
-          <w:lang w:val="fr-CH"/>
-        </w:rPr>
-        <w:t>SonarService</w:t>
-      </w:r>
-      <w:proofErr w:type="spellEnd"/>
-      <w:r>
-        <w:rPr>
-          <w:lang w:val="fr-CH"/>
-        </w:rPr>
-        <w:t>) et faire circuler dans l’app uniquement des objets simples (</w:t>
-      </w:r>
-      <w:proofErr w:type="spellStart"/>
-      <w:r>
-        <w:rPr>
-          <w:lang w:val="fr-CH"/>
-        </w:rPr>
-        <w:t>SonarState</w:t>
-      </w:r>
-      <w:proofErr w:type="spellEnd"/>
-      <w:r>
-        <w:rPr>
-          <w:lang w:val="fr-CH"/>
-        </w:rPr>
-        <w:t>) via l’</w:t>
-      </w:r>
-      <w:proofErr w:type="spellStart"/>
-      <w:r>
-        <w:rPr>
-          <w:lang w:val="fr-CH"/>
-        </w:rPr>
-        <w:t>EventBus</w:t>
-      </w:r>
-      <w:proofErr w:type="spellEnd"/>
-      <w:r>
-        <w:rPr>
-          <w:lang w:val="fr-CH"/>
-        </w:rPr>
-        <w:t xml:space="preserve">. Le flux est toujours le même : </w:t>
-      </w:r>
-      <w:r>
-        <w:rPr>
-          <w:b/>
-          <w:bCs/>
-          <w:lang w:val="fr-CH"/>
-        </w:rPr>
-        <w:t xml:space="preserve">lecture capteur → publication </w:t>
-      </w:r>
-      <w:proofErr w:type="spellStart"/>
-      <w:proofErr w:type="gramStart"/>
-      <w:r>
-        <w:rPr>
-          <w:b/>
-          <w:bCs/>
-          <w:lang w:val="fr-CH"/>
-        </w:rPr>
-        <w:t>sonar.update</w:t>
-      </w:r>
-      <w:proofErr w:type="spellEnd"/>
-      <w:proofErr w:type="gramEnd"/>
-      <w:r>
-        <w:rPr>
-          <w:b/>
-          <w:bCs/>
-          <w:lang w:val="fr-CH"/>
-        </w:rPr>
-        <w:t xml:space="preserve"> → consommation (UI + logique obstacle)</w:t>
-      </w:r>
-      <w:r>
-        <w:rPr>
-          <w:lang w:val="fr-CH"/>
-        </w:rPr>
-        <w:t>.</w:t>
-      </w:r>
-    </w:p>
-    <w:p>
-      <w:pPr>
-        <w:pStyle w:val="BITTextkrper"/>
-        <w:rPr>
-          <w:lang w:val="en-US"/>
-        </w:rPr>
-      </w:pPr>
-      <w:r>
-        <w:rPr>
-          <w:noProof/>
-          <w:lang w:val="fr-CH"/>
-        </w:rPr>
-        <w:drawing>
-          <wp:inline distT="0" distB="0" distL="0" distR="0" wp14:anchorId="72214AE0" wp14:editId="431BFF9F">
-            <wp:extent cx="5760085" cy="1863725"/>
-            <wp:effectExtent l="0" t="0" r="0" b="3175"/>
-            <wp:docPr id="825486972" name="Image 1" descr="Une image contenant texte, ligne, capture d’écran, diagramme&#10;&#10;Le contenu généré par l’IA peut être incorrect."/>
-            <wp:cNvGraphicFramePr>
-              <a:graphicFrameLocks xmlns:a="http://schemas.openxmlformats.org/drawingml/2006/main" noChangeAspect="1"/>
-            </wp:cNvGraphicFramePr>
-            <a:graphic xmlns:a="http://schemas.openxmlformats.org/drawingml/2006/main">
-              <a:graphicData uri="http://schemas.openxmlformats.org/drawingml/2006/picture">
-                <pic:pic xmlns:pic="http://schemas.openxmlformats.org/drawingml/2006/picture">
-                  <pic:nvPicPr>
-                    <pic:cNvPr id="825486972" name="Image 1" descr="Une image contenant texte, ligne, capture d’écran, diagramme&#10;&#10;Le contenu généré par l’IA peut être incorrect."/>
-                    <pic:cNvPicPr/>
-                  </pic:nvPicPr>
-                  <pic:blipFill>
-                    <a:blip r:embed="rId21"/>
-                    <a:stretch>
-                      <a:fillRect/>
-                    </a:stretch>
-                  </pic:blipFill>
-                  <pic:spPr>
-                    <a:xfrm>
-                      <a:off x="0" y="0"/>
-                      <a:ext cx="5760085" cy="1863725"/>
-                    </a:xfrm>
-                    <a:prstGeom prst="rect">
-                      <a:avLst/>
-                    </a:prstGeom>
-                  </pic:spPr>
-                </pic:pic>
-              </a:graphicData>
-            </a:graphic>
-          </wp:inline>
-        </w:drawing>
-      </w:r>
-    </w:p>
-    <w:p>
-      <w:pPr>
-        <w:pStyle w:val="TxtCode"/>
-        <w:rPr>
-          <w:lang w:val="fr-CH"/>
-        </w:rPr>
-      </w:pPr>
-      <w:r>
-        <w:rPr>
-          <w:lang w:val="fr-CH"/>
-        </w:rPr>
-        <w:t>SonarState est le “snapshot” standard publié dans l’app. Il contient la dernière distance connue (mm), si le capteur est attaché, un timestamp, et une erreur texte si quelque chose a foiré. La distance peut être NaN si inconnue. Le champ quality est un placeholder (-1.0) pour plus tard.</w:t>
-      </w:r>
-    </w:p>
-    <w:p>
-      <w:pPr>
-        <w:pStyle w:val="TxtCode"/>
-        <w:rPr>
-          <w:lang w:val="en-US"/>
-        </w:rPr>
-      </w:pPr>
-      <w:r>
-        <w:rPr>
-          <w:lang w:val="en-US"/>
-        </w:rPr>
-        <w:t>public record SonarState(</w:t>
-      </w:r>
-    </w:p>
-    <w:p>
-      <w:pPr>
-        <w:pStyle w:val="TxtCode"/>
-        <w:rPr>
-          <w:lang w:val="en-US"/>
-        </w:rPr>
-      </w:pPr>
-      <w:r>
-        <w:rPr>
-          <w:lang w:val="en-US"/>
-        </w:rPr>
-        <w:t xml:space="preserve">    double distanceMm,</w:t>
-      </w:r>
-    </w:p>
-    <w:p>
-      <w:pPr>
-        <w:pStyle w:val="TxtCode"/>
-        <w:rPr>
-          <w:lang w:val="en-US"/>
-        </w:rPr>
-      </w:pPr>
-      <w:r>
-        <w:rPr>
-          <w:lang w:val="en-US"/>
-        </w:rPr>
-        <w:t xml:space="preserve">    double quality,</w:t>
-      </w:r>
-    </w:p>
-    <w:p>
-      <w:pPr>
-        <w:pStyle w:val="TxtCode"/>
-        <w:rPr>
-          <w:lang w:val="en-US"/>
-        </w:rPr>
-      </w:pPr>
-      <w:r>
-        <w:rPr>
-          <w:lang w:val="en-US"/>
-        </w:rPr>
-        <w:t xml:space="preserve">    boolean attached,</w:t>
-      </w:r>
-    </w:p>
-    <w:p>
-      <w:pPr>
-        <w:pStyle w:val="TxtCode"/>
-        <w:rPr>
-          <w:lang w:val="fr-CH"/>
-        </w:rPr>
-      </w:pPr>
-      <w:r>
-        <w:rPr>
-          <w:lang w:val="en-US"/>
-        </w:rPr>
-        <w:t xml:space="preserve">    </w:t>
-      </w:r>
-      <w:r>
-        <w:rPr>
-          <w:lang w:val="fr-CH"/>
-        </w:rPr>
-        <w:t>long timestampMs,</w:t>
-      </w:r>
-    </w:p>
-    <w:p>
-      <w:pPr>
-        <w:pStyle w:val="TxtCode"/>
-        <w:rPr>
-          <w:lang w:val="fr-CH"/>
-        </w:rPr>
-      </w:pPr>
-      <w:r>
-        <w:rPr>
-          <w:lang w:val="fr-CH"/>
-        </w:rPr>
-        <w:t xml:space="preserve">    String lastError</w:t>
-      </w:r>
-    </w:p>
-    <w:p>
-      <w:pPr>
-        <w:pStyle w:val="TxtCode"/>
-        <w:rPr>
-          <w:lang w:val="fr-CH"/>
-        </w:rPr>
-      </w:pPr>
-      <w:r>
-        <w:rPr>
-          <w:lang w:val="fr-CH"/>
-        </w:rPr>
-        <w:t>) {}</w:t>
-      </w:r>
-    </w:p>
-    <w:p>
-      <w:pPr>
-        <w:pStyle w:val="BITTextkrper"/>
-        <w:rPr>
-          <w:lang w:val="fr-CH"/>
-        </w:rPr>
-      </w:pPr>
-      <w:proofErr w:type="spellStart"/>
-      <w:r>
-        <w:rPr>
-          <w:lang w:val="fr-CH"/>
-        </w:rPr>
-        <w:t>SonarService</w:t>
-      </w:r>
-      <w:proofErr w:type="spellEnd"/>
-      <w:r>
-        <w:rPr>
-          <w:lang w:val="fr-CH"/>
-        </w:rPr>
-        <w:t xml:space="preserve"> est la partie hardware. Il se connecte au </w:t>
-      </w:r>
-      <w:r>
-        <w:rPr>
-          <w:b/>
-          <w:bCs/>
-          <w:lang w:val="fr-CH"/>
-        </w:rPr>
-        <w:t>même serveur Phidget Network</w:t>
-      </w:r>
-      <w:r>
-        <w:rPr>
-          <w:lang w:val="fr-CH"/>
-        </w:rPr>
-        <w:t xml:space="preserve"> que le rover (même </w:t>
-      </w:r>
-      <w:proofErr w:type="spellStart"/>
-      <w:r>
-        <w:rPr>
-          <w:lang w:val="fr-CH"/>
-        </w:rPr>
-        <w:t>serverName</w:t>
-      </w:r>
-      <w:proofErr w:type="spellEnd"/>
-      <w:r>
-        <w:rPr>
-          <w:lang w:val="fr-CH"/>
-        </w:rPr>
-        <w:t>/</w:t>
-      </w:r>
-      <w:proofErr w:type="spellStart"/>
-      <w:r>
-        <w:rPr>
-          <w:lang w:val="fr-CH"/>
-        </w:rPr>
-        <w:t>ip</w:t>
-      </w:r>
-      <w:proofErr w:type="spellEnd"/>
-      <w:r>
-        <w:rPr>
-          <w:lang w:val="fr-CH"/>
-        </w:rPr>
-        <w:t xml:space="preserve">/port), puis ouvre un </w:t>
-      </w:r>
-      <w:proofErr w:type="spellStart"/>
-      <w:r>
-        <w:rPr>
-          <w:lang w:val="fr-CH"/>
-        </w:rPr>
-        <w:t>DistanceSensor</w:t>
-      </w:r>
-      <w:proofErr w:type="spellEnd"/>
-      <w:r>
-        <w:rPr>
-          <w:lang w:val="fr-CH"/>
-        </w:rPr>
-        <w:t xml:space="preserve"> sur un </w:t>
-      </w:r>
-      <w:proofErr w:type="spellStart"/>
-      <w:r>
-        <w:rPr>
-          <w:lang w:val="fr-CH"/>
-        </w:rPr>
-        <w:t>hubPort</w:t>
-      </w:r>
-      <w:proofErr w:type="spellEnd"/>
-      <w:r>
-        <w:rPr>
-          <w:lang w:val="fr-CH"/>
-        </w:rPr>
-        <w:t xml:space="preserve"> et un </w:t>
-      </w:r>
-      <w:proofErr w:type="spellStart"/>
-      <w:r>
-        <w:rPr>
-          <w:lang w:val="fr-CH"/>
-        </w:rPr>
-        <w:t>channel</w:t>
-      </w:r>
-      <w:proofErr w:type="spellEnd"/>
-      <w:r>
-        <w:rPr>
-          <w:lang w:val="fr-CH"/>
-        </w:rPr>
-        <w:t xml:space="preserve">. La boucle interne tourne toutes les 250 ms (LOOP_MS = 250) et publie un </w:t>
-      </w:r>
-      <w:proofErr w:type="spellStart"/>
-      <w:r>
-        <w:rPr>
-          <w:lang w:val="fr-CH"/>
-        </w:rPr>
-        <w:t>SonarState</w:t>
-      </w:r>
-      <w:proofErr w:type="spellEnd"/>
-      <w:r>
-        <w:rPr>
-          <w:lang w:val="fr-CH"/>
-        </w:rPr>
-        <w:t xml:space="preserve"> à chaque </w:t>
-      </w:r>
-      <w:proofErr w:type="spellStart"/>
-      <w:r>
-        <w:rPr>
-          <w:lang w:val="fr-CH"/>
-        </w:rPr>
-        <w:t>tick</w:t>
-      </w:r>
-      <w:proofErr w:type="spellEnd"/>
-      <w:r>
-        <w:rPr>
-          <w:lang w:val="fr-CH"/>
-        </w:rPr>
-        <w:t>, même en cas d’erreur.</w:t>
-      </w:r>
-    </w:p>
-    <w:p>
-      <w:pPr>
-        <w:pStyle w:val="BITTextkrper"/>
-        <w:rPr>
-          <w:lang w:val="fr-CH"/>
-        </w:rPr>
-      </w:pPr>
-      <w:r>
-        <w:rPr>
-          <w:lang w:val="fr-CH"/>
-        </w:rPr>
-        <w:t xml:space="preserve">Exemple d’instanciation réelle (dans Main) : même </w:t>
-      </w:r>
-      <w:proofErr w:type="spellStart"/>
-      <w:r>
-        <w:rPr>
-          <w:lang w:val="fr-CH"/>
-        </w:rPr>
-        <w:t>serverName</w:t>
-      </w:r>
-      <w:proofErr w:type="spellEnd"/>
-      <w:r>
-        <w:rPr>
-          <w:lang w:val="fr-CH"/>
-        </w:rPr>
-        <w:t>/</w:t>
-      </w:r>
-      <w:proofErr w:type="spellStart"/>
-      <w:r>
-        <w:rPr>
-          <w:lang w:val="fr-CH"/>
-        </w:rPr>
-        <w:t>ip</w:t>
-      </w:r>
-      <w:proofErr w:type="spellEnd"/>
-      <w:r>
-        <w:rPr>
-          <w:lang w:val="fr-CH"/>
-        </w:rPr>
-        <w:t xml:space="preserve">/port que les moteurs, mais </w:t>
-      </w:r>
-      <w:proofErr w:type="spellStart"/>
-      <w:r>
-        <w:rPr>
-          <w:lang w:val="fr-CH"/>
-        </w:rPr>
-        <w:t>hubPort</w:t>
-      </w:r>
-      <w:proofErr w:type="spellEnd"/>
-      <w:r>
-        <w:rPr>
-          <w:lang w:val="fr-CH"/>
-        </w:rPr>
-        <w:t xml:space="preserve"> sonar différent.</w:t>
-      </w:r>
-    </w:p>
-    <w:p>
-      <w:pPr>
-        <w:pStyle w:val="TxtCode"/>
-        <w:rPr>
-          <w:lang w:val="fr-CH"/>
-        </w:rPr>
-      </w:pPr>
-      <w:r>
-        <w:rPr>
-          <w:lang w:val="fr-CH"/>
-        </w:rPr>
-        <w:t>SonarService sonar = new SonarService(serverName, ip, port, sonarHubPort); // ex: sonarHubPort=3</w:t>
-      </w:r>
-    </w:p>
-    <w:p>
-      <w:pPr>
-        <w:pStyle w:val="TxtCode"/>
-        <w:rPr>
-          <w:lang w:val="fr-CH"/>
-        </w:rPr>
-      </w:pPr>
-      <w:r>
-        <w:rPr>
-          <w:lang w:val="fr-CH"/>
-        </w:rPr>
-        <w:t>sonar.start();</w:t>
-      </w:r>
-    </w:p>
-    <w:p>
-      <w:pPr>
-        <w:pStyle w:val="BITTextkrper"/>
-        <w:rPr>
-          <w:lang w:val="fr-CH"/>
-        </w:rPr>
-      </w:pPr>
-      <w:r>
-        <w:rPr>
-          <w:lang w:val="fr-CH"/>
-        </w:rPr>
-        <w:t xml:space="preserve">L’ouverture du capteur est faite à la demande via </w:t>
-      </w:r>
-      <w:proofErr w:type="spellStart"/>
-      <w:proofErr w:type="gramStart"/>
-      <w:r>
-        <w:rPr>
-          <w:lang w:val="fr-CH"/>
-        </w:rPr>
-        <w:t>ensureOpen</w:t>
-      </w:r>
-      <w:proofErr w:type="spellEnd"/>
-      <w:r>
-        <w:rPr>
-          <w:lang w:val="fr-CH"/>
-        </w:rPr>
-        <w:t>(</w:t>
-      </w:r>
-      <w:proofErr w:type="gramEnd"/>
-      <w:r>
-        <w:rPr>
-          <w:lang w:val="fr-CH"/>
-        </w:rPr>
-        <w:t>). Première règle : si le capteur est déjà ouvert, on ne refait rien. Sinon, le service déclare le serveur réseau côté client (</w:t>
-      </w:r>
-      <w:proofErr w:type="spellStart"/>
-      <w:r>
-        <w:rPr>
-          <w:lang w:val="fr-CH"/>
-        </w:rPr>
-        <w:t>Net.addServer</w:t>
-      </w:r>
-      <w:proofErr w:type="spellEnd"/>
-      <w:r>
-        <w:rPr>
-          <w:lang w:val="fr-CH"/>
-        </w:rPr>
-        <w:t>). Si le serveur a déjà été ajouté ailleurs (moteurs), Phidget peut lever une exception “duplicate” : elle est ignorée volontairement.</w:t>
-      </w:r>
-    </w:p>
-    <w:p>
-      <w:pPr>
-        <w:pStyle w:val="TxtCode"/>
-        <w:rPr>
-          <w:lang w:val="en-US"/>
-        </w:rPr>
-      </w:pPr>
-      <w:r>
-        <w:rPr>
-          <w:lang w:val="en-US"/>
-        </w:rPr>
-        <w:t>try { Net.addServer(serverName, ip, port, "", 0); }</w:t>
-      </w:r>
-    </w:p>
-    <w:p>
-      <w:pPr>
-        <w:pStyle w:val="TxtCode"/>
-        <w:rPr>
-          <w:lang w:val="fr-CH"/>
-        </w:rPr>
-      </w:pPr>
-      <w:r>
-        <w:rPr>
-          <w:lang w:val="fr-CH"/>
-        </w:rPr>
-        <w:t>catch (PhidgetException ignored) {}</w:t>
-      </w:r>
-    </w:p>
-    <w:p>
-      <w:pPr>
-        <w:pStyle w:val="BITTextkrper"/>
-        <w:rPr>
-          <w:lang w:val="fr-CH"/>
-        </w:rPr>
-      </w:pPr>
-      <w:r>
-        <w:rPr>
-          <w:lang w:val="fr-CH"/>
-        </w:rPr>
-        <w:t xml:space="preserve">Ensuite, </w:t>
-      </w:r>
-      <w:proofErr w:type="spellStart"/>
-      <w:r>
-        <w:rPr>
-          <w:lang w:val="fr-CH"/>
-        </w:rPr>
-        <w:t>DistanceSensor</w:t>
-      </w:r>
-      <w:proofErr w:type="spellEnd"/>
-      <w:r>
-        <w:rPr>
-          <w:lang w:val="fr-CH"/>
-        </w:rPr>
-        <w:t xml:space="preserve"> est configuré puis ouvert avec un timeout 5 s. Pour un capteur VINT, </w:t>
-      </w:r>
-      <w:proofErr w:type="spellStart"/>
-      <w:r>
-        <w:rPr>
-          <w:lang w:val="fr-CH"/>
-        </w:rPr>
-        <w:t>setIsHubPortDevice</w:t>
-      </w:r>
-      <w:proofErr w:type="spellEnd"/>
-      <w:r>
-        <w:rPr>
-          <w:lang w:val="fr-CH"/>
-        </w:rPr>
-        <w:t>(</w:t>
-      </w:r>
-      <w:proofErr w:type="spellStart"/>
-      <w:r>
-        <w:rPr>
-          <w:lang w:val="fr-CH"/>
-        </w:rPr>
-        <w:t>true</w:t>
-      </w:r>
-      <w:proofErr w:type="spellEnd"/>
-      <w:r>
-        <w:rPr>
-          <w:lang w:val="fr-CH"/>
-        </w:rPr>
-        <w:t xml:space="preserve">) est tenté (et ignoré si non supporté). Si </w:t>
-      </w:r>
-      <w:proofErr w:type="gramStart"/>
-      <w:r>
-        <w:rPr>
-          <w:lang w:val="fr-CH"/>
-        </w:rPr>
-        <w:t>open(</w:t>
-      </w:r>
-      <w:proofErr w:type="gramEnd"/>
-      <w:r>
-        <w:rPr>
-          <w:lang w:val="fr-CH"/>
-        </w:rPr>
-        <w:t xml:space="preserve">) échoue, le service </w:t>
-      </w:r>
-      <w:proofErr w:type="spellStart"/>
-      <w:r>
-        <w:rPr>
-          <w:lang w:val="fr-CH"/>
-        </w:rPr>
-        <w:lastRenderedPageBreak/>
-        <w:t>loggue</w:t>
-      </w:r>
-      <w:proofErr w:type="spellEnd"/>
-      <w:r>
-        <w:rPr>
-          <w:lang w:val="fr-CH"/>
-        </w:rPr>
-        <w:t xml:space="preserve"> les paramètres (server/</w:t>
-      </w:r>
-      <w:proofErr w:type="spellStart"/>
-      <w:r>
-        <w:rPr>
-          <w:lang w:val="fr-CH"/>
-        </w:rPr>
-        <w:t>ip</w:t>
-      </w:r>
-      <w:proofErr w:type="spellEnd"/>
-      <w:r>
-        <w:rPr>
-          <w:lang w:val="fr-CH"/>
-        </w:rPr>
-        <w:t>/port/</w:t>
-      </w:r>
-      <w:proofErr w:type="spellStart"/>
-      <w:r>
-        <w:rPr>
-          <w:lang w:val="fr-CH"/>
-        </w:rPr>
-        <w:t>hubPort</w:t>
-      </w:r>
-      <w:proofErr w:type="spellEnd"/>
-      <w:r>
-        <w:rPr>
-          <w:lang w:val="fr-CH"/>
-        </w:rPr>
-        <w:t>/</w:t>
-      </w:r>
-      <w:proofErr w:type="spellStart"/>
-      <w:r>
-        <w:rPr>
-          <w:lang w:val="fr-CH"/>
-        </w:rPr>
-        <w:t>channel</w:t>
-      </w:r>
-      <w:proofErr w:type="spellEnd"/>
-      <w:r>
-        <w:rPr>
-          <w:lang w:val="fr-CH"/>
-        </w:rPr>
-        <w:t>), ferme l’objet et relance l’exception pour forcer une prochaine tentative plus tard.</w:t>
-      </w:r>
-    </w:p>
-    <w:p>
-      <w:pPr>
-        <w:pStyle w:val="TxtCode"/>
-        <w:rPr>
-          <w:lang w:val="en-US"/>
-        </w:rPr>
-      </w:pPr>
-      <w:r>
-        <w:rPr>
-          <w:lang w:val="en-US"/>
-        </w:rPr>
-        <w:t>DistanceSensor s = new DistanceSensor();</w:t>
-      </w:r>
-    </w:p>
-    <w:p>
-      <w:pPr>
-        <w:pStyle w:val="TxtCode"/>
-        <w:rPr>
-          <w:lang w:val="en-US"/>
-        </w:rPr>
-      </w:pPr>
-      <w:r>
-        <w:rPr>
-          <w:lang w:val="en-US"/>
-        </w:rPr>
-        <w:t>s.setServerName(serverName);</w:t>
-      </w:r>
-    </w:p>
-    <w:p>
-      <w:pPr>
-        <w:pStyle w:val="TxtCode"/>
-        <w:rPr>
-          <w:lang w:val="en-US"/>
-        </w:rPr>
-      </w:pPr>
-      <w:r>
-        <w:rPr>
-          <w:lang w:val="en-US"/>
-        </w:rPr>
-        <w:t>s.setHubPort(hubPort);</w:t>
-      </w:r>
-    </w:p>
-    <w:p>
-      <w:pPr>
-        <w:pStyle w:val="TxtCode"/>
-        <w:rPr>
-          <w:lang w:val="en-US"/>
-        </w:rPr>
-      </w:pPr>
-      <w:r>
-        <w:rPr>
-          <w:lang w:val="en-US"/>
-        </w:rPr>
-        <w:t>s.setChannel(channel);</w:t>
-      </w:r>
-    </w:p>
-    <w:p>
-      <w:pPr>
-        <w:pStyle w:val="TxtCode"/>
-        <w:rPr>
-          <w:lang w:val="en-US"/>
-        </w:rPr>
-      </w:pPr>
-      <w:r>
-        <w:rPr>
-          <w:lang w:val="en-US"/>
-        </w:rPr>
-        <w:t>try { s.setIsHubPortDevice(true); } catch (PhidgetException ignored) {}</w:t>
-      </w:r>
-    </w:p>
-    <w:p>
-      <w:pPr>
-        <w:pStyle w:val="TxtCode"/>
-        <w:rPr>
-          <w:lang w:val="fr-CH"/>
-        </w:rPr>
-      </w:pPr>
-      <w:r>
-        <w:rPr>
-          <w:lang w:val="fr-CH"/>
-        </w:rPr>
-        <w:t>s.open(5000);</w:t>
-      </w:r>
-    </w:p>
-    <w:p>
-      <w:pPr>
-        <w:pStyle w:val="TxtCode"/>
-        <w:rPr>
-          <w:lang w:val="fr-CH"/>
-        </w:rPr>
-      </w:pPr>
-      <w:r>
-        <w:rPr>
-          <w:lang w:val="fr-CH"/>
-        </w:rPr>
-        <w:t>sonar = s;</w:t>
-      </w:r>
-    </w:p>
-    <w:p>
-      <w:pPr>
-        <w:pStyle w:val="BITTextkrper"/>
-        <w:rPr>
-          <w:lang w:val="fr-CH"/>
-        </w:rPr>
-      </w:pPr>
-      <w:r>
-        <w:rPr>
-          <w:lang w:val="fr-CH"/>
-        </w:rPr>
-        <w:t xml:space="preserve">À chaque itération de boucle, le service lit </w:t>
-      </w:r>
-      <w:proofErr w:type="spellStart"/>
-      <w:r>
-        <w:rPr>
-          <w:lang w:val="fr-CH"/>
-        </w:rPr>
-        <w:t>attached</w:t>
-      </w:r>
-      <w:proofErr w:type="spellEnd"/>
-      <w:r>
-        <w:rPr>
-          <w:lang w:val="fr-CH"/>
-        </w:rPr>
-        <w:t xml:space="preserve"> puis tente </w:t>
-      </w:r>
-      <w:proofErr w:type="spellStart"/>
-      <w:proofErr w:type="gramStart"/>
-      <w:r>
-        <w:rPr>
-          <w:lang w:val="fr-CH"/>
-        </w:rPr>
-        <w:t>getDistance</w:t>
-      </w:r>
-      <w:proofErr w:type="spellEnd"/>
-      <w:r>
-        <w:rPr>
-          <w:lang w:val="fr-CH"/>
-        </w:rPr>
-        <w:t>(</w:t>
-      </w:r>
-      <w:proofErr w:type="gramEnd"/>
-      <w:r>
-        <w:rPr>
-          <w:lang w:val="fr-CH"/>
-        </w:rPr>
-        <w:t xml:space="preserve">) (mm). Si une distance valide arrive (pas NaN et &gt; 0), elle est stockée dans </w:t>
-      </w:r>
-      <w:proofErr w:type="spellStart"/>
-      <w:r>
-        <w:rPr>
-          <w:lang w:val="fr-CH"/>
-        </w:rPr>
-        <w:t>lastValidDistance</w:t>
-      </w:r>
-      <w:proofErr w:type="spellEnd"/>
-      <w:r>
-        <w:rPr>
-          <w:lang w:val="fr-CH"/>
-        </w:rPr>
-        <w:t xml:space="preserve">. Si la lecture échoue, </w:t>
-      </w:r>
-      <w:proofErr w:type="spellStart"/>
-      <w:r>
-        <w:rPr>
-          <w:lang w:val="fr-CH"/>
-        </w:rPr>
-        <w:t>lastError</w:t>
-      </w:r>
-      <w:proofErr w:type="spellEnd"/>
-      <w:r>
-        <w:rPr>
-          <w:lang w:val="fr-CH"/>
-        </w:rPr>
-        <w:t xml:space="preserve"> est rempli, mais </w:t>
-      </w:r>
-      <w:proofErr w:type="spellStart"/>
-      <w:r>
-        <w:rPr>
-          <w:lang w:val="fr-CH"/>
-        </w:rPr>
-        <w:t>lastValidDistance</w:t>
-      </w:r>
-      <w:proofErr w:type="spellEnd"/>
-      <w:r>
-        <w:rPr>
-          <w:lang w:val="fr-CH"/>
-        </w:rPr>
-        <w:t xml:space="preserve"> reste inchangée. Conséquence : </w:t>
-      </w:r>
-      <w:proofErr w:type="spellStart"/>
-      <w:r>
-        <w:rPr>
-          <w:lang w:val="fr-CH"/>
-        </w:rPr>
-        <w:t>SonarState.distanceMm</w:t>
-      </w:r>
-      <w:proofErr w:type="spellEnd"/>
-      <w:r>
-        <w:rPr>
-          <w:lang w:val="fr-CH"/>
-        </w:rPr>
-        <w:t xml:space="preserve"> représente “dernière distance valide connue”, pas “mesure strictement instantanée”.</w:t>
-      </w:r>
-    </w:p>
-    <w:p>
-      <w:pPr>
-        <w:pStyle w:val="TxtCode"/>
-        <w:rPr>
-          <w:lang w:val="en-US"/>
-        </w:rPr>
-      </w:pPr>
-      <w:r>
-        <w:rPr>
-          <w:lang w:val="en-US"/>
-        </w:rPr>
-        <w:t>double d = sonar.getDistance();</w:t>
-      </w:r>
-    </w:p>
-    <w:p>
-      <w:pPr>
-        <w:pStyle w:val="TxtCode"/>
-        <w:rPr>
-          <w:lang w:val="en-US"/>
-        </w:rPr>
-      </w:pPr>
-      <w:r>
-        <w:rPr>
-          <w:lang w:val="en-US"/>
-        </w:rPr>
-        <w:t>if (!Double.isNaN(d) &amp;&amp; d &gt; 0) lastValidDistance = d;</w:t>
-      </w:r>
-    </w:p>
-    <w:p>
-      <w:pPr>
-        <w:pStyle w:val="TxtCode"/>
-        <w:rPr>
-          <w:lang w:val="en-US"/>
-        </w:rPr>
-      </w:pPr>
-      <w:r>
-        <w:rPr>
-          <w:lang w:val="en-US"/>
-        </w:rPr>
-        <w:t>EventBus.publish("sonar.update", new SonarState(lastValidDistance, -1.0, attached, ts, err));</w:t>
-      </w:r>
-    </w:p>
-    <w:p>
-      <w:pPr>
-        <w:pStyle w:val="BITTextkrper"/>
-        <w:rPr>
-          <w:lang w:val="fr-CH"/>
-        </w:rPr>
-      </w:pPr>
-      <w:r>
-        <w:rPr>
-          <w:lang w:val="fr-CH"/>
-        </w:rPr>
-        <w:t xml:space="preserve">Le service ferme uniquement le </w:t>
-      </w:r>
-      <w:proofErr w:type="spellStart"/>
-      <w:r>
-        <w:rPr>
-          <w:lang w:val="fr-CH"/>
-        </w:rPr>
-        <w:t>DistanceSensor</w:t>
-      </w:r>
-      <w:proofErr w:type="spellEnd"/>
-      <w:r>
-        <w:rPr>
-          <w:lang w:val="fr-CH"/>
-        </w:rPr>
-        <w:t xml:space="preserve"> en cas d’erreur ou à l’arrêt. Il </w:t>
-      </w:r>
-      <w:r>
-        <w:rPr>
-          <w:b/>
-          <w:bCs/>
-          <w:lang w:val="fr-CH"/>
-        </w:rPr>
-        <w:t>ne doit pas</w:t>
-      </w:r>
-      <w:r>
-        <w:rPr>
-          <w:lang w:val="fr-CH"/>
-        </w:rPr>
-        <w:t xml:space="preserve"> faire </w:t>
-      </w:r>
-      <w:proofErr w:type="spellStart"/>
-      <w:r>
-        <w:rPr>
-          <w:lang w:val="fr-CH"/>
-        </w:rPr>
-        <w:t>Net.removeServer</w:t>
-      </w:r>
-      <w:proofErr w:type="spellEnd"/>
-      <w:r>
-        <w:rPr>
-          <w:lang w:val="fr-CH"/>
-        </w:rPr>
-        <w:t>(</w:t>
-      </w:r>
-      <w:proofErr w:type="spellStart"/>
-      <w:r>
-        <w:rPr>
-          <w:lang w:val="fr-CH"/>
-        </w:rPr>
-        <w:t>serverName</w:t>
-      </w:r>
-      <w:proofErr w:type="spellEnd"/>
-      <w:r>
-        <w:rPr>
-          <w:lang w:val="fr-CH"/>
-        </w:rPr>
-        <w:t xml:space="preserve">) : sinon il casse </w:t>
-      </w:r>
-      <w:proofErr w:type="gramStart"/>
-      <w:r>
-        <w:rPr>
-          <w:lang w:val="fr-CH"/>
-        </w:rPr>
-        <w:t>la connexion moteurs</w:t>
-      </w:r>
-      <w:proofErr w:type="gramEnd"/>
-      <w:r>
-        <w:rPr>
-          <w:lang w:val="fr-CH"/>
-        </w:rPr>
-        <w:t xml:space="preserve"> si les moteurs partagent le même </w:t>
-      </w:r>
-      <w:proofErr w:type="spellStart"/>
-      <w:r>
-        <w:rPr>
-          <w:lang w:val="fr-CH"/>
-        </w:rPr>
-        <w:t>serverName</w:t>
-      </w:r>
-      <w:proofErr w:type="spellEnd"/>
-      <w:r>
-        <w:rPr>
-          <w:lang w:val="fr-CH"/>
-        </w:rPr>
-        <w:t>. C’est une règle d’architecture, pas un détail.</w:t>
-      </w:r>
-    </w:p>
-    <w:p>
-      <w:pPr>
-        <w:pStyle w:val="TxtCode"/>
-        <w:rPr>
-          <w:lang w:val="fr-CH"/>
-        </w:rPr>
-      </w:pPr>
-      <w:r>
-        <w:rPr>
-          <w:lang w:val="fr-CH"/>
-        </w:rPr>
-        <w:t>private void safeClose() {</w:t>
-      </w:r>
-    </w:p>
-    <w:p>
-      <w:pPr>
-        <w:pStyle w:val="TxtCode"/>
-        <w:rPr>
-          <w:lang w:val="en-US"/>
-        </w:rPr>
-      </w:pPr>
-      <w:r>
-        <w:rPr>
-          <w:lang w:val="fr-CH"/>
-        </w:rPr>
-        <w:t xml:space="preserve">    </w:t>
-      </w:r>
-      <w:r>
-        <w:rPr>
-          <w:lang w:val="en-US"/>
-        </w:rPr>
-        <w:t>try { if (sonar != null) sonar.close(); } catch (Exception ignored) {}</w:t>
-      </w:r>
-    </w:p>
-    <w:p>
-      <w:pPr>
-        <w:pStyle w:val="TxtCode"/>
-        <w:rPr>
-          <w:lang w:val="fr-CH"/>
-        </w:rPr>
-      </w:pPr>
-      <w:r>
-        <w:rPr>
-          <w:lang w:val="en-US"/>
-        </w:rPr>
-        <w:t xml:space="preserve">    </w:t>
-      </w:r>
-      <w:r>
-        <w:rPr>
-          <w:lang w:val="fr-CH"/>
-        </w:rPr>
-        <w:t>sonar = null;</w:t>
-      </w:r>
-    </w:p>
-    <w:p>
-      <w:pPr>
-        <w:pStyle w:val="TxtCode"/>
-        <w:rPr>
-          <w:lang w:val="fr-CH"/>
-        </w:rPr>
-      </w:pPr>
-      <w:r>
-        <w:rPr>
-          <w:lang w:val="fr-CH"/>
-        </w:rPr>
-        <w:t xml:space="preserve">    // NE PAS Net.removeServer(serverName) ici</w:t>
-      </w:r>
-    </w:p>
-    <w:p>
-      <w:pPr>
-        <w:pStyle w:val="TxtCode"/>
-        <w:rPr>
-          <w:lang w:val="fr-CH"/>
-        </w:rPr>
-      </w:pPr>
-      <w:r>
-        <w:rPr>
-          <w:lang w:val="fr-CH"/>
-        </w:rPr>
-        <w:t>}</w:t>
-      </w:r>
-    </w:p>
-    <w:p>
-      <w:pPr>
-        <w:pStyle w:val="BITTextkrper"/>
-        <w:rPr>
-          <w:lang w:val="fr-CH"/>
-        </w:rPr>
-      </w:pPr>
-      <w:r>
-        <w:rPr>
-          <w:lang w:val="fr-CH"/>
-        </w:rPr>
-        <w:t xml:space="preserve">Côté application, tu consommes </w:t>
-      </w:r>
-      <w:proofErr w:type="spellStart"/>
-      <w:proofErr w:type="gramStart"/>
-      <w:r>
-        <w:rPr>
-          <w:lang w:val="fr-CH"/>
-        </w:rPr>
-        <w:t>sonar.update</w:t>
-      </w:r>
-      <w:proofErr w:type="spellEnd"/>
-      <w:proofErr w:type="gramEnd"/>
-      <w:r>
-        <w:rPr>
-          <w:lang w:val="fr-CH"/>
-        </w:rPr>
-        <w:t xml:space="preserve"> directement dans Main. Tu gardes </w:t>
-      </w:r>
-      <w:proofErr w:type="spellStart"/>
-      <w:r>
-        <w:rPr>
-          <w:lang w:val="fr-CH"/>
-        </w:rPr>
-        <w:t>latestSonarState</w:t>
-      </w:r>
-      <w:proofErr w:type="spellEnd"/>
-      <w:r>
-        <w:rPr>
-          <w:lang w:val="fr-CH"/>
-        </w:rPr>
-        <w:t xml:space="preserve"> pour l’affichage, et tu extrais la distance pour la logique obstacle. Le timestamp </w:t>
-      </w:r>
-      <w:proofErr w:type="spellStart"/>
-      <w:r>
-        <w:rPr>
-          <w:lang w:val="fr-CH"/>
-        </w:rPr>
-        <w:t>latestDistanceAtMs</w:t>
-      </w:r>
-      <w:proofErr w:type="spellEnd"/>
-      <w:r>
-        <w:rPr>
-          <w:lang w:val="fr-CH"/>
-        </w:rPr>
-        <w:t xml:space="preserve"> n’est mis à jour que si la distance est valide, ce qui permet ensuite de marquer les données “</w:t>
-      </w:r>
-      <w:proofErr w:type="spellStart"/>
-      <w:r>
-        <w:rPr>
-          <w:lang w:val="fr-CH"/>
-        </w:rPr>
-        <w:t>stales</w:t>
-      </w:r>
-      <w:proofErr w:type="spellEnd"/>
-      <w:r>
-        <w:rPr>
-          <w:lang w:val="fr-CH"/>
-        </w:rPr>
-        <w:t>” (trop vieilles).</w:t>
-      </w:r>
-    </w:p>
-    <w:p>
-      <w:pPr>
-        <w:pStyle w:val="TxtCode"/>
-        <w:rPr>
-          <w:lang w:val="en-US"/>
-        </w:rPr>
-      </w:pPr>
-      <w:r>
-        <w:rPr>
-          <w:lang w:val="en-US"/>
-        </w:rPr>
-        <w:t>EventBus.subscribe("sonar.update", payload -&gt; {</w:t>
-      </w:r>
-    </w:p>
-    <w:p>
-      <w:pPr>
-        <w:pStyle w:val="TxtCode"/>
-        <w:rPr>
-          <w:lang w:val="en-US"/>
-        </w:rPr>
-      </w:pPr>
-      <w:r>
-        <w:rPr>
-          <w:lang w:val="en-US"/>
-        </w:rPr>
-        <w:t xml:space="preserve">    if (payload instanceof SonarState s) {</w:t>
-      </w:r>
-    </w:p>
-    <w:p>
-      <w:pPr>
-        <w:pStyle w:val="TxtCode"/>
-        <w:rPr>
-          <w:lang w:val="en-US"/>
-        </w:rPr>
-      </w:pPr>
-      <w:r>
-        <w:rPr>
-          <w:lang w:val="en-US"/>
-        </w:rPr>
-        <w:t xml:space="preserve">        latestSonarState = s;</w:t>
-      </w:r>
-    </w:p>
-    <w:p>
-      <w:pPr>
-        <w:pStyle w:val="TxtCode"/>
-        <w:rPr>
-          <w:lang w:val="en-US"/>
-        </w:rPr>
-      </w:pPr>
-      <w:r>
-        <w:rPr>
-          <w:lang w:val="en-US"/>
-        </w:rPr>
-        <w:t xml:space="preserve">        double d = s.distanceMm();</w:t>
-      </w:r>
-    </w:p>
-    <w:p>
-      <w:pPr>
-        <w:pStyle w:val="TxtCode"/>
-        <w:rPr>
-          <w:lang w:val="en-US"/>
-        </w:rPr>
-      </w:pPr>
-      <w:r>
-        <w:rPr>
-          <w:lang w:val="en-US"/>
-        </w:rPr>
-        <w:t xml:space="preserve">        if (!Double.isNaN(d) &amp;&amp; d &gt; 0) {</w:t>
-      </w:r>
-    </w:p>
-    <w:p>
-      <w:pPr>
-        <w:pStyle w:val="TxtCode"/>
-        <w:rPr>
-          <w:lang w:val="fr-CH"/>
-        </w:rPr>
-      </w:pPr>
-      <w:r>
-        <w:rPr>
-          <w:lang w:val="en-US"/>
-        </w:rPr>
-        <w:t xml:space="preserve">            </w:t>
-      </w:r>
-      <w:r>
-        <w:rPr>
-          <w:lang w:val="fr-CH"/>
-        </w:rPr>
-        <w:t>latestDistanceMm = d;</w:t>
-      </w:r>
-    </w:p>
-    <w:p>
-      <w:pPr>
-        <w:pStyle w:val="TxtCode"/>
-        <w:rPr>
-          <w:lang w:val="fr-CH"/>
-        </w:rPr>
-      </w:pPr>
-      <w:r>
-        <w:rPr>
-          <w:lang w:val="fr-CH"/>
-        </w:rPr>
-        <w:t xml:space="preserve">            latestDistanceAtMs = System.currentTimeMillis();</w:t>
-      </w:r>
-    </w:p>
-    <w:p>
-      <w:pPr>
-        <w:pStyle w:val="TxtCode"/>
-        <w:rPr>
-          <w:lang w:val="fr-CH"/>
-        </w:rPr>
-      </w:pPr>
-      <w:r>
-        <w:rPr>
-          <w:lang w:val="fr-CH"/>
-        </w:rPr>
-        <w:t xml:space="preserve">        }</w:t>
-      </w:r>
-    </w:p>
-    <w:p>
-      <w:pPr>
-        <w:pStyle w:val="TxtCode"/>
-        <w:rPr>
-          <w:lang w:val="fr-CH"/>
-        </w:rPr>
-      </w:pPr>
-      <w:r>
-        <w:rPr>
-          <w:lang w:val="fr-CH"/>
-        </w:rPr>
-        <w:t xml:space="preserve">    }</w:t>
-      </w:r>
-    </w:p>
-    <w:p>
-      <w:pPr>
-        <w:pStyle w:val="TxtCode"/>
-        <w:rPr>
-          <w:lang w:val="fr-CH"/>
-        </w:rPr>
-      </w:pPr>
-      <w:r>
-        <w:rPr>
-          <w:lang w:val="fr-CH"/>
-        </w:rPr>
-        <w:t>});</w:t>
-      </w:r>
-    </w:p>
-    <w:p>
-      <w:pPr>
-        <w:pStyle w:val="BITTextkrper"/>
-        <w:rPr>
-          <w:lang w:val="fr-CH"/>
-        </w:rPr>
-      </w:pPr>
-      <w:r>
-        <w:rPr>
-          <w:lang w:val="fr-CH"/>
-        </w:rPr>
-        <w:t xml:space="preserve">La détection obstacle utilisée actuellement est dans Main (pas dans </w:t>
-      </w:r>
-      <w:proofErr w:type="spellStart"/>
-      <w:r>
-        <w:rPr>
-          <w:lang w:val="fr-CH"/>
-        </w:rPr>
-        <w:t>SonarController</w:t>
-      </w:r>
-      <w:proofErr w:type="spellEnd"/>
-      <w:r>
-        <w:rPr>
-          <w:lang w:val="fr-CH"/>
-        </w:rPr>
-        <w:t>). Elle ajoute deux protections : un timeout “</w:t>
-      </w:r>
-      <w:proofErr w:type="spellStart"/>
-      <w:r>
-        <w:rPr>
-          <w:lang w:val="fr-CH"/>
-        </w:rPr>
-        <w:t>stale</w:t>
-      </w:r>
-      <w:proofErr w:type="spellEnd"/>
-      <w:r>
-        <w:rPr>
-          <w:lang w:val="fr-CH"/>
-        </w:rPr>
-        <w:t>” (SONAR_STALE_MS = 1200ms) et une hystérésis (ON à 250mm, OFF au-dessus de 310mm). Ça évite les vibrations qui clignotent quand la distance oscille autour du seuil.</w:t>
-      </w:r>
-    </w:p>
-    <w:p>
-      <w:pPr>
-        <w:pStyle w:val="TxtCode"/>
-        <w:rPr>
-          <w:lang w:val="en-US"/>
-        </w:rPr>
-      </w:pPr>
-      <w:r>
-        <w:rPr>
-          <w:lang w:val="en-US"/>
-        </w:rPr>
-        <w:t>if (now - latestDistanceAtMs &gt; 1200) return false;</w:t>
-      </w:r>
-    </w:p>
-    <w:p>
-      <w:pPr>
-        <w:pStyle w:val="TxtCode"/>
-        <w:rPr>
-          <w:lang w:val="fr-CH"/>
-        </w:rPr>
-      </w:pPr>
-      <w:r>
-        <w:rPr>
-          <w:lang w:val="fr-CH"/>
-        </w:rPr>
-        <w:t>if (!wasActive) return d &lt;= 250.0;      // déclenche</w:t>
-      </w:r>
-    </w:p>
-    <w:p>
-      <w:pPr>
-        <w:pStyle w:val="TxtCode"/>
-        <w:rPr>
-          <w:lang w:val="fr-CH"/>
-        </w:rPr>
-      </w:pPr>
-      <w:r>
-        <w:rPr>
-          <w:lang w:val="fr-CH"/>
-        </w:rPr>
-        <w:lastRenderedPageBreak/>
-        <w:t>return d &lt;= 310.0;                      // reste actif (hystérésis)</w:t>
-      </w:r>
-    </w:p>
-    <w:p>
-      <w:pPr>
-        <w:pStyle w:val="BITTextkrper"/>
-        <w:rPr>
-          <w:lang w:val="fr-CH"/>
-        </w:rPr>
-      </w:pPr>
-      <w:proofErr w:type="spellStart"/>
-      <w:r>
-        <w:rPr>
-          <w:lang w:val="fr-CH"/>
-        </w:rPr>
-        <w:t>SonarController</w:t>
-      </w:r>
-      <w:proofErr w:type="spellEnd"/>
-      <w:r>
-        <w:rPr>
-          <w:lang w:val="fr-CH"/>
-        </w:rPr>
-        <w:t xml:space="preserve"> existe pour déplacer cette logique hors de Main. Il écoute </w:t>
-      </w:r>
-      <w:proofErr w:type="spellStart"/>
-      <w:proofErr w:type="gramStart"/>
-      <w:r>
-        <w:rPr>
-          <w:lang w:val="fr-CH"/>
-        </w:rPr>
-        <w:t>sonar.update</w:t>
-      </w:r>
-      <w:proofErr w:type="spellEnd"/>
-      <w:proofErr w:type="gramEnd"/>
-      <w:r>
-        <w:rPr>
-          <w:lang w:val="fr-CH"/>
-        </w:rPr>
-        <w:t xml:space="preserve"> et publie </w:t>
-      </w:r>
-      <w:proofErr w:type="spellStart"/>
-      <w:proofErr w:type="gramStart"/>
-      <w:r>
-        <w:rPr>
-          <w:lang w:val="fr-CH"/>
-        </w:rPr>
-        <w:t>sonar.risk</w:t>
-      </w:r>
-      <w:proofErr w:type="spellEnd"/>
-      <w:proofErr w:type="gramEnd"/>
-      <w:r>
-        <w:rPr>
-          <w:lang w:val="fr-CH"/>
-        </w:rPr>
-        <w:t xml:space="preserve"> quand la distance passe sous </w:t>
-      </w:r>
-      <w:proofErr w:type="spellStart"/>
-      <w:r>
-        <w:rPr>
-          <w:lang w:val="fr-CH"/>
-        </w:rPr>
-        <w:t>thresholdMm</w:t>
-      </w:r>
-      <w:proofErr w:type="spellEnd"/>
-      <w:r>
-        <w:rPr>
-          <w:lang w:val="fr-CH"/>
-        </w:rPr>
-        <w:t xml:space="preserve"> (par défaut 350mm). Il fait aussi de l’anti-spam : événement immédiat au franchissement OK→NEAR, puis répétition toutes les 800 ms tant que l’obstacle reste proche. Dans ton projet actuel, ce contrôleur n’est pas branché dans Main, donc </w:t>
-      </w:r>
-      <w:proofErr w:type="spellStart"/>
-      <w:proofErr w:type="gramStart"/>
-      <w:r>
-        <w:rPr>
-          <w:lang w:val="fr-CH"/>
-        </w:rPr>
-        <w:t>sonar.risk</w:t>
-      </w:r>
-      <w:proofErr w:type="spellEnd"/>
-      <w:proofErr w:type="gramEnd"/>
-      <w:r>
-        <w:rPr>
-          <w:lang w:val="fr-CH"/>
-        </w:rPr>
-        <w:t xml:space="preserve"> n’est pas utilisé.</w:t>
-      </w:r>
-    </w:p>
-    <w:p>
-      <w:pPr>
-        <w:pStyle w:val="TxtCode"/>
-        <w:rPr>
-          <w:lang w:val="en-US"/>
-        </w:rPr>
-      </w:pPr>
-      <w:r>
-        <w:rPr>
-          <w:lang w:val="en-US"/>
-        </w:rPr>
-        <w:t>EventBus.publish("sonar.risk",</w:t>
-      </w:r>
-    </w:p>
-    <w:p>
-      <w:pPr>
-        <w:pStyle w:val="TxtCode"/>
-        <w:rPr>
-          <w:lang w:val="en-US"/>
-        </w:rPr>
-      </w:pPr>
-      <w:r>
-        <w:rPr>
-          <w:lang w:val="en-US"/>
-        </w:rPr>
-        <w:t xml:space="preserve">    new SonarRisk("OBSTACLE_NEAR", s.distanceMm(), thresholdMm, now)</w:t>
-      </w:r>
-    </w:p>
-    <w:p>
-      <w:pPr>
-        <w:pStyle w:val="TxtCode"/>
-        <w:rPr>
-          <w:lang w:val="fr-CH"/>
-        </w:rPr>
-      </w:pPr>
-      <w:r>
-        <w:rPr>
-          <w:lang w:val="fr-CH"/>
-        </w:rPr>
-        <w:t>);</w:t>
-      </w:r>
-    </w:p>
-    <w:p>
-      <w:pPr>
-        <w:pStyle w:val="BITTextkrper"/>
-        <w:rPr>
-          <w:lang w:val="fr-CH"/>
-        </w:rPr>
-      </w:pPr>
-      <w:proofErr w:type="spellStart"/>
-      <w:r>
-        <w:rPr>
-          <w:lang w:val="fr-CH"/>
-        </w:rPr>
-        <w:t>SonarView</w:t>
-      </w:r>
-      <w:proofErr w:type="spellEnd"/>
-      <w:r>
-        <w:rPr>
-          <w:lang w:val="fr-CH"/>
-        </w:rPr>
-        <w:t xml:space="preserve"> est juste un affichage console </w:t>
-      </w:r>
-      <w:proofErr w:type="spellStart"/>
-      <w:r>
-        <w:rPr>
-          <w:lang w:val="fr-CH"/>
-        </w:rPr>
-        <w:t>throttlé</w:t>
-      </w:r>
-      <w:proofErr w:type="spellEnd"/>
-      <w:r>
-        <w:rPr>
-          <w:lang w:val="fr-CH"/>
-        </w:rPr>
-        <w:t xml:space="preserve"> (par défaut 250 ms). Il sert à voir rapidement </w:t>
-      </w:r>
-      <w:proofErr w:type="spellStart"/>
-      <w:r>
-        <w:rPr>
-          <w:lang w:val="fr-CH"/>
-        </w:rPr>
-        <w:t>attached</w:t>
-      </w:r>
-      <w:proofErr w:type="spellEnd"/>
-      <w:r>
-        <w:rPr>
-          <w:lang w:val="fr-CH"/>
-        </w:rPr>
-        <w:t>, la distance et l’erreur, sans spammer le terminal.</w:t>
-      </w:r>
-    </w:p>
-    <w:p>
-      <w:pPr>
-        <w:pStyle w:val="TxtCode"/>
-        <w:rPr>
-          <w:lang w:val="en-US"/>
-        </w:rPr>
-      </w:pPr>
-      <w:r>
-        <w:rPr>
-          <w:lang w:val="en-US"/>
-        </w:rPr>
-        <w:t>System.out.printf("[SONAR] attached=%s | distance=%smm | err=%s%n",</w:t>
-      </w:r>
-    </w:p>
-    <w:p>
-      <w:pPr>
-        <w:pStyle w:val="TxtCode"/>
-        <w:rPr>
-          <w:lang w:val="fr-CH"/>
-        </w:rPr>
-      </w:pPr>
-      <w:r>
-        <w:rPr>
-          <w:lang w:val="en-US"/>
-        </w:rPr>
-        <w:t xml:space="preserve">    </w:t>
-      </w:r>
-      <w:r>
-        <w:rPr>
-          <w:lang w:val="fr-CH"/>
-        </w:rPr>
-        <w:t>s.attached(), dStr, err);</w:t>
-      </w:r>
-    </w:p>
-    <w:p>
-      <w:pPr>
-        <w:pStyle w:val="BITTextkrper"/>
-        <w:rPr>
-          <w:lang w:val="fr-CH"/>
-        </w:rPr>
-      </w:pPr>
-      <w:r>
-        <w:rPr>
-          <w:lang w:val="fr-CH"/>
-        </w:rPr>
-        <w:t xml:space="preserve">Les paramètres qui cassent tout en pratique sont toujours les mêmes : </w:t>
-      </w:r>
-      <w:proofErr w:type="spellStart"/>
-      <w:r>
-        <w:rPr>
-          <w:lang w:val="fr-CH"/>
-        </w:rPr>
-        <w:t>hubPort</w:t>
-      </w:r>
-      <w:proofErr w:type="spellEnd"/>
-      <w:r>
-        <w:rPr>
-          <w:lang w:val="fr-CH"/>
-        </w:rPr>
-        <w:t xml:space="preserve"> sonar faux (câblage), </w:t>
-      </w:r>
-      <w:proofErr w:type="spellStart"/>
-      <w:r>
-        <w:rPr>
-          <w:lang w:val="fr-CH"/>
-        </w:rPr>
-        <w:t>channel</w:t>
-      </w:r>
-      <w:proofErr w:type="spellEnd"/>
-      <w:r>
-        <w:rPr>
-          <w:lang w:val="fr-CH"/>
-        </w:rPr>
-        <w:t xml:space="preserve"> faux, </w:t>
-      </w:r>
-      <w:proofErr w:type="spellStart"/>
-      <w:r>
-        <w:rPr>
-          <w:lang w:val="fr-CH"/>
-        </w:rPr>
-        <w:t>serverName</w:t>
-      </w:r>
-      <w:proofErr w:type="spellEnd"/>
-      <w:r>
-        <w:rPr>
-          <w:lang w:val="fr-CH"/>
-        </w:rPr>
-        <w:t>/</w:t>
-      </w:r>
-      <w:proofErr w:type="spellStart"/>
-      <w:r>
-        <w:rPr>
-          <w:lang w:val="fr-CH"/>
-        </w:rPr>
-        <w:t>ip</w:t>
-      </w:r>
-      <w:proofErr w:type="spellEnd"/>
-      <w:r>
-        <w:rPr>
-          <w:lang w:val="fr-CH"/>
-        </w:rPr>
-        <w:t>/port incohérents entre sonar et moteurs, et l’erreur classique “</w:t>
-      </w:r>
-      <w:proofErr w:type="spellStart"/>
-      <w:r>
-        <w:rPr>
-          <w:lang w:val="fr-CH"/>
-        </w:rPr>
-        <w:t>removeServer</w:t>
-      </w:r>
-      <w:proofErr w:type="spellEnd"/>
-      <w:r>
-        <w:rPr>
-          <w:lang w:val="fr-CH"/>
-        </w:rPr>
-        <w:t xml:space="preserve"> au mauvais endroit”. Ton code sonar est déjà correct sur ce dernier point.</w:t>
-      </w:r>
-    </w:p>
-    <w:p>
-      <w:pPr>
-        <w:pStyle w:val="BITTextkrper"/>
-        <w:rPr>
-          <w:lang w:val="fr-CH"/>
-        </w:rPr>
-      </w:pPr>
-    </w:p>
-    <w:p>
-      <w:pPr>
-        <w:pStyle w:val="Titre1"/>
-        <w:numPr>
-          <w:ilvl w:val="0"/>
-          <w:numId w:val="1"/>
-        </w:numPr>
-      </w:pPr>
-      <w:bookmarkStart w:id="38" w:name="_Toc114965607"/>
-      <w:bookmarkStart w:id="39" w:name="_Toc250790992"/>
-      <w:bookmarkStart w:id="40" w:name="_Toc219185381"/>
-      <w:r>
-        <w:lastRenderedPageBreak/>
-        <w:t>Test</w:t>
-      </w:r>
-      <w:bookmarkEnd w:id="38"/>
-      <w:bookmarkEnd w:id="39"/>
-      <w:r>
-        <w:t>s</w:t>
-      </w:r>
-      <w:bookmarkStart w:id="41" w:name="_Toc114965614"/>
-      <w:bookmarkEnd w:id="40"/>
-    </w:p>
-    <w:p>
-      <w:pPr>
-        <w:pStyle w:val="Titre2"/>
-        <w:numPr>
-          <w:ilvl w:val="1"/>
-          <w:numId w:val="1"/>
-        </w:numPr>
-      </w:pPr>
-      <w:bookmarkStart w:id="42" w:name="_Toc250790993"/>
-      <w:bookmarkStart w:id="43" w:name="_Toc219185382"/>
-      <w:r>
-        <w:t>Procédure de test</w:t>
-      </w:r>
-      <w:bookmarkEnd w:id="42"/>
-      <w:bookmarkEnd w:id="43"/>
-    </w:p>
-    <w:p>
-      <w:pPr>
-        <w:pStyle w:val="BITTextkrper"/>
-      </w:pPr>
-      <w:r>
-        <w:t>Maintenant que la réalisation est terminée, il faut compléter le protocole de tests créé précédemment. Celui-ci comporte des tests à effectuer sur l’application cliente mais également sur Postman.</w:t>
-      </w:r>
-    </w:p>
-    <w:p>
-      <w:pPr>
-        <w:pStyle w:val="Titre2"/>
-        <w:numPr>
-          <w:ilvl w:val="1"/>
-          <w:numId w:val="1"/>
-        </w:numPr>
-      </w:pPr>
-      <w:bookmarkStart w:id="44" w:name="_Toc250790994"/>
-      <w:bookmarkStart w:id="45" w:name="_Toc219185383"/>
-      <w:r>
-        <w:t>Protocol</w:t>
-      </w:r>
-      <w:r>
-        <w:t>e</w:t>
-      </w:r>
-      <w:r>
-        <w:t xml:space="preserve"> de test</w:t>
-      </w:r>
-      <w:bookmarkEnd w:id="44"/>
-      <w:r>
-        <w:t>s</w:t>
-      </w:r>
-      <w:bookmarkEnd w:id="45"/>
-    </w:p>
-    <w:p>
-      <w:pPr>
-        <w:pStyle w:val="BITTextkrper"/>
-        <w:rPr>
-          <w:lang w:val="fr-CH"/>
-        </w:rPr>
-      </w:pPr>
-      <w:r>
-        <w:rPr>
-          <w:noProof/>
-        </w:rPr>
-        <w:drawing>
-          <wp:inline distT="0" distB="0" distL="0" distR="0" wp14:anchorId="7C580C60" wp14:editId="5D609B26">
-            <wp:extent cx="5760085" cy="3632835"/>
-            <wp:effectExtent l="0" t="0" r="0" b="5715"/>
-            <wp:docPr id="1419299044" name="Image 1"/>
-            <wp:cNvGraphicFramePr>
-              <a:graphicFrameLocks xmlns:a="http://schemas.openxmlformats.org/drawingml/2006/main" noChangeAspect="1"/>
-            </wp:cNvGraphicFramePr>
-            <a:graphic xmlns:a="http://schemas.openxmlformats.org/drawingml/2006/main">
-              <a:graphicData uri="http://schemas.openxmlformats.org/drawingml/2006/picture">
-                <pic:pic xmlns:pic="http://schemas.openxmlformats.org/drawingml/2006/picture">
-                  <pic:nvPicPr>
-                    <pic:cNvPr id="0" name="Picture 1"/>
                     <pic:cNvPicPr>
                       <a:picLocks noChangeAspect="1" noChangeArrowheads="1"/>
                     </pic:cNvPicPr>
@@ -10587,690 +7591,11 @@
     </w:p>
     <w:p>
       <w:pPr>
-        <w:pStyle w:val="Titre1"/>
-      </w:pPr>
-      <w:bookmarkStart w:id="46" w:name="_Toc219185384"/>
-      <w:bookmarkStart w:id="47" w:name="_Toc250790996"/>
-      <w:r>
-        <w:lastRenderedPageBreak/>
-        <w:t>Conclusion</w:t>
-      </w:r>
-      <w:bookmarkEnd w:id="46"/>
-    </w:p>
-    <w:p>
-      <w:pPr>
-        <w:pStyle w:val="Titre2"/>
-      </w:pPr>
-      <w:bookmarkStart w:id="48" w:name="_Toc219185385"/>
-      <w:r>
-        <w:t>Améliorations possibles</w:t>
-      </w:r>
-      <w:bookmarkEnd w:id="48"/>
-    </w:p>
-    <w:p>
-      <w:pPr>
-        <w:pStyle w:val="NormalWeb"/>
-        <w:rPr>
-          <w:lang w:eastAsia="en-US"/>
-        </w:rPr>
-      </w:pPr>
-      <w:proofErr w:type="gramStart"/>
-      <w:r>
-        <w:rPr>
-          <w:rFonts w:hAnsi="Symbol"/>
-        </w:rPr>
-        <w:t></w:t>
-      </w:r>
-      <w:r>
-        <w:t xml:space="preserve">  </w:t>
-      </w:r>
-      <w:r>
-        <w:rPr>
-          <w:rStyle w:val="lev"/>
-        </w:rPr>
-        <w:t>Localisation</w:t>
-      </w:r>
-      <w:proofErr w:type="gramEnd"/>
-      <w:r>
-        <w:rPr>
-          <w:rStyle w:val="lev"/>
-        </w:rPr>
-        <w:t xml:space="preserve"> / fil d’Ariane</w:t>
-      </w:r>
-      <w:r>
-        <w:t xml:space="preserve"> : améliorer la précision (correction de dérive) avec une meilleure modélisation des déplacements, et/ou ajout d’un capteur d’orientation/odométrie si le matériel le permet.</w:t>
-      </w:r>
-    </w:p>
-    <w:p>
-      <w:pPr>
-        <w:pStyle w:val="NormalWeb"/>
-      </w:pPr>
-      <w:proofErr w:type="gramStart"/>
-      <w:r>
-        <w:rPr>
-          <w:rFonts w:hAnsi="Symbol"/>
-        </w:rPr>
-        <w:t></w:t>
-      </w:r>
-      <w:r>
-        <w:t xml:space="preserve">  </w:t>
-      </w:r>
-      <w:r>
-        <w:rPr>
-          <w:rStyle w:val="lev"/>
-        </w:rPr>
-        <w:t>Sonar</w:t>
-      </w:r>
-      <w:proofErr w:type="gramEnd"/>
-      <w:r>
-        <w:t xml:space="preserve"> : intégrer la logique “obstacle” dans un contrôleur unique (seuil + hystérésis + anti-spam), et unifier la consommation UI/alertes pour éviter les doublons et faciliter les tests.</w:t>
-      </w:r>
-    </w:p>
-    <w:p>
-      <w:pPr>
-        <w:pStyle w:val="NormalWeb"/>
-      </w:pPr>
-      <w:proofErr w:type="gramStart"/>
-      <w:r>
-        <w:rPr>
-          <w:rFonts w:hAnsi="Symbol"/>
-        </w:rPr>
-        <w:t></w:t>
-      </w:r>
-      <w:r>
-        <w:t xml:space="preserve">  </w:t>
-      </w:r>
-      <w:r>
-        <w:rPr>
-          <w:rStyle w:val="lev"/>
-        </w:rPr>
-        <w:t>Robustesse</w:t>
-      </w:r>
-      <w:proofErr w:type="gramEnd"/>
-      <w:r>
-        <w:rPr>
-          <w:rStyle w:val="lev"/>
-        </w:rPr>
-        <w:t xml:space="preserve"> connexion</w:t>
-      </w:r>
-      <w:r>
-        <w:t xml:space="preserve"> : journaliser les erreurs réseau/capteurs (codes, contexte : </w:t>
-      </w:r>
-      <w:proofErr w:type="spellStart"/>
-      <w:r>
-        <w:t>ip</w:t>
-      </w:r>
-      <w:proofErr w:type="spellEnd"/>
-      <w:r>
-        <w:t>/port/</w:t>
-      </w:r>
-      <w:proofErr w:type="spellStart"/>
-      <w:r>
-        <w:t>hubPort</w:t>
-      </w:r>
-      <w:proofErr w:type="spellEnd"/>
-      <w:r>
-        <w:t>/</w:t>
-      </w:r>
-      <w:proofErr w:type="spellStart"/>
-      <w:r>
-        <w:t>channel</w:t>
-      </w:r>
-      <w:proofErr w:type="spellEnd"/>
-      <w:r>
-        <w:t>), et ajouter un écran “diagnostic” pour accélérer le dépannage terrain.</w:t>
-      </w:r>
-    </w:p>
-    <w:p>
-      <w:pPr>
-        <w:pStyle w:val="NormalWeb"/>
-      </w:pPr>
-      <w:proofErr w:type="gramStart"/>
-      <w:r>
-        <w:rPr>
-          <w:rFonts w:hAnsi="Symbol"/>
-        </w:rPr>
-        <w:t></w:t>
-      </w:r>
-      <w:r>
-        <w:t xml:space="preserve">  </w:t>
-      </w:r>
-      <w:r>
-        <w:rPr>
-          <w:rStyle w:val="lev"/>
-        </w:rPr>
-        <w:t>Rapport</w:t>
-      </w:r>
-      <w:proofErr w:type="gramEnd"/>
-      <w:r>
-        <w:rPr>
-          <w:rStyle w:val="lev"/>
-        </w:rPr>
-        <w:t xml:space="preserve"> de mission</w:t>
-      </w:r>
-      <w:r>
-        <w:t xml:space="preserve"> : enrichir le rapport (timeline, événements : perte de signal, arrêt d’urgence, obstacle proche, niveaux batterie) et exporter en PDF/CSV.</w:t>
-      </w:r>
-    </w:p>
-    <w:p>
-      <w:pPr>
-        <w:pStyle w:val="NormalWeb"/>
-      </w:pPr>
-      <w:proofErr w:type="gramStart"/>
-      <w:r>
-        <w:rPr>
-          <w:rFonts w:hAnsi="Symbol"/>
-        </w:rPr>
-        <w:t></w:t>
-      </w:r>
-      <w:r>
-        <w:t xml:space="preserve">  </w:t>
-      </w:r>
-      <w:r>
-        <w:rPr>
-          <w:rStyle w:val="lev"/>
-        </w:rPr>
-        <w:t>Tests</w:t>
-      </w:r>
-      <w:proofErr w:type="gramEnd"/>
-      <w:r>
-        <w:t xml:space="preserve"> : compléter le protocole de tests avec des cas concrets (perte de signal, obstacle oscillant autour du seuil, capteur débranché, reconnexion hub), critères de réussite mesurables, et résultats observés.</w:t>
-      </w:r>
-    </w:p>
-    <w:p>
-      <w:pPr>
         <w:pStyle w:val="BITTextkrper"/>
         <w:rPr>
           <w:lang w:val="fr-CH"/>
         </w:rPr>
       </w:pPr>
-    </w:p>
-    <w:p>
-      <w:pPr>
-        <w:pStyle w:val="Titre2"/>
-      </w:pPr>
-      <w:bookmarkStart w:id="49" w:name="_Toc219185386"/>
-      <w:r>
-        <w:t>Auto-évaluation</w:t>
-      </w:r>
-      <w:bookmarkEnd w:id="49"/>
-    </w:p>
-    <w:p>
-      <w:pPr>
-        <w:pStyle w:val="NormalWeb"/>
-        <w:rPr>
-          <w:rFonts w:ascii="Arial" w:hAnsi="Arial" w:cs="Arial"/>
-          <w:lang w:eastAsia="en-US"/>
-        </w:rPr>
-      </w:pPr>
-      <w:r>
-        <w:rPr>
-          <w:rFonts w:ascii="Arial" w:hAnsi="Arial" w:cs="Arial"/>
-        </w:rPr>
-        <w:t>Sur le plan fonctionnel, nous avons atteint l’objectif principal : un pilotage opérationnel et une lecture capteurs exploitable, avec des mécanismes de sécurité (arrêt d’urgence, arrêt sur perte de connexion) et une compensation crédible à l’absence de vidéo grâce au sonar et au fil d’Ariane. La solution est utilisable et démontre une logique orientée terrain : diagnostic possible, comportement prévisible, et retour utilisateur en temps réel.</w:t>
-      </w:r>
-    </w:p>
-    <w:p>
-      <w:pPr>
-        <w:pStyle w:val="NormalWeb"/>
-        <w:rPr>
-          <w:rFonts w:ascii="Arial" w:hAnsi="Arial" w:cs="Arial"/>
-        </w:rPr>
-      </w:pPr>
-      <w:r>
-        <w:rPr>
-          <w:rFonts w:ascii="Arial" w:hAnsi="Arial" w:cs="Arial"/>
-        </w:rPr>
-        <w:t>Sur le plan technique, nous avons correctement séparé les responsabilités (services matériel, états publiés, consommation UI/logique), ce qui a permis d’itérer malgré les contraintes matérielles. En revanche, la documentation n’a pas suivi le niveau attendu : sections incomplètes et UML incohérent par rapport au code. C’est un point faible clair : on a privilégié l’exécution et la stabilisation au détriment de la formalisation.</w:t>
-      </w:r>
-    </w:p>
-    <w:p>
-      <w:pPr>
-        <w:pStyle w:val="NormalWeb"/>
-        <w:rPr>
-          <w:rFonts w:ascii="Arial" w:hAnsi="Arial" w:cs="Arial"/>
-        </w:rPr>
-      </w:pPr>
-      <w:r>
-        <w:rPr>
-          <w:rFonts w:ascii="Arial" w:hAnsi="Arial" w:cs="Arial"/>
-        </w:rPr>
-        <w:t>Si c’était à refaire, nous imposerions un “minimum documentaire” par sprint (mise à jour UML + protocole de tests + synthèse des changements matériels) pour éviter le rattrapage final. Le projet reste formateur : il nous a forcés à gérer l’incertitude matérielle, prioriser la sécurité, et livrer une solution fonctionnelle malgré des changements d’exigences.</w:t>
-      </w:r>
-    </w:p>
-    <w:p>
-      <w:pPr>
-        <w:pStyle w:val="BITTextkrper"/>
-        <w:rPr>
-          <w:lang w:val="fr-CH"/>
-        </w:rPr>
-      </w:pPr>
-    </w:p>
-    <w:p>
-      <w:pPr>
-        <w:pStyle w:val="Titre2"/>
-      </w:pPr>
-      <w:bookmarkStart w:id="50" w:name="_Toc219185387"/>
-      <w:r>
-        <w:lastRenderedPageBreak/>
-        <w:t xml:space="preserve">Conclusion du module de </w:t>
-      </w:r>
-      <w:r>
-        <w:t>Maxime Bardy</w:t>
-      </w:r>
-      <w:bookmarkEnd w:id="50"/>
-    </w:p>
-    <w:p>
-      <w:pPr>
-        <w:pStyle w:val="BITTextkrper"/>
-        <w:rPr>
-          <w:lang w:val="fr-CH"/>
-        </w:rPr>
-      </w:pPr>
-      <w:r>
-        <w:rPr>
-          <w:lang w:val="fr-CH"/>
-        </w:rPr>
-        <w:t>Ce module m’a permis de travailler sur un projet concret avec des contraintes réelles, notamment au niveau du matériel et de ce qu’il était possible d’implémenter dans le temps donné. Au début, il y avait quelques incertitudes sur la faisabilité de certaines fonctions, ce qui a demandé de rester flexible et de prendre des décisions rapidement quand une solution ne pouvait pas être mise en place comme prévu.</w:t>
-      </w:r>
-    </w:p>
-    <w:p>
-      <w:pPr>
-        <w:pStyle w:val="BITTextkrper"/>
-        <w:rPr>
-          <w:lang w:val="fr-CH"/>
-        </w:rPr>
-      </w:pPr>
-      <w:r>
-        <w:rPr>
-          <w:lang w:val="fr-CH"/>
-        </w:rPr>
-        <w:t>Plusieurs éléments ont dû être adaptés en cours de route, par exemple le remplacement de la caméra par un sonar, l’utilisation d’un capteur de luminosité à la place d’un éclairage, ainsi que l’abandon du mode crabe. Ces changements ont surtout demandé de bien analyser les limites techniques et de garder comme priorité une solution stable et exploitable.</w:t>
-      </w:r>
-    </w:p>
-    <w:p>
-      <w:pPr>
-        <w:pStyle w:val="BITTextkrper"/>
-        <w:rPr>
-          <w:lang w:val="fr-CH"/>
-        </w:rPr>
-      </w:pPr>
-      <w:r>
-        <w:rPr>
-          <w:lang w:val="fr-CH"/>
-        </w:rPr>
-        <w:t>J’ai aussi constaté une vraie progression dans ma manière de travailler après environ deux à trois semaines : l’organisation était plus efficace, les objectifs plus clairs, et la qualité du travail a augmenté. Cette évolution m’a aidé à être plus structuré, à mieux planifier, et à mieux gérer les imprévus.</w:t>
-      </w:r>
-    </w:p>
-    <w:p>
-      <w:pPr>
-        <w:pStyle w:val="BITTextkrper"/>
-        <w:rPr>
-          <w:lang w:val="fr-CH"/>
-        </w:rPr>
-      </w:pPr>
-      <w:r>
-        <w:rPr>
-          <w:lang w:val="fr-CH"/>
-        </w:rPr>
-        <w:t>Pour conclure, je suis satisfait du résultat obtenu, car le système final répond aux besoins essentiels et démontre qu’il est possible de livrer une solution fiable malgré des contraintes et des ajustements en cours de projet. Ce module m’a permis d’améliorer mes compétences techniques et ma rigueur, et m’a donné une bonne expérience de travail sur un projet complet.</w:t>
-      </w:r>
-    </w:p>
-    <w:p>
-      <w:pPr>
-        <w:pStyle w:val="Titre2"/>
-      </w:pPr>
-      <w:bookmarkStart w:id="51" w:name="_Toc219185388"/>
-      <w:r>
-        <w:t>Conclusion du module de</w:t>
-      </w:r>
-      <w:r>
-        <w:t xml:space="preserve"> Cyril Hohl</w:t>
-      </w:r>
-      <w:bookmarkEnd w:id="51"/>
-    </w:p>
-    <w:p>
-      <w:pPr>
-        <w:rPr>
-          <w:lang w:val="fr-CH"/>
-        </w:rPr>
-      </w:pPr>
-      <w:r>
-        <w:rPr>
-          <w:lang w:val="fr-CH"/>
-        </w:rPr>
-        <w:t>Ce projet de groupe a été une expérience formatrice, mais dont le démarrage a été difficile pour moi. Au début, j’ai eu de la peine à bien entrer dans le projet et à comprendre l’ensemble de l’organisation générale.</w:t>
-      </w:r>
-    </w:p>
-    <w:p>
-      <w:pPr>
-        <w:rPr>
-          <w:lang w:val="fr-CH"/>
-        </w:rPr>
-      </w:pPr>
-      <w:r>
-        <w:rPr>
-          <w:lang w:val="fr-CH"/>
-        </w:rPr>
-        <w:t>À partir d</w:t>
-      </w:r>
-      <w:r>
-        <w:rPr>
-          <w:lang w:val="fr-CH"/>
-        </w:rPr>
-        <w:t>u milieu de la</w:t>
-      </w:r>
-      <w:r>
-        <w:rPr>
-          <w:lang w:val="fr-CH"/>
-        </w:rPr>
-        <w:t xml:space="preserve"> deuxième </w:t>
-      </w:r>
-      <w:r>
-        <w:rPr>
-          <w:lang w:val="fr-CH"/>
-        </w:rPr>
-        <w:t>semaine, une fois le projet réellement lancé, les choses sont devenues plus claires et j’ai pu travailler de manière plus efficace et plus sereine.</w:t>
-      </w:r>
-    </w:p>
-    <w:p>
-      <w:pPr>
-        <w:rPr>
-          <w:lang w:val="fr-CH"/>
-        </w:rPr>
-      </w:pPr>
-      <w:r>
-        <w:rPr>
-          <w:lang w:val="fr-CH"/>
-        </w:rPr>
-        <w:t>La méthodologie Scrum n’était pas totalement claire au départ. J’ai dû revoir les rôles, les réunions et le fonctionnement des sprints afin de mieux comprendre cette manière de travailler en équipe. Une fois ces bases assimilées, Scrum s’est avéré utile pour structurer le projet.</w:t>
-      </w:r>
-    </w:p>
-    <w:p>
-      <w:pPr>
-        <w:rPr>
-          <w:lang w:val="fr-CH"/>
-        </w:rPr>
-      </w:pPr>
-      <w:r>
-        <w:rPr>
-          <w:lang w:val="fr-CH"/>
-        </w:rPr>
-        <w:t>Enfin, l’utilisation de GitHub en groupe a représenté un défi supplémentaire</w:t>
-      </w:r>
-      <w:r>
-        <w:rPr>
-          <w:lang w:val="fr-CH"/>
-        </w:rPr>
-        <w:t xml:space="preserve"> pour moi</w:t>
-      </w:r>
-      <w:r>
-        <w:rPr>
-          <w:lang w:val="fr-CH"/>
-        </w:rPr>
-        <w:t>. La gestion du travail collaboratif n’a pas toujours été simple</w:t>
-      </w:r>
-      <w:r>
-        <w:rPr>
-          <w:lang w:val="fr-CH"/>
-        </w:rPr>
-        <w:t>.</w:t>
-      </w:r>
-    </w:p>
-    <w:p>
-      <w:pPr>
-        <w:rPr>
-          <w:lang w:val="fr-CH"/>
-        </w:rPr>
-      </w:pPr>
-      <w:r>
-        <w:rPr>
-          <w:lang w:val="fr-CH"/>
-        </w:rPr>
-        <w:t>Je suis cependant content du résultat de notre projet</w:t>
-      </w:r>
-      <w:r>
-        <w:rPr>
-          <w:lang w:val="fr-CH"/>
-        </w:rPr>
-        <w:t>.</w:t>
-      </w:r>
-    </w:p>
-    <w:p>
-      <w:pPr>
-        <w:pStyle w:val="BITTextkrper"/>
-        <w:rPr>
-          <w:lang w:val="fr-CH"/>
-        </w:rPr>
-      </w:pPr>
-    </w:p>
-    <w:p>
-      <w:pPr>
-        <w:pStyle w:val="Titre2"/>
-      </w:pPr>
-      <w:bookmarkStart w:id="52" w:name="_Toc219185389"/>
-      <w:r>
-        <w:t xml:space="preserve">Conclusion du module de </w:t>
-      </w:r>
-      <w:r>
-        <w:t>Romain Kolly</w:t>
-      </w:r>
-      <w:bookmarkEnd w:id="52"/>
-    </w:p>
-    <w:p>
-      <w:pPr>
-        <w:pStyle w:val="NormalWeb"/>
-        <w:rPr>
-          <w:rFonts w:ascii="Arial" w:hAnsi="Arial" w:cs="Arial"/>
-          <w:lang w:eastAsia="en-US"/>
-        </w:rPr>
-      </w:pPr>
-      <w:r>
-        <w:rPr>
-          <w:rFonts w:ascii="Arial" w:hAnsi="Arial" w:cs="Arial"/>
-        </w:rPr>
-        <w:t>Ce module m’a permis de travailler sur un projet concret avec des contraintes matérielles réelles et des limites d’implémentation dans le temps imparti. Plusieurs adaptations ont été nécessaires (caméra remplacée par un sonar, capteur de luminosité à la place de l’éclairage, abandon du mode crabe), ce qui m’a appris à prioriser une solution stable et exploitable.</w:t>
-      </w:r>
-    </w:p>
-    <w:p>
-      <w:pPr>
-        <w:pStyle w:val="NormalWeb"/>
-        <w:rPr>
-          <w:rFonts w:ascii="Arial" w:hAnsi="Arial" w:cs="Arial"/>
-        </w:rPr>
-      </w:pPr>
-      <w:r>
-        <w:rPr>
-          <w:rFonts w:ascii="Arial" w:hAnsi="Arial" w:cs="Arial"/>
-        </w:rPr>
-        <w:lastRenderedPageBreak/>
-        <w:t>J’ai aussi progressé dans mon organisation et mon travail d’équipe (meilleure planification, objectifs plus clairs, usage plus rigoureux de GitHub). Je suis satisfait du résultat final, car il répond aux besoins essentiels et démontre qu’on peut livrer quelque chose de fiable malgré les imprévus.</w:t>
-      </w:r>
-    </w:p>
-    <w:p>
-      <w:pPr>
-        <w:pStyle w:val="BITTextkrper"/>
-        <w:rPr>
-          <w:lang w:val="fr-CH"/>
-        </w:rPr>
-      </w:pPr>
-    </w:p>
-    <w:p>
-      <w:pPr>
-        <w:pStyle w:val="Titre2"/>
-        <w:rPr>
-          <w:rFonts w:ascii="Times New Roman" w:hAnsi="Times New Roman"/>
-          <w:sz w:val="36"/>
-          <w:szCs w:val="36"/>
-          <w:lang w:eastAsia="en-US"/>
-        </w:rPr>
-      </w:pPr>
-      <w:r>
-        <w:t>Conclusion</w:t>
-      </w:r>
-    </w:p>
-    <w:p>
-      <w:pPr>
-        <w:rPr>
-          <w:lang w:val="fr-CH"/>
-        </w:rPr>
-      </w:pPr>
-      <w:r>
-        <w:rPr>
-          <w:lang w:val="fr-CH"/>
-        </w:rPr>
-        <w:t>Ce projet réalisé dans le cadre du module 306 nous a permis de mener une application complète en équipe, depuis l’analyse du besoin jusqu’à la livraison et la documentation. Sur le plan technique, le travail a été motivant et formateur : nous avons consolidé nos compétences de développement, structuré le repository de manière claire (code, documentation) et appris à livrer régulièrement via des releases hebdomadaires.</w:t>
-      </w:r>
-    </w:p>
-    <w:p>
-      <w:pPr>
-        <w:rPr>
-          <w:lang w:val="fr-CH"/>
-        </w:rPr>
-      </w:pPr>
-      <w:r>
-        <w:rPr>
-          <w:lang w:val="fr-CH"/>
-        </w:rPr>
-        <w:t>Sur le plan de la gestion de projet, l’expérience a été globalement positive. Les premières semaines, notre organisation était efficace : le Kanban était à jour, lisible, et les tâches étaient bien découpées, ce qui facilitait la répartition du travail et le suivi. Après les vacances, nous avons eu une baisse de rigueur : certaines tâches n’étaient plus mises à jour et le tableau devenait moins compréhensible. Nous avons dû reprendre le Kanban, clarifier les tâches et remettre de l’ordre pour retrouver un fonctionnement cohérent.</w:t>
-      </w:r>
-    </w:p>
-    <w:p>
-      <w:pPr>
-        <w:rPr>
-          <w:lang w:val="fr-CH"/>
-        </w:rPr>
-      </w:pPr>
-      <w:r>
-        <w:rPr>
-          <w:lang w:val="fr-CH"/>
-        </w:rPr>
-        <w:t>Le principal point d’amélioration concerne l’utilisation des outils de gestion au quotidien. Comme nous travaillions tous dans la même salle et sur un temps limité (environ 1,5 jour par semaine), nous avons souvent privilégié la communication orale. C’était efficace pour avancer rapidement, mais cela s’est fait au détriment du suivi formel : certaines actions n’étaient pas correctement enregistrées (assignation, déplacement des cartes, mise à jour des statuts). De mon côté, j’ai aussi parfois oublié de m’assigner une tâche ou de la déplacer au bon moment, ce qui a réduit la visibilité de l’avancement sur le tableau.</w:t>
-      </w:r>
-    </w:p>
-    <w:p>
-      <w:pPr>
-        <w:rPr>
-          <w:lang w:val="fr-CH"/>
-        </w:rPr>
-      </w:pPr>
-      <w:proofErr w:type="gramStart"/>
-      <w:r>
-        <w:rPr>
-          <w:lang w:val="fr-CH"/>
-        </w:rPr>
-        <w:t>Au final</w:t>
-      </w:r>
-      <w:proofErr w:type="gramEnd"/>
-      <w:r>
-        <w:rPr>
-          <w:lang w:val="fr-CH"/>
-        </w:rPr>
-        <w:t>, ce projet nous a appris autant sur la réalisation technique que sur l’organisation en équipe. Nous terminons avec un livrable fonctionnel, une documentation structurée, et une meilleure compréhension de ce qui rend une gestion de projet réellement fiable : garder le Kanban synchronisé avec la réalité, même quand la communication orale semble suffire.</w:t>
-      </w:r>
-    </w:p>
-    <w:p>
-      <w:pPr>
-        <w:pStyle w:val="BITTextkrper"/>
-        <w:rPr>
-          <w:lang w:val="fr-CH"/>
-        </w:rPr>
-      </w:pPr>
-    </w:p>
-    <w:p>
-      <w:pPr>
-        <w:pStyle w:val="Titre2"/>
-      </w:pPr>
-      <w:bookmarkStart w:id="53" w:name="_Toc219185390"/>
-      <w:r>
-        <w:t>Conclusion du module de Julie Lefort</w:t>
-      </w:r>
-      <w:bookmarkEnd w:id="53"/>
-    </w:p>
-    <w:p>
-      <w:pPr>
-        <w:pStyle w:val="BITTextkrper"/>
-        <w:rPr>
-          <w:lang w:val="fr-CH"/>
-        </w:rPr>
-      </w:pPr>
-      <w:r>
-        <w:rPr>
-          <w:lang w:val="fr-CH"/>
-        </w:rPr>
-        <w:t xml:space="preserve">Ce module était très </w:t>
-      </w:r>
-      <w:proofErr w:type="spellStart"/>
-      <w:r>
-        <w:rPr>
-          <w:lang w:val="fr-CH"/>
-        </w:rPr>
-        <w:t>interessant</w:t>
-      </w:r>
-      <w:proofErr w:type="spellEnd"/>
-      <w:r>
-        <w:rPr>
-          <w:lang w:val="fr-CH"/>
-        </w:rPr>
-        <w:t>, ça nous a permis de revoir les méthodologies SCRUM tout en ayant un bon projet. Nous avons aussi pu expérimenter avec les phidgets et approfondir nos connaissances Java.</w:t>
-      </w:r>
-    </w:p>
-    <w:p>
-      <w:pPr>
-        <w:pStyle w:val="BITTextkrper"/>
-        <w:rPr>
-          <w:lang w:val="fr-CH"/>
-        </w:rPr>
-      </w:pPr>
-      <w:r>
-        <w:rPr>
-          <w:lang w:val="fr-CH"/>
-        </w:rPr>
-        <w:t xml:space="preserve">Concernant le groupe, j'ai trouvé que nous avons bien su travailler et nous améliorer tout au long du module. En effet en semaine 2-3 on a bien écouté les remarques, ce qui nous a permis d'améliorer notre gestion. En tant que SCRUM master, j'ai trouvé que j'avais plutôt bien travaillé, même si j'ai aussi </w:t>
-      </w:r>
-      <w:proofErr w:type="gramStart"/>
-      <w:r>
-        <w:rPr>
-          <w:lang w:val="fr-CH"/>
-        </w:rPr>
-        <w:t>du</w:t>
-      </w:r>
-      <w:proofErr w:type="gramEnd"/>
-      <w:r>
-        <w:rPr>
-          <w:lang w:val="fr-CH"/>
-        </w:rPr>
-        <w:t xml:space="preserve"> m'améliorer.</w:t>
-      </w:r>
-    </w:p>
-    <w:p>
-      <w:pPr>
-        <w:pStyle w:val="BITTextkrper"/>
-        <w:rPr>
-          <w:lang w:val="fr-CH"/>
-        </w:rPr>
-      </w:pPr>
-      <w:r>
-        <w:rPr>
-          <w:lang w:val="fr-CH"/>
-        </w:rPr>
-        <w:lastRenderedPageBreak/>
-        <w:t>Par exemple j'avais cru à cause d'anciens modules qu'on devait noter les résumés des réunions, alors que ce n'est pas le cas.</w:t>
-      </w:r>
-    </w:p>
-    <w:p>
-      <w:pPr>
-        <w:pStyle w:val="BITTextkrper"/>
-        <w:rPr>
-          <w:lang w:val="fr-CH"/>
-        </w:rPr>
-      </w:pPr>
-      <w:r>
-        <w:rPr>
-          <w:lang w:val="fr-CH"/>
-        </w:rPr>
-        <w:t>Je pense que ce module restera utile pour le reste de notre formation et aussi en entreprise.</w:t>
-      </w:r>
     </w:p>
     <w:p>
       <w:pPr>
@@ -11280,6 +7605,3800 @@
           <w:numId w:val="1"/>
         </w:numPr>
       </w:pPr>
+      <w:bookmarkStart w:id="34" w:name="_Toc250790988"/>
+      <w:bookmarkStart w:id="35" w:name="_Toc219185378"/>
+      <w:r>
+        <w:lastRenderedPageBreak/>
+        <w:t>Réalisation</w:t>
+      </w:r>
+      <w:bookmarkEnd w:id="34"/>
+      <w:bookmarkEnd w:id="35"/>
+    </w:p>
+    <w:p>
+      <w:pPr>
+        <w:pStyle w:val="Titre2"/>
+      </w:pPr>
+      <w:bookmarkStart w:id="36" w:name="_Toc219185379"/>
+      <w:r>
+        <w:t>Connexion du logiciel au rover</w:t>
+      </w:r>
+      <w:bookmarkEnd w:id="36"/>
+      <w:r>
+        <w:t xml:space="preserve"> </w:t>
+      </w:r>
+    </w:p>
+    <w:p>
+      <w:pPr>
+        <w:rPr>
+          <w:lang w:val="fr-CH"/>
+        </w:rPr>
+      </w:pPr>
+      <w:r>
+        <w:rPr>
+          <w:lang w:val="fr-CH"/>
+        </w:rPr>
+        <w:t xml:space="preserve">La connexion au rover se fait via Phidget Network. L’idée est </w:t>
+      </w:r>
+      <w:proofErr w:type="gramStart"/>
+      <w:r>
+        <w:rPr>
+          <w:lang w:val="fr-CH"/>
+        </w:rPr>
+        <w:t>simple:</w:t>
+      </w:r>
+      <w:proofErr w:type="gramEnd"/>
+      <w:r>
+        <w:rPr>
+          <w:lang w:val="fr-CH"/>
+        </w:rPr>
+        <w:t xml:space="preserve"> l’app Java déclare le serveur réseau du hub (</w:t>
+      </w:r>
+      <w:proofErr w:type="spellStart"/>
+      <w:r>
+        <w:rPr>
+          <w:lang w:val="fr-CH"/>
+        </w:rPr>
+        <w:t>Net.addServer</w:t>
+      </w:r>
+      <w:proofErr w:type="spellEnd"/>
+      <w:r>
+        <w:rPr>
+          <w:lang w:val="fr-CH"/>
+        </w:rPr>
+        <w:t xml:space="preserve">), ouvre deux </w:t>
+      </w:r>
+      <w:proofErr w:type="spellStart"/>
+      <w:r>
+        <w:rPr>
+          <w:lang w:val="fr-CH"/>
+        </w:rPr>
+        <w:t>DCMotor</w:t>
+      </w:r>
+      <w:proofErr w:type="spellEnd"/>
+      <w:r>
+        <w:rPr>
+          <w:lang w:val="fr-CH"/>
+        </w:rPr>
+        <w:t xml:space="preserve"> (gauche/droite), force un arrêt sécurité (</w:t>
+      </w:r>
+      <w:proofErr w:type="spellStart"/>
+      <w:r>
+        <w:rPr>
+          <w:lang w:val="fr-CH"/>
+        </w:rPr>
+        <w:t>safeStop</w:t>
+      </w:r>
+      <w:proofErr w:type="spellEnd"/>
+      <w:r>
+        <w:rPr>
+          <w:lang w:val="fr-CH"/>
+        </w:rPr>
+        <w:t>), puis considère le rover “connecté”. Si le lien tombe, Main retente une connexion toutes les 2 secondes.</w:t>
+      </w:r>
+    </w:p>
+    <w:p>
+      <w:pPr>
+        <w:rPr>
+          <w:lang w:val="fr-CH"/>
+        </w:rPr>
+      </w:pPr>
+      <w:r>
+        <w:rPr>
+          <w:lang w:val="fr-CH"/>
+        </w:rPr>
+        <w:t>Exemple concret : dans Main.java, la partie à adapter en pratique est presque uniquement l’IP du hub. Le reste est généralement stable (port Phidget Network par défaut, nom de serveur, ports de hub).</w:t>
+      </w:r>
+    </w:p>
+    <w:p>
+      <w:pPr>
+        <w:rPr>
+          <w:lang w:val="fr-CH"/>
+        </w:rPr>
+      </w:pPr>
+    </w:p>
+    <w:p>
+      <w:pPr>
+        <w:pStyle w:val="TxtCode"/>
+        <w:rPr>
+          <w:lang w:val="en-US"/>
+        </w:rPr>
+      </w:pPr>
+      <w:r>
+        <w:rPr>
+          <w:lang w:val="en-US"/>
+        </w:rPr>
+        <w:t xml:space="preserve">String ip = "10.18.1.53";   </w:t>
+      </w:r>
+    </w:p>
+    <w:p>
+      <w:pPr>
+        <w:pStyle w:val="TxtCode"/>
+        <w:rPr>
+          <w:lang w:val="en-US"/>
+        </w:rPr>
+      </w:pPr>
+      <w:r>
+        <w:rPr>
+          <w:lang w:val="en-US"/>
+        </w:rPr>
+        <w:t>int port = 5661;</w:t>
+      </w:r>
+    </w:p>
+    <w:p>
+      <w:pPr>
+        <w:pStyle w:val="TxtCode"/>
+        <w:rPr>
+          <w:lang w:val="en-US"/>
+        </w:rPr>
+      </w:pPr>
+      <w:r>
+        <w:rPr>
+          <w:lang w:val="en-US"/>
+        </w:rPr>
+        <w:t>String serverName = "hub5000";</w:t>
+      </w:r>
+    </w:p>
+    <w:p>
+      <w:pPr>
+        <w:pStyle w:val="TxtCode"/>
+        <w:rPr>
+          <w:lang w:val="en-US"/>
+        </w:rPr>
+      </w:pPr>
+    </w:p>
+    <w:p>
+      <w:pPr>
+        <w:pStyle w:val="TxtCode"/>
+        <w:rPr>
+          <w:lang w:val="fr-CH"/>
+        </w:rPr>
+      </w:pPr>
+      <w:r>
+        <w:rPr>
+          <w:lang w:val="fr-CH"/>
+        </w:rPr>
+        <w:t>// câblage attendu sur le rover</w:t>
+      </w:r>
+    </w:p>
+    <w:p>
+      <w:pPr>
+        <w:pStyle w:val="TxtCode"/>
+        <w:rPr>
+          <w:lang w:val="fr-CH"/>
+        </w:rPr>
+      </w:pPr>
+      <w:r>
+        <w:rPr>
+          <w:lang w:val="fr-CH"/>
+        </w:rPr>
+        <w:t>int motorHubPort = 5;  // moteurs</w:t>
+      </w:r>
+    </w:p>
+    <w:p>
+      <w:pPr>
+        <w:pStyle w:val="TxtCode"/>
+        <w:rPr>
+          <w:lang w:val="fr-CH"/>
+        </w:rPr>
+      </w:pPr>
+      <w:r>
+        <w:rPr>
+          <w:lang w:val="fr-CH"/>
+        </w:rPr>
+        <w:t>int sonarHubPort = 3;  // sonar</w:t>
+      </w:r>
+    </w:p>
+    <w:p>
+      <w:pPr>
+        <w:rPr>
+          <w:lang w:val="fr-CH"/>
+        </w:rPr>
+      </w:pPr>
+    </w:p>
+    <w:p>
+      <w:pPr>
+        <w:rPr>
+          <w:lang w:val="fr-CH"/>
+        </w:rPr>
+      </w:pPr>
+    </w:p>
+    <w:p>
+      <w:pPr>
+        <w:rPr>
+          <w:lang w:val="fr-CH"/>
+        </w:rPr>
+      </w:pPr>
+      <w:r>
+        <w:rPr>
+          <w:lang w:val="fr-CH"/>
+        </w:rPr>
+        <w:t xml:space="preserve">Le cœur de la connexion est dans </w:t>
+      </w:r>
+      <w:proofErr w:type="spellStart"/>
+      <w:proofErr w:type="gramStart"/>
+      <w:r>
+        <w:rPr>
+          <w:lang w:val="fr-CH"/>
+        </w:rPr>
+        <w:t>rover.services</w:t>
+      </w:r>
+      <w:proofErr w:type="gramEnd"/>
+      <w:r>
+        <w:rPr>
+          <w:lang w:val="fr-CH"/>
+        </w:rPr>
+        <w:t>.Connection</w:t>
+      </w:r>
+      <w:proofErr w:type="spellEnd"/>
+      <w:r>
+        <w:rPr>
+          <w:lang w:val="fr-CH"/>
+        </w:rPr>
+        <w:t xml:space="preserve">. </w:t>
+      </w:r>
+      <w:proofErr w:type="spellStart"/>
+      <w:proofErr w:type="gramStart"/>
+      <w:r>
+        <w:rPr>
+          <w:lang w:val="fr-CH"/>
+        </w:rPr>
+        <w:t>connect</w:t>
+      </w:r>
+      <w:proofErr w:type="spellEnd"/>
+      <w:r>
+        <w:rPr>
+          <w:lang w:val="fr-CH"/>
+        </w:rPr>
+        <w:t>(</w:t>
+      </w:r>
+      <w:proofErr w:type="gramEnd"/>
+      <w:r>
+        <w:rPr>
+          <w:lang w:val="fr-CH"/>
+        </w:rPr>
+        <w:t>) commence par nettoyer un éventuel serveur déjà déclaré localement avec le même nom. C’est un “best effort” pour éviter un état sale après relance.</w:t>
+      </w:r>
+    </w:p>
+    <w:p>
+      <w:pPr>
+        <w:rPr>
+          <w:lang w:val="fr-CH"/>
+        </w:rPr>
+      </w:pPr>
+    </w:p>
+    <w:p>
+      <w:pPr>
+        <w:pStyle w:val="TxtCode"/>
+        <w:rPr>
+          <w:lang w:val="en-US"/>
+        </w:rPr>
+      </w:pPr>
+      <w:r>
+        <w:rPr>
+          <w:lang w:val="en-US"/>
+        </w:rPr>
+        <w:t>try { Net.removeServer(serverName); } catch (Exception ignored) {}</w:t>
+      </w:r>
+    </w:p>
+    <w:p>
+      <w:pPr>
+        <w:pStyle w:val="TxtCode"/>
+        <w:rPr>
+          <w:lang w:val="fr-CH"/>
+        </w:rPr>
+      </w:pPr>
+      <w:r>
+        <w:rPr>
+          <w:lang w:val="fr-CH"/>
+        </w:rPr>
+        <w:t>Net.addServer(serverName, ip, port, "", 0);</w:t>
+      </w:r>
+    </w:p>
+    <w:p>
+      <w:pPr>
+        <w:rPr>
+          <w:lang w:val="fr-CH"/>
+        </w:rPr>
+      </w:pPr>
+    </w:p>
+    <w:p>
+      <w:pPr>
+        <w:rPr>
+          <w:lang w:val="fr-CH"/>
+        </w:rPr>
+      </w:pPr>
+      <w:r>
+        <w:rPr>
+          <w:lang w:val="fr-CH"/>
+        </w:rPr>
+        <w:t xml:space="preserve">Ensuite </w:t>
+      </w:r>
+      <w:proofErr w:type="spellStart"/>
+      <w:proofErr w:type="gramStart"/>
+      <w:r>
+        <w:rPr>
+          <w:lang w:val="fr-CH"/>
+        </w:rPr>
+        <w:t>connect</w:t>
+      </w:r>
+      <w:proofErr w:type="spellEnd"/>
+      <w:r>
+        <w:rPr>
+          <w:lang w:val="fr-CH"/>
+        </w:rPr>
+        <w:t>(</w:t>
+      </w:r>
+      <w:proofErr w:type="gramEnd"/>
+      <w:r>
+        <w:rPr>
+          <w:lang w:val="fr-CH"/>
+        </w:rPr>
+        <w:t xml:space="preserve">) ouvre les deux moteurs. Le mapping vient du Phidget Control Panel : gauche = </w:t>
+      </w:r>
+      <w:proofErr w:type="spellStart"/>
+      <w:r>
+        <w:rPr>
+          <w:lang w:val="fr-CH"/>
+        </w:rPr>
+        <w:t>channel</w:t>
+      </w:r>
+      <w:proofErr w:type="spellEnd"/>
+      <w:r>
+        <w:rPr>
+          <w:lang w:val="fr-CH"/>
+        </w:rPr>
+        <w:t xml:space="preserve"> 0, droite = </w:t>
+      </w:r>
+      <w:proofErr w:type="spellStart"/>
+      <w:r>
+        <w:rPr>
+          <w:lang w:val="fr-CH"/>
+        </w:rPr>
+        <w:t>channel</w:t>
+      </w:r>
+      <w:proofErr w:type="spellEnd"/>
+      <w:r>
+        <w:rPr>
+          <w:lang w:val="fr-CH"/>
+        </w:rPr>
+        <w:t xml:space="preserve"> 1. Le hub port utilisé pour les moteurs est </w:t>
+      </w:r>
+      <w:proofErr w:type="spellStart"/>
+      <w:r>
+        <w:rPr>
+          <w:lang w:val="fr-CH"/>
+        </w:rPr>
+        <w:t>motorHubPort</w:t>
+      </w:r>
+      <w:proofErr w:type="spellEnd"/>
+      <w:r>
+        <w:rPr>
+          <w:lang w:val="fr-CH"/>
+        </w:rPr>
+        <w:t xml:space="preserve"> (ici 5).</w:t>
+      </w:r>
+    </w:p>
+    <w:p>
+      <w:pPr>
+        <w:rPr>
+          <w:lang w:val="fr-CH"/>
+        </w:rPr>
+      </w:pPr>
+    </w:p>
+    <w:p>
+      <w:pPr>
+        <w:pStyle w:val="TxtCode"/>
+        <w:rPr>
+          <w:lang w:val="en-US"/>
+        </w:rPr>
+      </w:pPr>
+      <w:r>
+        <w:rPr>
+          <w:lang w:val="en-US"/>
+        </w:rPr>
+        <w:t>leftMotor  = openMotor(motorHubPort, 0);</w:t>
+      </w:r>
+    </w:p>
+    <w:p>
+      <w:pPr>
+        <w:pStyle w:val="TxtCode"/>
+        <w:rPr>
+          <w:lang w:val="en-US"/>
+        </w:rPr>
+      </w:pPr>
+      <w:r>
+        <w:rPr>
+          <w:lang w:val="en-US"/>
+        </w:rPr>
+        <w:t>rightMotor = openMotor(motorHubPort, 1);</w:t>
+      </w:r>
+    </w:p>
+    <w:p>
+      <w:pPr>
+        <w:rPr>
+          <w:lang w:val="en-US"/>
+        </w:rPr>
+      </w:pPr>
+    </w:p>
+    <w:p>
+      <w:pPr>
+        <w:rPr>
+          <w:rFonts w:ascii="Consolas" w:hAnsi="Consolas"/>
+          <w:noProof/>
+          <w:sz w:val="20"/>
+          <w:lang w:val="en-US"/>
+        </w:rPr>
+      </w:pPr>
+    </w:p>
+    <w:p>
+      <w:pPr>
+        <w:jc w:val="left"/>
+        <w:rPr>
+          <w:lang w:val="fr-CH"/>
+        </w:rPr>
+      </w:pPr>
+      <w:proofErr w:type="spellStart"/>
+      <w:proofErr w:type="gramStart"/>
+      <w:r>
+        <w:rPr>
+          <w:lang w:val="fr-CH"/>
+        </w:rPr>
+        <w:t>openMotor</w:t>
+      </w:r>
+      <w:proofErr w:type="spellEnd"/>
+      <w:r>
+        <w:rPr>
+          <w:lang w:val="fr-CH"/>
+        </w:rPr>
+        <w:t>(</w:t>
+      </w:r>
+      <w:proofErr w:type="gramEnd"/>
+      <w:r>
+        <w:rPr>
+          <w:lang w:val="fr-CH"/>
+        </w:rPr>
+        <w:t xml:space="preserve">) fait toujours la même séquence : instancier un </w:t>
+      </w:r>
+      <w:proofErr w:type="spellStart"/>
+      <w:r>
+        <w:rPr>
+          <w:lang w:val="fr-CH"/>
+        </w:rPr>
+        <w:t>DCMotor</w:t>
+      </w:r>
+      <w:proofErr w:type="spellEnd"/>
+      <w:r>
+        <w:rPr>
+          <w:lang w:val="fr-CH"/>
+        </w:rPr>
+        <w:t xml:space="preserve">, lui dire sur quel serveur se connecter, quel port de hub utiliser, quel </w:t>
+      </w:r>
+      <w:proofErr w:type="spellStart"/>
+      <w:r>
+        <w:rPr>
+          <w:lang w:val="fr-CH"/>
+        </w:rPr>
+        <w:t>channel</w:t>
+      </w:r>
+      <w:proofErr w:type="spellEnd"/>
+      <w:r>
+        <w:rPr>
+          <w:lang w:val="fr-CH"/>
+        </w:rPr>
+        <w:t xml:space="preserve"> ouvrir, puis </w:t>
+      </w:r>
+      <w:proofErr w:type="gramStart"/>
+      <w:r>
+        <w:rPr>
+          <w:lang w:val="fr-CH"/>
+        </w:rPr>
+        <w:t>open(</w:t>
+      </w:r>
+      <w:proofErr w:type="gramEnd"/>
+      <w:r>
+        <w:rPr>
+          <w:lang w:val="fr-CH"/>
+        </w:rPr>
+        <w:t xml:space="preserve">5000) (timeout 5 secondes). Le commentaire “ne pas appeler </w:t>
+      </w:r>
+      <w:proofErr w:type="spellStart"/>
+      <w:r>
+        <w:rPr>
+          <w:lang w:val="fr-CH"/>
+        </w:rPr>
+        <w:t>setIsHubPortDevice</w:t>
+      </w:r>
+      <w:proofErr w:type="spellEnd"/>
+      <w:r>
+        <w:rPr>
+          <w:lang w:val="fr-CH"/>
+        </w:rPr>
+        <w:t>(</w:t>
+      </w:r>
+      <w:proofErr w:type="spellStart"/>
+      <w:r>
+        <w:rPr>
+          <w:lang w:val="fr-CH"/>
+        </w:rPr>
+        <w:t>true</w:t>
+      </w:r>
+      <w:proofErr w:type="spellEnd"/>
+      <w:r>
+        <w:rPr>
+          <w:lang w:val="fr-CH"/>
+        </w:rPr>
+        <w:t>)” est important : ici on ouvre un device moteur rattaché à un hub réseau, pas un “hub port device”.</w:t>
+      </w:r>
+    </w:p>
+    <w:p>
+      <w:pPr>
+        <w:jc w:val="left"/>
+        <w:rPr>
+          <w:lang w:val="fr-CH"/>
+        </w:rPr>
+      </w:pPr>
+    </w:p>
+    <w:p>
+      <w:pPr>
+        <w:pStyle w:val="TxtCode"/>
+        <w:rPr>
+          <w:lang w:val="en-US"/>
+        </w:rPr>
+      </w:pPr>
+      <w:r>
+        <w:rPr>
+          <w:lang w:val="en-US"/>
+        </w:rPr>
+        <w:t>private DCMotor openMotor(int hubPort, int channel) throws PhidgetException {</w:t>
+      </w:r>
+    </w:p>
+    <w:p>
+      <w:pPr>
+        <w:pStyle w:val="TxtCode"/>
+        <w:rPr>
+          <w:lang w:val="en-US"/>
+        </w:rPr>
+      </w:pPr>
+      <w:r>
+        <w:rPr>
+          <w:lang w:val="en-US"/>
+        </w:rPr>
+        <w:t xml:space="preserve">    DCMotor m = new DCMotor();</w:t>
+      </w:r>
+    </w:p>
+    <w:p>
+      <w:pPr>
+        <w:pStyle w:val="TxtCode"/>
+        <w:rPr>
+          <w:lang w:val="en-US"/>
+        </w:rPr>
+      </w:pPr>
+      <w:r>
+        <w:rPr>
+          <w:lang w:val="en-US"/>
+        </w:rPr>
+        <w:t xml:space="preserve">    m.setServerName(serverName);</w:t>
+      </w:r>
+    </w:p>
+    <w:p>
+      <w:pPr>
+        <w:pStyle w:val="TxtCode"/>
+        <w:rPr>
+          <w:lang w:val="en-US"/>
+        </w:rPr>
+      </w:pPr>
+      <w:r>
+        <w:rPr>
+          <w:lang w:val="en-US"/>
+        </w:rPr>
+        <w:t xml:space="preserve">    m.setHubPort(hubPort);</w:t>
+      </w:r>
+    </w:p>
+    <w:p>
+      <w:pPr>
+        <w:pStyle w:val="TxtCode"/>
+        <w:rPr>
+          <w:lang w:val="en-US"/>
+        </w:rPr>
+      </w:pPr>
+      <w:r>
+        <w:rPr>
+          <w:lang w:val="en-US"/>
+        </w:rPr>
+        <w:t xml:space="preserve">    m.setChannel(channel);</w:t>
+      </w:r>
+    </w:p>
+    <w:p>
+      <w:pPr>
+        <w:pStyle w:val="TxtCode"/>
+        <w:rPr>
+          <w:lang w:val="en-US"/>
+        </w:rPr>
+      </w:pPr>
+      <w:r>
+        <w:rPr>
+          <w:lang w:val="en-US"/>
+        </w:rPr>
+        <w:t xml:space="preserve">    m.open(5000);</w:t>
+      </w:r>
+    </w:p>
+    <w:p>
+      <w:pPr>
+        <w:pStyle w:val="TxtCode"/>
+        <w:rPr>
+          <w:lang w:val="fr-CH"/>
+        </w:rPr>
+      </w:pPr>
+      <w:r>
+        <w:rPr>
+          <w:lang w:val="en-US"/>
+        </w:rPr>
+        <w:t xml:space="preserve">    </w:t>
+      </w:r>
+      <w:r>
+        <w:rPr>
+          <w:lang w:val="fr-CH"/>
+        </w:rPr>
+        <w:t>return m;</w:t>
+      </w:r>
+    </w:p>
+    <w:p>
+      <w:pPr>
+        <w:pStyle w:val="TxtCode"/>
+        <w:rPr>
+          <w:lang w:val="fr-CH"/>
+        </w:rPr>
+      </w:pPr>
+      <w:r>
+        <w:rPr>
+          <w:lang w:val="fr-CH"/>
+        </w:rPr>
+        <w:t>}</w:t>
+      </w:r>
+    </w:p>
+    <w:p>
+      <w:pPr>
+        <w:jc w:val="left"/>
+        <w:rPr>
+          <w:lang w:val="fr-CH"/>
+        </w:rPr>
+      </w:pPr>
+    </w:p>
+    <w:p>
+      <w:pPr>
+        <w:jc w:val="left"/>
+        <w:rPr>
+          <w:lang w:val="fr-CH"/>
+        </w:rPr>
+      </w:pPr>
+      <w:r>
+        <w:rPr>
+          <w:lang w:val="fr-CH"/>
+        </w:rPr>
+        <w:t xml:space="preserve">Juste après avoir ouvert les moteurs, le code force un arrêt immédiat via </w:t>
+      </w:r>
+      <w:proofErr w:type="spellStart"/>
+      <w:proofErr w:type="gramStart"/>
+      <w:r>
+        <w:rPr>
+          <w:lang w:val="fr-CH"/>
+        </w:rPr>
+        <w:t>safeStop</w:t>
+      </w:r>
+      <w:proofErr w:type="spellEnd"/>
+      <w:r>
+        <w:rPr>
+          <w:lang w:val="fr-CH"/>
+        </w:rPr>
+        <w:t>(</w:t>
+      </w:r>
+      <w:proofErr w:type="gramEnd"/>
+      <w:r>
+        <w:rPr>
+          <w:lang w:val="fr-CH"/>
+        </w:rPr>
+        <w:t>) (vitesse 0 sur les deux). C’est une sécurité de base : même si une ancienne commande traînait, le rover ne part pas à la connexion.</w:t>
+      </w:r>
+    </w:p>
+    <w:p>
+      <w:pPr>
+        <w:jc w:val="left"/>
+        <w:rPr>
+          <w:lang w:val="fr-CH"/>
+        </w:rPr>
+      </w:pPr>
+    </w:p>
+    <w:p>
+      <w:pPr>
+        <w:pStyle w:val="TxtCode"/>
+        <w:rPr>
+          <w:lang w:val="fr-CH"/>
+        </w:rPr>
+      </w:pPr>
+      <w:r>
+        <w:rPr>
+          <w:lang w:val="fr-CH"/>
+        </w:rPr>
+        <w:t>safeStop();</w:t>
+      </w:r>
+    </w:p>
+    <w:p>
+      <w:pPr>
+        <w:pStyle w:val="TxtCode"/>
+        <w:rPr>
+          <w:lang w:val="fr-CH"/>
+        </w:rPr>
+      </w:pPr>
+      <w:r>
+        <w:rPr>
+          <w:lang w:val="fr-CH"/>
+        </w:rPr>
+        <w:t>connected = true;</w:t>
+      </w:r>
+    </w:p>
+    <w:p>
+      <w:pPr>
+        <w:rPr>
+          <w:lang w:val="fr-CH"/>
+        </w:rPr>
+      </w:pPr>
+    </w:p>
+    <w:p>
+      <w:pPr>
+        <w:rPr>
+          <w:lang w:val="fr-CH"/>
+        </w:rPr>
+      </w:pPr>
+      <w:r>
+        <w:rPr>
+          <w:lang w:val="fr-CH"/>
+        </w:rPr>
+        <w:t xml:space="preserve">La déconnexion fait l’inverse, toujours en mode “best effort” pour ne pas bloquer sur une exception : stop, close moteurs, suppression du serveur, puis </w:t>
+      </w:r>
+      <w:proofErr w:type="spellStart"/>
+      <w:r>
+        <w:rPr>
+          <w:lang w:val="fr-CH"/>
+        </w:rPr>
+        <w:t>connected</w:t>
+      </w:r>
+      <w:proofErr w:type="spellEnd"/>
+      <w:r>
+        <w:rPr>
+          <w:lang w:val="fr-CH"/>
+        </w:rPr>
+        <w:t xml:space="preserve">=false. L’objectif est d’éviter les </w:t>
+      </w:r>
+      <w:proofErr w:type="spellStart"/>
+      <w:r>
+        <w:rPr>
+          <w:lang w:val="fr-CH"/>
+        </w:rPr>
+        <w:t>handles</w:t>
+      </w:r>
+      <w:proofErr w:type="spellEnd"/>
+      <w:r>
+        <w:rPr>
+          <w:lang w:val="fr-CH"/>
+        </w:rPr>
+        <w:t xml:space="preserve"> ouverts et de pouvoir </w:t>
+      </w:r>
+      <w:proofErr w:type="spellStart"/>
+      <w:r>
+        <w:rPr>
+          <w:lang w:val="fr-CH"/>
+        </w:rPr>
+        <w:t>reconnect</w:t>
+      </w:r>
+      <w:proofErr w:type="spellEnd"/>
+      <w:r>
+        <w:rPr>
+          <w:lang w:val="fr-CH"/>
+        </w:rPr>
+        <w:t xml:space="preserve"> proprement.</w:t>
+      </w:r>
+    </w:p>
+    <w:p>
+      <w:pPr>
+        <w:rPr>
+          <w:lang w:val="fr-CH"/>
+        </w:rPr>
+      </w:pPr>
+    </w:p>
+    <w:p>
+      <w:pPr>
+        <w:pStyle w:val="TxtCode"/>
+        <w:rPr>
+          <w:lang w:val="en-US"/>
+        </w:rPr>
+      </w:pPr>
+      <w:r>
+        <w:rPr>
+          <w:lang w:val="en-US"/>
+        </w:rPr>
+        <w:t>try { safeStop(); } catch (Exception ignored) {}</w:t>
+      </w:r>
+    </w:p>
+    <w:p>
+      <w:pPr>
+        <w:pStyle w:val="TxtCode"/>
+        <w:rPr>
+          <w:lang w:val="en-US"/>
+        </w:rPr>
+      </w:pPr>
+      <w:r>
+        <w:rPr>
+          <w:lang w:val="en-US"/>
+        </w:rPr>
+        <w:t>try { if (leftMotor != null) leftMotor.close(); } catch (Exception ignored) {}</w:t>
+      </w:r>
+    </w:p>
+    <w:p>
+      <w:pPr>
+        <w:pStyle w:val="TxtCode"/>
+        <w:rPr>
+          <w:lang w:val="en-US"/>
+        </w:rPr>
+      </w:pPr>
+      <w:r>
+        <w:rPr>
+          <w:lang w:val="en-US"/>
+        </w:rPr>
+        <w:t>try { if (rightMotor != null) rightMotor.close(); } catch (Exception ignored) {}</w:t>
+      </w:r>
+    </w:p>
+    <w:p>
+      <w:pPr>
+        <w:pStyle w:val="TxtCode"/>
+        <w:rPr>
+          <w:lang w:val="en-US"/>
+        </w:rPr>
+      </w:pPr>
+      <w:r>
+        <w:rPr>
+          <w:lang w:val="en-US"/>
+        </w:rPr>
+        <w:t>try { Net.removeServer(serverName); } catch (Exception ignored) {}</w:t>
+      </w:r>
+    </w:p>
+    <w:p>
+      <w:pPr>
+        <w:pStyle w:val="TxtCode"/>
+        <w:rPr>
+          <w:lang w:val="fr-CH"/>
+        </w:rPr>
+      </w:pPr>
+      <w:r>
+        <w:rPr>
+          <w:lang w:val="fr-CH"/>
+        </w:rPr>
+        <w:t>connected = false;</w:t>
+      </w:r>
+    </w:p>
+    <w:p>
+      <w:pPr>
+        <w:rPr>
+          <w:lang w:val="fr-CH"/>
+        </w:rPr>
+      </w:pPr>
+    </w:p>
+    <w:p>
+      <w:pPr>
+        <w:rPr>
+          <w:lang w:val="fr-CH"/>
+        </w:rPr>
+      </w:pPr>
+      <w:r>
+        <w:rPr>
+          <w:lang w:val="fr-CH"/>
+        </w:rPr>
+        <w:t xml:space="preserve">Quand on pilote le rover, la commande réellement envoyée aux moteurs est </w:t>
+      </w:r>
+      <w:proofErr w:type="spellStart"/>
+      <w:proofErr w:type="gramStart"/>
+      <w:r>
+        <w:rPr>
+          <w:lang w:val="fr-CH"/>
+        </w:rPr>
+        <w:t>setTargetVelocity</w:t>
+      </w:r>
+      <w:proofErr w:type="spellEnd"/>
+      <w:r>
+        <w:rPr>
+          <w:lang w:val="fr-CH"/>
+        </w:rPr>
+        <w:t>(</w:t>
+      </w:r>
+      <w:proofErr w:type="gramEnd"/>
+      <w:r>
+        <w:rPr>
+          <w:lang w:val="fr-CH"/>
+        </w:rPr>
+        <w:t xml:space="preserve">). Avant d’envoyer, </w:t>
+      </w:r>
+      <w:proofErr w:type="spellStart"/>
+      <w:proofErr w:type="gramStart"/>
+      <w:r>
+        <w:rPr>
+          <w:lang w:val="fr-CH"/>
+        </w:rPr>
+        <w:t>setWheelSpeeds</w:t>
+      </w:r>
+      <w:proofErr w:type="spellEnd"/>
+      <w:r>
+        <w:rPr>
+          <w:lang w:val="fr-CH"/>
+        </w:rPr>
+        <w:t>(</w:t>
+      </w:r>
+      <w:proofErr w:type="gramEnd"/>
+      <w:r>
+        <w:rPr>
+          <w:lang w:val="fr-CH"/>
+        </w:rPr>
+        <w:t>) vérifie que la connexion est active et que les deux moteurs existent, puis clamp la commande dans [-1, 1].</w:t>
+      </w:r>
+    </w:p>
+    <w:p>
+      <w:pPr>
+        <w:rPr>
+          <w:lang w:val="fr-CH"/>
+        </w:rPr>
+      </w:pPr>
+    </w:p>
+    <w:p>
+      <w:pPr>
+        <w:pStyle w:val="TxtCode"/>
+        <w:rPr>
+          <w:lang w:val="en-US"/>
+        </w:rPr>
+      </w:pPr>
+      <w:r>
+        <w:rPr>
+          <w:lang w:val="en-US"/>
+        </w:rPr>
+        <w:t>public void setWheelSpeeds(double left, double right) throws PhidgetException {</w:t>
+      </w:r>
+    </w:p>
+    <w:p>
+      <w:pPr>
+        <w:pStyle w:val="TxtCode"/>
+        <w:rPr>
+          <w:lang w:val="en-US"/>
+        </w:rPr>
+      </w:pPr>
+      <w:r>
+        <w:rPr>
+          <w:lang w:val="en-US"/>
+        </w:rPr>
+        <w:t xml:space="preserve">    if (!connected || leftMotor == null || rightMotor == null) return;</w:t>
+      </w:r>
+    </w:p>
+    <w:p>
+      <w:pPr>
+        <w:pStyle w:val="TxtCode"/>
+        <w:rPr>
+          <w:lang w:val="en-US"/>
+        </w:rPr>
+      </w:pPr>
+      <w:r>
+        <w:rPr>
+          <w:lang w:val="en-US"/>
+        </w:rPr>
+        <w:t xml:space="preserve">    left  = clamp(left);</w:t>
+      </w:r>
+    </w:p>
+    <w:p>
+      <w:pPr>
+        <w:pStyle w:val="TxtCode"/>
+        <w:rPr>
+          <w:lang w:val="en-US"/>
+        </w:rPr>
+      </w:pPr>
+      <w:r>
+        <w:rPr>
+          <w:lang w:val="en-US"/>
+        </w:rPr>
+        <w:t xml:space="preserve">    right = clamp(right);</w:t>
+      </w:r>
+    </w:p>
+    <w:p>
+      <w:pPr>
+        <w:pStyle w:val="TxtCode"/>
+        <w:rPr>
+          <w:lang w:val="en-US"/>
+        </w:rPr>
+      </w:pPr>
+      <w:r>
+        <w:rPr>
+          <w:lang w:val="en-US"/>
+        </w:rPr>
+        <w:t xml:space="preserve">    leftMotor.setTargetVelocity(left);</w:t>
+      </w:r>
+    </w:p>
+    <w:p>
+      <w:pPr>
+        <w:pStyle w:val="TxtCode"/>
+        <w:rPr>
+          <w:lang w:val="en-US"/>
+        </w:rPr>
+      </w:pPr>
+      <w:r>
+        <w:rPr>
+          <w:lang w:val="en-US"/>
+        </w:rPr>
+        <w:t xml:space="preserve">    rightMotor.setTargetVelocity(right);</w:t>
+      </w:r>
+    </w:p>
+    <w:p>
+      <w:pPr>
+        <w:pStyle w:val="TxtCode"/>
+        <w:rPr>
+          <w:lang w:val="fr-CH"/>
+        </w:rPr>
+      </w:pPr>
+      <w:r>
+        <w:rPr>
+          <w:lang w:val="fr-CH"/>
+        </w:rPr>
+        <w:t>}</w:t>
+      </w:r>
+    </w:p>
+    <w:p>
+      <w:pPr>
+        <w:rPr>
+          <w:lang w:val="fr-CH"/>
+        </w:rPr>
+      </w:pPr>
+    </w:p>
+    <w:p>
+      <w:pPr>
+        <w:rPr>
+          <w:noProof/>
+          <w:lang w:val="fr-CH"/>
+        </w:rPr>
+      </w:pPr>
+      <w:r>
+        <w:rPr>
+          <w:noProof/>
+          <w:lang w:val="fr-CH"/>
+        </w:rPr>
+        <w:t>Exemple d’appel côté boucle téléop (dans Main) : on calcule left et right à partir de la manette, puis on appelle rover.applyDriveCommand(left, right), qui finit par déléguer jusqu’à Connection.setWheelSpeeds(...). Si la manette n’est pas connectée, la boucle force un stop immédiat.</w:t>
+      </w:r>
+    </w:p>
+    <w:p>
+      <w:pPr>
+        <w:rPr>
+          <w:rFonts w:ascii="Consolas" w:hAnsi="Consolas"/>
+          <w:noProof/>
+          <w:sz w:val="20"/>
+          <w:lang w:val="fr-CH"/>
+        </w:rPr>
+      </w:pPr>
+    </w:p>
+    <w:p>
+      <w:pPr>
+        <w:pStyle w:val="TxtCode"/>
+        <w:rPr>
+          <w:lang w:val="en-US"/>
+        </w:rPr>
+      </w:pPr>
+      <w:r>
+        <w:rPr>
+          <w:lang w:val="en-US"/>
+        </w:rPr>
+        <w:t>if (!padModel.isConnected()) {</w:t>
+      </w:r>
+    </w:p>
+    <w:p>
+      <w:pPr>
+        <w:pStyle w:val="TxtCode"/>
+        <w:rPr>
+          <w:lang w:val="en-US"/>
+        </w:rPr>
+      </w:pPr>
+      <w:r>
+        <w:rPr>
+          <w:lang w:val="en-US"/>
+        </w:rPr>
+        <w:t xml:space="preserve">    try { rover.stop(); } catch (Exception ignored) {}</w:t>
+      </w:r>
+    </w:p>
+    <w:p>
+      <w:pPr>
+        <w:pStyle w:val="TxtCode"/>
+        <w:rPr>
+          <w:lang w:val="fr-CH"/>
+        </w:rPr>
+      </w:pPr>
+      <w:r>
+        <w:rPr>
+          <w:lang w:val="en-US"/>
+        </w:rPr>
+        <w:t xml:space="preserve">    </w:t>
+      </w:r>
+      <w:r>
+        <w:rPr>
+          <w:lang w:val="fr-CH"/>
+        </w:rPr>
+        <w:t>sleep(50);</w:t>
+      </w:r>
+    </w:p>
+    <w:p>
+      <w:pPr>
+        <w:pStyle w:val="TxtCode"/>
+        <w:rPr>
+          <w:lang w:val="fr-CH"/>
+        </w:rPr>
+      </w:pPr>
+      <w:r>
+        <w:rPr>
+          <w:lang w:val="fr-CH"/>
+        </w:rPr>
+        <w:t xml:space="preserve">    continue;</w:t>
+      </w:r>
+    </w:p>
+    <w:p>
+      <w:pPr>
+        <w:pStyle w:val="TxtCode"/>
+        <w:rPr>
+          <w:lang w:val="fr-CH"/>
+        </w:rPr>
+      </w:pPr>
+      <w:r>
+        <w:rPr>
+          <w:lang w:val="fr-CH"/>
+        </w:rPr>
+        <w:t>}</w:t>
+      </w:r>
+    </w:p>
+    <w:p>
+      <w:pPr>
+        <w:rPr>
+          <w:rFonts w:ascii="Consolas" w:hAnsi="Consolas"/>
+          <w:noProof/>
+          <w:sz w:val="20"/>
+          <w:lang w:val="fr-CH"/>
+        </w:rPr>
+      </w:pPr>
+    </w:p>
+    <w:p>
+      <w:pPr>
+        <w:rPr>
+          <w:lang w:val="fr-CH"/>
+        </w:rPr>
+      </w:pPr>
+      <w:r>
+        <w:rPr>
+          <w:lang w:val="fr-CH"/>
+        </w:rPr>
+        <w:t>La reconnexion est gérée dans la boucle principale avec un “</w:t>
+      </w:r>
+      <w:proofErr w:type="spellStart"/>
+      <w:r>
+        <w:rPr>
+          <w:lang w:val="fr-CH"/>
+        </w:rPr>
+        <w:t>cooldown</w:t>
+      </w:r>
+      <w:proofErr w:type="spellEnd"/>
+      <w:r>
+        <w:rPr>
+          <w:lang w:val="fr-CH"/>
+        </w:rPr>
+        <w:t xml:space="preserve">” de 2 secondes pour ne pas spammer. Si </w:t>
+      </w:r>
+      <w:proofErr w:type="spellStart"/>
+      <w:r>
+        <w:rPr>
+          <w:lang w:val="fr-CH"/>
+        </w:rPr>
+        <w:t>roverModel.isConnected</w:t>
+      </w:r>
+      <w:proofErr w:type="spellEnd"/>
+      <w:r>
+        <w:rPr>
+          <w:lang w:val="fr-CH"/>
+        </w:rPr>
+        <w:t xml:space="preserve">() est faux, Main appelle </w:t>
+      </w:r>
+      <w:proofErr w:type="spellStart"/>
+      <w:r>
+        <w:rPr>
+          <w:lang w:val="fr-CH"/>
+        </w:rPr>
+        <w:t>tryConnectRover</w:t>
+      </w:r>
+      <w:proofErr w:type="spellEnd"/>
+      <w:r>
+        <w:rPr>
+          <w:lang w:val="fr-CH"/>
+        </w:rPr>
+        <w:t>(rover) au maximum toutes les 2000 ms.</w:t>
+      </w:r>
+    </w:p>
+    <w:p>
+      <w:pPr>
+        <w:pStyle w:val="TxtCode"/>
+        <w:rPr>
+          <w:lang w:val="en-US"/>
+        </w:rPr>
+      </w:pPr>
+      <w:r>
+        <w:rPr>
+          <w:lang w:val="en-US"/>
+        </w:rPr>
+        <w:t>boolean roverLinkOk = roverModel.isConnected();</w:t>
+      </w:r>
+    </w:p>
+    <w:p>
+      <w:pPr>
+        <w:pStyle w:val="TxtCode"/>
+        <w:rPr>
+          <w:lang w:val="en-US"/>
+        </w:rPr>
+      </w:pPr>
+      <w:r>
+        <w:rPr>
+          <w:lang w:val="en-US"/>
+        </w:rPr>
+        <w:t>if (!roverLinkOk &amp;&amp; now &gt;= nextRoverReconnectAt) {</w:t>
+      </w:r>
+    </w:p>
+    <w:p>
+      <w:pPr>
+        <w:pStyle w:val="TxtCode"/>
+        <w:rPr>
+          <w:lang w:val="fr-CH"/>
+        </w:rPr>
+      </w:pPr>
+      <w:r>
+        <w:rPr>
+          <w:lang w:val="en-US"/>
+        </w:rPr>
+        <w:t xml:space="preserve">    </w:t>
+      </w:r>
+      <w:r>
+        <w:rPr>
+          <w:lang w:val="fr-CH"/>
+        </w:rPr>
+        <w:t>nextRoverReconnectAt = now + 2000;</w:t>
+      </w:r>
+    </w:p>
+    <w:p>
+      <w:pPr>
+        <w:pStyle w:val="TxtCode"/>
+        <w:rPr>
+          <w:lang w:val="fr-CH"/>
+        </w:rPr>
+      </w:pPr>
+      <w:r>
+        <w:rPr>
+          <w:lang w:val="fr-CH"/>
+        </w:rPr>
+        <w:t xml:space="preserve">    tryConnectRover(rover);</w:t>
+      </w:r>
+    </w:p>
+    <w:p>
+      <w:pPr>
+        <w:pStyle w:val="TxtCode"/>
+        <w:rPr>
+          <w:lang w:val="fr-CH"/>
+        </w:rPr>
+      </w:pPr>
+      <w:r>
+        <w:rPr>
+          <w:lang w:val="fr-CH"/>
+        </w:rPr>
+        <w:t>}</w:t>
+      </w:r>
+    </w:p>
+    <w:p>
+      <w:pPr>
+        <w:pStyle w:val="Titre2"/>
+      </w:pPr>
+      <w:bookmarkStart w:id="37" w:name="_Toc219185380"/>
+      <w:r>
+        <w:lastRenderedPageBreak/>
+        <w:t>Le Sonar</w:t>
+      </w:r>
+      <w:bookmarkEnd w:id="37"/>
+    </w:p>
+    <w:p>
+      <w:pPr>
+        <w:pStyle w:val="BITTextkrper"/>
+        <w:rPr>
+          <w:lang w:val="fr-CH"/>
+        </w:rPr>
+      </w:pPr>
+      <w:r>
+        <w:rPr>
+          <w:lang w:val="fr-CH"/>
+        </w:rPr>
+        <w:t>Le sonar est conçu pour isoler la librairie Phidget dans un seul endroit (</w:t>
+      </w:r>
+      <w:proofErr w:type="spellStart"/>
+      <w:r>
+        <w:rPr>
+          <w:lang w:val="fr-CH"/>
+        </w:rPr>
+        <w:t>SonarService</w:t>
+      </w:r>
+      <w:proofErr w:type="spellEnd"/>
+      <w:r>
+        <w:rPr>
+          <w:lang w:val="fr-CH"/>
+        </w:rPr>
+        <w:t>) et faire circuler dans l’app uniquement des objets simples (</w:t>
+      </w:r>
+      <w:proofErr w:type="spellStart"/>
+      <w:r>
+        <w:rPr>
+          <w:lang w:val="fr-CH"/>
+        </w:rPr>
+        <w:t>SonarState</w:t>
+      </w:r>
+      <w:proofErr w:type="spellEnd"/>
+      <w:r>
+        <w:rPr>
+          <w:lang w:val="fr-CH"/>
+        </w:rPr>
+        <w:t>) via l’</w:t>
+      </w:r>
+      <w:proofErr w:type="spellStart"/>
+      <w:r>
+        <w:rPr>
+          <w:lang w:val="fr-CH"/>
+        </w:rPr>
+        <w:t>EventBus</w:t>
+      </w:r>
+      <w:proofErr w:type="spellEnd"/>
+      <w:r>
+        <w:rPr>
+          <w:lang w:val="fr-CH"/>
+        </w:rPr>
+        <w:t xml:space="preserve">. Le flux est toujours le même : </w:t>
+      </w:r>
+      <w:r>
+        <w:rPr>
+          <w:b/>
+          <w:bCs/>
+          <w:lang w:val="fr-CH"/>
+        </w:rPr>
+        <w:t xml:space="preserve">lecture capteur → publication </w:t>
+      </w:r>
+      <w:proofErr w:type="spellStart"/>
+      <w:proofErr w:type="gramStart"/>
+      <w:r>
+        <w:rPr>
+          <w:b/>
+          <w:bCs/>
+          <w:lang w:val="fr-CH"/>
+        </w:rPr>
+        <w:t>sonar.update</w:t>
+      </w:r>
+      <w:proofErr w:type="spellEnd"/>
+      <w:proofErr w:type="gramEnd"/>
+      <w:r>
+        <w:rPr>
+          <w:b/>
+          <w:bCs/>
+          <w:lang w:val="fr-CH"/>
+        </w:rPr>
+        <w:t xml:space="preserve"> → consommation (UI + logique obstacle)</w:t>
+      </w:r>
+      <w:r>
+        <w:rPr>
+          <w:lang w:val="fr-CH"/>
+        </w:rPr>
+        <w:t>.</w:t>
+      </w:r>
+    </w:p>
+    <w:p>
+      <w:pPr>
+        <w:pStyle w:val="BITTextkrper"/>
+        <w:rPr>
+          <w:lang w:val="en-US"/>
+        </w:rPr>
+      </w:pPr>
+      <w:r>
+        <w:rPr>
+          <w:noProof/>
+          <w:lang w:val="fr-CH"/>
+        </w:rPr>
+        <w:drawing>
+          <wp:inline distT="0" distB="0" distL="0" distR="0" wp14:anchorId="72214AE0" wp14:editId="431BFF9F">
+            <wp:extent cx="5760085" cy="1863725"/>
+            <wp:effectExtent l="0" t="0" r="0" b="3175"/>
+            <wp:docPr id="825486972" name="Image 1" descr="Une image contenant texte, ligne, capture d’écran, diagramme&#10;&#10;Le contenu généré par l’IA peut être incorrect."/>
+            <wp:cNvGraphicFramePr>
+              <a:graphicFrameLocks xmlns:a="http://schemas.openxmlformats.org/drawingml/2006/main" noChangeAspect="1"/>
+            </wp:cNvGraphicFramePr>
+            <a:graphic xmlns:a="http://schemas.openxmlformats.org/drawingml/2006/main">
+              <a:graphicData uri="http://schemas.openxmlformats.org/drawingml/2006/picture">
+                <pic:pic xmlns:pic="http://schemas.openxmlformats.org/drawingml/2006/picture">
+                  <pic:nvPicPr>
+                    <pic:cNvPr id="825486972" name="Image 1" descr="Une image contenant texte, ligne, capture d’écran, diagramme&#10;&#10;Le contenu généré par l’IA peut être incorrect."/>
+                    <pic:cNvPicPr/>
+                  </pic:nvPicPr>
+                  <pic:blipFill>
+                    <a:blip r:embed="rId23"/>
+                    <a:stretch>
+                      <a:fillRect/>
+                    </a:stretch>
+                  </pic:blipFill>
+                  <pic:spPr>
+                    <a:xfrm>
+                      <a:off x="0" y="0"/>
+                      <a:ext cx="5760085" cy="1863725"/>
+                    </a:xfrm>
+                    <a:prstGeom prst="rect">
+                      <a:avLst/>
+                    </a:prstGeom>
+                  </pic:spPr>
+                </pic:pic>
+              </a:graphicData>
+            </a:graphic>
+          </wp:inline>
+        </w:drawing>
+      </w:r>
+    </w:p>
+    <w:p>
+      <w:pPr>
+        <w:pStyle w:val="TxtCode"/>
+        <w:rPr>
+          <w:lang w:val="fr-CH"/>
+        </w:rPr>
+      </w:pPr>
+      <w:r>
+        <w:rPr>
+          <w:lang w:val="fr-CH"/>
+        </w:rPr>
+        <w:t>SonarState est le “snapshot” standard publié dans l’app. Il contient la dernière distance connue (mm), si le capteur est attaché, un timestamp, et une erreur texte si quelque chose a foiré. La distance peut être NaN si inconnue. Le champ quality est un placeholder (-1.0) pour plus tard.</w:t>
+      </w:r>
+    </w:p>
+    <w:p>
+      <w:pPr>
+        <w:pStyle w:val="TxtCode"/>
+        <w:rPr>
+          <w:lang w:val="en-US"/>
+        </w:rPr>
+      </w:pPr>
+      <w:r>
+        <w:rPr>
+          <w:lang w:val="en-US"/>
+        </w:rPr>
+        <w:t>public record SonarState(</w:t>
+      </w:r>
+    </w:p>
+    <w:p>
+      <w:pPr>
+        <w:pStyle w:val="TxtCode"/>
+        <w:rPr>
+          <w:lang w:val="en-US"/>
+        </w:rPr>
+      </w:pPr>
+      <w:r>
+        <w:rPr>
+          <w:lang w:val="en-US"/>
+        </w:rPr>
+        <w:t xml:space="preserve">    double distanceMm,</w:t>
+      </w:r>
+    </w:p>
+    <w:p>
+      <w:pPr>
+        <w:pStyle w:val="TxtCode"/>
+        <w:rPr>
+          <w:lang w:val="en-US"/>
+        </w:rPr>
+      </w:pPr>
+      <w:r>
+        <w:rPr>
+          <w:lang w:val="en-US"/>
+        </w:rPr>
+        <w:t xml:space="preserve">    double quality,</w:t>
+      </w:r>
+    </w:p>
+    <w:p>
+      <w:pPr>
+        <w:pStyle w:val="TxtCode"/>
+        <w:rPr>
+          <w:lang w:val="en-US"/>
+        </w:rPr>
+      </w:pPr>
+      <w:r>
+        <w:rPr>
+          <w:lang w:val="en-US"/>
+        </w:rPr>
+        <w:t xml:space="preserve">    boolean attached,</w:t>
+      </w:r>
+    </w:p>
+    <w:p>
+      <w:pPr>
+        <w:pStyle w:val="TxtCode"/>
+        <w:rPr>
+          <w:lang w:val="fr-CH"/>
+        </w:rPr>
+      </w:pPr>
+      <w:r>
+        <w:rPr>
+          <w:lang w:val="en-US"/>
+        </w:rPr>
+        <w:t xml:space="preserve">    </w:t>
+      </w:r>
+      <w:r>
+        <w:rPr>
+          <w:lang w:val="fr-CH"/>
+        </w:rPr>
+        <w:t>long timestampMs,</w:t>
+      </w:r>
+    </w:p>
+    <w:p>
+      <w:pPr>
+        <w:pStyle w:val="TxtCode"/>
+        <w:rPr>
+          <w:lang w:val="fr-CH"/>
+        </w:rPr>
+      </w:pPr>
+      <w:r>
+        <w:rPr>
+          <w:lang w:val="fr-CH"/>
+        </w:rPr>
+        <w:t xml:space="preserve">    String lastError</w:t>
+      </w:r>
+    </w:p>
+    <w:p>
+      <w:pPr>
+        <w:pStyle w:val="TxtCode"/>
+        <w:rPr>
+          <w:lang w:val="fr-CH"/>
+        </w:rPr>
+      </w:pPr>
+      <w:r>
+        <w:rPr>
+          <w:lang w:val="fr-CH"/>
+        </w:rPr>
+        <w:t>) {}</w:t>
+      </w:r>
+    </w:p>
+    <w:p>
+      <w:pPr>
+        <w:pStyle w:val="BITTextkrper"/>
+        <w:rPr>
+          <w:lang w:val="fr-CH"/>
+        </w:rPr>
+      </w:pPr>
+      <w:proofErr w:type="spellStart"/>
+      <w:r>
+        <w:rPr>
+          <w:lang w:val="fr-CH"/>
+        </w:rPr>
+        <w:t>SonarService</w:t>
+      </w:r>
+      <w:proofErr w:type="spellEnd"/>
+      <w:r>
+        <w:rPr>
+          <w:lang w:val="fr-CH"/>
+        </w:rPr>
+        <w:t xml:space="preserve"> est la partie hardware. Il se connecte au </w:t>
+      </w:r>
+      <w:r>
+        <w:rPr>
+          <w:b/>
+          <w:bCs/>
+          <w:lang w:val="fr-CH"/>
+        </w:rPr>
+        <w:t>même serveur Phidget Network</w:t>
+      </w:r>
+      <w:r>
+        <w:rPr>
+          <w:lang w:val="fr-CH"/>
+        </w:rPr>
+        <w:t xml:space="preserve"> que le rover (même </w:t>
+      </w:r>
+      <w:proofErr w:type="spellStart"/>
+      <w:r>
+        <w:rPr>
+          <w:lang w:val="fr-CH"/>
+        </w:rPr>
+        <w:t>serverName</w:t>
+      </w:r>
+      <w:proofErr w:type="spellEnd"/>
+      <w:r>
+        <w:rPr>
+          <w:lang w:val="fr-CH"/>
+        </w:rPr>
+        <w:t xml:space="preserve">/ip/port), puis ouvre un </w:t>
+      </w:r>
+      <w:proofErr w:type="spellStart"/>
+      <w:r>
+        <w:rPr>
+          <w:lang w:val="fr-CH"/>
+        </w:rPr>
+        <w:t>DistanceSensor</w:t>
+      </w:r>
+      <w:proofErr w:type="spellEnd"/>
+      <w:r>
+        <w:rPr>
+          <w:lang w:val="fr-CH"/>
+        </w:rPr>
+        <w:t xml:space="preserve"> sur un </w:t>
+      </w:r>
+      <w:proofErr w:type="spellStart"/>
+      <w:r>
+        <w:rPr>
+          <w:lang w:val="fr-CH"/>
+        </w:rPr>
+        <w:t>hubPort</w:t>
+      </w:r>
+      <w:proofErr w:type="spellEnd"/>
+      <w:r>
+        <w:rPr>
+          <w:lang w:val="fr-CH"/>
+        </w:rPr>
+        <w:t xml:space="preserve"> et un </w:t>
+      </w:r>
+      <w:proofErr w:type="spellStart"/>
+      <w:r>
+        <w:rPr>
+          <w:lang w:val="fr-CH"/>
+        </w:rPr>
+        <w:t>channel</w:t>
+      </w:r>
+      <w:proofErr w:type="spellEnd"/>
+      <w:r>
+        <w:rPr>
+          <w:lang w:val="fr-CH"/>
+        </w:rPr>
+        <w:t xml:space="preserve">. La boucle interne tourne toutes les 250 ms (LOOP_MS = 250) et publie un </w:t>
+      </w:r>
+      <w:proofErr w:type="spellStart"/>
+      <w:r>
+        <w:rPr>
+          <w:lang w:val="fr-CH"/>
+        </w:rPr>
+        <w:t>SonarState</w:t>
+      </w:r>
+      <w:proofErr w:type="spellEnd"/>
+      <w:r>
+        <w:rPr>
+          <w:lang w:val="fr-CH"/>
+        </w:rPr>
+        <w:t xml:space="preserve"> à chaque </w:t>
+      </w:r>
+      <w:proofErr w:type="spellStart"/>
+      <w:r>
+        <w:rPr>
+          <w:lang w:val="fr-CH"/>
+        </w:rPr>
+        <w:t>tick</w:t>
+      </w:r>
+      <w:proofErr w:type="spellEnd"/>
+      <w:r>
+        <w:rPr>
+          <w:lang w:val="fr-CH"/>
+        </w:rPr>
+        <w:t>, même en cas d’erreur.</w:t>
+      </w:r>
+    </w:p>
+    <w:p>
+      <w:pPr>
+        <w:pStyle w:val="BITTextkrper"/>
+        <w:rPr>
+          <w:lang w:val="fr-CH"/>
+        </w:rPr>
+      </w:pPr>
+      <w:r>
+        <w:rPr>
+          <w:lang w:val="fr-CH"/>
+        </w:rPr>
+        <w:t xml:space="preserve">Exemple d’instanciation réelle (dans Main) : même </w:t>
+      </w:r>
+      <w:proofErr w:type="spellStart"/>
+      <w:r>
+        <w:rPr>
+          <w:lang w:val="fr-CH"/>
+        </w:rPr>
+        <w:t>serverName</w:t>
+      </w:r>
+      <w:proofErr w:type="spellEnd"/>
+      <w:r>
+        <w:rPr>
+          <w:lang w:val="fr-CH"/>
+        </w:rPr>
+        <w:t xml:space="preserve">/ip/port que les moteurs, mais </w:t>
+      </w:r>
+      <w:proofErr w:type="spellStart"/>
+      <w:r>
+        <w:rPr>
+          <w:lang w:val="fr-CH"/>
+        </w:rPr>
+        <w:t>hubPort</w:t>
+      </w:r>
+      <w:proofErr w:type="spellEnd"/>
+      <w:r>
+        <w:rPr>
+          <w:lang w:val="fr-CH"/>
+        </w:rPr>
+        <w:t xml:space="preserve"> sonar différent.</w:t>
+      </w:r>
+    </w:p>
+    <w:p>
+      <w:pPr>
+        <w:pStyle w:val="TxtCode"/>
+        <w:rPr>
+          <w:lang w:val="fr-CH"/>
+        </w:rPr>
+      </w:pPr>
+      <w:r>
+        <w:rPr>
+          <w:lang w:val="fr-CH"/>
+        </w:rPr>
+        <w:t>SonarService sonar = new SonarService(serverName, ip, port, sonarHubPort); // ex: sonarHubPort=3</w:t>
+      </w:r>
+    </w:p>
+    <w:p>
+      <w:pPr>
+        <w:pStyle w:val="TxtCode"/>
+        <w:rPr>
+          <w:lang w:val="fr-CH"/>
+        </w:rPr>
+      </w:pPr>
+      <w:r>
+        <w:rPr>
+          <w:lang w:val="fr-CH"/>
+        </w:rPr>
+        <w:t>sonar.start();</w:t>
+      </w:r>
+    </w:p>
+    <w:p>
+      <w:pPr>
+        <w:pStyle w:val="BITTextkrper"/>
+        <w:rPr>
+          <w:lang w:val="fr-CH"/>
+        </w:rPr>
+      </w:pPr>
+      <w:r>
+        <w:rPr>
+          <w:lang w:val="fr-CH"/>
+        </w:rPr>
+        <w:t xml:space="preserve">L’ouverture du capteur est faite à la demande via </w:t>
+      </w:r>
+      <w:proofErr w:type="spellStart"/>
+      <w:proofErr w:type="gramStart"/>
+      <w:r>
+        <w:rPr>
+          <w:lang w:val="fr-CH"/>
+        </w:rPr>
+        <w:t>ensureOpen</w:t>
+      </w:r>
+      <w:proofErr w:type="spellEnd"/>
+      <w:r>
+        <w:rPr>
+          <w:lang w:val="fr-CH"/>
+        </w:rPr>
+        <w:t>(</w:t>
+      </w:r>
+      <w:proofErr w:type="gramEnd"/>
+      <w:r>
+        <w:rPr>
+          <w:lang w:val="fr-CH"/>
+        </w:rPr>
+        <w:t>). Première règle : si le capteur est déjà ouvert, on ne refait rien. Sinon, le service déclare le serveur réseau côté client (</w:t>
+      </w:r>
+      <w:proofErr w:type="spellStart"/>
+      <w:r>
+        <w:rPr>
+          <w:lang w:val="fr-CH"/>
+        </w:rPr>
+        <w:t>Net.addServer</w:t>
+      </w:r>
+      <w:proofErr w:type="spellEnd"/>
+      <w:r>
+        <w:rPr>
+          <w:lang w:val="fr-CH"/>
+        </w:rPr>
+        <w:t>). Si le serveur a déjà été ajouté ailleurs (moteurs), Phidget peut lever une exception “duplicate” : elle est ignorée volontairement.</w:t>
+      </w:r>
+    </w:p>
+    <w:p>
+      <w:pPr>
+        <w:pStyle w:val="TxtCode"/>
+        <w:rPr>
+          <w:lang w:val="en-US"/>
+        </w:rPr>
+      </w:pPr>
+      <w:r>
+        <w:rPr>
+          <w:lang w:val="en-US"/>
+        </w:rPr>
+        <w:t>try { Net.addServer(serverName, ip, port, "", 0); }</w:t>
+      </w:r>
+    </w:p>
+    <w:p>
+      <w:pPr>
+        <w:pStyle w:val="TxtCode"/>
+        <w:rPr>
+          <w:lang w:val="fr-CH"/>
+        </w:rPr>
+      </w:pPr>
+      <w:r>
+        <w:rPr>
+          <w:lang w:val="fr-CH"/>
+        </w:rPr>
+        <w:t>catch (PhidgetException ignored) {}</w:t>
+      </w:r>
+    </w:p>
+    <w:p>
+      <w:pPr>
+        <w:pStyle w:val="BITTextkrper"/>
+        <w:rPr>
+          <w:lang w:val="fr-CH"/>
+        </w:rPr>
+      </w:pPr>
+      <w:r>
+        <w:rPr>
+          <w:lang w:val="fr-CH"/>
+        </w:rPr>
+        <w:t xml:space="preserve">Ensuite, </w:t>
+      </w:r>
+      <w:proofErr w:type="spellStart"/>
+      <w:r>
+        <w:rPr>
+          <w:lang w:val="fr-CH"/>
+        </w:rPr>
+        <w:t>DistanceSensor</w:t>
+      </w:r>
+      <w:proofErr w:type="spellEnd"/>
+      <w:r>
+        <w:rPr>
+          <w:lang w:val="fr-CH"/>
+        </w:rPr>
+        <w:t xml:space="preserve"> est configuré puis ouvert avec un timeout 5 s. Pour un capteur VINT, </w:t>
+      </w:r>
+      <w:proofErr w:type="spellStart"/>
+      <w:r>
+        <w:rPr>
+          <w:lang w:val="fr-CH"/>
+        </w:rPr>
+        <w:t>setIsHubPortDevice</w:t>
+      </w:r>
+      <w:proofErr w:type="spellEnd"/>
+      <w:r>
+        <w:rPr>
+          <w:lang w:val="fr-CH"/>
+        </w:rPr>
+        <w:t>(</w:t>
+      </w:r>
+      <w:proofErr w:type="spellStart"/>
+      <w:r>
+        <w:rPr>
+          <w:lang w:val="fr-CH"/>
+        </w:rPr>
+        <w:t>true</w:t>
+      </w:r>
+      <w:proofErr w:type="spellEnd"/>
+      <w:r>
+        <w:rPr>
+          <w:lang w:val="fr-CH"/>
+        </w:rPr>
+        <w:t xml:space="preserve">) est tenté (et ignoré si non supporté). Si </w:t>
+      </w:r>
+      <w:proofErr w:type="gramStart"/>
+      <w:r>
+        <w:rPr>
+          <w:lang w:val="fr-CH"/>
+        </w:rPr>
+        <w:t>open(</w:t>
+      </w:r>
+      <w:proofErr w:type="gramEnd"/>
+      <w:r>
+        <w:rPr>
+          <w:lang w:val="fr-CH"/>
+        </w:rPr>
+        <w:t xml:space="preserve">) échoue, le service </w:t>
+      </w:r>
+      <w:proofErr w:type="spellStart"/>
+      <w:r>
+        <w:rPr>
+          <w:lang w:val="fr-CH"/>
+        </w:rPr>
+        <w:lastRenderedPageBreak/>
+        <w:t>loggue</w:t>
+      </w:r>
+      <w:proofErr w:type="spellEnd"/>
+      <w:r>
+        <w:rPr>
+          <w:lang w:val="fr-CH"/>
+        </w:rPr>
+        <w:t xml:space="preserve"> les paramètres (server/ip/port/</w:t>
+      </w:r>
+      <w:proofErr w:type="spellStart"/>
+      <w:r>
+        <w:rPr>
+          <w:lang w:val="fr-CH"/>
+        </w:rPr>
+        <w:t>hubPort</w:t>
+      </w:r>
+      <w:proofErr w:type="spellEnd"/>
+      <w:r>
+        <w:rPr>
+          <w:lang w:val="fr-CH"/>
+        </w:rPr>
+        <w:t>/</w:t>
+      </w:r>
+      <w:proofErr w:type="spellStart"/>
+      <w:r>
+        <w:rPr>
+          <w:lang w:val="fr-CH"/>
+        </w:rPr>
+        <w:t>channel</w:t>
+      </w:r>
+      <w:proofErr w:type="spellEnd"/>
+      <w:r>
+        <w:rPr>
+          <w:lang w:val="fr-CH"/>
+        </w:rPr>
+        <w:t>), ferme l’objet et relance l’exception pour forcer une prochaine tentative plus tard.</w:t>
+      </w:r>
+    </w:p>
+    <w:p>
+      <w:pPr>
+        <w:pStyle w:val="TxtCode"/>
+        <w:rPr>
+          <w:lang w:val="en-US"/>
+        </w:rPr>
+      </w:pPr>
+      <w:r>
+        <w:rPr>
+          <w:lang w:val="en-US"/>
+        </w:rPr>
+        <w:t>DistanceSensor s = new DistanceSensor();</w:t>
+      </w:r>
+    </w:p>
+    <w:p>
+      <w:pPr>
+        <w:pStyle w:val="TxtCode"/>
+        <w:rPr>
+          <w:lang w:val="en-US"/>
+        </w:rPr>
+      </w:pPr>
+      <w:r>
+        <w:rPr>
+          <w:lang w:val="en-US"/>
+        </w:rPr>
+        <w:t>s.setServerName(serverName);</w:t>
+      </w:r>
+    </w:p>
+    <w:p>
+      <w:pPr>
+        <w:pStyle w:val="TxtCode"/>
+        <w:rPr>
+          <w:lang w:val="en-US"/>
+        </w:rPr>
+      </w:pPr>
+      <w:r>
+        <w:rPr>
+          <w:lang w:val="en-US"/>
+        </w:rPr>
+        <w:t>s.setHubPort(hubPort);</w:t>
+      </w:r>
+    </w:p>
+    <w:p>
+      <w:pPr>
+        <w:pStyle w:val="TxtCode"/>
+        <w:rPr>
+          <w:lang w:val="en-US"/>
+        </w:rPr>
+      </w:pPr>
+      <w:r>
+        <w:rPr>
+          <w:lang w:val="en-US"/>
+        </w:rPr>
+        <w:t>s.setChannel(channel);</w:t>
+      </w:r>
+    </w:p>
+    <w:p>
+      <w:pPr>
+        <w:pStyle w:val="TxtCode"/>
+        <w:rPr>
+          <w:lang w:val="en-US"/>
+        </w:rPr>
+      </w:pPr>
+      <w:r>
+        <w:rPr>
+          <w:lang w:val="en-US"/>
+        </w:rPr>
+        <w:t>try { s.setIsHubPortDevice(true); } catch (PhidgetException ignored) {}</w:t>
+      </w:r>
+    </w:p>
+    <w:p>
+      <w:pPr>
+        <w:pStyle w:val="TxtCode"/>
+        <w:rPr>
+          <w:lang w:val="fr-CH"/>
+        </w:rPr>
+      </w:pPr>
+      <w:r>
+        <w:rPr>
+          <w:lang w:val="fr-CH"/>
+        </w:rPr>
+        <w:t>s.open(5000);</w:t>
+      </w:r>
+    </w:p>
+    <w:p>
+      <w:pPr>
+        <w:pStyle w:val="TxtCode"/>
+        <w:rPr>
+          <w:lang w:val="fr-CH"/>
+        </w:rPr>
+      </w:pPr>
+      <w:r>
+        <w:rPr>
+          <w:lang w:val="fr-CH"/>
+        </w:rPr>
+        <w:t>sonar = s;</w:t>
+      </w:r>
+    </w:p>
+    <w:p>
+      <w:pPr>
+        <w:pStyle w:val="BITTextkrper"/>
+        <w:rPr>
+          <w:lang w:val="fr-CH"/>
+        </w:rPr>
+      </w:pPr>
+      <w:r>
+        <w:rPr>
+          <w:lang w:val="fr-CH"/>
+        </w:rPr>
+        <w:t xml:space="preserve">À chaque itération de boucle, le service lit </w:t>
+      </w:r>
+      <w:proofErr w:type="spellStart"/>
+      <w:r>
+        <w:rPr>
+          <w:lang w:val="fr-CH"/>
+        </w:rPr>
+        <w:t>attached</w:t>
+      </w:r>
+      <w:proofErr w:type="spellEnd"/>
+      <w:r>
+        <w:rPr>
+          <w:lang w:val="fr-CH"/>
+        </w:rPr>
+        <w:t xml:space="preserve"> puis tente </w:t>
+      </w:r>
+      <w:proofErr w:type="spellStart"/>
+      <w:proofErr w:type="gramStart"/>
+      <w:r>
+        <w:rPr>
+          <w:lang w:val="fr-CH"/>
+        </w:rPr>
+        <w:t>getDistance</w:t>
+      </w:r>
+      <w:proofErr w:type="spellEnd"/>
+      <w:r>
+        <w:rPr>
+          <w:lang w:val="fr-CH"/>
+        </w:rPr>
+        <w:t>(</w:t>
+      </w:r>
+      <w:proofErr w:type="gramEnd"/>
+      <w:r>
+        <w:rPr>
+          <w:lang w:val="fr-CH"/>
+        </w:rPr>
+        <w:t xml:space="preserve">) (mm). Si une distance valide arrive (pas NaN et &gt; 0), elle est stockée dans </w:t>
+      </w:r>
+      <w:proofErr w:type="spellStart"/>
+      <w:r>
+        <w:rPr>
+          <w:lang w:val="fr-CH"/>
+        </w:rPr>
+        <w:t>lastValidDistance</w:t>
+      </w:r>
+      <w:proofErr w:type="spellEnd"/>
+      <w:r>
+        <w:rPr>
+          <w:lang w:val="fr-CH"/>
+        </w:rPr>
+        <w:t xml:space="preserve">. Si la lecture échoue, </w:t>
+      </w:r>
+      <w:proofErr w:type="spellStart"/>
+      <w:r>
+        <w:rPr>
+          <w:lang w:val="fr-CH"/>
+        </w:rPr>
+        <w:t>lastError</w:t>
+      </w:r>
+      <w:proofErr w:type="spellEnd"/>
+      <w:r>
+        <w:rPr>
+          <w:lang w:val="fr-CH"/>
+        </w:rPr>
+        <w:t xml:space="preserve"> est rempli, mais </w:t>
+      </w:r>
+      <w:proofErr w:type="spellStart"/>
+      <w:r>
+        <w:rPr>
+          <w:lang w:val="fr-CH"/>
+        </w:rPr>
+        <w:t>lastValidDistance</w:t>
+      </w:r>
+      <w:proofErr w:type="spellEnd"/>
+      <w:r>
+        <w:rPr>
+          <w:lang w:val="fr-CH"/>
+        </w:rPr>
+        <w:t xml:space="preserve"> reste inchangée. Conséquence : </w:t>
+      </w:r>
+      <w:proofErr w:type="spellStart"/>
+      <w:r>
+        <w:rPr>
+          <w:lang w:val="fr-CH"/>
+        </w:rPr>
+        <w:t>SonarState.distanceMm</w:t>
+      </w:r>
+      <w:proofErr w:type="spellEnd"/>
+      <w:r>
+        <w:rPr>
+          <w:lang w:val="fr-CH"/>
+        </w:rPr>
+        <w:t xml:space="preserve"> représente “dernière distance valide connue”, pas “mesure strictement instantanée”.</w:t>
+      </w:r>
+    </w:p>
+    <w:p>
+      <w:pPr>
+        <w:pStyle w:val="TxtCode"/>
+        <w:rPr>
+          <w:lang w:val="en-US"/>
+        </w:rPr>
+      </w:pPr>
+      <w:r>
+        <w:rPr>
+          <w:lang w:val="en-US"/>
+        </w:rPr>
+        <w:t>double d = sonar.getDistance();</w:t>
+      </w:r>
+    </w:p>
+    <w:p>
+      <w:pPr>
+        <w:pStyle w:val="TxtCode"/>
+        <w:rPr>
+          <w:lang w:val="en-US"/>
+        </w:rPr>
+      </w:pPr>
+      <w:r>
+        <w:rPr>
+          <w:lang w:val="en-US"/>
+        </w:rPr>
+        <w:t>if (!Double.isNaN(d) &amp;&amp; d &gt; 0) lastValidDistance = d;</w:t>
+      </w:r>
+    </w:p>
+    <w:p>
+      <w:pPr>
+        <w:pStyle w:val="TxtCode"/>
+        <w:rPr>
+          <w:lang w:val="en-US"/>
+        </w:rPr>
+      </w:pPr>
+      <w:r>
+        <w:rPr>
+          <w:lang w:val="en-US"/>
+        </w:rPr>
+        <w:t>EventBus.publish("sonar.update", new SonarState(lastValidDistance, -1.0, attached, ts, err));</w:t>
+      </w:r>
+    </w:p>
+    <w:p>
+      <w:pPr>
+        <w:pStyle w:val="BITTextkrper"/>
+        <w:rPr>
+          <w:lang w:val="fr-CH"/>
+        </w:rPr>
+      </w:pPr>
+      <w:r>
+        <w:rPr>
+          <w:lang w:val="fr-CH"/>
+        </w:rPr>
+        <w:t xml:space="preserve">Le service ferme uniquement le </w:t>
+      </w:r>
+      <w:proofErr w:type="spellStart"/>
+      <w:r>
+        <w:rPr>
+          <w:lang w:val="fr-CH"/>
+        </w:rPr>
+        <w:t>DistanceSensor</w:t>
+      </w:r>
+      <w:proofErr w:type="spellEnd"/>
+      <w:r>
+        <w:rPr>
+          <w:lang w:val="fr-CH"/>
+        </w:rPr>
+        <w:t xml:space="preserve"> en cas d’erreur ou à l’arrêt. Il </w:t>
+      </w:r>
+      <w:r>
+        <w:rPr>
+          <w:b/>
+          <w:bCs/>
+          <w:lang w:val="fr-CH"/>
+        </w:rPr>
+        <w:t>ne doit pas</w:t>
+      </w:r>
+      <w:r>
+        <w:rPr>
+          <w:lang w:val="fr-CH"/>
+        </w:rPr>
+        <w:t xml:space="preserve"> faire </w:t>
+      </w:r>
+      <w:proofErr w:type="spellStart"/>
+      <w:r>
+        <w:rPr>
+          <w:lang w:val="fr-CH"/>
+        </w:rPr>
+        <w:t>Net.removeServer</w:t>
+      </w:r>
+      <w:proofErr w:type="spellEnd"/>
+      <w:r>
+        <w:rPr>
+          <w:lang w:val="fr-CH"/>
+        </w:rPr>
+        <w:t>(</w:t>
+      </w:r>
+      <w:proofErr w:type="spellStart"/>
+      <w:r>
+        <w:rPr>
+          <w:lang w:val="fr-CH"/>
+        </w:rPr>
+        <w:t>serverName</w:t>
+      </w:r>
+      <w:proofErr w:type="spellEnd"/>
+      <w:r>
+        <w:rPr>
+          <w:lang w:val="fr-CH"/>
+        </w:rPr>
+        <w:t xml:space="preserve">) : sinon il casse </w:t>
+      </w:r>
+      <w:proofErr w:type="gramStart"/>
+      <w:r>
+        <w:rPr>
+          <w:lang w:val="fr-CH"/>
+        </w:rPr>
+        <w:t>la connexion moteurs</w:t>
+      </w:r>
+      <w:proofErr w:type="gramEnd"/>
+      <w:r>
+        <w:rPr>
+          <w:lang w:val="fr-CH"/>
+        </w:rPr>
+        <w:t xml:space="preserve"> si les moteurs partagent le même </w:t>
+      </w:r>
+      <w:proofErr w:type="spellStart"/>
+      <w:r>
+        <w:rPr>
+          <w:lang w:val="fr-CH"/>
+        </w:rPr>
+        <w:t>serverName</w:t>
+      </w:r>
+      <w:proofErr w:type="spellEnd"/>
+      <w:r>
+        <w:rPr>
+          <w:lang w:val="fr-CH"/>
+        </w:rPr>
+        <w:t>. C’est une règle d’architecture, pas un détail.</w:t>
+      </w:r>
+    </w:p>
+    <w:p>
+      <w:pPr>
+        <w:pStyle w:val="TxtCode"/>
+        <w:rPr>
+          <w:lang w:val="fr-CH"/>
+        </w:rPr>
+      </w:pPr>
+      <w:r>
+        <w:rPr>
+          <w:lang w:val="fr-CH"/>
+        </w:rPr>
+        <w:t>private void safeClose() {</w:t>
+      </w:r>
+    </w:p>
+    <w:p>
+      <w:pPr>
+        <w:pStyle w:val="TxtCode"/>
+        <w:rPr>
+          <w:lang w:val="en-US"/>
+        </w:rPr>
+      </w:pPr>
+      <w:r>
+        <w:rPr>
+          <w:lang w:val="fr-CH"/>
+        </w:rPr>
+        <w:t xml:space="preserve">    </w:t>
+      </w:r>
+      <w:r>
+        <w:rPr>
+          <w:lang w:val="en-US"/>
+        </w:rPr>
+        <w:t>try { if (sonar != null) sonar.close(); } catch (Exception ignored) {}</w:t>
+      </w:r>
+    </w:p>
+    <w:p>
+      <w:pPr>
+        <w:pStyle w:val="TxtCode"/>
+        <w:rPr>
+          <w:lang w:val="fr-CH"/>
+        </w:rPr>
+      </w:pPr>
+      <w:r>
+        <w:rPr>
+          <w:lang w:val="en-US"/>
+        </w:rPr>
+        <w:t xml:space="preserve">    </w:t>
+      </w:r>
+      <w:r>
+        <w:rPr>
+          <w:lang w:val="fr-CH"/>
+        </w:rPr>
+        <w:t>sonar = null;</w:t>
+      </w:r>
+    </w:p>
+    <w:p>
+      <w:pPr>
+        <w:pStyle w:val="TxtCode"/>
+        <w:rPr>
+          <w:lang w:val="fr-CH"/>
+        </w:rPr>
+      </w:pPr>
+      <w:r>
+        <w:rPr>
+          <w:lang w:val="fr-CH"/>
+        </w:rPr>
+        <w:t xml:space="preserve">    // NE PAS Net.removeServer(serverName) ici</w:t>
+      </w:r>
+    </w:p>
+    <w:p>
+      <w:pPr>
+        <w:pStyle w:val="TxtCode"/>
+        <w:rPr>
+          <w:lang w:val="fr-CH"/>
+        </w:rPr>
+      </w:pPr>
+      <w:r>
+        <w:rPr>
+          <w:lang w:val="fr-CH"/>
+        </w:rPr>
+        <w:t>}</w:t>
+      </w:r>
+    </w:p>
+    <w:p>
+      <w:pPr>
+        <w:pStyle w:val="BITTextkrper"/>
+        <w:rPr>
+          <w:lang w:val="fr-CH"/>
+        </w:rPr>
+      </w:pPr>
+      <w:r>
+        <w:rPr>
+          <w:lang w:val="fr-CH"/>
+        </w:rPr>
+        <w:t xml:space="preserve">Côté application, tu consommes </w:t>
+      </w:r>
+      <w:proofErr w:type="spellStart"/>
+      <w:proofErr w:type="gramStart"/>
+      <w:r>
+        <w:rPr>
+          <w:lang w:val="fr-CH"/>
+        </w:rPr>
+        <w:t>sonar.update</w:t>
+      </w:r>
+      <w:proofErr w:type="spellEnd"/>
+      <w:proofErr w:type="gramEnd"/>
+      <w:r>
+        <w:rPr>
+          <w:lang w:val="fr-CH"/>
+        </w:rPr>
+        <w:t xml:space="preserve"> directement dans Main. Tu gardes </w:t>
+      </w:r>
+      <w:proofErr w:type="spellStart"/>
+      <w:r>
+        <w:rPr>
+          <w:lang w:val="fr-CH"/>
+        </w:rPr>
+        <w:t>latestSonarState</w:t>
+      </w:r>
+      <w:proofErr w:type="spellEnd"/>
+      <w:r>
+        <w:rPr>
+          <w:lang w:val="fr-CH"/>
+        </w:rPr>
+        <w:t xml:space="preserve"> pour l’affichage, et tu extrais la distance pour la logique obstacle. Le timestamp </w:t>
+      </w:r>
+      <w:proofErr w:type="spellStart"/>
+      <w:r>
+        <w:rPr>
+          <w:lang w:val="fr-CH"/>
+        </w:rPr>
+        <w:t>latestDistanceAtMs</w:t>
+      </w:r>
+      <w:proofErr w:type="spellEnd"/>
+      <w:r>
+        <w:rPr>
+          <w:lang w:val="fr-CH"/>
+        </w:rPr>
+        <w:t xml:space="preserve"> n’est mis à jour que si la distance est valide, ce qui permet ensuite de marquer les données “</w:t>
+      </w:r>
+      <w:proofErr w:type="spellStart"/>
+      <w:r>
+        <w:rPr>
+          <w:lang w:val="fr-CH"/>
+        </w:rPr>
+        <w:t>stales</w:t>
+      </w:r>
+      <w:proofErr w:type="spellEnd"/>
+      <w:r>
+        <w:rPr>
+          <w:lang w:val="fr-CH"/>
+        </w:rPr>
+        <w:t>” (trop vieilles).</w:t>
+      </w:r>
+    </w:p>
+    <w:p>
+      <w:pPr>
+        <w:pStyle w:val="TxtCode"/>
+        <w:rPr>
+          <w:lang w:val="en-US"/>
+        </w:rPr>
+      </w:pPr>
+      <w:r>
+        <w:rPr>
+          <w:lang w:val="en-US"/>
+        </w:rPr>
+        <w:t>EventBus.subscribe("sonar.update", payload -&gt; {</w:t>
+      </w:r>
+    </w:p>
+    <w:p>
+      <w:pPr>
+        <w:pStyle w:val="TxtCode"/>
+        <w:rPr>
+          <w:lang w:val="en-US"/>
+        </w:rPr>
+      </w:pPr>
+      <w:r>
+        <w:rPr>
+          <w:lang w:val="en-US"/>
+        </w:rPr>
+        <w:t xml:space="preserve">    if (payload instanceof SonarState s) {</w:t>
+      </w:r>
+    </w:p>
+    <w:p>
+      <w:pPr>
+        <w:pStyle w:val="TxtCode"/>
+        <w:rPr>
+          <w:lang w:val="en-US"/>
+        </w:rPr>
+      </w:pPr>
+      <w:r>
+        <w:rPr>
+          <w:lang w:val="en-US"/>
+        </w:rPr>
+        <w:t xml:space="preserve">        latestSonarState = s;</w:t>
+      </w:r>
+    </w:p>
+    <w:p>
+      <w:pPr>
+        <w:pStyle w:val="TxtCode"/>
+        <w:rPr>
+          <w:lang w:val="en-US"/>
+        </w:rPr>
+      </w:pPr>
+      <w:r>
+        <w:rPr>
+          <w:lang w:val="en-US"/>
+        </w:rPr>
+        <w:t xml:space="preserve">        double d = s.distanceMm();</w:t>
+      </w:r>
+    </w:p>
+    <w:p>
+      <w:pPr>
+        <w:pStyle w:val="TxtCode"/>
+        <w:rPr>
+          <w:lang w:val="en-US"/>
+        </w:rPr>
+      </w:pPr>
+      <w:r>
+        <w:rPr>
+          <w:lang w:val="en-US"/>
+        </w:rPr>
+        <w:t xml:space="preserve">        if (!Double.isNaN(d) &amp;&amp; d &gt; 0) {</w:t>
+      </w:r>
+    </w:p>
+    <w:p>
+      <w:pPr>
+        <w:pStyle w:val="TxtCode"/>
+        <w:rPr>
+          <w:lang w:val="fr-CH"/>
+        </w:rPr>
+      </w:pPr>
+      <w:r>
+        <w:rPr>
+          <w:lang w:val="en-US"/>
+        </w:rPr>
+        <w:t xml:space="preserve">            </w:t>
+      </w:r>
+      <w:r>
+        <w:rPr>
+          <w:lang w:val="fr-CH"/>
+        </w:rPr>
+        <w:t>latestDistanceMm = d;</w:t>
+      </w:r>
+    </w:p>
+    <w:p>
+      <w:pPr>
+        <w:pStyle w:val="TxtCode"/>
+        <w:rPr>
+          <w:lang w:val="fr-CH"/>
+        </w:rPr>
+      </w:pPr>
+      <w:r>
+        <w:rPr>
+          <w:lang w:val="fr-CH"/>
+        </w:rPr>
+        <w:t xml:space="preserve">            latestDistanceAtMs = System.currentTimeMillis();</w:t>
+      </w:r>
+    </w:p>
+    <w:p>
+      <w:pPr>
+        <w:pStyle w:val="TxtCode"/>
+        <w:rPr>
+          <w:lang w:val="fr-CH"/>
+        </w:rPr>
+      </w:pPr>
+      <w:r>
+        <w:rPr>
+          <w:lang w:val="fr-CH"/>
+        </w:rPr>
+        <w:t xml:space="preserve">        }</w:t>
+      </w:r>
+    </w:p>
+    <w:p>
+      <w:pPr>
+        <w:pStyle w:val="TxtCode"/>
+        <w:rPr>
+          <w:lang w:val="fr-CH"/>
+        </w:rPr>
+      </w:pPr>
+      <w:r>
+        <w:rPr>
+          <w:lang w:val="fr-CH"/>
+        </w:rPr>
+        <w:t xml:space="preserve">    }</w:t>
+      </w:r>
+    </w:p>
+    <w:p>
+      <w:pPr>
+        <w:pStyle w:val="TxtCode"/>
+        <w:rPr>
+          <w:lang w:val="fr-CH"/>
+        </w:rPr>
+      </w:pPr>
+      <w:r>
+        <w:rPr>
+          <w:lang w:val="fr-CH"/>
+        </w:rPr>
+        <w:t>});</w:t>
+      </w:r>
+    </w:p>
+    <w:p>
+      <w:pPr>
+        <w:pStyle w:val="BITTextkrper"/>
+        <w:rPr>
+          <w:lang w:val="fr-CH"/>
+        </w:rPr>
+      </w:pPr>
+      <w:r>
+        <w:rPr>
+          <w:lang w:val="fr-CH"/>
+        </w:rPr>
+        <w:t xml:space="preserve">La détection obstacle utilisée actuellement est dans Main (pas dans </w:t>
+      </w:r>
+      <w:proofErr w:type="spellStart"/>
+      <w:r>
+        <w:rPr>
+          <w:lang w:val="fr-CH"/>
+        </w:rPr>
+        <w:t>SonarController</w:t>
+      </w:r>
+      <w:proofErr w:type="spellEnd"/>
+      <w:r>
+        <w:rPr>
+          <w:lang w:val="fr-CH"/>
+        </w:rPr>
+        <w:t>). Elle ajoute deux protections : un timeout “</w:t>
+      </w:r>
+      <w:proofErr w:type="spellStart"/>
+      <w:r>
+        <w:rPr>
+          <w:lang w:val="fr-CH"/>
+        </w:rPr>
+        <w:t>stale</w:t>
+      </w:r>
+      <w:proofErr w:type="spellEnd"/>
+      <w:r>
+        <w:rPr>
+          <w:lang w:val="fr-CH"/>
+        </w:rPr>
+        <w:t>” (SONAR_STALE_MS = 1200ms) et une hystérésis (ON à 250mm, OFF au-dessus de 310mm). Ça évite les vibrations qui clignotent quand la distance oscille autour du seuil.</w:t>
+      </w:r>
+    </w:p>
+    <w:p>
+      <w:pPr>
+        <w:pStyle w:val="TxtCode"/>
+        <w:rPr>
+          <w:lang w:val="en-US"/>
+        </w:rPr>
+      </w:pPr>
+      <w:r>
+        <w:rPr>
+          <w:lang w:val="en-US"/>
+        </w:rPr>
+        <w:t>if (now - latestDistanceAtMs &gt; 1200) return false;</w:t>
+      </w:r>
+    </w:p>
+    <w:p>
+      <w:pPr>
+        <w:pStyle w:val="TxtCode"/>
+        <w:rPr>
+          <w:lang w:val="fr-CH"/>
+        </w:rPr>
+      </w:pPr>
+      <w:r>
+        <w:rPr>
+          <w:lang w:val="fr-CH"/>
+        </w:rPr>
+        <w:t>if (!wasActive) return d &lt;= 250.0;      // déclenche</w:t>
+      </w:r>
+    </w:p>
+    <w:p>
+      <w:pPr>
+        <w:pStyle w:val="TxtCode"/>
+        <w:rPr>
+          <w:lang w:val="fr-CH"/>
+        </w:rPr>
+      </w:pPr>
+      <w:r>
+        <w:rPr>
+          <w:lang w:val="fr-CH"/>
+        </w:rPr>
+        <w:lastRenderedPageBreak/>
+        <w:t>return d &lt;= 310.0;                      // reste actif (hystérésis)</w:t>
+      </w:r>
+    </w:p>
+    <w:p>
+      <w:pPr>
+        <w:pStyle w:val="BITTextkrper"/>
+        <w:rPr>
+          <w:lang w:val="fr-CH"/>
+        </w:rPr>
+      </w:pPr>
+      <w:proofErr w:type="spellStart"/>
+      <w:r>
+        <w:rPr>
+          <w:lang w:val="fr-CH"/>
+        </w:rPr>
+        <w:t>SonarController</w:t>
+      </w:r>
+      <w:proofErr w:type="spellEnd"/>
+      <w:r>
+        <w:rPr>
+          <w:lang w:val="fr-CH"/>
+        </w:rPr>
+        <w:t xml:space="preserve"> existe pour déplacer cette logique hors de Main. Il écoute </w:t>
+      </w:r>
+      <w:proofErr w:type="spellStart"/>
+      <w:proofErr w:type="gramStart"/>
+      <w:r>
+        <w:rPr>
+          <w:lang w:val="fr-CH"/>
+        </w:rPr>
+        <w:t>sonar.update</w:t>
+      </w:r>
+      <w:proofErr w:type="spellEnd"/>
+      <w:proofErr w:type="gramEnd"/>
+      <w:r>
+        <w:rPr>
+          <w:lang w:val="fr-CH"/>
+        </w:rPr>
+        <w:t xml:space="preserve"> et publie </w:t>
+      </w:r>
+      <w:proofErr w:type="spellStart"/>
+      <w:proofErr w:type="gramStart"/>
+      <w:r>
+        <w:rPr>
+          <w:lang w:val="fr-CH"/>
+        </w:rPr>
+        <w:t>sonar.risk</w:t>
+      </w:r>
+      <w:proofErr w:type="spellEnd"/>
+      <w:proofErr w:type="gramEnd"/>
+      <w:r>
+        <w:rPr>
+          <w:lang w:val="fr-CH"/>
+        </w:rPr>
+        <w:t xml:space="preserve"> quand la distance passe sous </w:t>
+      </w:r>
+      <w:proofErr w:type="spellStart"/>
+      <w:r>
+        <w:rPr>
+          <w:lang w:val="fr-CH"/>
+        </w:rPr>
+        <w:t>thresholdMm</w:t>
+      </w:r>
+      <w:proofErr w:type="spellEnd"/>
+      <w:r>
+        <w:rPr>
+          <w:lang w:val="fr-CH"/>
+        </w:rPr>
+        <w:t xml:space="preserve"> (par défaut 350mm). Il fait aussi de l’anti-spam : événement immédiat au franchissement OK→NEAR, puis répétition toutes les 800 ms tant que l’obstacle reste proche. Dans ton projet actuel, ce contrôleur n’est pas branché dans Main, donc </w:t>
+      </w:r>
+      <w:proofErr w:type="spellStart"/>
+      <w:proofErr w:type="gramStart"/>
+      <w:r>
+        <w:rPr>
+          <w:lang w:val="fr-CH"/>
+        </w:rPr>
+        <w:t>sonar.risk</w:t>
+      </w:r>
+      <w:proofErr w:type="spellEnd"/>
+      <w:proofErr w:type="gramEnd"/>
+      <w:r>
+        <w:rPr>
+          <w:lang w:val="fr-CH"/>
+        </w:rPr>
+        <w:t xml:space="preserve"> n’est pas utilisé.</w:t>
+      </w:r>
+    </w:p>
+    <w:p>
+      <w:pPr>
+        <w:pStyle w:val="TxtCode"/>
+        <w:rPr>
+          <w:lang w:val="en-US"/>
+        </w:rPr>
+      </w:pPr>
+      <w:r>
+        <w:rPr>
+          <w:lang w:val="en-US"/>
+        </w:rPr>
+        <w:t>EventBus.publish("sonar.risk",</w:t>
+      </w:r>
+    </w:p>
+    <w:p>
+      <w:pPr>
+        <w:pStyle w:val="TxtCode"/>
+        <w:rPr>
+          <w:lang w:val="en-US"/>
+        </w:rPr>
+      </w:pPr>
+      <w:r>
+        <w:rPr>
+          <w:lang w:val="en-US"/>
+        </w:rPr>
+        <w:t xml:space="preserve">    new SonarRisk("OBSTACLE_NEAR", s.distanceMm(), thresholdMm, now)</w:t>
+      </w:r>
+    </w:p>
+    <w:p>
+      <w:pPr>
+        <w:pStyle w:val="TxtCode"/>
+        <w:rPr>
+          <w:lang w:val="fr-CH"/>
+        </w:rPr>
+      </w:pPr>
+      <w:r>
+        <w:rPr>
+          <w:lang w:val="fr-CH"/>
+        </w:rPr>
+        <w:t>);</w:t>
+      </w:r>
+    </w:p>
+    <w:p>
+      <w:pPr>
+        <w:pStyle w:val="BITTextkrper"/>
+        <w:rPr>
+          <w:lang w:val="fr-CH"/>
+        </w:rPr>
+      </w:pPr>
+      <w:proofErr w:type="spellStart"/>
+      <w:r>
+        <w:rPr>
+          <w:lang w:val="fr-CH"/>
+        </w:rPr>
+        <w:t>SonarView</w:t>
+      </w:r>
+      <w:proofErr w:type="spellEnd"/>
+      <w:r>
+        <w:rPr>
+          <w:lang w:val="fr-CH"/>
+        </w:rPr>
+        <w:t xml:space="preserve"> est juste un affichage console </w:t>
+      </w:r>
+      <w:proofErr w:type="spellStart"/>
+      <w:r>
+        <w:rPr>
+          <w:lang w:val="fr-CH"/>
+        </w:rPr>
+        <w:t>throttlé</w:t>
+      </w:r>
+      <w:proofErr w:type="spellEnd"/>
+      <w:r>
+        <w:rPr>
+          <w:lang w:val="fr-CH"/>
+        </w:rPr>
+        <w:t xml:space="preserve"> (par défaut 250 ms). Il sert à voir rapidement </w:t>
+      </w:r>
+      <w:proofErr w:type="spellStart"/>
+      <w:r>
+        <w:rPr>
+          <w:lang w:val="fr-CH"/>
+        </w:rPr>
+        <w:t>attached</w:t>
+      </w:r>
+      <w:proofErr w:type="spellEnd"/>
+      <w:r>
+        <w:rPr>
+          <w:lang w:val="fr-CH"/>
+        </w:rPr>
+        <w:t>, la distance et l’erreur, sans spammer le terminal.</w:t>
+      </w:r>
+    </w:p>
+    <w:p>
+      <w:pPr>
+        <w:pStyle w:val="TxtCode"/>
+        <w:rPr>
+          <w:lang w:val="en-US"/>
+        </w:rPr>
+      </w:pPr>
+      <w:r>
+        <w:rPr>
+          <w:lang w:val="en-US"/>
+        </w:rPr>
+        <w:t>System.out.printf("[SONAR] attached=%s | distance=%smm | err=%s%n",</w:t>
+      </w:r>
+    </w:p>
+    <w:p>
+      <w:pPr>
+        <w:pStyle w:val="TxtCode"/>
+        <w:rPr>
+          <w:lang w:val="fr-CH"/>
+        </w:rPr>
+      </w:pPr>
+      <w:r>
+        <w:rPr>
+          <w:lang w:val="en-US"/>
+        </w:rPr>
+        <w:t xml:space="preserve">    </w:t>
+      </w:r>
+      <w:r>
+        <w:rPr>
+          <w:lang w:val="fr-CH"/>
+        </w:rPr>
+        <w:t>s.attached(), dStr, err);</w:t>
+      </w:r>
+    </w:p>
+    <w:p>
+      <w:pPr>
+        <w:pStyle w:val="BITTextkrper"/>
+        <w:rPr>
+          <w:lang w:val="fr-CH"/>
+        </w:rPr>
+      </w:pPr>
+      <w:r>
+        <w:rPr>
+          <w:lang w:val="fr-CH"/>
+        </w:rPr>
+        <w:t xml:space="preserve">Les paramètres qui cassent tout en pratique sont toujours les mêmes : </w:t>
+      </w:r>
+      <w:proofErr w:type="spellStart"/>
+      <w:r>
+        <w:rPr>
+          <w:lang w:val="fr-CH"/>
+        </w:rPr>
+        <w:t>hubPort</w:t>
+      </w:r>
+      <w:proofErr w:type="spellEnd"/>
+      <w:r>
+        <w:rPr>
+          <w:lang w:val="fr-CH"/>
+        </w:rPr>
+        <w:t xml:space="preserve"> sonar faux (câblage), </w:t>
+      </w:r>
+      <w:proofErr w:type="spellStart"/>
+      <w:r>
+        <w:rPr>
+          <w:lang w:val="fr-CH"/>
+        </w:rPr>
+        <w:t>channel</w:t>
+      </w:r>
+      <w:proofErr w:type="spellEnd"/>
+      <w:r>
+        <w:rPr>
+          <w:lang w:val="fr-CH"/>
+        </w:rPr>
+        <w:t xml:space="preserve"> faux, </w:t>
+      </w:r>
+      <w:proofErr w:type="spellStart"/>
+      <w:r>
+        <w:rPr>
+          <w:lang w:val="fr-CH"/>
+        </w:rPr>
+        <w:t>serverName</w:t>
+      </w:r>
+      <w:proofErr w:type="spellEnd"/>
+      <w:r>
+        <w:rPr>
+          <w:lang w:val="fr-CH"/>
+        </w:rPr>
+        <w:t>/ip/port incohérents entre sonar et moteurs, et l’erreur classique “</w:t>
+      </w:r>
+      <w:proofErr w:type="spellStart"/>
+      <w:r>
+        <w:rPr>
+          <w:lang w:val="fr-CH"/>
+        </w:rPr>
+        <w:t>removeServer</w:t>
+      </w:r>
+      <w:proofErr w:type="spellEnd"/>
+      <w:r>
+        <w:rPr>
+          <w:lang w:val="fr-CH"/>
+        </w:rPr>
+        <w:t xml:space="preserve"> au mauvais endroit”. Ton code sonar est déjà correct sur ce dernier point.</w:t>
+      </w:r>
+    </w:p>
+    <w:p>
+      <w:pPr>
+        <w:pStyle w:val="BITTextkrper"/>
+        <w:rPr>
+          <w:lang w:val="fr-CH"/>
+        </w:rPr>
+      </w:pPr>
+    </w:p>
+    <w:p>
+      <w:pPr>
+        <w:pStyle w:val="Titre1"/>
+        <w:numPr>
+          <w:ilvl w:val="0"/>
+          <w:numId w:val="1"/>
+        </w:numPr>
+      </w:pPr>
+      <w:bookmarkStart w:id="38" w:name="_Toc114965607"/>
+      <w:bookmarkStart w:id="39" w:name="_Toc250790992"/>
+      <w:bookmarkStart w:id="40" w:name="_Toc219185381"/>
+      <w:r>
+        <w:lastRenderedPageBreak/>
+        <w:t>Test</w:t>
+      </w:r>
+      <w:bookmarkEnd w:id="38"/>
+      <w:bookmarkEnd w:id="39"/>
+      <w:r>
+        <w:t>s</w:t>
+      </w:r>
+      <w:bookmarkStart w:id="41" w:name="_Toc114965614"/>
+      <w:bookmarkEnd w:id="40"/>
+    </w:p>
+    <w:p>
+      <w:pPr>
+        <w:pStyle w:val="Titre2"/>
+        <w:numPr>
+          <w:ilvl w:val="1"/>
+          <w:numId w:val="1"/>
+        </w:numPr>
+      </w:pPr>
+      <w:bookmarkStart w:id="42" w:name="_Toc250790993"/>
+      <w:bookmarkStart w:id="43" w:name="_Toc219185382"/>
+      <w:r>
+        <w:t>Procédure de test</w:t>
+      </w:r>
+      <w:bookmarkEnd w:id="42"/>
+      <w:bookmarkEnd w:id="43"/>
+    </w:p>
+    <w:p>
+      <w:pPr>
+        <w:pStyle w:val="BITTextkrper"/>
+      </w:pPr>
+      <w:r>
+        <w:t>Maintenant que la réalisation est terminée, il faut compléter le protocole de tests créé précédemment. Celui-ci comporte des tests à effectuer sur l’application cliente mais également sur Postman.</w:t>
+      </w:r>
+    </w:p>
+    <w:p>
+      <w:pPr>
+        <w:pStyle w:val="Titre2"/>
+        <w:numPr>
+          <w:ilvl w:val="1"/>
+          <w:numId w:val="1"/>
+        </w:numPr>
+      </w:pPr>
+      <w:bookmarkStart w:id="44" w:name="_Toc250790994"/>
+      <w:bookmarkStart w:id="45" w:name="_Toc219185383"/>
+      <w:r>
+        <w:t>Protocol</w:t>
+      </w:r>
+      <w:r>
+        <w:t>e</w:t>
+      </w:r>
+      <w:r>
+        <w:t xml:space="preserve"> de test</w:t>
+      </w:r>
+      <w:bookmarkEnd w:id="44"/>
+      <w:r>
+        <w:t>s</w:t>
+      </w:r>
+      <w:bookmarkEnd w:id="45"/>
+    </w:p>
+    <w:p>
+      <w:pPr>
+        <w:pStyle w:val="BITTextkrper"/>
+        <w:rPr>
+          <w:lang w:val="fr-CH"/>
+        </w:rPr>
+      </w:pPr>
+      <w:r>
+        <w:rPr>
+          <w:noProof/>
+        </w:rPr>
+        <w:drawing>
+          <wp:inline distT="0" distB="0" distL="0" distR="0" wp14:anchorId="7C580C60" wp14:editId="5D609B26">
+            <wp:extent cx="5760085" cy="3632835"/>
+            <wp:effectExtent l="0" t="0" r="0" b="5715"/>
+            <wp:docPr id="1419299044" name="Image 1"/>
+            <wp:cNvGraphicFramePr>
+              <a:graphicFrameLocks xmlns:a="http://schemas.openxmlformats.org/drawingml/2006/main" noChangeAspect="1"/>
+            </wp:cNvGraphicFramePr>
+            <a:graphic xmlns:a="http://schemas.openxmlformats.org/drawingml/2006/main">
+              <a:graphicData uri="http://schemas.openxmlformats.org/drawingml/2006/picture">
+                <pic:pic xmlns:pic="http://schemas.openxmlformats.org/drawingml/2006/picture">
+                  <pic:nvPicPr>
+                    <pic:cNvPr id="0" name="Picture 1"/>
+                    <pic:cNvPicPr>
+                      <a:picLocks noChangeAspect="1" noChangeArrowheads="1"/>
+                    </pic:cNvPicPr>
+                  </pic:nvPicPr>
+                  <pic:blipFill>
+                    <a:blip r:embed="rId24">
+                      <a:extLst>
+                        <a:ext uri="{28A0092B-C50C-407E-A947-70E740481C1C}">
+                          <a14:useLocalDpi xmlns:a14="http://schemas.microsoft.com/office/drawing/2010/main" val="0"/>
+                        </a:ext>
+                      </a:extLst>
+                    </a:blip>
+                    <a:srcRect/>
+                    <a:stretch>
+                      <a:fillRect/>
+                    </a:stretch>
+                  </pic:blipFill>
+                  <pic:spPr bwMode="auto">
+                    <a:xfrm>
+                      <a:off x="0" y="0"/>
+                      <a:ext cx="5760085" cy="3632835"/>
+                    </a:xfrm>
+                    <a:prstGeom prst="rect">
+                      <a:avLst/>
+                    </a:prstGeom>
+                    <a:noFill/>
+                    <a:ln>
+                      <a:noFill/>
+                    </a:ln>
+                  </pic:spPr>
+                </pic:pic>
+              </a:graphicData>
+            </a:graphic>
+          </wp:inline>
+        </w:drawing>
+      </w:r>
+    </w:p>
+    <w:p>
+      <w:pPr>
+        <w:pStyle w:val="Titre1"/>
+      </w:pPr>
+      <w:bookmarkStart w:id="46" w:name="_Toc219185384"/>
+      <w:bookmarkStart w:id="47" w:name="_Toc250790996"/>
+      <w:r>
+        <w:lastRenderedPageBreak/>
+        <w:t>Conclusion</w:t>
+      </w:r>
+      <w:bookmarkEnd w:id="46"/>
+    </w:p>
+    <w:p>
+      <w:pPr>
+        <w:pStyle w:val="Titre2"/>
+      </w:pPr>
+      <w:bookmarkStart w:id="48" w:name="_Toc219185385"/>
+      <w:r>
+        <w:t>Améliorations possibles</w:t>
+      </w:r>
+      <w:bookmarkEnd w:id="48"/>
+    </w:p>
+    <w:p>
+      <w:pPr>
+        <w:pStyle w:val="NormalWeb"/>
+        <w:rPr>
+          <w:lang w:eastAsia="en-US"/>
+        </w:rPr>
+      </w:pPr>
+      <w:proofErr w:type="gramStart"/>
+      <w:r>
+        <w:rPr>
+          <w:rFonts w:hAnsi="Symbol"/>
+        </w:rPr>
+        <w:t></w:t>
+      </w:r>
+      <w:r>
+        <w:t xml:space="preserve">  </w:t>
+      </w:r>
+      <w:r>
+        <w:rPr>
+          <w:rStyle w:val="lev"/>
+        </w:rPr>
+        <w:t>Localisation</w:t>
+      </w:r>
+      <w:proofErr w:type="gramEnd"/>
+      <w:r>
+        <w:rPr>
+          <w:rStyle w:val="lev"/>
+        </w:rPr>
+        <w:t xml:space="preserve"> / fil d’Ariane</w:t>
+      </w:r>
+      <w:r>
+        <w:t xml:space="preserve"> : améliorer la précision (correction de dérive) avec une meilleure modélisation des déplacements, et/ou ajout d’un capteur d’orientation/odométrie si le matériel le permet.</w:t>
+      </w:r>
+    </w:p>
+    <w:p>
+      <w:pPr>
+        <w:pStyle w:val="NormalWeb"/>
+      </w:pPr>
+      <w:proofErr w:type="gramStart"/>
+      <w:r>
+        <w:rPr>
+          <w:rFonts w:hAnsi="Symbol"/>
+        </w:rPr>
+        <w:t></w:t>
+      </w:r>
+      <w:r>
+        <w:t xml:space="preserve">  </w:t>
+      </w:r>
+      <w:r>
+        <w:rPr>
+          <w:rStyle w:val="lev"/>
+        </w:rPr>
+        <w:t>Sonar</w:t>
+      </w:r>
+      <w:proofErr w:type="gramEnd"/>
+      <w:r>
+        <w:t xml:space="preserve"> : intégrer la logique “obstacle” dans un contrôleur unique (seuil + hystérésis + anti-spam), et unifier la consommation UI/alertes pour éviter les doublons et faciliter les tests.</w:t>
+      </w:r>
+    </w:p>
+    <w:p>
+      <w:pPr>
+        <w:pStyle w:val="NormalWeb"/>
+      </w:pPr>
+      <w:proofErr w:type="gramStart"/>
+      <w:r>
+        <w:rPr>
+          <w:rFonts w:hAnsi="Symbol"/>
+        </w:rPr>
+        <w:t></w:t>
+      </w:r>
+      <w:r>
+        <w:t xml:space="preserve">  </w:t>
+      </w:r>
+      <w:r>
+        <w:rPr>
+          <w:rStyle w:val="lev"/>
+        </w:rPr>
+        <w:t>Robustesse</w:t>
+      </w:r>
+      <w:proofErr w:type="gramEnd"/>
+      <w:r>
+        <w:rPr>
+          <w:rStyle w:val="lev"/>
+        </w:rPr>
+        <w:t xml:space="preserve"> connexion</w:t>
+      </w:r>
+      <w:r>
+        <w:t xml:space="preserve"> : journaliser les erreurs réseau/capteurs (codes, contexte : ip/port/</w:t>
+      </w:r>
+      <w:proofErr w:type="spellStart"/>
+      <w:r>
+        <w:t>hubPort</w:t>
+      </w:r>
+      <w:proofErr w:type="spellEnd"/>
+      <w:r>
+        <w:t>/</w:t>
+      </w:r>
+      <w:proofErr w:type="spellStart"/>
+      <w:r>
+        <w:t>channel</w:t>
+      </w:r>
+      <w:proofErr w:type="spellEnd"/>
+      <w:r>
+        <w:t>), et ajouter un écran “diagnostic” pour accélérer le dépannage terrain.</w:t>
+      </w:r>
+    </w:p>
+    <w:p>
+      <w:pPr>
+        <w:pStyle w:val="NormalWeb"/>
+      </w:pPr>
+      <w:proofErr w:type="gramStart"/>
+      <w:r>
+        <w:rPr>
+          <w:rFonts w:hAnsi="Symbol"/>
+        </w:rPr>
+        <w:t></w:t>
+      </w:r>
+      <w:r>
+        <w:t xml:space="preserve">  </w:t>
+      </w:r>
+      <w:r>
+        <w:rPr>
+          <w:rStyle w:val="lev"/>
+        </w:rPr>
+        <w:t>Rapport</w:t>
+      </w:r>
+      <w:proofErr w:type="gramEnd"/>
+      <w:r>
+        <w:rPr>
+          <w:rStyle w:val="lev"/>
+        </w:rPr>
+        <w:t xml:space="preserve"> de mission</w:t>
+      </w:r>
+      <w:r>
+        <w:t xml:space="preserve"> : enrichir le rapport (timeline, événements : perte de signal, arrêt d’urgence, obstacle proche, niveaux batterie) et exporter en PDF/CSV.</w:t>
+      </w:r>
+    </w:p>
+    <w:p>
+      <w:pPr>
+        <w:pStyle w:val="NormalWeb"/>
+      </w:pPr>
+      <w:proofErr w:type="gramStart"/>
+      <w:r>
+        <w:rPr>
+          <w:rFonts w:hAnsi="Symbol"/>
+        </w:rPr>
+        <w:t></w:t>
+      </w:r>
+      <w:r>
+        <w:t xml:space="preserve">  </w:t>
+      </w:r>
+      <w:r>
+        <w:rPr>
+          <w:rStyle w:val="lev"/>
+        </w:rPr>
+        <w:t>Tests</w:t>
+      </w:r>
+      <w:proofErr w:type="gramEnd"/>
+      <w:r>
+        <w:t xml:space="preserve"> : compléter le protocole de tests avec des cas concrets (perte de signal, obstacle oscillant autour du seuil, capteur débranché, reconnexion hub), critères de réussite mesurables, et résultats observés.</w:t>
+      </w:r>
+    </w:p>
+    <w:p>
+      <w:pPr>
+        <w:pStyle w:val="BITTextkrper"/>
+        <w:rPr>
+          <w:lang w:val="fr-CH"/>
+        </w:rPr>
+      </w:pPr>
+    </w:p>
+    <w:p>
+      <w:pPr>
+        <w:pStyle w:val="Titre2"/>
+      </w:pPr>
+      <w:bookmarkStart w:id="49" w:name="_Toc219185386"/>
+      <w:r>
+        <w:t>Auto-évaluation</w:t>
+      </w:r>
+      <w:bookmarkEnd w:id="49"/>
+    </w:p>
+    <w:p>
+      <w:pPr>
+        <w:pStyle w:val="NormalWeb"/>
+        <w:rPr>
+          <w:rFonts w:ascii="Arial" w:hAnsi="Arial" w:cs="Arial"/>
+          <w:lang w:eastAsia="en-US"/>
+        </w:rPr>
+      </w:pPr>
+      <w:r>
+        <w:rPr>
+          <w:rFonts w:ascii="Arial" w:hAnsi="Arial" w:cs="Arial"/>
+        </w:rPr>
+        <w:t>Sur le plan fonctionnel, nous avons atteint l’objectif principal : un pilotage opérationnel et une lecture capteurs exploitable, avec des mécanismes de sécurité (arrêt d’urgence, arrêt sur perte de connexion) et une compensation crédible à l’absence de vidéo grâce au sonar et au fil d’Ariane. La solution est utilisable et démontre une logique orientée terrain : diagnostic possible, comportement prévisible, et retour utilisateur en temps réel.</w:t>
+      </w:r>
+    </w:p>
+    <w:p>
+      <w:pPr>
+        <w:pStyle w:val="NormalWeb"/>
+        <w:rPr>
+          <w:rFonts w:ascii="Arial" w:hAnsi="Arial" w:cs="Arial"/>
+        </w:rPr>
+      </w:pPr>
+      <w:r>
+        <w:rPr>
+          <w:rFonts w:ascii="Arial" w:hAnsi="Arial" w:cs="Arial"/>
+        </w:rPr>
+        <w:t>Sur le plan technique, nous avons correctement séparé les responsabilités (services matériel, états publiés, consommation UI/logique), ce qui a permis d’itérer malgré les contraintes matérielles. En revanche, la documentation n’a pas suivi le niveau attendu : sections incomplètes et UML incohérent par rapport au code. C’est un point faible clair : on a privilégié l’exécution et la stabilisation au détriment de la formalisation.</w:t>
+      </w:r>
+    </w:p>
+    <w:p>
+      <w:pPr>
+        <w:pStyle w:val="NormalWeb"/>
+        <w:rPr>
+          <w:rFonts w:ascii="Arial" w:hAnsi="Arial" w:cs="Arial"/>
+        </w:rPr>
+      </w:pPr>
+      <w:r>
+        <w:rPr>
+          <w:rFonts w:ascii="Arial" w:hAnsi="Arial" w:cs="Arial"/>
+        </w:rPr>
+        <w:t>Si c’était à refaire, nous imposerions un “minimum documentaire” par sprint (mise à jour UML + protocole de tests + synthèse des changements matériels) pour éviter le rattrapage final. Le projet reste formateur : il nous a forcés à gérer l’incertitude matérielle, prioriser la sécurité, et livrer une solution fonctionnelle malgré des changements d’exigences.</w:t>
+      </w:r>
+    </w:p>
+    <w:p>
+      <w:pPr>
+        <w:pStyle w:val="BITTextkrper"/>
+        <w:rPr>
+          <w:lang w:val="fr-CH"/>
+        </w:rPr>
+      </w:pPr>
+    </w:p>
+    <w:p>
+      <w:pPr>
+        <w:pStyle w:val="Titre2"/>
+      </w:pPr>
+      <w:bookmarkStart w:id="50" w:name="_Toc219185387"/>
+      <w:r>
+        <w:lastRenderedPageBreak/>
+        <w:t xml:space="preserve">Conclusion du module de </w:t>
+      </w:r>
+      <w:r>
+        <w:t>Maxime Bardy</w:t>
+      </w:r>
+      <w:bookmarkEnd w:id="50"/>
+    </w:p>
+    <w:p>
+      <w:pPr>
+        <w:pStyle w:val="BITTextkrper"/>
+        <w:rPr>
+          <w:lang w:val="fr-CH"/>
+        </w:rPr>
+      </w:pPr>
+      <w:r>
+        <w:rPr>
+          <w:lang w:val="fr-CH"/>
+        </w:rPr>
+        <w:t>Ce module m’a permis de travailler sur un projet concret avec des contraintes réelles, notamment au niveau du matériel et de ce qu’il était possible d’implémenter dans le temps donné. Au début, il y avait quelques incertitudes sur la faisabilité de certaines fonctions, ce qui a demandé de rester flexible et de prendre des décisions rapidement quand une solution ne pouvait pas être mise en place comme prévu.</w:t>
+      </w:r>
+    </w:p>
+    <w:p>
+      <w:pPr>
+        <w:pStyle w:val="BITTextkrper"/>
+        <w:rPr>
+          <w:lang w:val="fr-CH"/>
+        </w:rPr>
+      </w:pPr>
+      <w:r>
+        <w:rPr>
+          <w:lang w:val="fr-CH"/>
+        </w:rPr>
+        <w:t>Plusieurs éléments ont dû être adaptés en cours de route, par exemple le remplacement de la caméra par un sonar, l’utilisation d’un capteur de luminosité à la place d’un éclairage, ainsi que l’abandon du mode crabe. Ces changements ont surtout demandé de bien analyser les limites techniques et de garder comme priorité une solution stable et exploitable.</w:t>
+      </w:r>
+    </w:p>
+    <w:p>
+      <w:pPr>
+        <w:pStyle w:val="BITTextkrper"/>
+        <w:rPr>
+          <w:lang w:val="fr-CH"/>
+        </w:rPr>
+      </w:pPr>
+      <w:r>
+        <w:rPr>
+          <w:lang w:val="fr-CH"/>
+        </w:rPr>
+        <w:t>J’ai aussi constaté une vraie progression dans ma manière de travailler après environ deux à trois semaines : l’organisation était plus efficace, les objectifs plus clairs, et la qualité du travail a augmenté. Cette évolution m’a aidé à être plus structuré, à mieux planifier, et à mieux gérer les imprévus.</w:t>
+      </w:r>
+    </w:p>
+    <w:p>
+      <w:pPr>
+        <w:pStyle w:val="BITTextkrper"/>
+        <w:rPr>
+          <w:lang w:val="fr-CH"/>
+        </w:rPr>
+      </w:pPr>
+      <w:r>
+        <w:rPr>
+          <w:lang w:val="fr-CH"/>
+        </w:rPr>
+        <w:t>Pour conclure, je suis satisfait du résultat obtenu, car le système final répond aux besoins essentiels et démontre qu’il est possible de livrer une solution fiable malgré des contraintes et des ajustements en cours de projet. Ce module m’a permis d’améliorer mes compétences techniques et ma rigueur, et m’a donné une bonne expérience de travail sur un projet complet.</w:t>
+      </w:r>
+    </w:p>
+    <w:p>
+      <w:pPr>
+        <w:pStyle w:val="Titre2"/>
+      </w:pPr>
+      <w:bookmarkStart w:id="51" w:name="_Toc219185388"/>
+      <w:r>
+        <w:t>Conclusion du module de</w:t>
+      </w:r>
+      <w:r>
+        <w:t xml:space="preserve"> Cyril Hohl</w:t>
+      </w:r>
+      <w:bookmarkEnd w:id="51"/>
+    </w:p>
+    <w:p>
+      <w:pPr>
+        <w:rPr>
+          <w:lang w:val="fr-CH"/>
+        </w:rPr>
+      </w:pPr>
+      <w:r>
+        <w:rPr>
+          <w:lang w:val="fr-CH"/>
+        </w:rPr>
+        <w:t>Ce projet de groupe a été une expérience formatrice, mais dont le démarrage a été difficile pour moi. Au début, j’ai eu de la peine à bien entrer dans le projet et à comprendre l’ensemble de l’organisation générale.</w:t>
+      </w:r>
+    </w:p>
+    <w:p>
+      <w:pPr>
+        <w:rPr>
+          <w:lang w:val="fr-CH"/>
+        </w:rPr>
+      </w:pPr>
+      <w:r>
+        <w:rPr>
+          <w:lang w:val="fr-CH"/>
+        </w:rPr>
+        <w:t>À partir d</w:t>
+      </w:r>
+      <w:r>
+        <w:rPr>
+          <w:lang w:val="fr-CH"/>
+        </w:rPr>
+        <w:t>u milieu de la</w:t>
+      </w:r>
+      <w:r>
+        <w:rPr>
+          <w:lang w:val="fr-CH"/>
+        </w:rPr>
+        <w:t xml:space="preserve"> deuxième </w:t>
+      </w:r>
+      <w:r>
+        <w:rPr>
+          <w:lang w:val="fr-CH"/>
+        </w:rPr>
+        <w:t>semaine, une fois le projet réellement lancé, les choses sont devenues plus claires et j’ai pu travailler de manière plus efficace et plus sereine.</w:t>
+      </w:r>
+    </w:p>
+    <w:p>
+      <w:pPr>
+        <w:rPr>
+          <w:lang w:val="fr-CH"/>
+        </w:rPr>
+      </w:pPr>
+      <w:r>
+        <w:rPr>
+          <w:lang w:val="fr-CH"/>
+        </w:rPr>
+        <w:t>La méthodologie Scrum n’était pas totalement claire au départ. J’ai dû revoir les rôles, les réunions et le fonctionnement des sprints afin de mieux comprendre cette manière de travailler en équipe. Une fois ces bases assimilées, Scrum s’est avéré utile pour structurer le projet.</w:t>
+      </w:r>
+    </w:p>
+    <w:p>
+      <w:pPr>
+        <w:rPr>
+          <w:lang w:val="fr-CH"/>
+        </w:rPr>
+      </w:pPr>
+      <w:r>
+        <w:rPr>
+          <w:lang w:val="fr-CH"/>
+        </w:rPr>
+        <w:t>Enfin, l’utilisation de GitHub en groupe a représenté un défi supplémentaire</w:t>
+      </w:r>
+      <w:r>
+        <w:rPr>
+          <w:lang w:val="fr-CH"/>
+        </w:rPr>
+        <w:t xml:space="preserve"> pour moi</w:t>
+      </w:r>
+      <w:r>
+        <w:rPr>
+          <w:lang w:val="fr-CH"/>
+        </w:rPr>
+        <w:t>. La gestion du travail collaboratif n’a pas toujours été simple</w:t>
+      </w:r>
+      <w:r>
+        <w:rPr>
+          <w:lang w:val="fr-CH"/>
+        </w:rPr>
+        <w:t>.</w:t>
+      </w:r>
+    </w:p>
+    <w:p>
+      <w:pPr>
+        <w:rPr>
+          <w:lang w:val="fr-CH"/>
+        </w:rPr>
+      </w:pPr>
+      <w:r>
+        <w:rPr>
+          <w:lang w:val="fr-CH"/>
+        </w:rPr>
+        <w:t>Je suis cependant content du résultat de notre projet</w:t>
+      </w:r>
+      <w:r>
+        <w:rPr>
+          <w:lang w:val="fr-CH"/>
+        </w:rPr>
+        <w:t>.</w:t>
+      </w:r>
+    </w:p>
+    <w:p>
+      <w:pPr>
+        <w:pStyle w:val="BITTextkrper"/>
+        <w:rPr>
+          <w:lang w:val="fr-CH"/>
+        </w:rPr>
+      </w:pPr>
+    </w:p>
+    <w:p>
+      <w:pPr>
+        <w:pStyle w:val="Titre2"/>
+      </w:pPr>
+      <w:bookmarkStart w:id="52" w:name="_Toc219185389"/>
+      <w:r>
+        <w:t xml:space="preserve">Conclusion du module de </w:t>
+      </w:r>
+      <w:r>
+        <w:t>Romain Kolly</w:t>
+      </w:r>
+      <w:bookmarkEnd w:id="52"/>
+    </w:p>
+    <w:p>
+      <w:pPr>
+        <w:pStyle w:val="NormalWeb"/>
+        <w:rPr>
+          <w:rFonts w:ascii="Arial" w:hAnsi="Arial" w:cs="Arial"/>
+          <w:lang w:eastAsia="en-US"/>
+        </w:rPr>
+      </w:pPr>
+      <w:r>
+        <w:rPr>
+          <w:rFonts w:ascii="Arial" w:hAnsi="Arial" w:cs="Arial"/>
+        </w:rPr>
+        <w:t>Ce module m’a permis de travailler sur un projet concret avec des contraintes matérielles réelles et des limites d’implémentation dans le temps imparti. Plusieurs adaptations ont été nécessaires (caméra remplacée par un sonar, capteur de luminosité à la place de l’éclairage, abandon du mode crabe), ce qui m’a appris à prioriser une solution stable et exploitable.</w:t>
+      </w:r>
+    </w:p>
+    <w:p>
+      <w:pPr>
+        <w:pStyle w:val="NormalWeb"/>
+        <w:rPr>
+          <w:rFonts w:ascii="Arial" w:hAnsi="Arial" w:cs="Arial"/>
+        </w:rPr>
+      </w:pPr>
+      <w:r>
+        <w:rPr>
+          <w:rFonts w:ascii="Arial" w:hAnsi="Arial" w:cs="Arial"/>
+        </w:rPr>
+        <w:lastRenderedPageBreak/>
+        <w:t>J’ai aussi progressé dans mon organisation et mon travail d’équipe (meilleure planification, objectifs plus clairs, usage plus rigoureux de GitHub). Je suis satisfait du résultat final, car il répond aux besoins essentiels et démontre qu’on peut livrer quelque chose de fiable malgré les imprévus.</w:t>
+      </w:r>
+    </w:p>
+    <w:p>
+      <w:pPr>
+        <w:pStyle w:val="BITTextkrper"/>
+        <w:rPr>
+          <w:lang w:val="fr-CH"/>
+        </w:rPr>
+      </w:pPr>
+    </w:p>
+    <w:p>
+      <w:pPr>
+        <w:pStyle w:val="Titre2"/>
+        <w:rPr>
+          <w:rFonts w:ascii="Times New Roman" w:hAnsi="Times New Roman"/>
+          <w:sz w:val="36"/>
+          <w:szCs w:val="36"/>
+          <w:lang w:eastAsia="en-US"/>
+        </w:rPr>
+      </w:pPr>
+      <w:r>
+        <w:t>Conclusion</w:t>
+      </w:r>
+    </w:p>
+    <w:p>
+      <w:pPr>
+        <w:rPr>
+          <w:lang w:val="fr-CH"/>
+        </w:rPr>
+      </w:pPr>
+      <w:r>
+        <w:rPr>
+          <w:lang w:val="fr-CH"/>
+        </w:rPr>
+        <w:t>Ce projet réalisé dans le cadre du module 306 nous a permis de mener une application complète en équipe, depuis l’analyse du besoin jusqu’à la livraison et la documentation. Sur le plan technique, le travail a été motivant et formateur : nous avons consolidé nos compétences de développement, structuré le repository de manière claire (code, documentation) et appris à livrer régulièrement via des releases hebdomadaires.</w:t>
+      </w:r>
+    </w:p>
+    <w:p>
+      <w:pPr>
+        <w:rPr>
+          <w:lang w:val="fr-CH"/>
+        </w:rPr>
+      </w:pPr>
+      <w:r>
+        <w:rPr>
+          <w:lang w:val="fr-CH"/>
+        </w:rPr>
+        <w:t>Sur le plan de la gestion de projet, l’expérience a été globalement positive. Les premières semaines, notre organisation était efficace : le Kanban était à jour, lisible, et les tâches étaient bien découpées, ce qui facilitait la répartition du travail et le suivi. Après les vacances, nous avons eu une baisse de rigueur : certaines tâches n’étaient plus mises à jour et le tableau devenait moins compréhensible. Nous avons dû reprendre le Kanban, clarifier les tâches et remettre de l’ordre pour retrouver un fonctionnement cohérent.</w:t>
+      </w:r>
+    </w:p>
+    <w:p>
+      <w:pPr>
+        <w:rPr>
+          <w:lang w:val="fr-CH"/>
+        </w:rPr>
+      </w:pPr>
+      <w:r>
+        <w:rPr>
+          <w:lang w:val="fr-CH"/>
+        </w:rPr>
+        <w:t>Le principal point d’amélioration concerne l’utilisation des outils de gestion au quotidien. Comme nous travaillions tous dans la même salle et sur un temps limité (environ 1,5 jour par semaine), nous avons souvent privilégié la communication orale. C’était efficace pour avancer rapidement, mais cela s’est fait au détriment du suivi formel : certaines actions n’étaient pas correctement enregistrées (assignation, déplacement des cartes, mise à jour des statuts). De mon côté, j’ai aussi parfois oublié de m’assigner une tâche ou de la déplacer au bon moment, ce qui a réduit la visibilité de l’avancement sur le tableau.</w:t>
+      </w:r>
+    </w:p>
+    <w:p>
+      <w:pPr>
+        <w:rPr>
+          <w:lang w:val="fr-CH"/>
+        </w:rPr>
+      </w:pPr>
+      <w:proofErr w:type="gramStart"/>
+      <w:r>
+        <w:rPr>
+          <w:lang w:val="fr-CH"/>
+        </w:rPr>
+        <w:t>Au final</w:t>
+      </w:r>
+      <w:proofErr w:type="gramEnd"/>
+      <w:r>
+        <w:rPr>
+          <w:lang w:val="fr-CH"/>
+        </w:rPr>
+        <w:t>, ce projet nous a appris autant sur la réalisation technique que sur l’organisation en équipe. Nous terminons avec un livrable fonctionnel, une documentation structurée, et une meilleure compréhension de ce qui rend une gestion de projet réellement fiable : garder le Kanban synchronisé avec la réalité, même quand la communication orale semble suffire.</w:t>
+      </w:r>
+    </w:p>
+    <w:p>
+      <w:pPr>
+        <w:pStyle w:val="BITTextkrper"/>
+        <w:rPr>
+          <w:lang w:val="fr-CH"/>
+        </w:rPr>
+      </w:pPr>
+    </w:p>
+    <w:p>
+      <w:pPr>
+        <w:pStyle w:val="Titre2"/>
+      </w:pPr>
+      <w:bookmarkStart w:id="53" w:name="_Toc219185390"/>
+      <w:r>
+        <w:t>Conclusion du module de Julie Lefort</w:t>
+      </w:r>
+      <w:bookmarkEnd w:id="53"/>
+    </w:p>
+    <w:p>
+      <w:pPr>
+        <w:pStyle w:val="BITTextkrper"/>
+        <w:rPr>
+          <w:lang w:val="fr-CH"/>
+        </w:rPr>
+      </w:pPr>
+      <w:r>
+        <w:rPr>
+          <w:lang w:val="fr-CH"/>
+        </w:rPr>
+        <w:t xml:space="preserve">Ce module était très </w:t>
+      </w:r>
+      <w:proofErr w:type="spellStart"/>
+      <w:r>
+        <w:rPr>
+          <w:lang w:val="fr-CH"/>
+        </w:rPr>
+        <w:t>interessant</w:t>
+      </w:r>
+      <w:proofErr w:type="spellEnd"/>
+      <w:r>
+        <w:rPr>
+          <w:lang w:val="fr-CH"/>
+        </w:rPr>
+        <w:t>, ça nous a permis de revoir les méthodologies SCRUM tout en ayant un bon projet. Nous avons aussi pu expérimenter avec les phidgets et approfondir nos connaissances Java.</w:t>
+      </w:r>
+    </w:p>
+    <w:p>
+      <w:pPr>
+        <w:pStyle w:val="BITTextkrper"/>
+        <w:rPr>
+          <w:lang w:val="fr-CH"/>
+        </w:rPr>
+      </w:pPr>
+      <w:r>
+        <w:rPr>
+          <w:lang w:val="fr-CH"/>
+        </w:rPr>
+        <w:t xml:space="preserve">Concernant le groupe, j'ai trouvé que nous avons bien su travailler et nous améliorer tout au long du module. En effet en semaine 2-3 on a bien écouté les remarques, ce qui nous a permis d'améliorer notre gestion. En tant que SCRUM master, j'ai trouvé que j'avais plutôt bien travaillé, même si j'ai aussi </w:t>
+      </w:r>
+      <w:proofErr w:type="gramStart"/>
+      <w:r>
+        <w:rPr>
+          <w:lang w:val="fr-CH"/>
+        </w:rPr>
+        <w:t>du</w:t>
+      </w:r>
+      <w:proofErr w:type="gramEnd"/>
+      <w:r>
+        <w:rPr>
+          <w:lang w:val="fr-CH"/>
+        </w:rPr>
+        <w:t xml:space="preserve"> m'améliorer.</w:t>
+      </w:r>
+    </w:p>
+    <w:p>
+      <w:pPr>
+        <w:pStyle w:val="BITTextkrper"/>
+        <w:rPr>
+          <w:lang w:val="fr-CH"/>
+        </w:rPr>
+      </w:pPr>
+      <w:r>
+        <w:rPr>
+          <w:lang w:val="fr-CH"/>
+        </w:rPr>
+        <w:lastRenderedPageBreak/>
+        <w:t>Par exemple j'avais cru à cause d'anciens modules qu'on devait noter les résumés des réunions, alors que ce n'est pas le cas.</w:t>
+      </w:r>
+    </w:p>
+    <w:p>
+      <w:pPr>
+        <w:pStyle w:val="BITTextkrper"/>
+        <w:rPr>
+          <w:lang w:val="fr-CH"/>
+        </w:rPr>
+      </w:pPr>
+      <w:r>
+        <w:rPr>
+          <w:lang w:val="fr-CH"/>
+        </w:rPr>
+        <w:t>Je pense que ce module restera utile pour le reste de notre formation et aussi en entreprise.</w:t>
+      </w:r>
+    </w:p>
+    <w:p>
+      <w:pPr>
+        <w:pStyle w:val="Titre1"/>
+        <w:numPr>
+          <w:ilvl w:val="0"/>
+          <w:numId w:val="1"/>
+        </w:numPr>
+      </w:pPr>
       <w:bookmarkStart w:id="54" w:name="_Toc219185391"/>
       <w:r>
         <w:lastRenderedPageBreak/>
@@ -11336,7 +11455,7 @@
         </w:rPr>
         <w:br/>
       </w:r>
-      <w:hyperlink r:id="rId23" w:history="1">
+      <w:hyperlink r:id="rId25" w:history="1">
         <w:r>
           <w:rPr>
             <w:rStyle w:val="Lienhypertexte"/>
@@ -11385,7 +11504,7 @@
         </w:rPr>
         <w:br/>
       </w:r>
-      <w:hyperlink r:id="rId24" w:history="1">
+      <w:hyperlink r:id="rId26" w:history="1">
         <w:r>
           <w:rPr>
             <w:rStyle w:val="Lienhypertexte"/>
@@ -11434,7 +11553,7 @@
         </w:rPr>
         <w:br/>
       </w:r>
-      <w:hyperlink r:id="rId25" w:history="1">
+      <w:hyperlink r:id="rId27" w:history="1">
         <w:r>
           <w:rPr>
             <w:rStyle w:val="Lienhypertexte"/>
@@ -11500,7 +11619,7 @@
         </w:rPr>
         <w:br/>
       </w:r>
-      <w:hyperlink r:id="rId26" w:history="1">
+      <w:hyperlink r:id="rId28" w:history="1">
         <w:r>
           <w:rPr>
             <w:rStyle w:val="Lienhypertexte"/>
@@ -11550,7 +11669,7 @@
         </w:rPr>
         <w:br/>
       </w:r>
-      <w:hyperlink r:id="rId27" w:history="1">
+      <w:hyperlink r:id="rId29" w:history="1">
         <w:r>
           <w:rPr>
             <w:rStyle w:val="Lienhypertexte"/>
@@ -11583,10 +11702,10 @@
       </w:r>
     </w:p>
     <w:sectPr>
-      <w:headerReference w:type="default" r:id="rId28"/>
-      <w:footerReference w:type="default" r:id="rId29"/>
-      <w:headerReference w:type="first" r:id="rId30"/>
-      <w:footerReference w:type="first" r:id="rId31"/>
+      <w:headerReference w:type="default" r:id="rId30"/>
+      <w:footerReference w:type="default" r:id="rId31"/>
+      <w:headerReference w:type="first" r:id="rId32"/>
+      <w:footerReference w:type="first" r:id="rId33"/>
       <w:pgSz w:w="11906" w:h="16838" w:code="9"/>
       <w:pgMar w:top="1861" w:right="1134" w:bottom="907" w:left="1701" w:header="851" w:footer="340" w:gutter="0"/>
       <w:cols w:space="708"/>
@@ -11683,7 +11802,6 @@
                 <w:dataBinding w:prefixMappings="xmlns:ns0='http://purl.org/dc/elements/1.1/' xmlns:ns1='http://schemas.openxmlformats.org/package/2006/metadata/core-properties' " w:xpath="/ns1:coreProperties[1]/ns0:creator[1]" w:storeItemID="{6C3C8BC8-F283-45AE-878A-BAB7291924A1}"/>
                 <w:text/>
               </w:sdtPr>
-              <w:sdtEndPr/>
               <w:sdtContent>
                 <w:tc>
                   <w:tcPr>
@@ -11809,7 +11927,7 @@
                   <w:rPr>
                     <w:lang w:val="fr-CH"/>
                   </w:rPr>
-                  <w:t>07.03.2026 14:51</w:t>
+                  <w:t>07.03.2026 14:55</w:t>
                 </w:r>
                 <w:r>
                   <w:rPr>
@@ -11987,7 +12105,6 @@
                 <w:dataBinding w:prefixMappings="xmlns:ns0='http://purl.org/dc/elements/1.1/' xmlns:ns1='http://schemas.openxmlformats.org/package/2006/metadata/core-properties' " w:xpath="/ns1:coreProperties[1]/ns0:creator[1]" w:storeItemID="{6C3C8BC8-F283-45AE-878A-BAB7291924A1}"/>
                 <w:text/>
               </w:sdtPr>
-              <w:sdtEndPr/>
               <w:sdtContent>
                 <w:tc>
                   <w:tcPr>
@@ -12107,7 +12224,7 @@
                   <w:rPr>
                     <w:lang w:val="fr-CH"/>
                   </w:rPr>
-                  <w:t>07.03.2026 14:51</w:t>
+                  <w:t>07.03.2026 14:55</w:t>
                 </w:r>
                 <w:r>
                   <w:rPr>
@@ -12201,7 +12318,6 @@
                 <w:dataBinding w:prefixMappings="xmlns:ns0='http://purl.org/dc/elements/1.1/' xmlns:ns1='http://schemas.openxmlformats.org/package/2006/metadata/core-properties' " w:xpath="/ns1:coreProperties[1]/ns0:creator[1]" w:storeItemID="{6C3C8BC8-F283-45AE-878A-BAB7291924A1}"/>
                 <w:text/>
               </w:sdtPr>
-              <w:sdtEndPr/>
               <w:sdtContent>
                 <w:tc>
                   <w:tcPr>
@@ -12321,7 +12437,7 @@
                   <w:rPr>
                     <w:lang w:val="fr-CH"/>
                   </w:rPr>
-                  <w:t>07.03.2026 14:51</w:t>
+                  <w:t>07.03.2026 14:55</w:t>
                 </w:r>
                 <w:r>
                   <w:rPr>
@@ -14719,6 +14835,7 @@
   <w:style w:type="character" w:default="1" w:styleId="Policepardfaut">
     <w:name w:val="Default Paragraph Font"/>
     <w:uiPriority w:val="1"/>
+    <w:semiHidden/>
     <w:unhideWhenUsed/>
   </w:style>
   <w:style w:type="table" w:default="1" w:styleId="TableauNormal">
@@ -15973,7 +16090,7 @@
     <w:charset w:val="00"/>
     <w:family w:val="swiss"/>
     <w:pitch w:val="variable"/>
-    <w:sig w:usb0="E4002EFF" w:usb1="C000247B" w:usb2="00000009" w:usb3="00000000" w:csb0="000001FF" w:csb1="00000000"/>
+    <w:sig w:usb0="E4002EFF" w:usb1="C200247B" w:usb2="00000009" w:usb3="00000000" w:csb0="000001FF" w:csb1="00000000"/>
   </w:font>
   <w:font w:name="Tahoma">
     <w:panose1 w:val="020B0604030504040204"/>
@@ -16097,6 +16214,7 @@
     <w:rsid w:val="0089532F"/>
     <w:rsid w:val="008E3367"/>
     <w:rsid w:val="008E6739"/>
+    <w:rsid w:val="009413EB"/>
     <w:rsid w:val="00A22FB8"/>
     <w:rsid w:val="00A30BED"/>
     <w:rsid w:val="00A35212"/>
@@ -16108,6 +16226,7 @@
     <w:rsid w:val="00AC6E47"/>
     <w:rsid w:val="00AF6687"/>
     <w:rsid w:val="00B47E5C"/>
+    <w:rsid w:val="00B557D8"/>
     <w:rsid w:val="00BC344B"/>
     <w:rsid w:val="00C279C2"/>
     <w:rsid w:val="00CA05B4"/>

--- a/documentation/3_Documentation_Projet.docx
+++ b/documentation/3_Documentation_Projet.docx
@@ -6479,24 +6479,65 @@
           <w:lang w:val="fr-CH"/>
         </w:rPr>
       </w:pPr>
+      <w:proofErr w:type="spellStart"/>
+      <w:r>
+        <w:rPr>
+          <w:lang w:val="fr-CH"/>
+        </w:rPr>
+        <w:t>Feature</w:t>
+      </w:r>
+      <w:proofErr w:type="spellEnd"/>
+      <w:r>
+        <w:rPr>
+          <w:lang w:val="fr-CH"/>
+        </w:rPr>
+        <w:t xml:space="preserve"> </w:t>
+      </w:r>
+      <w:proofErr w:type="gramStart"/>
+      <w:r>
+        <w:rPr>
+          <w:lang w:val="fr-CH"/>
+        </w:rPr>
+        <w:t>1</w:t>
+      </w:r>
+      <w:r>
+        <w:rPr>
+          <w:lang w:val="fr-CH"/>
+        </w:rPr>
+        <w:t>:</w:t>
+      </w:r>
+      <w:proofErr w:type="gramEnd"/>
+      <w:r>
+        <w:rPr>
+          <w:lang w:val="fr-CH"/>
+        </w:rPr>
+        <w:t xml:space="preserve"> Afficher la température dans l’IHM</w:t>
+      </w:r>
+    </w:p>
+    <w:p>
+      <w:pPr>
+        <w:pStyle w:val="BITTextkrper"/>
+        <w:rPr>
+          <w:lang w:val="fr-CH"/>
+        </w:rPr>
+      </w:pPr>
       <w:r>
         <w:rPr>
           <w:noProof/>
-          <w:lang w:val="fr-CH"/>
         </w:rPr>
         <w:drawing>
-          <wp:anchor distT="0" distB="0" distL="114300" distR="114300" simplePos="0" relativeHeight="251658240" behindDoc="0" locked="0" layoutInCell="1" allowOverlap="1" wp14:anchorId="12D2F316" wp14:editId="2270619A">
+          <wp:anchor distT="0" distB="0" distL="114300" distR="114300" simplePos="0" relativeHeight="251660288" behindDoc="0" locked="0" layoutInCell="1" allowOverlap="1" wp14:anchorId="10BAD2EF" wp14:editId="6D443436">
             <wp:simplePos x="0" y="0"/>
-            <wp:positionH relativeFrom="margin">
-              <wp:align>left</wp:align>
+            <wp:positionH relativeFrom="page">
+              <wp:align>center</wp:align>
             </wp:positionH>
             <wp:positionV relativeFrom="paragraph">
-              <wp:posOffset>318135</wp:posOffset>
+              <wp:posOffset>330200</wp:posOffset>
             </wp:positionV>
-            <wp:extent cx="5019675" cy="3429000"/>
-            <wp:effectExtent l="0" t="0" r="0" b="0"/>
+            <wp:extent cx="4816212" cy="5626436"/>
+            <wp:effectExtent l="0" t="0" r="3810" b="0"/>
             <wp:wrapTopAndBottom/>
-            <wp:docPr id="1429366899" name="Image 1" descr="Une image contenant diagramme, ligne, capture d’écran, texte&#10;&#10;Le contenu généré par l’IA peut être incorrect."/>
+            <wp:docPr id="454443257" name="Image 1"/>
             <wp:cNvGraphicFramePr>
               <a:graphicFrameLocks xmlns:a="http://schemas.openxmlformats.org/drawingml/2006/main" noChangeAspect="1"/>
             </wp:cNvGraphicFramePr>
@@ -6504,29 +6545,36 @@
               <a:graphicData uri="http://schemas.openxmlformats.org/drawingml/2006/picture">
                 <pic:pic xmlns:pic="http://schemas.openxmlformats.org/drawingml/2006/picture">
                   <pic:nvPicPr>
-                    <pic:cNvPr id="1429366899" name="Image 1" descr="Une image contenant diagramme, ligne, capture d’écran, texte&#10;&#10;Le contenu généré par l’IA peut être incorrect."/>
-                    <pic:cNvPicPr/>
+                    <pic:cNvPr id="0" name="Picture 1"/>
+                    <pic:cNvPicPr>
+                      <a:picLocks noChangeAspect="1" noChangeArrowheads="1"/>
+                    </pic:cNvPicPr>
                   </pic:nvPicPr>
                   <pic:blipFill>
-                    <a:blip r:embed="rId12">
+                    <a:blip r:embed="rId12" cstate="print">
                       <a:extLst>
                         <a:ext uri="{28A0092B-C50C-407E-A947-70E740481C1C}">
                           <a14:useLocalDpi xmlns:a14="http://schemas.microsoft.com/office/drawing/2010/main" val="0"/>
                         </a:ext>
                       </a:extLst>
                     </a:blip>
+                    <a:srcRect/>
                     <a:stretch>
                       <a:fillRect/>
                     </a:stretch>
                   </pic:blipFill>
-                  <pic:spPr>
+                  <pic:spPr bwMode="auto">
                     <a:xfrm>
                       <a:off x="0" y="0"/>
-                      <a:ext cx="5037179" cy="3440993"/>
+                      <a:ext cx="4816212" cy="5626436"/>
                     </a:xfrm>
                     <a:prstGeom prst="rect">
                       <a:avLst/>
                     </a:prstGeom>
+                    <a:noFill/>
+                    <a:ln>
+                      <a:noFill/>
+                    </a:ln>
                   </pic:spPr>
                 </pic:pic>
               </a:graphicData>
@@ -6544,27 +6592,7 @@
         <w:rPr>
           <w:lang w:val="fr-CH"/>
         </w:rPr>
-        <w:t xml:space="preserve">Feature </w:t>
-      </w:r>
-      <w:proofErr w:type="gramStart"/>
-      <w:r>
-        <w:rPr>
-          <w:lang w:val="fr-CH"/>
-        </w:rPr>
-        <w:t>1</w:t>
-      </w:r>
-      <w:r>
-        <w:rPr>
-          <w:lang w:val="fr-CH"/>
-        </w:rPr>
-        <w:t>:</w:t>
-      </w:r>
-      <w:proofErr w:type="gramEnd"/>
-      <w:r>
-        <w:rPr>
-          <w:lang w:val="fr-CH"/>
-        </w:rPr>
-        <w:t xml:space="preserve"> Afficher la température dans l’IHM</w:t>
+        <w:t>Diagramme de séquence :</w:t>
       </w:r>
     </w:p>
     <w:p>
@@ -6584,9 +6612,108 @@
       </w:pPr>
       <w:r>
         <w:rPr>
-          <w:lang w:val="fr-CH"/>
-        </w:rPr>
-        <w:t>Feature 2</w:t>
+          <w:noProof/>
+          <w:lang w:val="fr-CH"/>
+        </w:rPr>
+        <w:lastRenderedPageBreak/>
+        <w:drawing>
+          <wp:anchor distT="0" distB="0" distL="114300" distR="114300" simplePos="0" relativeHeight="251659264" behindDoc="0" locked="0" layoutInCell="1" allowOverlap="1" wp14:anchorId="7FC3BD45" wp14:editId="098BB94A">
+            <wp:simplePos x="0" y="0"/>
+            <wp:positionH relativeFrom="page">
+              <wp:align>center</wp:align>
+            </wp:positionH>
+            <wp:positionV relativeFrom="paragraph">
+              <wp:posOffset>310963</wp:posOffset>
+            </wp:positionV>
+            <wp:extent cx="5760720" cy="3146425"/>
+            <wp:effectExtent l="0" t="0" r="0" b="0"/>
+            <wp:wrapTopAndBottom/>
+            <wp:docPr id="429860241" name="Image 1"/>
+            <wp:cNvGraphicFramePr>
+              <a:graphicFrameLocks xmlns:a="http://schemas.openxmlformats.org/drawingml/2006/main" noChangeAspect="1"/>
+            </wp:cNvGraphicFramePr>
+            <a:graphic xmlns:a="http://schemas.openxmlformats.org/drawingml/2006/main">
+              <a:graphicData uri="http://schemas.openxmlformats.org/drawingml/2006/picture">
+                <pic:pic xmlns:pic="http://schemas.openxmlformats.org/drawingml/2006/picture">
+                  <pic:nvPicPr>
+                    <pic:cNvPr id="0" name="Picture 1"/>
+                    <pic:cNvPicPr>
+                      <a:picLocks noChangeAspect="1" noChangeArrowheads="1"/>
+                    </pic:cNvPicPr>
+                  </pic:nvPicPr>
+                  <pic:blipFill>
+                    <a:blip r:embed="rId13" cstate="print">
+                      <a:extLst>
+                        <a:ext uri="{28A0092B-C50C-407E-A947-70E740481C1C}">
+                          <a14:useLocalDpi xmlns:a14="http://schemas.microsoft.com/office/drawing/2010/main" val="0"/>
+                        </a:ext>
+                      </a:extLst>
+                    </a:blip>
+                    <a:srcRect/>
+                    <a:stretch>
+                      <a:fillRect/>
+                    </a:stretch>
+                  </pic:blipFill>
+                  <pic:spPr bwMode="auto">
+                    <a:xfrm>
+                      <a:off x="0" y="0"/>
+                      <a:ext cx="5760720" cy="3146425"/>
+                    </a:xfrm>
+                    <a:prstGeom prst="rect">
+                      <a:avLst/>
+                    </a:prstGeom>
+                    <a:noFill/>
+                    <a:ln>
+                      <a:noFill/>
+                    </a:ln>
+                  </pic:spPr>
+                </pic:pic>
+              </a:graphicData>
+            </a:graphic>
+            <wp14:sizeRelH relativeFrom="page">
+              <wp14:pctWidth>0</wp14:pctWidth>
+            </wp14:sizeRelH>
+            <wp14:sizeRelV relativeFrom="page">
+              <wp14:pctHeight>0</wp14:pctHeight>
+            </wp14:sizeRelV>
+          </wp:anchor>
+        </w:drawing>
+      </w:r>
+      <w:r>
+        <w:rPr>
+          <w:lang w:val="fr-CH"/>
+        </w:rPr>
+        <w:t>Diagramme d’activité :</w:t>
+      </w:r>
+    </w:p>
+    <w:p>
+      <w:pPr>
+        <w:pStyle w:val="BITTextkrper"/>
+        <w:rPr>
+          <w:lang w:val="fr-CH"/>
+        </w:rPr>
+      </w:pPr>
+    </w:p>
+    <w:p>
+      <w:pPr>
+        <w:pStyle w:val="BITTextkrper"/>
+        <w:rPr>
+          <w:lang w:val="fr-CH"/>
+        </w:rPr>
+      </w:pPr>
+      <w:proofErr w:type="spellStart"/>
+      <w:r>
+        <w:rPr>
+          <w:lang w:val="fr-CH"/>
+        </w:rPr>
+        <w:t>Feature</w:t>
+      </w:r>
+      <w:proofErr w:type="spellEnd"/>
+      <w:r>
+        <w:rPr>
+          <w:lang w:val="fr-CH"/>
+        </w:rPr>
+        <w:t xml:space="preserve"> 2</w:t>
       </w:r>
       <w:r>
         <w:rPr>
@@ -6637,7 +6764,7 @@
                     <pic:cNvPicPr/>
                   </pic:nvPicPr>
                   <pic:blipFill>
-                    <a:blip r:embed="rId13"/>
+                    <a:blip r:embed="rId14"/>
                     <a:stretch>
                       <a:fillRect/>
                     </a:stretch>
@@ -6665,6 +6792,22 @@
           <w:lang w:val="fr-CH"/>
         </w:rPr>
       </w:pPr>
+    </w:p>
+    <w:p>
+      <w:pPr>
+        <w:pStyle w:val="BITTextkrper"/>
+        <w:rPr>
+          <w:lang w:val="fr-CH"/>
+        </w:rPr>
+      </w:pPr>
+    </w:p>
+    <w:p>
+      <w:pPr>
+        <w:pStyle w:val="BITTextkrper"/>
+        <w:rPr>
+          <w:lang w:val="fr-CH"/>
+        </w:rPr>
+      </w:pPr>
       <w:r>
         <w:rPr>
           <w:lang w:val="fr-CH"/>
@@ -6703,7 +6846,7 @@
                     </pic:cNvPicPr>
                   </pic:nvPicPr>
                   <pic:blipFill>
-                    <a:blip r:embed="rId14" cstate="print">
+                    <a:blip r:embed="rId15" cstate="print">
                       <a:extLst>
                         <a:ext uri="{28A0092B-C50C-407E-A947-70E740481C1C}">
                           <a14:useLocalDpi xmlns:a14="http://schemas.microsoft.com/office/drawing/2010/main" val="0"/>
@@ -6882,7 +7025,7 @@
                     </pic:cNvPicPr>
                   </pic:nvPicPr>
                   <pic:blipFill rotWithShape="1">
-                    <a:blip r:embed="rId15" cstate="print">
+                    <a:blip r:embed="rId16" cstate="print">
                       <a:extLst>
                         <a:ext uri="{28A0092B-C50C-407E-A947-70E740481C1C}">
                           <a14:useLocalDpi xmlns:a14="http://schemas.microsoft.com/office/drawing/2010/main" val="0"/>
@@ -6963,7 +7106,7 @@
                     </pic:cNvPicPr>
                   </pic:nvPicPr>
                   <pic:blipFill>
-                    <a:blip r:embed="rId16" cstate="print">
+                    <a:blip r:embed="rId17" cstate="print">
                       <a:extLst>
                         <a:ext uri="{28A0092B-C50C-407E-A947-70E740481C1C}">
                           <a14:useLocalDpi xmlns:a14="http://schemas.microsoft.com/office/drawing/2010/main" val="0"/>
@@ -7040,13 +7183,7 @@
         <w:rPr>
           <w:lang w:val="fr-CH"/>
         </w:rPr>
-        <w:t>Diagramme de séquenc</w:t>
-      </w:r>
-      <w:r>
-        <w:rPr>
-          <w:lang w:val="fr-CH"/>
-        </w:rPr>
-        <w:t>e</w:t>
+        <w:t>Diagramme de séquence</w:t>
       </w:r>
       <w:r>
         <w:rPr>
@@ -7081,7 +7218,7 @@
                     <pic:cNvPicPr/>
                   </pic:nvPicPr>
                   <pic:blipFill>
-                    <a:blip r:embed="rId17">
+                    <a:blip r:embed="rId18">
                       <a:extLst>
                         <a:ext uri="{28A0092B-C50C-407E-A947-70E740481C1C}">
                           <a14:useLocalDpi xmlns:a14="http://schemas.microsoft.com/office/drawing/2010/main" val="0"/>
@@ -7159,7 +7296,7 @@
                     <pic:cNvPicPr/>
                   </pic:nvPicPr>
                   <pic:blipFill>
-                    <a:blip r:embed="rId18">
+                    <a:blip r:embed="rId19">
                       <a:extLst>
                         <a:ext uri="{28A0092B-C50C-407E-A947-70E740481C1C}">
                           <a14:useLocalDpi xmlns:a14="http://schemas.microsoft.com/office/drawing/2010/main" val="0"/>
@@ -7197,10 +7334,74 @@
     </w:p>
     <w:p>
       <w:pPr>
+        <w:pStyle w:val="BITTextkrper"/>
+        <w:jc w:val="center"/>
+        <w:rPr>
+          <w:lang w:val="fr-CH"/>
+        </w:rPr>
+      </w:pPr>
+    </w:p>
+    <w:p>
+      <w:pPr>
+        <w:pStyle w:val="BITTextkrper"/>
+        <w:jc w:val="center"/>
+        <w:rPr>
+          <w:lang w:val="fr-CH"/>
+        </w:rPr>
+      </w:pPr>
+    </w:p>
+    <w:p>
+      <w:pPr>
+        <w:pStyle w:val="BITTextkrper"/>
+        <w:jc w:val="center"/>
+        <w:rPr>
+          <w:lang w:val="fr-CH"/>
+        </w:rPr>
+      </w:pPr>
+    </w:p>
+    <w:p>
+      <w:pPr>
+        <w:pStyle w:val="BITTextkrper"/>
+        <w:jc w:val="center"/>
+        <w:rPr>
+          <w:lang w:val="fr-CH"/>
+        </w:rPr>
+      </w:pPr>
+    </w:p>
+    <w:p>
+      <w:pPr>
+        <w:pStyle w:val="BITTextkrper"/>
+        <w:jc w:val="center"/>
+        <w:rPr>
+          <w:lang w:val="fr-CH"/>
+        </w:rPr>
+      </w:pPr>
+    </w:p>
+    <w:p>
+      <w:pPr>
+        <w:pStyle w:val="BITTextkrper"/>
+        <w:jc w:val="center"/>
+        <w:rPr>
+          <w:lang w:val="fr-CH"/>
+        </w:rPr>
+      </w:pPr>
+    </w:p>
+    <w:p>
+      <w:pPr>
+        <w:pStyle w:val="BITTextkrper"/>
+        <w:jc w:val="center"/>
+        <w:rPr>
+          <w:lang w:val="fr-CH"/>
+        </w:rPr>
+      </w:pPr>
+    </w:p>
+    <w:p>
+      <w:pPr>
         <w:pStyle w:val="Titre2"/>
       </w:pPr>
       <w:bookmarkStart w:id="28" w:name="_Toc219185373"/>
       <w:r>
+        <w:lastRenderedPageBreak/>
         <w:t>Maquettes</w:t>
       </w:r>
       <w:bookmarkEnd w:id="28"/>
@@ -7233,7 +7434,6 @@
           <w:noProof/>
           <w:lang w:val="fr-CH" w:eastAsia="fr-CH"/>
         </w:rPr>
-        <w:lastRenderedPageBreak/>
         <w:drawing>
           <wp:inline distT="0" distB="0" distL="0" distR="0" wp14:anchorId="71608A3D" wp14:editId="26FEE779">
             <wp:extent cx="5760085" cy="4624070"/>
@@ -7252,7 +7452,7 @@
                     </pic:cNvPicPr>
                   </pic:nvPicPr>
                   <pic:blipFill>
-                    <a:blip r:embed="rId19">
+                    <a:blip r:embed="rId20">
                       <a:extLst>
                         <a:ext uri="{28A0092B-C50C-407E-A947-70E740481C1C}">
                           <a14:useLocalDpi xmlns:a14="http://schemas.microsoft.com/office/drawing/2010/main" val="0"/>
@@ -7346,7 +7546,7 @@
                     <pic:cNvPicPr/>
                   </pic:nvPicPr>
                   <pic:blipFill>
-                    <a:blip r:embed="rId20"/>
+                    <a:blip r:embed="rId21"/>
                     <a:stretch>
                       <a:fillRect/>
                     </a:stretch>
@@ -7406,7 +7606,7 @@
                     <pic:cNvPicPr/>
                   </pic:nvPicPr>
                   <pic:blipFill>
-                    <a:blip r:embed="rId21"/>
+                    <a:blip r:embed="rId22"/>
                     <a:stretch>
                       <a:fillRect/>
                     </a:stretch>
@@ -7557,7 +7757,7 @@
                     </pic:cNvPicPr>
                   </pic:nvPicPr>
                   <pic:blipFill>
-                    <a:blip r:embed="rId22">
+                    <a:blip r:embed="rId23">
                       <a:extLst>
                         <a:ext uri="{28A0092B-C50C-407E-A947-70E740481C1C}">
                           <a14:useLocalDpi xmlns:a14="http://schemas.microsoft.com/office/drawing/2010/main" val="0"/>
@@ -8246,7 +8446,7 @@
       <w:pPr>
         <w:pStyle w:val="TxtCode"/>
         <w:rPr>
-          <w:lang w:val="fr-CH"/>
+          <w:lang w:val="en-GB"/>
         </w:rPr>
       </w:pPr>
       <w:r>
@@ -8257,7 +8457,7 @@
       </w:r>
       <w:r>
         <w:rPr>
-          <w:lang w:val="fr-CH"/>
+          <w:lang w:val="en-GB"/>
         </w:rPr>
         <w:t>return m;</w:t>
       </w:r>
@@ -9042,7 +9242,7 @@
                     <pic:cNvPicPr/>
                   </pic:nvPicPr>
                   <pic:blipFill>
-                    <a:blip r:embed="rId23"/>
+                    <a:blip r:embed="rId24"/>
                     <a:stretch>
                       <a:fillRect/>
                     </a:stretch>
@@ -9228,13 +9428,27 @@
         <w:rPr>
           <w:lang w:val="fr-CH"/>
         </w:rPr>
-        <w:t xml:space="preserve">/ip/port), puis ouvre un </w:t>
+        <w:t>/</w:t>
       </w:r>
       <w:proofErr w:type="spellStart"/>
       <w:r>
         <w:rPr>
           <w:lang w:val="fr-CH"/>
         </w:rPr>
+        <w:t>ip</w:t>
+      </w:r>
+      <w:proofErr w:type="spellEnd"/>
+      <w:r>
+        <w:rPr>
+          <w:lang w:val="fr-CH"/>
+        </w:rPr>
+        <w:t xml:space="preserve">/port), puis ouvre un </w:t>
+      </w:r>
+      <w:proofErr w:type="spellStart"/>
+      <w:r>
+        <w:rPr>
+          <w:lang w:val="fr-CH"/>
+        </w:rPr>
         <w:t>DistanceSensor</w:t>
       </w:r>
       <w:proofErr w:type="spellEnd"/>
@@ -9326,7 +9540,21 @@
         <w:rPr>
           <w:lang w:val="fr-CH"/>
         </w:rPr>
-        <w:t xml:space="preserve">/ip/port que les moteurs, mais </w:t>
+        <w:t>/</w:t>
+      </w:r>
+      <w:proofErr w:type="spellStart"/>
+      <w:r>
+        <w:rPr>
+          <w:lang w:val="fr-CH"/>
+        </w:rPr>
+        <w:t>ip</w:t>
+      </w:r>
+      <w:proofErr w:type="spellEnd"/>
+      <w:r>
+        <w:rPr>
+          <w:lang w:val="fr-CH"/>
+        </w:rPr>
+        <w:t xml:space="preserve">/port que les moteurs, mais </w:t>
       </w:r>
       <w:proofErr w:type="spellStart"/>
       <w:r>
@@ -9531,7 +9759,21 @@
         <w:rPr>
           <w:lang w:val="fr-CH"/>
         </w:rPr>
-        <w:t xml:space="preserve"> les paramètres (server/ip/port/</w:t>
+        <w:t xml:space="preserve"> les paramètres (server/</w:t>
+      </w:r>
+      <w:proofErr w:type="spellStart"/>
+      <w:r>
+        <w:rPr>
+          <w:lang w:val="fr-CH"/>
+        </w:rPr>
+        <w:t>ip</w:t>
+      </w:r>
+      <w:proofErr w:type="spellEnd"/>
+      <w:r>
+        <w:rPr>
+          <w:lang w:val="fr-CH"/>
+        </w:rPr>
+        <w:t>/port/</w:t>
       </w:r>
       <w:proofErr w:type="spellStart"/>
       <w:r>
@@ -10554,7 +10796,21 @@
         <w:rPr>
           <w:lang w:val="fr-CH"/>
         </w:rPr>
-        <w:t>/ip/port incohérents entre sonar et moteurs, et l’erreur classique “</w:t>
+        <w:t>/</w:t>
+      </w:r>
+      <w:proofErr w:type="spellStart"/>
+      <w:r>
+        <w:rPr>
+          <w:lang w:val="fr-CH"/>
+        </w:rPr>
+        <w:t>ip</w:t>
+      </w:r>
+      <w:proofErr w:type="spellEnd"/>
+      <w:r>
+        <w:rPr>
+          <w:lang w:val="fr-CH"/>
+        </w:rPr>
+        <w:t>/port incohérents entre sonar et moteurs, et l’erreur classique “</w:t>
       </w:r>
       <w:proofErr w:type="spellStart"/>
       <w:r>
@@ -10680,7 +10936,7 @@
                     </pic:cNvPicPr>
                   </pic:nvPicPr>
                   <pic:blipFill>
-                    <a:blip r:embed="rId24">
+                    <a:blip r:embed="rId25">
                       <a:extLst>
                         <a:ext uri="{28A0092B-C50C-407E-A947-70E740481C1C}">
                           <a14:useLocalDpi xmlns:a14="http://schemas.microsoft.com/office/drawing/2010/main" val="0"/>
@@ -10738,195 +10994,22 @@
       <w:pPr>
         <w:pStyle w:val="NormalWeb"/>
         <w:rPr>
-          <w:lang w:eastAsia="en-US"/>
-        </w:rPr>
-      </w:pPr>
-      <w:proofErr w:type="gramStart"/>
-      <w:r>
-        <w:rPr>
-          <w:rFonts w:hAnsi="Symbol"/>
-        </w:rPr>
-        <w:t></w:t>
-      </w:r>
-      <w:r>
-        <w:t xml:space="preserve">  </w:t>
-      </w:r>
-      <w:r>
-        <w:rPr>
-          <w:rStyle w:val="lev"/>
-        </w:rPr>
-        <w:t>Localisation</w:t>
-      </w:r>
-      <w:proofErr w:type="gramEnd"/>
-      <w:r>
-        <w:rPr>
-          <w:rStyle w:val="lev"/>
-        </w:rPr>
-        <w:t xml:space="preserve"> / fil d’Ariane</w:t>
-      </w:r>
-      <w:r>
-        <w:t xml:space="preserve"> : améliorer la précision (correction de dérive) avec une meilleure modélisation des déplacements, et/ou ajout d’un capteur d’orientation/odométrie si le matériel le permet.</w:t>
-      </w:r>
-    </w:p>
-    <w:p>
-      <w:pPr>
-        <w:pStyle w:val="NormalWeb"/>
-      </w:pPr>
-      <w:proofErr w:type="gramStart"/>
-      <w:r>
-        <w:rPr>
-          <w:rFonts w:hAnsi="Symbol"/>
-        </w:rPr>
-        <w:t></w:t>
-      </w:r>
-      <w:r>
-        <w:t xml:space="preserve">  </w:t>
-      </w:r>
-      <w:r>
-        <w:rPr>
-          <w:rStyle w:val="lev"/>
-        </w:rPr>
-        <w:t>Sonar</w:t>
-      </w:r>
-      <w:proofErr w:type="gramEnd"/>
-      <w:r>
-        <w:t xml:space="preserve"> : intégrer la logique “obstacle” dans un contrôleur unique (seuil + hystérésis + anti-spam), et unifier la consommation UI/alertes pour éviter les doublons et faciliter les tests.</w:t>
-      </w:r>
-    </w:p>
-    <w:p>
-      <w:pPr>
-        <w:pStyle w:val="NormalWeb"/>
-      </w:pPr>
-      <w:proofErr w:type="gramStart"/>
-      <w:r>
-        <w:rPr>
-          <w:rFonts w:hAnsi="Symbol"/>
-        </w:rPr>
-        <w:t></w:t>
-      </w:r>
-      <w:r>
-        <w:t xml:space="preserve">  </w:t>
-      </w:r>
-      <w:r>
-        <w:rPr>
-          <w:rStyle w:val="lev"/>
-        </w:rPr>
-        <w:t>Robustesse</w:t>
-      </w:r>
-      <w:proofErr w:type="gramEnd"/>
-      <w:r>
-        <w:rPr>
-          <w:rStyle w:val="lev"/>
-        </w:rPr>
-        <w:t xml:space="preserve"> connexion</w:t>
-      </w:r>
-      <w:r>
-        <w:t xml:space="preserve"> : journaliser les erreurs réseau/capteurs (codes, contexte : ip/port/</w:t>
-      </w:r>
-      <w:proofErr w:type="spellStart"/>
-      <w:r>
-        <w:t>hubPort</w:t>
-      </w:r>
-      <w:proofErr w:type="spellEnd"/>
-      <w:r>
-        <w:t>/</w:t>
-      </w:r>
-      <w:proofErr w:type="spellStart"/>
-      <w:r>
-        <w:t>channel</w:t>
-      </w:r>
-      <w:proofErr w:type="spellEnd"/>
-      <w:r>
-        <w:t>), et ajouter un écran “diagnostic” pour accélérer le dépannage terrain.</w:t>
-      </w:r>
-    </w:p>
-    <w:p>
-      <w:pPr>
-        <w:pStyle w:val="NormalWeb"/>
-      </w:pPr>
-      <w:proofErr w:type="gramStart"/>
-      <w:r>
-        <w:rPr>
-          <w:rFonts w:hAnsi="Symbol"/>
-        </w:rPr>
-        <w:t></w:t>
-      </w:r>
-      <w:r>
-        <w:t xml:space="preserve">  </w:t>
-      </w:r>
-      <w:r>
-        <w:rPr>
-          <w:rStyle w:val="lev"/>
-        </w:rPr>
-        <w:t>Rapport</w:t>
-      </w:r>
-      <w:proofErr w:type="gramEnd"/>
-      <w:r>
-        <w:rPr>
-          <w:rStyle w:val="lev"/>
-        </w:rPr>
-        <w:t xml:space="preserve"> de mission</w:t>
-      </w:r>
-      <w:r>
-        <w:t xml:space="preserve"> : enrichir le rapport (timeline, événements : perte de signal, arrêt d’urgence, obstacle proche, niveaux batterie) et exporter en PDF/CSV.</w:t>
-      </w:r>
-    </w:p>
-    <w:p>
-      <w:pPr>
-        <w:pStyle w:val="NormalWeb"/>
-      </w:pPr>
-      <w:proofErr w:type="gramStart"/>
-      <w:r>
-        <w:rPr>
-          <w:rFonts w:hAnsi="Symbol"/>
-        </w:rPr>
-        <w:t></w:t>
-      </w:r>
-      <w:r>
-        <w:t xml:space="preserve">  </w:t>
-      </w:r>
-      <w:r>
-        <w:rPr>
-          <w:rStyle w:val="lev"/>
-        </w:rPr>
-        <w:t>Tests</w:t>
-      </w:r>
-      <w:proofErr w:type="gramEnd"/>
-      <w:r>
-        <w:t xml:space="preserve"> : compléter le protocole de tests avec des cas concrets (perte de signal, obstacle oscillant autour du seuil, capteur débranché, reconnexion hub), critères de réussite mesurables, et résultats observés.</w:t>
-      </w:r>
-    </w:p>
-    <w:p>
-      <w:pPr>
-        <w:pStyle w:val="BITTextkrper"/>
-        <w:rPr>
-          <w:lang w:val="fr-CH"/>
-        </w:rPr>
-      </w:pPr>
-    </w:p>
-    <w:p>
-      <w:pPr>
-        <w:pStyle w:val="Titre2"/>
-      </w:pPr>
-      <w:bookmarkStart w:id="49" w:name="_Toc219185386"/>
-      <w:r>
-        <w:t>Auto-évaluation</w:t>
-      </w:r>
-      <w:bookmarkEnd w:id="49"/>
-    </w:p>
-    <w:p>
-      <w:pPr>
-        <w:pStyle w:val="NormalWeb"/>
-        <w:rPr>
           <w:rFonts w:ascii="Arial" w:hAnsi="Arial" w:cs="Arial"/>
           <w:lang w:eastAsia="en-US"/>
         </w:rPr>
       </w:pPr>
       <w:r>
         <w:rPr>
+          <w:rStyle w:val="lev"/>
           <w:rFonts w:ascii="Arial" w:hAnsi="Arial" w:cs="Arial"/>
         </w:rPr>
-        <w:t>Sur le plan fonctionnel, nous avons atteint l’objectif principal : un pilotage opérationnel et une lecture capteurs exploitable, avec des mécanismes de sécurité (arrêt d’urgence, arrêt sur perte de connexion) et une compensation crédible à l’absence de vidéo grâce au sonar et au fil d’Ariane. La solution est utilisable et démontre une logique orientée terrain : diagnostic possible, comportement prévisible, et retour utilisateur en temps réel.</w:t>
+        <w:t>Localisation / fil d’Ariane</w:t>
+      </w:r>
+      <w:r>
+        <w:rPr>
+          <w:rFonts w:ascii="Arial" w:hAnsi="Arial" w:cs="Arial"/>
+        </w:rPr>
+        <w:t xml:space="preserve"> : améliorer la précision (correction de dérive) avec une meilleure modélisation des déplacements, et/ou ajout d’un capteur d’orientation/odométrie si le matériel le permet.</w:t>
       </w:r>
     </w:p>
     <w:p>
@@ -10938,9 +11021,16 @@
       </w:pPr>
       <w:r>
         <w:rPr>
+          <w:rStyle w:val="lev"/>
           <w:rFonts w:ascii="Arial" w:hAnsi="Arial" w:cs="Arial"/>
         </w:rPr>
-        <w:t>Sur le plan technique, nous avons correctement séparé les responsabilités (services matériel, états publiés, consommation UI/logique), ce qui a permis d’itérer malgré les contraintes matérielles. En revanche, la documentation n’a pas suivi le niveau attendu : sections incomplètes et UML incohérent par rapport au code. C’est un point faible clair : on a privilégié l’exécution et la stabilisation au détriment de la formalisation.</w:t>
+        <w:t>Sonar</w:t>
+      </w:r>
+      <w:r>
+        <w:rPr>
+          <w:rFonts w:ascii="Arial" w:hAnsi="Arial" w:cs="Arial"/>
+        </w:rPr>
+        <w:t xml:space="preserve"> : intégrer la logique “obstacle” dans un contrôleur unique (seuil + hystérésis + anti-spam), et unifier la consommation UI/alertes pour éviter les doublons et faciliter les tests.</w:t>
       </w:r>
     </w:p>
     <w:p>
@@ -10952,9 +11042,100 @@
       </w:pPr>
       <w:r>
         <w:rPr>
+          <w:rStyle w:val="lev"/>
           <w:rFonts w:ascii="Arial" w:hAnsi="Arial" w:cs="Arial"/>
         </w:rPr>
-        <w:t>Si c’était à refaire, nous imposerions un “minimum documentaire” par sprint (mise à jour UML + protocole de tests + synthèse des changements matériels) pour éviter le rattrapage final. Le projet reste formateur : il nous a forcés à gérer l’incertitude matérielle, prioriser la sécurité, et livrer une solution fonctionnelle malgré des changements d’exigences.</w:t>
+        <w:t>Robustesse connexion</w:t>
+      </w:r>
+      <w:r>
+        <w:rPr>
+          <w:rFonts w:ascii="Arial" w:hAnsi="Arial" w:cs="Arial"/>
+        </w:rPr>
+        <w:t xml:space="preserve"> : journaliser les erreurs réseau/capteurs (codes, contexte : </w:t>
+      </w:r>
+      <w:proofErr w:type="spellStart"/>
+      <w:r>
+        <w:rPr>
+          <w:rFonts w:ascii="Arial" w:hAnsi="Arial" w:cs="Arial"/>
+        </w:rPr>
+        <w:t>ip</w:t>
+      </w:r>
+      <w:proofErr w:type="spellEnd"/>
+      <w:r>
+        <w:rPr>
+          <w:rFonts w:ascii="Arial" w:hAnsi="Arial" w:cs="Arial"/>
+        </w:rPr>
+        <w:t>/port/</w:t>
+      </w:r>
+      <w:proofErr w:type="spellStart"/>
+      <w:r>
+        <w:rPr>
+          <w:rFonts w:ascii="Arial" w:hAnsi="Arial" w:cs="Arial"/>
+        </w:rPr>
+        <w:t>hubPort</w:t>
+      </w:r>
+      <w:proofErr w:type="spellEnd"/>
+      <w:r>
+        <w:rPr>
+          <w:rFonts w:ascii="Arial" w:hAnsi="Arial" w:cs="Arial"/>
+        </w:rPr>
+        <w:t>/</w:t>
+      </w:r>
+      <w:proofErr w:type="spellStart"/>
+      <w:r>
+        <w:rPr>
+          <w:rFonts w:ascii="Arial" w:hAnsi="Arial" w:cs="Arial"/>
+        </w:rPr>
+        <w:t>channel</w:t>
+      </w:r>
+      <w:proofErr w:type="spellEnd"/>
+      <w:r>
+        <w:rPr>
+          <w:rFonts w:ascii="Arial" w:hAnsi="Arial" w:cs="Arial"/>
+        </w:rPr>
+        <w:t>), et ajouter un écran “diagnostic” pour accélérer le dépannage terrain.</w:t>
+      </w:r>
+    </w:p>
+    <w:p>
+      <w:pPr>
+        <w:pStyle w:val="NormalWeb"/>
+        <w:rPr>
+          <w:rFonts w:ascii="Arial" w:hAnsi="Arial" w:cs="Arial"/>
+        </w:rPr>
+      </w:pPr>
+      <w:r>
+        <w:rPr>
+          <w:rStyle w:val="lev"/>
+          <w:rFonts w:ascii="Arial" w:hAnsi="Arial" w:cs="Arial"/>
+        </w:rPr>
+        <w:t>Rapport de mission</w:t>
+      </w:r>
+      <w:r>
+        <w:rPr>
+          <w:rFonts w:ascii="Arial" w:hAnsi="Arial" w:cs="Arial"/>
+        </w:rPr>
+        <w:t xml:space="preserve"> : enrichir le rapport (timeline, événements : perte de signal, arrêt d’urgence, obstacle proche, niveaux batterie) et exporter en PDF/CSV.</w:t>
+      </w:r>
+    </w:p>
+    <w:p>
+      <w:pPr>
+        <w:pStyle w:val="NormalWeb"/>
+        <w:rPr>
+          <w:rFonts w:ascii="Arial" w:hAnsi="Arial" w:cs="Arial"/>
+        </w:rPr>
+      </w:pPr>
+      <w:r>
+        <w:rPr>
+          <w:rStyle w:val="lev"/>
+          <w:rFonts w:ascii="Arial" w:hAnsi="Arial" w:cs="Arial"/>
+        </w:rPr>
+        <w:t>Tests</w:t>
+      </w:r>
+      <w:r>
+        <w:rPr>
+          <w:rFonts w:ascii="Arial" w:hAnsi="Arial" w:cs="Arial"/>
+        </w:rPr>
+        <w:t xml:space="preserve"> : compléter le protocole de tests avec des cas concrets (perte de signal, obstacle oscillant autour du seuil, capteur débranché, reconnexion hub), critères de réussite mesurables, et résultats observés.</w:t>
       </w:r>
     </w:p>
     <w:p>
@@ -10969,212 +11150,11 @@
       <w:pPr>
         <w:pStyle w:val="Titre2"/>
       </w:pPr>
-      <w:bookmarkStart w:id="50" w:name="_Toc219185387"/>
-      <w:r>
-        <w:lastRenderedPageBreak/>
-        <w:t xml:space="preserve">Conclusion du module de </w:t>
-      </w:r>
-      <w:r>
-        <w:t>Maxime Bardy</w:t>
-      </w:r>
-      <w:bookmarkEnd w:id="50"/>
-    </w:p>
-    <w:p>
-      <w:pPr>
-        <w:pStyle w:val="BITTextkrper"/>
-        <w:rPr>
-          <w:lang w:val="fr-CH"/>
-        </w:rPr>
-      </w:pPr>
-      <w:r>
-        <w:rPr>
-          <w:lang w:val="fr-CH"/>
-        </w:rPr>
-        <w:t>Ce module m’a permis de travailler sur un projet concret avec des contraintes réelles, notamment au niveau du matériel et de ce qu’il était possible d’implémenter dans le temps donné. Au début, il y avait quelques incertitudes sur la faisabilité de certaines fonctions, ce qui a demandé de rester flexible et de prendre des décisions rapidement quand une solution ne pouvait pas être mise en place comme prévu.</w:t>
-      </w:r>
-    </w:p>
-    <w:p>
-      <w:pPr>
-        <w:pStyle w:val="BITTextkrper"/>
-        <w:rPr>
-          <w:lang w:val="fr-CH"/>
-        </w:rPr>
-      </w:pPr>
-      <w:r>
-        <w:rPr>
-          <w:lang w:val="fr-CH"/>
-        </w:rPr>
-        <w:t>Plusieurs éléments ont dû être adaptés en cours de route, par exemple le remplacement de la caméra par un sonar, l’utilisation d’un capteur de luminosité à la place d’un éclairage, ainsi que l’abandon du mode crabe. Ces changements ont surtout demandé de bien analyser les limites techniques et de garder comme priorité une solution stable et exploitable.</w:t>
-      </w:r>
-    </w:p>
-    <w:p>
-      <w:pPr>
-        <w:pStyle w:val="BITTextkrper"/>
-        <w:rPr>
-          <w:lang w:val="fr-CH"/>
-        </w:rPr>
-      </w:pPr>
-      <w:r>
-        <w:rPr>
-          <w:lang w:val="fr-CH"/>
-        </w:rPr>
-        <w:t>J’ai aussi constaté une vraie progression dans ma manière de travailler après environ deux à trois semaines : l’organisation était plus efficace, les objectifs plus clairs, et la qualité du travail a augmenté. Cette évolution m’a aidé à être plus structuré, à mieux planifier, et à mieux gérer les imprévus.</w:t>
-      </w:r>
-    </w:p>
-    <w:p>
-      <w:pPr>
-        <w:pStyle w:val="BITTextkrper"/>
-        <w:rPr>
-          <w:lang w:val="fr-CH"/>
-        </w:rPr>
-      </w:pPr>
-      <w:r>
-        <w:rPr>
-          <w:lang w:val="fr-CH"/>
-        </w:rPr>
-        <w:t>Pour conclure, je suis satisfait du résultat obtenu, car le système final répond aux besoins essentiels et démontre qu’il est possible de livrer une solution fiable malgré des contraintes et des ajustements en cours de projet. Ce module m’a permis d’améliorer mes compétences techniques et ma rigueur, et m’a donné une bonne expérience de travail sur un projet complet.</w:t>
-      </w:r>
-    </w:p>
-    <w:p>
-      <w:pPr>
-        <w:pStyle w:val="Titre2"/>
-      </w:pPr>
-      <w:bookmarkStart w:id="51" w:name="_Toc219185388"/>
-      <w:r>
-        <w:t>Conclusion du module de</w:t>
-      </w:r>
-      <w:r>
-        <w:t xml:space="preserve"> Cyril Hohl</w:t>
-      </w:r>
-      <w:bookmarkEnd w:id="51"/>
-    </w:p>
-    <w:p>
-      <w:pPr>
-        <w:rPr>
-          <w:lang w:val="fr-CH"/>
-        </w:rPr>
-      </w:pPr>
-      <w:r>
-        <w:rPr>
-          <w:lang w:val="fr-CH"/>
-        </w:rPr>
-        <w:t>Ce projet de groupe a été une expérience formatrice, mais dont le démarrage a été difficile pour moi. Au début, j’ai eu de la peine à bien entrer dans le projet et à comprendre l’ensemble de l’organisation générale.</w:t>
-      </w:r>
-    </w:p>
-    <w:p>
-      <w:pPr>
-        <w:rPr>
-          <w:lang w:val="fr-CH"/>
-        </w:rPr>
-      </w:pPr>
-      <w:r>
-        <w:rPr>
-          <w:lang w:val="fr-CH"/>
-        </w:rPr>
-        <w:t>À partir d</w:t>
-      </w:r>
-      <w:r>
-        <w:rPr>
-          <w:lang w:val="fr-CH"/>
-        </w:rPr>
-        <w:t>u milieu de la</w:t>
-      </w:r>
-      <w:r>
-        <w:rPr>
-          <w:lang w:val="fr-CH"/>
-        </w:rPr>
-        <w:t xml:space="preserve"> deuxième </w:t>
-      </w:r>
-      <w:r>
-        <w:rPr>
-          <w:lang w:val="fr-CH"/>
-        </w:rPr>
-        <w:t>semaine, une fois le projet réellement lancé, les choses sont devenues plus claires et j’ai pu travailler de manière plus efficace et plus sereine.</w:t>
-      </w:r>
-    </w:p>
-    <w:p>
-      <w:pPr>
-        <w:rPr>
-          <w:lang w:val="fr-CH"/>
-        </w:rPr>
-      </w:pPr>
-      <w:r>
-        <w:rPr>
-          <w:lang w:val="fr-CH"/>
-        </w:rPr>
-        <w:t>La méthodologie Scrum n’était pas totalement claire au départ. J’ai dû revoir les rôles, les réunions et le fonctionnement des sprints afin de mieux comprendre cette manière de travailler en équipe. Une fois ces bases assimilées, Scrum s’est avéré utile pour structurer le projet.</w:t>
-      </w:r>
-    </w:p>
-    <w:p>
-      <w:pPr>
-        <w:rPr>
-          <w:lang w:val="fr-CH"/>
-        </w:rPr>
-      </w:pPr>
-      <w:r>
-        <w:rPr>
-          <w:lang w:val="fr-CH"/>
-        </w:rPr>
-        <w:t>Enfin, l’utilisation de GitHub en groupe a représenté un défi supplémentaire</w:t>
-      </w:r>
-      <w:r>
-        <w:rPr>
-          <w:lang w:val="fr-CH"/>
-        </w:rPr>
-        <w:t xml:space="preserve"> pour moi</w:t>
-      </w:r>
-      <w:r>
-        <w:rPr>
-          <w:lang w:val="fr-CH"/>
-        </w:rPr>
-        <w:t>. La gestion du travail collaboratif n’a pas toujours été simple</w:t>
-      </w:r>
-      <w:r>
-        <w:rPr>
-          <w:lang w:val="fr-CH"/>
-        </w:rPr>
-        <w:t>.</w:t>
-      </w:r>
-    </w:p>
-    <w:p>
-      <w:pPr>
-        <w:rPr>
-          <w:lang w:val="fr-CH"/>
-        </w:rPr>
-      </w:pPr>
-      <w:r>
-        <w:rPr>
-          <w:lang w:val="fr-CH"/>
-        </w:rPr>
-        <w:t>Je suis cependant content du résultat de notre projet</w:t>
-      </w:r>
-      <w:r>
-        <w:rPr>
-          <w:lang w:val="fr-CH"/>
-        </w:rPr>
-        <w:t>.</w:t>
-      </w:r>
-    </w:p>
-    <w:p>
-      <w:pPr>
-        <w:pStyle w:val="BITTextkrper"/>
-        <w:rPr>
-          <w:lang w:val="fr-CH"/>
-        </w:rPr>
-      </w:pPr>
-    </w:p>
-    <w:p>
-      <w:pPr>
-        <w:pStyle w:val="Titre2"/>
-      </w:pPr>
-      <w:bookmarkStart w:id="52" w:name="_Toc219185389"/>
-      <w:r>
-        <w:t xml:space="preserve">Conclusion du module de </w:t>
-      </w:r>
-      <w:r>
-        <w:t>Romain Kolly</w:t>
-      </w:r>
-      <w:bookmarkEnd w:id="52"/>
+      <w:bookmarkStart w:id="49" w:name="_Toc219185386"/>
+      <w:r>
+        <w:t>Auto-évaluation</w:t>
+      </w:r>
+      <w:bookmarkEnd w:id="49"/>
     </w:p>
     <w:p>
       <w:pPr>
@@ -11188,7 +11168,7 @@
         <w:rPr>
           <w:rFonts w:ascii="Arial" w:hAnsi="Arial" w:cs="Arial"/>
         </w:rPr>
-        <w:t>Ce module m’a permis de travailler sur un projet concret avec des contraintes matérielles réelles et des limites d’implémentation dans le temps imparti. Plusieurs adaptations ont été nécessaires (caméra remplacée par un sonar, capteur de luminosité à la place de l’éclairage, abandon du mode crabe), ce qui m’a appris à prioriser une solution stable et exploitable.</w:t>
+        <w:t>Sur le plan fonctionnel, nous avons atteint l’objectif principal : un pilotage opérationnel et une lecture capteurs exploitable, avec des mécanismes de sécurité (arrêt d’urgence, arrêt sur perte de connexion) et une compensation crédible à l’absence de vidéo grâce au sonar et au fil d’Ariane. La solution est utilisable et démontre une logique orientée terrain : diagnostic possible, comportement prévisible, et retour utilisateur en temps réel.</w:t>
       </w:r>
     </w:p>
     <w:p>
@@ -11202,7 +11182,274 @@
         <w:rPr>
           <w:rFonts w:ascii="Arial" w:hAnsi="Arial" w:cs="Arial"/>
         </w:rPr>
+        <w:t>Sur le plan technique, nous avons correctement séparé les responsabilités (services matériel, états publiés, consommation UI/logique), ce qui a permis d’itérer malgré les contraintes matérielles. En revanche, la documentation n’a pas suivi le niveau attendu : sections incomplètes et UML incohérent par rapport au code. C’est un point faible clair : on a privilégié l’exécution et la stabilisation au détriment de la formalisation.</w:t>
+      </w:r>
+    </w:p>
+    <w:p>
+      <w:pPr>
+        <w:pStyle w:val="NormalWeb"/>
+        <w:rPr>
+          <w:rFonts w:ascii="Arial" w:hAnsi="Arial" w:cs="Arial"/>
+        </w:rPr>
+      </w:pPr>
+      <w:r>
+        <w:rPr>
+          <w:rFonts w:ascii="Arial" w:hAnsi="Arial" w:cs="Arial"/>
+        </w:rPr>
+        <w:t>Si c’était à refaire, nous imposerions un “minimum documentaire” par sprint (mise à jour UML + protocole de tests + synthèse des changements matériels) pour éviter le rattrapage final. Le projet reste formateur : il nous a forcés à gérer l’incertitude matérielle, prioriser la sécurité, et livrer une solution fonctionnelle malgré des changements d’exigences.</w:t>
+      </w:r>
+    </w:p>
+    <w:p>
+      <w:pPr>
+        <w:pStyle w:val="BITTextkrper"/>
+        <w:rPr>
+          <w:lang w:val="fr-CH"/>
+        </w:rPr>
+      </w:pPr>
+    </w:p>
+    <w:p>
+      <w:pPr>
+        <w:pStyle w:val="Titre2"/>
+      </w:pPr>
+      <w:bookmarkStart w:id="50" w:name="_Toc219185387"/>
+      <w:r>
+        <w:t xml:space="preserve">Conclusion du module de </w:t>
+      </w:r>
+      <w:r>
+        <w:t>Maxime Bardy</w:t>
+      </w:r>
+      <w:bookmarkEnd w:id="50"/>
+    </w:p>
+    <w:p>
+      <w:pPr>
+        <w:pStyle w:val="BITTextkrper"/>
+        <w:rPr>
+          <w:lang w:val="fr-CH"/>
+        </w:rPr>
+      </w:pPr>
+      <w:r>
+        <w:rPr>
+          <w:lang w:val="fr-CH"/>
+        </w:rPr>
+        <w:t>Ce module m’a permis de travailler sur un projet concret avec des contraintes réelles, notamment au niveau du matériel et de ce qu’il était possible d’implémenter dans le temps donné. Au début, il y avait quelques incertitudes sur la faisabilité de certaines fonctions, ce qui a demandé de rester flexible et de prendre des décisions rapidement quand une solution ne pouvait pas être mise en place comme prévu.</w:t>
+      </w:r>
+    </w:p>
+    <w:p>
+      <w:pPr>
+        <w:pStyle w:val="BITTextkrper"/>
+        <w:rPr>
+          <w:lang w:val="fr-CH"/>
+        </w:rPr>
+      </w:pPr>
+      <w:r>
+        <w:rPr>
+          <w:lang w:val="fr-CH"/>
+        </w:rPr>
+        <w:t>Plusieurs éléments ont dû être adaptés en cours de route, par exemple le remplacement de la caméra par un sonar, l’utilisation d’un capteur de luminosité à la place d’un éclairage, ainsi que l’abandon du mode crabe. Ces changements ont surtout demandé de bien analyser les limites techniques et de garder comme priorité une solution stable et exploitable.</w:t>
+      </w:r>
+    </w:p>
+    <w:p>
+      <w:pPr>
+        <w:pStyle w:val="BITTextkrper"/>
+        <w:rPr>
+          <w:lang w:val="fr-CH"/>
+        </w:rPr>
+      </w:pPr>
+      <w:r>
+        <w:rPr>
+          <w:lang w:val="fr-CH"/>
+        </w:rPr>
+        <w:t>J’ai aussi constaté une vraie progression dans ma manière de travailler après environ deux à trois semaines : l’organisation était plus efficace, les objectifs plus clairs, et la qualité du travail a augmenté. Cette évolution m’a aidé à être plus structuré, à mieux planifier, et à mieux gérer les imprévus.</w:t>
+      </w:r>
+    </w:p>
+    <w:p>
+      <w:pPr>
+        <w:pStyle w:val="BITTextkrper"/>
+        <w:rPr>
+          <w:lang w:val="fr-CH"/>
+        </w:rPr>
+      </w:pPr>
+      <w:r>
+        <w:rPr>
+          <w:lang w:val="fr-CH"/>
+        </w:rPr>
+        <w:t>Pour conclure, je suis satisfait du résultat obtenu, car le système final répond aux besoins essentiels et démontre qu’il est possible de livrer une solution fiable malgré des contraintes et des ajustements en cours de projet. Ce module m’a permis d’améliorer mes compétences techniques et ma rigueur, et m’a donné une bonne expérience de travail sur un projet complet.</w:t>
+      </w:r>
+    </w:p>
+    <w:p>
+      <w:pPr>
+        <w:pStyle w:val="Titre2"/>
+      </w:pPr>
+      <w:bookmarkStart w:id="51" w:name="_Toc219185388"/>
+      <w:r>
+        <w:t>Conclusion du module de</w:t>
+      </w:r>
+      <w:r>
+        <w:t xml:space="preserve"> Cyril Hohl</w:t>
+      </w:r>
+      <w:bookmarkEnd w:id="51"/>
+    </w:p>
+    <w:p>
+      <w:pPr>
+        <w:rPr>
+          <w:lang w:val="fr-CH"/>
+        </w:rPr>
+      </w:pPr>
+      <w:r>
+        <w:rPr>
+          <w:lang w:val="fr-CH"/>
+        </w:rPr>
+        <w:t>Ce projet de groupe a été une expérience formatrice, mais dont le démarrage a été difficile pour moi. Au début, j’ai eu de la peine à bien entrer dans le projet et à comprendre l’ensemble de l’organisation générale.</w:t>
+      </w:r>
+    </w:p>
+    <w:p>
+      <w:pPr>
+        <w:rPr>
+          <w:lang w:val="fr-CH"/>
+        </w:rPr>
+      </w:pPr>
+      <w:r>
+        <w:rPr>
+          <w:lang w:val="fr-CH"/>
+        </w:rPr>
+        <w:t>À partir d</w:t>
+      </w:r>
+      <w:r>
+        <w:rPr>
+          <w:lang w:val="fr-CH"/>
+        </w:rPr>
+        <w:t>u milieu de la</w:t>
+      </w:r>
+      <w:r>
+        <w:rPr>
+          <w:lang w:val="fr-CH"/>
+        </w:rPr>
+        <w:t xml:space="preserve"> deuxième </w:t>
+      </w:r>
+      <w:r>
+        <w:rPr>
+          <w:lang w:val="fr-CH"/>
+        </w:rPr>
+        <w:t>semaine, une fois le projet réellement lancé, les choses sont devenues plus claires et j’ai pu travailler de manière plus efficace et plus sereine.</w:t>
+      </w:r>
+    </w:p>
+    <w:p>
+      <w:pPr>
+        <w:rPr>
+          <w:lang w:val="fr-CH"/>
+        </w:rPr>
+      </w:pPr>
+      <w:r>
+        <w:rPr>
+          <w:lang w:val="fr-CH"/>
+        </w:rPr>
+        <w:t>La méthodologie Scrum n’était pas totalement claire au départ. J’ai dû revoir les rôles, les réunions et le fonctionnement des sprints afin de mieux comprendre cette manière de travailler en équipe. Une fois ces bases assimilées, Scrum s’est avéré utile pour structurer le projet.</w:t>
+      </w:r>
+    </w:p>
+    <w:p>
+      <w:pPr>
+        <w:rPr>
+          <w:lang w:val="fr-CH"/>
+        </w:rPr>
+      </w:pPr>
+      <w:r>
+        <w:rPr>
+          <w:lang w:val="fr-CH"/>
+        </w:rPr>
+        <w:t>Enfin, l’utilisation de GitHub en groupe a représenté un défi supplémentaire</w:t>
+      </w:r>
+      <w:r>
+        <w:rPr>
+          <w:lang w:val="fr-CH"/>
+        </w:rPr>
+        <w:t xml:space="preserve"> pour moi</w:t>
+      </w:r>
+      <w:r>
+        <w:rPr>
+          <w:lang w:val="fr-CH"/>
+        </w:rPr>
+        <w:t>. La gestion du travail collaboratif n’a pas toujours été simple</w:t>
+      </w:r>
+      <w:r>
+        <w:rPr>
+          <w:lang w:val="fr-CH"/>
+        </w:rPr>
+        <w:t>.</w:t>
+      </w:r>
+    </w:p>
+    <w:p>
+      <w:pPr>
+        <w:rPr>
+          <w:lang w:val="fr-CH"/>
+        </w:rPr>
+      </w:pPr>
+      <w:r>
+        <w:rPr>
+          <w:lang w:val="fr-CH"/>
+        </w:rPr>
+        <w:t>Je suis cependant content du résultat de notre projet</w:t>
+      </w:r>
+      <w:r>
+        <w:rPr>
+          <w:lang w:val="fr-CH"/>
+        </w:rPr>
+        <w:t>.</w:t>
+      </w:r>
+    </w:p>
+    <w:p>
+      <w:pPr>
+        <w:pStyle w:val="BITTextkrper"/>
+        <w:rPr>
+          <w:lang w:val="fr-CH"/>
+        </w:rPr>
+      </w:pPr>
+    </w:p>
+    <w:p>
+      <w:pPr>
+        <w:pStyle w:val="Titre2"/>
+      </w:pPr>
+      <w:bookmarkStart w:id="52" w:name="_Toc219185389"/>
+      <w:r>
+        <w:t xml:space="preserve">Conclusion du module de </w:t>
+      </w:r>
+      <w:r>
+        <w:t>Romain Kolly</w:t>
+      </w:r>
+      <w:bookmarkEnd w:id="52"/>
+    </w:p>
+    <w:p>
+      <w:pPr>
+        <w:pStyle w:val="NormalWeb"/>
+        <w:rPr>
+          <w:rFonts w:ascii="Arial" w:hAnsi="Arial" w:cs="Arial"/>
+          <w:lang w:eastAsia="en-US"/>
+        </w:rPr>
+      </w:pPr>
+      <w:r>
+        <w:rPr>
+          <w:rFonts w:ascii="Arial" w:hAnsi="Arial" w:cs="Arial"/>
+        </w:rPr>
+        <w:t xml:space="preserve">Ce module m’a permis de travailler sur un projet concret avec des contraintes matérielles réelles et des limites d’implémentation dans le temps imparti. Plusieurs adaptations ont été nécessaires (caméra remplacée par un sonar, capteur de luminosité à </w:t>
+      </w:r>
+      <w:r>
+        <w:rPr>
+          <w:rFonts w:ascii="Arial" w:hAnsi="Arial" w:cs="Arial"/>
+        </w:rPr>
         <w:lastRenderedPageBreak/>
+        <w:t>la place de l’éclairage, abandon du mode crabe), ce qui m’a appris à prioriser une solution stable et exploitable.</w:t>
+      </w:r>
+    </w:p>
+    <w:p>
+      <w:pPr>
+        <w:pStyle w:val="NormalWeb"/>
+        <w:rPr>
+          <w:rFonts w:ascii="Arial" w:hAnsi="Arial" w:cs="Arial"/>
+        </w:rPr>
+      </w:pPr>
+      <w:r>
+        <w:rPr>
+          <w:rFonts w:ascii="Arial" w:hAnsi="Arial" w:cs="Arial"/>
+        </w:rPr>
         <w:t>J’ai aussi progressé dans mon organisation et mon travail d’équipe (meilleure planification, objectifs plus clairs, usage plus rigoureux de GitHub). Je suis satisfait du résultat final, car il répond aux besoins essentiels et démontre qu’on peut livrer quelque chose de fiable malgré les imprévus.</w:t>
       </w:r>
     </w:p>
@@ -11345,7 +11592,14 @@
         <w:rPr>
           <w:lang w:val="fr-CH"/>
         </w:rPr>
-        <w:t xml:space="preserve">Concernant le groupe, j'ai trouvé que nous avons bien su travailler et nous améliorer tout au long du module. En effet en semaine 2-3 on a bien écouté les remarques, ce qui nous a permis d'améliorer notre gestion. En tant que SCRUM master, j'ai trouvé que j'avais plutôt bien travaillé, même si j'ai aussi </w:t>
+        <w:t xml:space="preserve">Concernant le groupe, j'ai trouvé que nous avons bien su travailler et nous améliorer tout au long du module. En effet en semaine 2-3 on a bien écouté les remarques, ce qui nous a permis </w:t>
+      </w:r>
+      <w:r>
+        <w:rPr>
+          <w:lang w:val="fr-CH"/>
+        </w:rPr>
+        <w:lastRenderedPageBreak/>
+        <w:t xml:space="preserve">d'améliorer notre gestion. En tant que SCRUM master, j'ai trouvé que j'avais plutôt bien travaillé, même si j'ai aussi </w:t>
       </w:r>
       <w:proofErr w:type="gramStart"/>
       <w:r>
@@ -11373,7 +11627,6 @@
         <w:rPr>
           <w:lang w:val="fr-CH"/>
         </w:rPr>
-        <w:lastRenderedPageBreak/>
         <w:t>Par exemple j'avais cru à cause d'anciens modules qu'on devait noter les résumés des réunions, alors que ce n'est pas le cas.</w:t>
       </w:r>
     </w:p>
@@ -11455,7 +11708,7 @@
         </w:rPr>
         <w:br/>
       </w:r>
-      <w:hyperlink r:id="rId25" w:history="1">
+      <w:hyperlink r:id="rId26" w:history="1">
         <w:r>
           <w:rPr>
             <w:rStyle w:val="Lienhypertexte"/>
@@ -11504,7 +11757,7 @@
         </w:rPr>
         <w:br/>
       </w:r>
-      <w:hyperlink r:id="rId26" w:history="1">
+      <w:hyperlink r:id="rId27" w:history="1">
         <w:r>
           <w:rPr>
             <w:rStyle w:val="Lienhypertexte"/>
@@ -11553,7 +11806,7 @@
         </w:rPr>
         <w:br/>
       </w:r>
-      <w:hyperlink r:id="rId27" w:history="1">
+      <w:hyperlink r:id="rId28" w:history="1">
         <w:r>
           <w:rPr>
             <w:rStyle w:val="Lienhypertexte"/>
@@ -11619,7 +11872,7 @@
         </w:rPr>
         <w:br/>
       </w:r>
-      <w:hyperlink r:id="rId28" w:history="1">
+      <w:hyperlink r:id="rId29" w:history="1">
         <w:r>
           <w:rPr>
             <w:rStyle w:val="Lienhypertexte"/>
@@ -11669,7 +11922,7 @@
         </w:rPr>
         <w:br/>
       </w:r>
-      <w:hyperlink r:id="rId29" w:history="1">
+      <w:hyperlink r:id="rId30" w:history="1">
         <w:r>
           <w:rPr>
             <w:rStyle w:val="Lienhypertexte"/>
@@ -11702,10 +11955,10 @@
       </w:r>
     </w:p>
     <w:sectPr>
-      <w:headerReference w:type="default" r:id="rId30"/>
-      <w:footerReference w:type="default" r:id="rId31"/>
-      <w:headerReference w:type="first" r:id="rId32"/>
-      <w:footerReference w:type="first" r:id="rId33"/>
+      <w:headerReference w:type="default" r:id="rId31"/>
+      <w:footerReference w:type="default" r:id="rId32"/>
+      <w:headerReference w:type="first" r:id="rId33"/>
+      <w:footerReference w:type="first" r:id="rId34"/>
       <w:pgSz w:w="11906" w:h="16838" w:code="9"/>
       <w:pgMar w:top="1861" w:right="1134" w:bottom="907" w:left="1701" w:header="851" w:footer="340" w:gutter="0"/>
       <w:cols w:space="708"/>
@@ -11927,7 +12180,7 @@
                   <w:rPr>
                     <w:lang w:val="fr-CH"/>
                   </w:rPr>
-                  <w:t>07.03.2026 14:55</w:t>
+                  <w:t>08.03.2026 12:27</w:t>
                 </w:r>
                 <w:r>
                   <w:rPr>
@@ -12224,7 +12477,7 @@
                   <w:rPr>
                     <w:lang w:val="fr-CH"/>
                   </w:rPr>
-                  <w:t>07.03.2026 14:55</w:t>
+                  <w:t>08.03.2026 12:27</w:t>
                 </w:r>
                 <w:r>
                   <w:rPr>
@@ -12437,7 +12690,7 @@
                   <w:rPr>
                     <w:lang w:val="fr-CH"/>
                   </w:rPr>
-                  <w:t>07.03.2026 14:55</w:t>
+                  <w:t>08.03.2026 12:27</w:t>
                 </w:r>
                 <w:r>
                   <w:rPr>
@@ -12843,7 +13096,7 @@
   <w:abstractNum w:abstractNumId="1" w15:restartNumberingAfterBreak="0">
     <w:nsid w:val="17AA109A"/>
     <w:multiLevelType w:val="multilevel"/>
-    <w:tmpl w:val="227AEEEE"/>
+    <w:tmpl w:val="07B05AD8"/>
     <w:lvl w:ilvl="0">
       <w:start w:val="1"/>
       <w:numFmt w:val="decimal"/>
@@ -12872,6 +13125,9 @@
         </w:tabs>
         <w:ind w:left="576" w:hanging="576"/>
       </w:pPr>
+      <w:rPr>
+        <w:rFonts w:ascii="Arial" w:hAnsi="Arial" w:cs="Arial" w:hint="default"/>
+      </w:rPr>
     </w:lvl>
     <w:lvl w:ilvl="2">
       <w:start w:val="1"/>
@@ -16169,6 +16425,7 @@
   <w:rsids>
     <w:rsidRoot w:val="00540217"/>
     <w:rsid w:val="00010AFC"/>
+    <w:rsid w:val="00030B98"/>
     <w:rsid w:val="00047BBD"/>
     <w:rsid w:val="00047EE5"/>
     <w:rsid w:val="00076993"/>
@@ -16196,6 +16453,7 @@
     <w:rsid w:val="003620FA"/>
     <w:rsid w:val="003A08C8"/>
     <w:rsid w:val="003D54E1"/>
+    <w:rsid w:val="0043633C"/>
     <w:rsid w:val="00442075"/>
     <w:rsid w:val="004B62BE"/>
     <w:rsid w:val="004F7B49"/>
@@ -16205,6 +16463,7 @@
     <w:rsid w:val="00607172"/>
     <w:rsid w:val="00617FF4"/>
     <w:rsid w:val="006A1B07"/>
+    <w:rsid w:val="006E33DB"/>
     <w:rsid w:val="00717460"/>
     <w:rsid w:val="007C0826"/>
     <w:rsid w:val="0082647C"/>
@@ -16229,6 +16488,7 @@
     <w:rsid w:val="00B557D8"/>
     <w:rsid w:val="00BC344B"/>
     <w:rsid w:val="00C279C2"/>
+    <w:rsid w:val="00C321DE"/>
     <w:rsid w:val="00CA05B4"/>
     <w:rsid w:val="00CB1F5C"/>
     <w:rsid w:val="00CD3F22"/>
